--- a/eng/docx/34.content.docx
+++ b/eng/docx/34.content.docx
@@ -965,6 +965,20 @@
       </w:r>
       <w:r>
         <w:rPr>
+          <w:lang w:val="en_US" w:bidi="en_US"/>
+        </w:rPr>
+        <w:t>מַשָּׂ֖א</w:t>
+      </w:r>
+    </w:p>
+    <w:p>
+      <w:pPr/>
+      <w:r>
+        <w:rPr>
+          <w:lang w:val="en_US" w:bidi="en_US"/>
+        </w:rPr>
+      </w:r>
+      <w:r>
+        <w:rPr>
           <w:b/>
           <w:lang w:val="en_US" w:bidi="en_US"/>
         </w:rPr>
@@ -1061,6 +1075,20 @@
       </w:r>
       <w:r>
         <w:rPr>
+          <w:lang w:val="en_US" w:bidi="en_US"/>
+        </w:rPr>
+        <w:t>הָ⁠אֶלְקֹשִֽׁי</w:t>
+      </w:r>
+    </w:p>
+    <w:p>
+      <w:pPr/>
+      <w:r>
+        <w:rPr>
+          <w:lang w:val="en_US" w:bidi="en_US"/>
+        </w:rPr>
+      </w:r>
+      <w:r>
+        <w:rPr>
           <w:b/>
           <w:lang w:val="en_US" w:bidi="en_US"/>
         </w:rPr>
@@ -1157,6 +1185,20 @@
       </w:r>
       <w:r>
         <w:rPr>
+          <w:lang w:val="en_US" w:bidi="en_US"/>
+        </w:rPr>
+        <w:t>נֹקֵ֤ם &amp; לְ⁠צָרָ֔י⁠ו</w:t>
+      </w:r>
+    </w:p>
+    <w:p>
+      <w:pPr/>
+      <w:r>
+        <w:rPr>
+          <w:lang w:val="en_US" w:bidi="en_US"/>
+        </w:rPr>
+      </w:r>
+      <w:r>
+        <w:rPr>
           <w:b/>
           <w:lang w:val="en_US" w:bidi="en_US"/>
         </w:rPr>
@@ -1253,6 +1295,20 @@
       </w:r>
       <w:r>
         <w:rPr>
+          <w:lang w:val="en_US" w:bidi="en_US"/>
+        </w:rPr>
+        <w:t>אֵ֣ל קַנּ֤וֹא וְ⁠נֹקֵם֙ יְהוָ֔ה נֹקֵ֥ם יְהוָ֖ה וּ⁠בַ֣עַל חֵמָ֑ה</w:t>
+      </w:r>
+    </w:p>
+    <w:p>
+      <w:pPr/>
+      <w:r>
+        <w:rPr>
+          <w:lang w:val="en_US" w:bidi="en_US"/>
+        </w:rPr>
+      </w:r>
+      <w:r>
+        <w:rPr>
           <w:b/>
           <w:lang w:val="en_US" w:bidi="en_US"/>
         </w:rPr>
@@ -1336,6 +1392,20 @@
       </w:r>
       <w:r>
         <w:rPr>
+          <w:lang w:val="en_US" w:bidi="en_US"/>
+        </w:rPr>
+        <w:t>וּ⁠בַ֣עַל חֵמָ֑ה</w:t>
+      </w:r>
+    </w:p>
+    <w:p>
+      <w:pPr/>
+      <w:r>
+        <w:rPr>
+          <w:lang w:val="en_US" w:bidi="en_US"/>
+        </w:rPr>
+      </w:r>
+      <w:r>
+        <w:rPr>
           <w:b/>
           <w:lang w:val="en_US" w:bidi="en_US"/>
         </w:rPr>
@@ -1432,6 +1502,20 @@
       </w:r>
       <w:r>
         <w:rPr>
+          <w:lang w:val="en_US" w:bidi="en_US"/>
+        </w:rPr>
+        <w:t>נֹקֵ֤ם יְהוָה֙ לְ⁠צָרָ֔י⁠ו וְ⁠נוֹטֵ֥ר ה֖וּא לְ⁠אֹיְבָֽי⁠ו</w:t>
+      </w:r>
+    </w:p>
+    <w:p>
+      <w:pPr/>
+      <w:r>
+        <w:rPr>
+          <w:lang w:val="en_US" w:bidi="en_US"/>
+        </w:rPr>
+      </w:r>
+      <w:r>
+        <w:rPr>
           <w:b/>
           <w:lang w:val="en_US" w:bidi="en_US"/>
         </w:rPr>
@@ -1528,6 +1612,20 @@
       </w:r>
       <w:r>
         <w:rPr>
+          <w:lang w:val="en_US" w:bidi="en_US"/>
+        </w:rPr>
+        <w:t>וְ⁠נוֹטֵ֥ר ה֖וּא לְ⁠אֹיְבָֽי⁠ו</w:t>
+      </w:r>
+    </w:p>
+    <w:p>
+      <w:pPr/>
+      <w:r>
+        <w:rPr>
+          <w:lang w:val="en_US" w:bidi="en_US"/>
+        </w:rPr>
+      </w:r>
+      <w:r>
+        <w:rPr>
           <w:b/>
           <w:lang w:val="en_US" w:bidi="en_US"/>
         </w:rPr>
@@ -1624,6 +1722,20 @@
       </w:r>
       <w:r>
         <w:rPr>
+          <w:lang w:val="en_US" w:bidi="en_US"/>
+        </w:rPr>
+        <w:t>אֶ֤רֶךְ אַפַּ֨יִם֙</w:t>
+      </w:r>
+    </w:p>
+    <w:p>
+      <w:pPr/>
+      <w:r>
+        <w:rPr>
+          <w:lang w:val="en_US" w:bidi="en_US"/>
+        </w:rPr>
+      </w:r>
+      <w:r>
+        <w:rPr>
           <w:b/>
           <w:lang w:val="en_US" w:bidi="en_US"/>
         </w:rPr>
@@ -1720,6 +1832,20 @@
       </w:r>
       <w:r>
         <w:rPr>
+          <w:lang w:val="en_US" w:bidi="en_US"/>
+        </w:rPr>
+        <w:t>ו⁠גדול־כֹּ֔חַ</w:t>
+      </w:r>
+    </w:p>
+    <w:p>
+      <w:pPr/>
+      <w:r>
+        <w:rPr>
+          <w:lang w:val="en_US" w:bidi="en_US"/>
+        </w:rPr>
+      </w:r>
+      <w:r>
+        <w:rPr>
           <w:b/>
           <w:lang w:val="en_US" w:bidi="en_US"/>
         </w:rPr>
@@ -1816,6 +1942,20 @@
       </w:r>
       <w:r>
         <w:rPr>
+          <w:lang w:val="en_US" w:bidi="en_US"/>
+        </w:rPr>
+        <w:t>וְ⁠נַקֵּ֖ה לֹ֣א יְנַקֶּ֑ה</w:t>
+      </w:r>
+    </w:p>
+    <w:p>
+      <w:pPr/>
+      <w:r>
+        <w:rPr>
+          <w:lang w:val="en_US" w:bidi="en_US"/>
+        </w:rPr>
+      </w:r>
+      <w:r>
+        <w:rPr>
           <w:b/>
           <w:lang w:val="en_US" w:bidi="en_US"/>
         </w:rPr>
@@ -1912,6 +2052,20 @@
       </w:r>
       <w:r>
         <w:rPr>
+          <w:lang w:val="en_US" w:bidi="en_US"/>
+        </w:rPr>
+        <w:t>גּוֹעֵ֤ר</w:t>
+      </w:r>
+    </w:p>
+    <w:p>
+      <w:pPr/>
+      <w:r>
+        <w:rPr>
+          <w:lang w:val="en_US" w:bidi="en_US"/>
+        </w:rPr>
+      </w:r>
+      <w:r>
+        <w:rPr>
           <w:b/>
           <w:lang w:val="en_US" w:bidi="en_US"/>
         </w:rPr>
@@ -2008,6 +2162,20 @@
       </w:r>
       <w:r>
         <w:rPr>
+          <w:lang w:val="en_US" w:bidi="en_US"/>
+        </w:rPr>
+        <w:t>אֻמְלַ֤ל בָּשָׁן֙</w:t>
+      </w:r>
+    </w:p>
+    <w:p>
+      <w:pPr/>
+      <w:r>
+        <w:rPr>
+          <w:lang w:val="en_US" w:bidi="en_US"/>
+        </w:rPr>
+      </w:r>
+      <w:r>
+        <w:rPr>
           <w:b/>
           <w:lang w:val="en_US" w:bidi="en_US"/>
         </w:rPr>
@@ -2104,6 +2272,20 @@
       </w:r>
       <w:r>
         <w:rPr>
+          <w:lang w:val="en_US" w:bidi="en_US"/>
+        </w:rPr>
+        <w:t>וְ⁠כַרְמֶ֔ל</w:t>
+      </w:r>
+    </w:p>
+    <w:p>
+      <w:pPr/>
+      <w:r>
+        <w:rPr>
+          <w:lang w:val="en_US" w:bidi="en_US"/>
+        </w:rPr>
+      </w:r>
+      <w:r>
+        <w:rPr>
           <w:b/>
           <w:lang w:val="en_US" w:bidi="en_US"/>
         </w:rPr>
@@ -2194,6 +2376,20 @@
       </w:r>
       <w:r>
         <w:rPr>
+          <w:lang w:val="en_US" w:bidi="en_US"/>
+        </w:rPr>
+        <w:t>וְ⁠כַרְמֶ֔ל</w:t>
+      </w:r>
+    </w:p>
+    <w:p>
+      <w:pPr/>
+      <w:r>
+        <w:rPr>
+          <w:lang w:val="en_US" w:bidi="en_US"/>
+        </w:rPr>
+      </w:r>
+      <w:r>
+        <w:rPr>
           <w:b/>
           <w:lang w:val="en_US" w:bidi="en_US"/>
         </w:rPr>
@@ -2277,6 +2473,20 @@
       </w:r>
       <w:r>
         <w:rPr>
+          <w:lang w:val="en_US" w:bidi="en_US"/>
+        </w:rPr>
+        <w:t>וְ⁠הַ⁠גְּבָע֖וֹת הִתְמֹגָ֑גוּ</w:t>
+      </w:r>
+    </w:p>
+    <w:p>
+      <w:pPr/>
+      <w:r>
+        <w:rPr>
+          <w:lang w:val="en_US" w:bidi="en_US"/>
+        </w:rPr>
+      </w:r>
+      <w:r>
+        <w:rPr>
           <w:b/>
           <w:lang w:val="en_US" w:bidi="en_US"/>
         </w:rPr>
@@ -2360,6 +2570,20 @@
       </w:r>
       <w:r>
         <w:rPr>
+          <w:lang w:val="en_US" w:bidi="en_US"/>
+        </w:rPr>
+        <w:t>יֹ֥שְׁבֵי בָֽ⁠הּ</w:t>
+      </w:r>
+    </w:p>
+    <w:p>
+      <w:pPr/>
+      <w:r>
+        <w:rPr>
+          <w:lang w:val="en_US" w:bidi="en_US"/>
+        </w:rPr>
+      </w:r>
+      <w:r>
+        <w:rPr>
           <w:b/>
           <w:lang w:val="en_US" w:bidi="en_US"/>
         </w:rPr>
@@ -2456,6 +2680,20 @@
       </w:r>
       <w:r>
         <w:rPr>
+          <w:lang w:val="en_US" w:bidi="en_US"/>
+        </w:rPr>
+        <w:t>לִ⁠פְנֵ֤י זַעְמ⁠וֹ֙ מִ֣י יַֽעֲמ֔וֹד וּ⁠מִ֥י יָק֖וּם בַּ⁠חֲר֣וֹן אַפּ֑⁠וֹ</w:t>
+      </w:r>
+    </w:p>
+    <w:p>
+      <w:pPr/>
+      <w:r>
+        <w:rPr>
+          <w:lang w:val="en_US" w:bidi="en_US"/>
+        </w:rPr>
+      </w:r>
+      <w:r>
+        <w:rPr>
           <w:b/>
           <w:lang w:val="en_US" w:bidi="en_US"/>
         </w:rPr>
@@ -2552,6 +2790,20 @@
       </w:r>
       <w:r>
         <w:rPr>
+          <w:lang w:val="en_US" w:bidi="en_US"/>
+        </w:rPr>
+        <w:t>לִ⁠פְנֵ֤י</w:t>
+      </w:r>
+    </w:p>
+    <w:p>
+      <w:pPr/>
+      <w:r>
+        <w:rPr>
+          <w:lang w:val="en_US" w:bidi="en_US"/>
+        </w:rPr>
+      </w:r>
+      <w:r>
+        <w:rPr>
           <w:b/>
           <w:lang w:val="en_US" w:bidi="en_US"/>
         </w:rPr>
@@ -2648,6 +2900,20 @@
       </w:r>
       <w:r>
         <w:rPr>
+          <w:lang w:val="en_US" w:bidi="en_US"/>
+        </w:rPr>
+        <w:t>בַּ⁠חֲר֣וֹן אַפּ֑⁠וֹ</w:t>
+      </w:r>
+    </w:p>
+    <w:p>
+      <w:pPr/>
+      <w:r>
+        <w:rPr>
+          <w:lang w:val="en_US" w:bidi="en_US"/>
+        </w:rPr>
+      </w:r>
+      <w:r>
+        <w:rPr>
           <w:b/>
           <w:lang w:val="en_US" w:bidi="en_US"/>
         </w:rPr>
@@ -2744,6 +3010,20 @@
       </w:r>
       <w:r>
         <w:rPr>
+          <w:lang w:val="en_US" w:bidi="en_US"/>
+        </w:rPr>
+        <w:t>לִ⁠פְנֵ֤י זַעְמ⁠וֹ֙ &amp; חֲמָת⁠וֹ֙ נִתְּכָ֣ה כָ⁠אֵ֔שׁ</w:t>
+      </w:r>
+    </w:p>
+    <w:p>
+      <w:pPr/>
+      <w:r>
+        <w:rPr>
+          <w:lang w:val="en_US" w:bidi="en_US"/>
+        </w:rPr>
+      </w:r>
+      <w:r>
+        <w:rPr>
           <w:b/>
           <w:lang w:val="en_US" w:bidi="en_US"/>
         </w:rPr>
@@ -2866,6 +3146,20 @@
       </w:r>
       <w:r>
         <w:rPr>
+          <w:lang w:val="en_US" w:bidi="en_US"/>
+        </w:rPr>
+        <w:t>לִ⁠פְנֵ֤י זַעְמ⁠וֹ֙ מִ֣י יַֽעֲמ֔וֹד</w:t>
+      </w:r>
+    </w:p>
+    <w:p>
+      <w:pPr/>
+      <w:r>
+        <w:rPr>
+          <w:lang w:val="en_US" w:bidi="en_US"/>
+        </w:rPr>
+      </w:r>
+      <w:r>
+        <w:rPr>
           <w:b/>
           <w:lang w:val="en_US" w:bidi="en_US"/>
         </w:rPr>
@@ -2949,6 +3243,20 @@
       </w:r>
       <w:r>
         <w:rPr>
+          <w:lang w:val="en_US" w:bidi="en_US"/>
+        </w:rPr>
+        <w:t>וּ⁠מִ֥י יָק֖וּם בַּ⁠חֲר֣וֹן אַפּ֑⁠וֹ</w:t>
+      </w:r>
+    </w:p>
+    <w:p>
+      <w:pPr/>
+      <w:r>
+        <w:rPr>
+          <w:lang w:val="en_US" w:bidi="en_US"/>
+        </w:rPr>
+      </w:r>
+      <w:r>
+        <w:rPr>
           <w:b/>
           <w:lang w:val="en_US" w:bidi="en_US"/>
         </w:rPr>
@@ -3032,6 +3340,20 @@
       </w:r>
       <w:r>
         <w:rPr>
+          <w:lang w:val="en_US" w:bidi="en_US"/>
+        </w:rPr>
+        <w:t>לְ⁠מָע֖וֹז</w:t>
+      </w:r>
+    </w:p>
+    <w:p>
+      <w:pPr/>
+      <w:r>
+        <w:rPr>
+          <w:lang w:val="en_US" w:bidi="en_US"/>
+        </w:rPr>
+      </w:r>
+      <w:r>
+        <w:rPr>
           <w:b/>
           <w:lang w:val="en_US" w:bidi="en_US"/>
         </w:rPr>
@@ -3115,6 +3437,20 @@
       </w:r>
       <w:r>
         <w:rPr>
+          <w:lang w:val="en_US" w:bidi="en_US"/>
+        </w:rPr>
+        <w:t>בְּ⁠י֣וֹם צָרָ֑ה</w:t>
+      </w:r>
+    </w:p>
+    <w:p>
+      <w:pPr/>
+      <w:r>
+        <w:rPr>
+          <w:lang w:val="en_US" w:bidi="en_US"/>
+        </w:rPr>
+      </w:r>
+      <w:r>
+        <w:rPr>
           <w:b/>
           <w:lang w:val="en_US" w:bidi="en_US"/>
         </w:rPr>
@@ -3224,6 +3560,20 @@
       </w:r>
       <w:r>
         <w:rPr>
+          <w:lang w:val="en_US" w:bidi="en_US"/>
+        </w:rPr>
+        <w:t>חֹ֥סֵי בֽ⁠וֹ</w:t>
+      </w:r>
+    </w:p>
+    <w:p>
+      <w:pPr/>
+      <w:r>
+        <w:rPr>
+          <w:lang w:val="en_US" w:bidi="en_US"/>
+        </w:rPr>
+      </w:r>
+      <w:r>
+        <w:rPr>
           <w:b/>
           <w:lang w:val="en_US" w:bidi="en_US"/>
         </w:rPr>
@@ -3320,6 +3670,20 @@
       </w:r>
       <w:r>
         <w:rPr>
+          <w:lang w:val="en_US" w:bidi="en_US"/>
+        </w:rPr>
+        <w:t>מְקוֹמָ֑⁠הּ</w:t>
+      </w:r>
+    </w:p>
+    <w:p>
+      <w:pPr/>
+      <w:r>
+        <w:rPr>
+          <w:lang w:val="en_US" w:bidi="en_US"/>
+        </w:rPr>
+      </w:r>
+      <w:r>
+        <w:rPr>
           <w:b/>
           <w:lang w:val="en_US" w:bidi="en_US"/>
         </w:rPr>
@@ -3416,6 +3780,20 @@
       </w:r>
       <w:r>
         <w:rPr>
+          <w:lang w:val="en_US" w:bidi="en_US"/>
+        </w:rPr>
+        <w:t>וְ⁠אֹיְבָ֖י⁠ו יְרַדֶּף־חֹֽשֶׁךְ</w:t>
+      </w:r>
+    </w:p>
+    <w:p>
+      <w:pPr/>
+      <w:r>
+        <w:rPr>
+          <w:lang w:val="en_US" w:bidi="en_US"/>
+        </w:rPr>
+      </w:r>
+      <w:r>
+        <w:rPr>
           <w:b/>
           <w:lang w:val="en_US" w:bidi="en_US"/>
         </w:rPr>
@@ -3512,6 +3890,20 @@
       </w:r>
       <w:r>
         <w:rPr>
+          <w:lang w:val="en_US" w:bidi="en_US"/>
+        </w:rPr>
+        <w:t>מַה־תְּחַשְּׁבוּ⁠ן֙ אֶל־יְהוָ֔ה</w:t>
+      </w:r>
+    </w:p>
+    <w:p>
+      <w:pPr/>
+      <w:r>
+        <w:rPr>
+          <w:lang w:val="en_US" w:bidi="en_US"/>
+        </w:rPr>
+      </w:r>
+      <w:r>
+        <w:rPr>
           <w:b/>
           <w:lang w:val="en_US" w:bidi="en_US"/>
         </w:rPr>
@@ -3595,6 +3987,20 @@
       </w:r>
       <w:r>
         <w:rPr>
+          <w:lang w:val="en_US" w:bidi="en_US"/>
+        </w:rPr>
+        <w:t>תְּחַשְּׁבוּ⁠ן֙</w:t>
+      </w:r>
+    </w:p>
+    <w:p>
+      <w:pPr/>
+      <w:r>
+        <w:rPr>
+          <w:lang w:val="en_US" w:bidi="en_US"/>
+        </w:rPr>
+      </w:r>
+      <w:r>
+        <w:rPr>
           <w:b/>
           <w:lang w:val="en_US" w:bidi="en_US"/>
         </w:rPr>
@@ -3691,6 +4097,20 @@
       </w:r>
       <w:r>
         <w:rPr>
+          <w:lang w:val="en_US" w:bidi="en_US"/>
+        </w:rPr>
+        <w:t>תְּחַשְּׁבוּ⁠ן֙</w:t>
+      </w:r>
+    </w:p>
+    <w:p>
+      <w:pPr/>
+      <w:r>
+        <w:rPr>
+          <w:lang w:val="en_US" w:bidi="en_US"/>
+        </w:rPr>
+      </w:r>
+      <w:r>
+        <w:rPr>
           <w:b/>
           <w:lang w:val="en_US" w:bidi="en_US"/>
         </w:rPr>
@@ -3787,6 +4207,20 @@
       </w:r>
       <w:r>
         <w:rPr>
+          <w:lang w:val="en_US" w:bidi="en_US"/>
+        </w:rPr>
+        <w:t>צָרָֽה</w:t>
+      </w:r>
+    </w:p>
+    <w:p>
+      <w:pPr/>
+      <w:r>
+        <w:rPr>
+          <w:lang w:val="en_US" w:bidi="en_US"/>
+        </w:rPr>
+      </w:r>
+      <w:r>
+        <w:rPr>
           <w:b/>
           <w:lang w:val="en_US" w:bidi="en_US"/>
         </w:rPr>
@@ -3883,6 +4317,20 @@
       </w:r>
       <w:r>
         <w:rPr>
+          <w:lang w:val="en_US" w:bidi="en_US"/>
+        </w:rPr>
+        <w:t>לֹֽא־תָק֥וּם</w:t>
+      </w:r>
+    </w:p>
+    <w:p>
+      <w:pPr/>
+      <w:r>
+        <w:rPr>
+          <w:lang w:val="en_US" w:bidi="en_US"/>
+        </w:rPr>
+      </w:r>
+      <w:r>
+        <w:rPr>
           <w:b/>
           <w:lang w:val="en_US" w:bidi="en_US"/>
         </w:rPr>
@@ -3992,6 +4440,20 @@
       </w:r>
       <w:r>
         <w:rPr>
+          <w:lang w:val="en_US" w:bidi="en_US"/>
+        </w:rPr>
+        <w:t>עַד־סִירִ֣ים סְבֻכִ֔ים וּ⁠כְ⁠סָבְאָ֖⁠ם סְבוּאִ֑ים אֻ֨כְּל֔וּ</w:t>
+      </w:r>
+    </w:p>
+    <w:p>
+      <w:pPr/>
+      <w:r>
+        <w:rPr>
+          <w:lang w:val="en_US" w:bidi="en_US"/>
+        </w:rPr>
+      </w:r>
+      <w:r>
+        <w:rPr>
           <w:b/>
           <w:lang w:val="en_US" w:bidi="en_US"/>
         </w:rPr>
@@ -4075,6 +4537,20 @@
       </w:r>
       <w:r>
         <w:rPr>
+          <w:lang w:val="en_US" w:bidi="en_US"/>
+        </w:rPr>
+        <w:t>וּ⁠כְ⁠סָבְאָ֖⁠ם &amp; אֻ֨כְּל֔וּ</w:t>
+      </w:r>
+    </w:p>
+    <w:p>
+      <w:pPr/>
+      <w:r>
+        <w:rPr>
+          <w:lang w:val="en_US" w:bidi="en_US"/>
+        </w:rPr>
+      </w:r>
+      <w:r>
+        <w:rPr>
           <w:b/>
           <w:lang w:val="en_US" w:bidi="en_US"/>
         </w:rPr>
@@ -4197,6 +4673,20 @@
       </w:r>
       <w:r>
         <w:rPr>
+          <w:lang w:val="en_US" w:bidi="en_US"/>
+        </w:rPr>
+        <w:t>אֻ֨כְּל֔וּ</w:t>
+      </w:r>
+    </w:p>
+    <w:p>
+      <w:pPr/>
+      <w:r>
+        <w:rPr>
+          <w:lang w:val="en_US" w:bidi="en_US"/>
+        </w:rPr>
+      </w:r>
+      <w:r>
+        <w:rPr>
           <w:b/>
           <w:lang w:val="en_US" w:bidi="en_US"/>
         </w:rPr>
@@ -4280,6 +4770,20 @@
       </w:r>
       <w:r>
         <w:rPr>
+          <w:lang w:val="en_US" w:bidi="en_US"/>
+        </w:rPr>
+        <w:t>מִמֵּ֣⁠ךְ</w:t>
+      </w:r>
+    </w:p>
+    <w:p>
+      <w:pPr/>
+      <w:r>
+        <w:rPr>
+          <w:lang w:val="en_US" w:bidi="en_US"/>
+        </w:rPr>
+      </w:r>
+      <w:r>
+        <w:rPr>
           <w:b/>
           <w:lang w:val="en_US" w:bidi="en_US"/>
         </w:rPr>
@@ -4376,6 +4880,20 @@
       </w:r>
       <w:r>
         <w:rPr>
+          <w:lang w:val="en_US" w:bidi="en_US"/>
+        </w:rPr>
+        <w:t>מִמֵּ֣⁠ךְ</w:t>
+      </w:r>
+    </w:p>
+    <w:p>
+      <w:pPr/>
+      <w:r>
+        <w:rPr>
+          <w:lang w:val="en_US" w:bidi="en_US"/>
+        </w:rPr>
+      </w:r>
+      <w:r>
+        <w:rPr>
           <w:b/>
           <w:lang w:val="en_US" w:bidi="en_US"/>
         </w:rPr>
@@ -4472,6 +4990,20 @@
       </w:r>
       <w:r>
         <w:rPr>
+          <w:lang w:val="en_US" w:bidi="en_US"/>
+        </w:rPr>
+        <w:t>מִמֵּ֣⁠ךְ יָצָ֔א</w:t>
+      </w:r>
+    </w:p>
+    <w:p>
+      <w:pPr/>
+      <w:r>
+        <w:rPr>
+          <w:lang w:val="en_US" w:bidi="en_US"/>
+        </w:rPr>
+      </w:r>
+      <w:r>
+        <w:rPr>
           <w:b/>
           <w:lang w:val="en_US" w:bidi="en_US"/>
         </w:rPr>
@@ -4555,6 +5087,20 @@
       </w:r>
       <w:r>
         <w:rPr>
+          <w:lang w:val="en_US" w:bidi="en_US"/>
+        </w:rPr>
+        <w:t>חֹשֵׁ֥ב &amp; רָעָ֑ה יֹעֵ֖ץ בְּלִיָּֽעַל</w:t>
+      </w:r>
+    </w:p>
+    <w:p>
+      <w:pPr/>
+      <w:r>
+        <w:rPr>
+          <w:lang w:val="en_US" w:bidi="en_US"/>
+        </w:rPr>
+      </w:r>
+      <w:r>
+        <w:rPr>
           <w:b/>
           <w:lang w:val="en_US" w:bidi="en_US"/>
         </w:rPr>
@@ -4651,6 +5197,20 @@
       </w:r>
       <w:r>
         <w:rPr>
+          <w:lang w:val="en_US" w:bidi="en_US"/>
+        </w:rPr>
+        <w:t>חֹשֵׁ֥ב &amp; רָעָ֑ה יֹעֵ֖ץ בְּלִיָּֽעַל</w:t>
+      </w:r>
+    </w:p>
+    <w:p>
+      <w:pPr/>
+      <w:r>
+        <w:rPr>
+          <w:lang w:val="en_US" w:bidi="en_US"/>
+        </w:rPr>
+      </w:r>
+      <w:r>
+        <w:rPr>
           <w:b/>
           <w:lang w:val="en_US" w:bidi="en_US"/>
         </w:rPr>
@@ -4773,6 +5333,20 @@
       </w:r>
       <w:r>
         <w:rPr>
+          <w:lang w:val="en_US" w:bidi="en_US"/>
+        </w:rPr>
+        <w:t>שְׁלֵמִים֙</w:t>
+      </w:r>
+    </w:p>
+    <w:p>
+      <w:pPr/>
+      <w:r>
+        <w:rPr>
+          <w:lang w:val="en_US" w:bidi="en_US"/>
+        </w:rPr>
+      </w:r>
+      <w:r>
+        <w:rPr>
           <w:b/>
           <w:lang w:val="en_US" w:bidi="en_US"/>
         </w:rPr>
@@ -4869,6 +5443,20 @@
       </w:r>
       <w:r>
         <w:rPr>
+          <w:lang w:val="en_US" w:bidi="en_US"/>
+        </w:rPr>
+        <w:t>שְׁלֵמִים֙</w:t>
+      </w:r>
+    </w:p>
+    <w:p>
+      <w:pPr/>
+      <w:r>
+        <w:rPr>
+          <w:lang w:val="en_US" w:bidi="en_US"/>
+        </w:rPr>
+      </w:r>
+      <w:r>
+        <w:rPr>
           <w:b/>
           <w:lang w:val="en_US" w:bidi="en_US"/>
         </w:rPr>
@@ -4965,6 +5553,20 @@
       </w:r>
       <w:r>
         <w:rPr>
+          <w:lang w:val="en_US" w:bidi="en_US"/>
+        </w:rPr>
+        <w:t>נָגֹ֖זּוּ וְ⁠עָבָ֑ר</w:t>
+      </w:r>
+    </w:p>
+    <w:p>
+      <w:pPr/>
+      <w:r>
+        <w:rPr>
+          <w:lang w:val="en_US" w:bidi="en_US"/>
+        </w:rPr>
+      </w:r>
+      <w:r>
+        <w:rPr>
           <w:b/>
           <w:lang w:val="en_US" w:bidi="en_US"/>
         </w:rPr>
@@ -5048,6 +5650,20 @@
       </w:r>
       <w:r>
         <w:rPr>
+          <w:lang w:val="en_US" w:bidi="en_US"/>
+        </w:rPr>
+        <w:t>נָגֹ֖זּוּ</w:t>
+      </w:r>
+    </w:p>
+    <w:p>
+      <w:pPr/>
+      <w:r>
+        <w:rPr>
+          <w:lang w:val="en_US" w:bidi="en_US"/>
+        </w:rPr>
+      </w:r>
+      <w:r>
+        <w:rPr>
           <w:b/>
           <w:lang w:val="en_US" w:bidi="en_US"/>
         </w:rPr>
@@ -5144,6 +5760,20 @@
       </w:r>
       <w:r>
         <w:rPr>
+          <w:lang w:val="en_US" w:bidi="en_US"/>
+        </w:rPr>
+        <w:t>נָגֹ֖זּוּ</w:t>
+      </w:r>
+    </w:p>
+    <w:p>
+      <w:pPr/>
+      <w:r>
+        <w:rPr>
+          <w:lang w:val="en_US" w:bidi="en_US"/>
+        </w:rPr>
+      </w:r>
+      <w:r>
+        <w:rPr>
           <w:b/>
           <w:lang w:val="en_US" w:bidi="en_US"/>
         </w:rPr>
@@ -5227,6 +5857,20 @@
       </w:r>
       <w:r>
         <w:rPr>
+          <w:lang w:val="en_US" w:bidi="en_US"/>
+        </w:rPr>
+        <w:t>וְ⁠עָבָ֑ר</w:t>
+      </w:r>
+    </w:p>
+    <w:p>
+      <w:pPr/>
+      <w:r>
+        <w:rPr>
+          <w:lang w:val="en_US" w:bidi="en_US"/>
+        </w:rPr>
+      </w:r>
+      <w:r>
+        <w:rPr>
           <w:b/>
           <w:lang w:val="en_US" w:bidi="en_US"/>
         </w:rPr>
@@ -5336,6 +5980,20 @@
       </w:r>
       <w:r>
         <w:rPr>
+          <w:lang w:val="en_US" w:bidi="en_US"/>
+        </w:rPr>
+        <w:t>וְ⁠עִ֨נִּתִ֔⁠ךְ</w:t>
+      </w:r>
+    </w:p>
+    <w:p>
+      <w:pPr/>
+      <w:r>
+        <w:rPr>
+          <w:lang w:val="en_US" w:bidi="en_US"/>
+        </w:rPr>
+      </w:r>
+      <w:r>
+        <w:rPr>
           <w:b/>
           <w:lang w:val="en_US" w:bidi="en_US"/>
         </w:rPr>
@@ -5432,6 +6090,20 @@
       </w:r>
       <w:r>
         <w:rPr>
+          <w:lang w:val="en_US" w:bidi="en_US"/>
+        </w:rPr>
+        <w:t>מֹטֵ֖⁠הוּ</w:t>
+      </w:r>
+    </w:p>
+    <w:p>
+      <w:pPr/>
+      <w:r>
+        <w:rPr>
+          <w:lang w:val="en_US" w:bidi="en_US"/>
+        </w:rPr>
+      </w:r>
+      <w:r>
+        <w:rPr>
           <w:b/>
           <w:lang w:val="en_US" w:bidi="en_US"/>
         </w:rPr>
@@ -5541,6 +6213,20 @@
       </w:r>
       <w:r>
         <w:rPr>
+          <w:lang w:val="en_US" w:bidi="en_US"/>
+        </w:rPr>
+        <w:t>מֹטֵ֖⁠הוּ</w:t>
+      </w:r>
+    </w:p>
+    <w:p>
+      <w:pPr/>
+      <w:r>
+        <w:rPr>
+          <w:lang w:val="en_US" w:bidi="en_US"/>
+        </w:rPr>
+      </w:r>
+      <w:r>
+        <w:rPr>
           <w:b/>
           <w:lang w:val="en_US" w:bidi="en_US"/>
         </w:rPr>
@@ -5637,6 +6323,20 @@
       </w:r>
       <w:r>
         <w:rPr>
+          <w:lang w:val="en_US" w:bidi="en_US"/>
+        </w:rPr>
+        <w:t>מֵֽ⁠עָלָ֑יִ⁠ךְ וּ⁠מוֹסְרֹתַ֖יִ⁠ךְ</w:t>
+      </w:r>
+    </w:p>
+    <w:p>
+      <w:pPr/>
+      <w:r>
+        <w:rPr>
+          <w:lang w:val="en_US" w:bidi="en_US"/>
+        </w:rPr>
+      </w:r>
+      <w:r>
+        <w:rPr>
           <w:b/>
           <w:lang w:val="en_US" w:bidi="en_US"/>
         </w:rPr>
@@ -5746,6 +6446,20 @@
       </w:r>
       <w:r>
         <w:rPr>
+          <w:lang w:val="en_US" w:bidi="en_US"/>
+        </w:rPr>
+        <w:t>וּ⁠מוֹסְרֹתַ֖יִ⁠ךְ אֲנַתֵּֽק</w:t>
+      </w:r>
+    </w:p>
+    <w:p>
+      <w:pPr/>
+      <w:r>
+        <w:rPr>
+          <w:lang w:val="en_US" w:bidi="en_US"/>
+        </w:rPr>
+      </w:r>
+      <w:r>
+        <w:rPr>
           <w:b/>
           <w:lang w:val="en_US" w:bidi="en_US"/>
         </w:rPr>
@@ -5842,6 +6556,20 @@
       </w:r>
       <w:r>
         <w:rPr>
+          <w:lang w:val="en_US" w:bidi="en_US"/>
+        </w:rPr>
+        <w:t>עָלֶ֨י⁠ךָ֙</w:t>
+      </w:r>
+    </w:p>
+    <w:p>
+      <w:pPr/>
+      <w:r>
+        <w:rPr>
+          <w:lang w:val="en_US" w:bidi="en_US"/>
+        </w:rPr>
+      </w:r>
+      <w:r>
+        <w:rPr>
           <w:b/>
           <w:lang w:val="en_US" w:bidi="en_US"/>
         </w:rPr>
@@ -5938,6 +6666,20 @@
       </w:r>
       <w:r>
         <w:rPr>
+          <w:lang w:val="en_US" w:bidi="en_US"/>
+        </w:rPr>
+        <w:t>לֹֽא־יִזָּרַ֥ע מִ⁠שִּׁמְ⁠ךָ֖</w:t>
+      </w:r>
+    </w:p>
+    <w:p>
+      <w:pPr/>
+      <w:r>
+        <w:rPr>
+          <w:lang w:val="en_US" w:bidi="en_US"/>
+        </w:rPr>
+      </w:r>
+      <w:r>
+        <w:rPr>
           <w:b/>
           <w:lang w:val="en_US" w:bidi="en_US"/>
         </w:rPr>
@@ -6034,6 +6776,20 @@
       </w:r>
       <w:r>
         <w:rPr>
+          <w:lang w:val="en_US" w:bidi="en_US"/>
+        </w:rPr>
+        <w:t>אַכְרִ֨ית</w:t>
+      </w:r>
+    </w:p>
+    <w:p>
+      <w:pPr/>
+      <w:r>
+        <w:rPr>
+          <w:lang w:val="en_US" w:bidi="en_US"/>
+        </w:rPr>
+      </w:r>
+      <w:r>
+        <w:rPr>
           <w:b/>
           <w:lang w:val="en_US" w:bidi="en_US"/>
         </w:rPr>
@@ -6130,6 +6886,20 @@
       </w:r>
       <w:r>
         <w:rPr>
+          <w:lang w:val="en_US" w:bidi="en_US"/>
+        </w:rPr>
+        <w:t>הִנֵּ֨ה</w:t>
+      </w:r>
+    </w:p>
+    <w:p>
+      <w:pPr/>
+      <w:r>
+        <w:rPr>
+          <w:lang w:val="en_US" w:bidi="en_US"/>
+        </w:rPr>
+      </w:r>
+      <w:r>
+        <w:rPr>
           <w:b/>
           <w:lang w:val="en_US" w:bidi="en_US"/>
         </w:rPr>
@@ -6226,6 +6996,20 @@
       </w:r>
       <w:r>
         <w:rPr>
+          <w:lang w:val="en_US" w:bidi="en_US"/>
+        </w:rPr>
+        <w:t>רַגְלֵ֤י מְבַשֵּׂר֙</w:t>
+      </w:r>
+    </w:p>
+    <w:p>
+      <w:pPr/>
+      <w:r>
+        <w:rPr>
+          <w:lang w:val="en_US" w:bidi="en_US"/>
+        </w:rPr>
+      </w:r>
+      <w:r>
+        <w:rPr>
           <w:b/>
           <w:lang w:val="en_US" w:bidi="en_US"/>
         </w:rPr>
@@ -6322,6 +7106,20 @@
       </w:r>
       <w:r>
         <w:rPr>
+          <w:lang w:val="en_US" w:bidi="en_US"/>
+        </w:rPr>
+        <w:t>חָגִּ֧י &amp; חַגַּ֖יִ⁠ךְ</w:t>
+      </w:r>
+    </w:p>
+    <w:p>
+      <w:pPr/>
+      <w:r>
+        <w:rPr>
+          <w:lang w:val="en_US" w:bidi="en_US"/>
+        </w:rPr>
+      </w:r>
+      <w:r>
+        <w:rPr>
           <w:b/>
           <w:lang w:val="en_US" w:bidi="en_US"/>
         </w:rPr>
@@ -6418,6 +7216,20 @@
       </w:r>
       <w:r>
         <w:rPr>
+          <w:lang w:val="en_US" w:bidi="en_US"/>
+        </w:rPr>
+        <w:t>יְהוּדָ֛ה</w:t>
+      </w:r>
+    </w:p>
+    <w:p>
+      <w:pPr/>
+      <w:r>
+        <w:rPr>
+          <w:lang w:val="en_US" w:bidi="en_US"/>
+        </w:rPr>
+      </w:r>
+      <w:r>
+        <w:rPr>
           <w:b/>
           <w:lang w:val="en_US" w:bidi="en_US"/>
         </w:rPr>
@@ -6514,6 +7326,20 @@
       </w:r>
       <w:r>
         <w:rPr>
+          <w:lang w:val="en_US" w:bidi="en_US"/>
+        </w:rPr>
+        <w:t>בְּלִיַּ֖עַל</w:t>
+      </w:r>
+    </w:p>
+    <w:p>
+      <w:pPr/>
+      <w:r>
+        <w:rPr>
+          <w:lang w:val="en_US" w:bidi="en_US"/>
+        </w:rPr>
+      </w:r>
+      <w:r>
+        <w:rPr>
           <w:b/>
           <w:lang w:val="en_US" w:bidi="en_US"/>
         </w:rPr>
@@ -6610,6 +7436,20 @@
       </w:r>
       <w:r>
         <w:rPr>
+          <w:lang w:val="en_US" w:bidi="en_US"/>
+        </w:rPr>
+        <w:t>כֻּלֹּ֥⁠ה נִכְרָֽת</w:t>
+      </w:r>
+    </w:p>
+    <w:p>
+      <w:pPr/>
+      <w:r>
+        <w:rPr>
+          <w:lang w:val="en_US" w:bidi="en_US"/>
+        </w:rPr>
+      </w:r>
+      <w:r>
+        <w:rPr>
           <w:b/>
           <w:lang w:val="en_US" w:bidi="en_US"/>
         </w:rPr>
@@ -6706,6 +7546,20 @@
       </w:r>
       <w:r>
         <w:rPr>
+          <w:lang w:val="en_US" w:bidi="en_US"/>
+        </w:rPr>
+        <w:t>כֻּלֹּ֥⁠ה נִכְרָֽת</w:t>
+      </w:r>
+    </w:p>
+    <w:p>
+      <w:pPr/>
+      <w:r>
+        <w:rPr>
+          <w:lang w:val="en_US" w:bidi="en_US"/>
+        </w:rPr>
+      </w:r>
+      <w:r>
+        <w:rPr>
           <w:b/>
           <w:lang w:val="en_US" w:bidi="en_US"/>
         </w:rPr>
@@ -6778,6 +7632,20 @@
         <w:rPr>
           <w:lang w:val="en_US" w:bidi="en_US"/>
         </w:rPr>
+      </w:r>
+    </w:p>
+    <w:p>
+      <w:pPr/>
+      <w:r>
+        <w:rPr>
+          <w:lang w:val="en_US" w:bidi="en_US"/>
+        </w:rPr>
+      </w:r>
+      <w:r>
+        <w:rPr>
+          <w:lang w:val="en_US" w:bidi="en_US"/>
+        </w:rPr>
+        <w:t>כֻּלֹּ֥⁠ה נִכְרָֽת</w:t>
       </w:r>
     </w:p>
     <w:p>
@@ -7096,6 +7964,20 @@
       </w:r>
       <w:r>
         <w:rPr>
+          <w:lang w:val="en_US" w:bidi="en_US"/>
+        </w:rPr>
+        <w:t>עָלָ֥ה מֵפִ֛יץ עַל־פָּנַ֖יִ⁠ךְ</w:t>
+      </w:r>
+    </w:p>
+    <w:p>
+      <w:pPr/>
+      <w:r>
+        <w:rPr>
+          <w:lang w:val="en_US" w:bidi="en_US"/>
+        </w:rPr>
+      </w:r>
+      <w:r>
+        <w:rPr>
           <w:b/>
           <w:lang w:val="en_US" w:bidi="en_US"/>
         </w:rPr>
@@ -7179,6 +8061,20 @@
       </w:r>
       <w:r>
         <w:rPr>
+          <w:lang w:val="en_US" w:bidi="en_US"/>
+        </w:rPr>
+        <w:t>עָלָ֥ה</w:t>
+      </w:r>
+    </w:p>
+    <w:p>
+      <w:pPr/>
+      <w:r>
+        <w:rPr>
+          <w:lang w:val="en_US" w:bidi="en_US"/>
+        </w:rPr>
+      </w:r>
+      <w:r>
+        <w:rPr>
           <w:b/>
           <w:lang w:val="en_US" w:bidi="en_US"/>
         </w:rPr>
@@ -7262,6 +8158,20 @@
       </w:r>
       <w:r>
         <w:rPr>
+          <w:lang w:val="en_US" w:bidi="en_US"/>
+        </w:rPr>
+        <w:t>פָּנַ֖יִ⁠ךְ</w:t>
+      </w:r>
+    </w:p>
+    <w:p>
+      <w:pPr/>
+      <w:r>
+        <w:rPr>
+          <w:lang w:val="en_US" w:bidi="en_US"/>
+        </w:rPr>
+      </w:r>
+      <w:r>
+        <w:rPr>
           <w:b/>
           <w:lang w:val="en_US" w:bidi="en_US"/>
         </w:rPr>
@@ -7358,6 +8268,20 @@
       </w:r>
       <w:r>
         <w:rPr>
+          <w:lang w:val="en_US" w:bidi="en_US"/>
+        </w:rPr>
+        <w:t>פָּנַ֖יִ⁠ךְ</w:t>
+      </w:r>
+    </w:p>
+    <w:p>
+      <w:pPr/>
+      <w:r>
+        <w:rPr>
+          <w:lang w:val="en_US" w:bidi="en_US"/>
+        </w:rPr>
+      </w:r>
+      <w:r>
+        <w:rPr>
           <w:b/>
           <w:lang w:val="en_US" w:bidi="en_US"/>
         </w:rPr>
@@ -7454,6 +8378,20 @@
       </w:r>
       <w:r>
         <w:rPr>
+          <w:lang w:val="en_US" w:bidi="en_US"/>
+        </w:rPr>
+        <w:t>אַמֵּ֥ץ כֹּ֖חַ מְאֹֽד</w:t>
+      </w:r>
+    </w:p>
+    <w:p>
+      <w:pPr/>
+      <w:r>
+        <w:rPr>
+          <w:lang w:val="en_US" w:bidi="en_US"/>
+        </w:rPr>
+      </w:r>
+      <w:r>
+        <w:rPr>
           <w:b/>
           <w:lang w:val="en_US" w:bidi="en_US"/>
         </w:rPr>
@@ -7550,6 +8488,20 @@
       </w:r>
       <w:r>
         <w:rPr>
+          <w:lang w:val="en_US" w:bidi="en_US"/>
+        </w:rPr>
+        <w:t>חַזֵּ֣ק מָתְנַ֔יִם</w:t>
+      </w:r>
+    </w:p>
+    <w:p>
+      <w:pPr/>
+      <w:r>
+        <w:rPr>
+          <w:lang w:val="en_US" w:bidi="en_US"/>
+        </w:rPr>
+      </w:r>
+      <w:r>
+        <w:rPr>
           <w:b/>
           <w:lang w:val="en_US" w:bidi="en_US"/>
         </w:rPr>
@@ -7646,6 +8598,20 @@
       </w:r>
       <w:r>
         <w:rPr>
+          <w:lang w:val="en_US" w:bidi="en_US"/>
+        </w:rPr>
+        <w:t>שָׁ֤ב</w:t>
+      </w:r>
+    </w:p>
+    <w:p>
+      <w:pPr/>
+      <w:r>
+        <w:rPr>
+          <w:lang w:val="en_US" w:bidi="en_US"/>
+        </w:rPr>
+      </w:r>
+      <w:r>
+        <w:rPr>
           <w:b/>
           <w:lang w:val="en_US" w:bidi="en_US"/>
         </w:rPr>
@@ -7729,6 +8695,20 @@
       </w:r>
       <w:r>
         <w:rPr>
+          <w:lang w:val="en_US" w:bidi="en_US"/>
+        </w:rPr>
+        <w:t>שָׁ֤ב יְהוָה֙ אֶת־גְּא֣וֹן יַעֲקֹ֔ב כִּ⁠גְא֖וֹן יִשְׂרָאֵ֑ל</w:t>
+      </w:r>
+    </w:p>
+    <w:p>
+      <w:pPr/>
+      <w:r>
+        <w:rPr>
+          <w:lang w:val="en_US" w:bidi="en_US"/>
+        </w:rPr>
+      </w:r>
+      <w:r>
+        <w:rPr>
           <w:b/>
           <w:lang w:val="en_US" w:bidi="en_US"/>
         </w:rPr>
@@ -7825,6 +8805,20 @@
       </w:r>
       <w:r>
         <w:rPr>
+          <w:lang w:val="en_US" w:bidi="en_US"/>
+        </w:rPr>
+        <w:t>בְקָקוּ⁠ם֙ בֹּֽקְקִ֔ים</w:t>
+      </w:r>
+    </w:p>
+    <w:p>
+      <w:pPr/>
+      <w:r>
+        <w:rPr>
+          <w:lang w:val="en_US" w:bidi="en_US"/>
+        </w:rPr>
+      </w:r>
+      <w:r>
+        <w:rPr>
           <w:b/>
           <w:lang w:val="en_US" w:bidi="en_US"/>
         </w:rPr>
@@ -7921,6 +8915,20 @@
       </w:r>
       <w:r>
         <w:rPr>
+          <w:lang w:val="en_US" w:bidi="en_US"/>
+        </w:rPr>
+        <w:t>גִּבֹּרֵ֜י⁠הוּ</w:t>
+      </w:r>
+    </w:p>
+    <w:p>
+      <w:pPr/>
+      <w:r>
+        <w:rPr>
+          <w:lang w:val="en_US" w:bidi="en_US"/>
+        </w:rPr>
+      </w:r>
+      <w:r>
+        <w:rPr>
           <w:b/>
           <w:lang w:val="en_US" w:bidi="en_US"/>
         </w:rPr>
@@ -8017,6 +9025,20 @@
       </w:r>
       <w:r>
         <w:rPr>
+          <w:lang w:val="en_US" w:bidi="en_US"/>
+        </w:rPr>
+        <w:t>מְתֻלָּעִ֔ים</w:t>
+      </w:r>
+    </w:p>
+    <w:p>
+      <w:pPr/>
+      <w:r>
+        <w:rPr>
+          <w:lang w:val="en_US" w:bidi="en_US"/>
+        </w:rPr>
+      </w:r>
+      <w:r>
+        <w:rPr>
           <w:b/>
           <w:lang w:val="en_US" w:bidi="en_US"/>
         </w:rPr>
@@ -8100,6 +9122,20 @@
       </w:r>
       <w:r>
         <w:rPr>
+          <w:lang w:val="en_US" w:bidi="en_US"/>
+        </w:rPr>
+        <w:t>בְּ⁠אֵשׁ &amp; הָ⁠רֶ֖כֶב</w:t>
+      </w:r>
+    </w:p>
+    <w:p>
+      <w:pPr/>
+      <w:r>
+        <w:rPr>
+          <w:lang w:val="en_US" w:bidi="en_US"/>
+        </w:rPr>
+      </w:r>
+      <w:r>
+        <w:rPr>
           <w:b/>
           <w:lang w:val="en_US" w:bidi="en_US"/>
         </w:rPr>
@@ -8196,6 +9232,20 @@
       </w:r>
       <w:r>
         <w:rPr>
+          <w:lang w:val="en_US" w:bidi="en_US"/>
+        </w:rPr>
+        <w:t>בְּ⁠אֵשׁ־פְּלָד֥וֹת</w:t>
+      </w:r>
+    </w:p>
+    <w:p>
+      <w:pPr/>
+      <w:r>
+        <w:rPr>
+          <w:lang w:val="en_US" w:bidi="en_US"/>
+        </w:rPr>
+      </w:r>
+      <w:r>
+        <w:rPr>
           <w:b/>
           <w:lang w:val="en_US" w:bidi="en_US"/>
         </w:rPr>
@@ -8305,6 +9355,20 @@
       </w:r>
       <w:r>
         <w:rPr>
+          <w:lang w:val="en_US" w:bidi="en_US"/>
+        </w:rPr>
+        <w:t>וְ⁠הַ⁠בְּרֹשִׁ֖ים</w:t>
+      </w:r>
+    </w:p>
+    <w:p>
+      <w:pPr/>
+      <w:r>
+        <w:rPr>
+          <w:lang w:val="en_US" w:bidi="en_US"/>
+        </w:rPr>
+      </w:r>
+      <w:r>
+        <w:rPr>
           <w:b/>
           <w:lang w:val="en_US" w:bidi="en_US"/>
         </w:rPr>
@@ -8401,6 +9465,20 @@
       </w:r>
       <w:r>
         <w:rPr>
+          <w:lang w:val="en_US" w:bidi="en_US"/>
+        </w:rPr>
+        <w:t>יִתְהוֹלְל֣וּ</w:t>
+      </w:r>
+    </w:p>
+    <w:p>
+      <w:pPr/>
+      <w:r>
+        <w:rPr>
+          <w:lang w:val="en_US" w:bidi="en_US"/>
+        </w:rPr>
+      </w:r>
+      <w:r>
+        <w:rPr>
           <w:b/>
           <w:lang w:val="en_US" w:bidi="en_US"/>
         </w:rPr>
@@ -8484,6 +9562,20 @@
       </w:r>
       <w:r>
         <w:rPr>
+          <w:lang w:val="en_US" w:bidi="en_US"/>
+        </w:rPr>
+        <w:t>כַּ⁠לַּפִּידִ֔ם</w:t>
+      </w:r>
+    </w:p>
+    <w:p>
+      <w:pPr/>
+      <w:r>
+        <w:rPr>
+          <w:lang w:val="en_US" w:bidi="en_US"/>
+        </w:rPr>
+      </w:r>
+      <w:r>
+        <w:rPr>
           <w:b/>
           <w:lang w:val="en_US" w:bidi="en_US"/>
         </w:rPr>
@@ -8567,6 +9659,20 @@
       </w:r>
       <w:r>
         <w:rPr>
+          <w:lang w:val="en_US" w:bidi="en_US"/>
+        </w:rPr>
+        <w:t>כַּ⁠בְּרָקִ֖ים יְרוֹצֵֽצוּ</w:t>
+      </w:r>
+    </w:p>
+    <w:p>
+      <w:pPr/>
+      <w:r>
+        <w:rPr>
+          <w:lang w:val="en_US" w:bidi="en_US"/>
+        </w:rPr>
+      </w:r>
+      <w:r>
+        <w:rPr>
           <w:b/>
           <w:lang w:val="en_US" w:bidi="en_US"/>
         </w:rPr>
@@ -8650,6 +9756,20 @@
       </w:r>
       <w:r>
         <w:rPr>
+          <w:lang w:val="en_US" w:bidi="en_US"/>
+        </w:rPr>
+        <w:t>יִזְכֹּר֙</w:t>
+      </w:r>
+    </w:p>
+    <w:p>
+      <w:pPr/>
+      <w:r>
+        <w:rPr>
+          <w:lang w:val="en_US" w:bidi="en_US"/>
+        </w:rPr>
+      </w:r>
+      <w:r>
+        <w:rPr>
           <w:b/>
           <w:lang w:val="en_US" w:bidi="en_US"/>
         </w:rPr>
@@ -8746,6 +9866,20 @@
       </w:r>
       <w:r>
         <w:rPr>
+          <w:lang w:val="en_US" w:bidi="en_US"/>
+        </w:rPr>
+        <w:t>חֽוֹמָתָ֔⁠הּ</w:t>
+      </w:r>
+    </w:p>
+    <w:p>
+      <w:pPr/>
+      <w:r>
+        <w:rPr>
+          <w:lang w:val="en_US" w:bidi="en_US"/>
+        </w:rPr>
+      </w:r>
+      <w:r>
+        <w:rPr>
           <w:b/>
           <w:lang w:val="en_US" w:bidi="en_US"/>
         </w:rPr>
@@ -8842,6 +9976,20 @@
       </w:r>
       <w:r>
         <w:rPr>
+          <w:lang w:val="en_US" w:bidi="en_US"/>
+        </w:rPr>
+        <w:t>וְ⁠הֻכַ֖ן הַ⁠סֹּכֵֽךְ</w:t>
+      </w:r>
+    </w:p>
+    <w:p>
+      <w:pPr/>
+      <w:r>
+        <w:rPr>
+          <w:lang w:val="en_US" w:bidi="en_US"/>
+        </w:rPr>
+      </w:r>
+      <w:r>
+        <w:rPr>
           <w:b/>
           <w:lang w:val="en_US" w:bidi="en_US"/>
         </w:rPr>
@@ -8938,6 +10086,20 @@
       </w:r>
       <w:r>
         <w:rPr>
+          <w:lang w:val="en_US" w:bidi="en_US"/>
+        </w:rPr>
+        <w:t>שַׁעֲרֵ֥י הַ⁠נְּהָר֖וֹת נִפְתָּ֑חוּ וְ⁠הַֽ⁠הֵיכָ֖ל נָמֽוֹג</w:t>
+      </w:r>
+    </w:p>
+    <w:p>
+      <w:pPr/>
+      <w:r>
+        <w:rPr>
+          <w:lang w:val="en_US" w:bidi="en_US"/>
+        </w:rPr>
+      </w:r>
+      <w:r>
+        <w:rPr>
           <w:b/>
           <w:lang w:val="en_US" w:bidi="en_US"/>
         </w:rPr>
@@ -9021,6 +10183,20 @@
       </w:r>
       <w:r>
         <w:rPr>
+          <w:lang w:val="en_US" w:bidi="en_US"/>
+        </w:rPr>
+        <w:t>שַׁעֲרֵ֥י הַ⁠נְּהָר֖וֹת</w:t>
+      </w:r>
+    </w:p>
+    <w:p>
+      <w:pPr/>
+      <w:r>
+        <w:rPr>
+          <w:lang w:val="en_US" w:bidi="en_US"/>
+        </w:rPr>
+      </w:r>
+      <w:r>
+        <w:rPr>
           <w:b/>
           <w:lang w:val="en_US" w:bidi="en_US"/>
         </w:rPr>
@@ -9104,6 +10280,20 @@
       </w:r>
       <w:r>
         <w:rPr>
+          <w:lang w:val="en_US" w:bidi="en_US"/>
+        </w:rPr>
+        <w:t>נִפְתָּ֑חוּ</w:t>
+      </w:r>
+    </w:p>
+    <w:p>
+      <w:pPr/>
+      <w:r>
+        <w:rPr>
+          <w:lang w:val="en_US" w:bidi="en_US"/>
+        </w:rPr>
+      </w:r>
+      <w:r>
+        <w:rPr>
           <w:b/>
           <w:lang w:val="en_US" w:bidi="en_US"/>
         </w:rPr>
@@ -9200,6 +10390,20 @@
       </w:r>
       <w:r>
         <w:rPr>
+          <w:lang w:val="en_US" w:bidi="en_US"/>
+        </w:rPr>
+        <w:t>וְ⁠הַֽ⁠הֵיכָ֖ל נָמֽוֹג</w:t>
+      </w:r>
+    </w:p>
+    <w:p>
+      <w:pPr/>
+      <w:r>
+        <w:rPr>
+          <w:lang w:val="en_US" w:bidi="en_US"/>
+        </w:rPr>
+      </w:r>
+      <w:r>
+        <w:rPr>
           <w:b/>
           <w:lang w:val="en_US" w:bidi="en_US"/>
         </w:rPr>
@@ -9296,6 +10500,20 @@
       </w:r>
       <w:r>
         <w:rPr>
+          <w:lang w:val="en_US" w:bidi="en_US"/>
+        </w:rPr>
+        <w:t>וְ⁠הֻצַּ֖ב</w:t>
+      </w:r>
+    </w:p>
+    <w:p>
+      <w:pPr/>
+      <w:r>
+        <w:rPr>
+          <w:lang w:val="en_US" w:bidi="en_US"/>
+        </w:rPr>
+      </w:r>
+      <w:r>
+        <w:rPr>
           <w:b/>
           <w:lang w:val="en_US" w:bidi="en_US"/>
         </w:rPr>
@@ -9379,6 +10597,20 @@
       </w:r>
       <w:r>
         <w:rPr>
+          <w:lang w:val="en_US" w:bidi="en_US"/>
+        </w:rPr>
+        <w:t>גֻּלְּתָ֣ה</w:t>
+      </w:r>
+    </w:p>
+    <w:p>
+      <w:pPr/>
+      <w:r>
+        <w:rPr>
+          <w:lang w:val="en_US" w:bidi="en_US"/>
+        </w:rPr>
+      </w:r>
+      <w:r>
+        <w:rPr>
           <w:b/>
           <w:lang w:val="en_US" w:bidi="en_US"/>
         </w:rPr>
@@ -9475,6 +10707,20 @@
       </w:r>
       <w:r>
         <w:rPr>
+          <w:lang w:val="en_US" w:bidi="en_US"/>
+        </w:rPr>
+        <w:t>הֹֽעֲלָ֑תָה</w:t>
+      </w:r>
+    </w:p>
+    <w:p>
+      <w:pPr/>
+      <w:r>
+        <w:rPr>
+          <w:lang w:val="en_US" w:bidi="en_US"/>
+        </w:rPr>
+      </w:r>
+      <w:r>
+        <w:rPr>
           <w:b/>
           <w:lang w:val="en_US" w:bidi="en_US"/>
         </w:rPr>
@@ -9571,6 +10817,20 @@
       </w:r>
       <w:r>
         <w:rPr>
+          <w:lang w:val="en_US" w:bidi="en_US"/>
+        </w:rPr>
+        <w:t>גֻּלְּתָ֣ה הֹֽעֲלָ֑תָה וְ⁠אַמְהֹתֶ֗י⁠הָ</w:t>
+      </w:r>
+    </w:p>
+    <w:p>
+      <w:pPr/>
+      <w:r>
+        <w:rPr>
+          <w:lang w:val="en_US" w:bidi="en_US"/>
+        </w:rPr>
+      </w:r>
+      <w:r>
+        <w:rPr>
           <w:b/>
           <w:lang w:val="en_US" w:bidi="en_US"/>
         </w:rPr>
@@ -9680,6 +10940,20 @@
       </w:r>
       <w:r>
         <w:rPr>
+          <w:lang w:val="en_US" w:bidi="en_US"/>
+        </w:rPr>
+        <w:t>גֻּלְּתָ֣ה הֹֽעֲלָ֑תָה וְ⁠אַמְהֹתֶ֗י⁠הָ</w:t>
+      </w:r>
+    </w:p>
+    <w:p>
+      <w:pPr/>
+      <w:r>
+        <w:rPr>
+          <w:lang w:val="en_US" w:bidi="en_US"/>
+        </w:rPr>
+      </w:r>
+      <w:r>
+        <w:rPr>
           <w:b/>
           <w:lang w:val="en_US" w:bidi="en_US"/>
         </w:rPr>
@@ -9763,6 +11037,20 @@
       </w:r>
       <w:r>
         <w:rPr>
+          <w:lang w:val="en_US" w:bidi="en_US"/>
+        </w:rPr>
+        <w:t>לִבְבֵ⁠הֶֽן</w:t>
+      </w:r>
+    </w:p>
+    <w:p>
+      <w:pPr/>
+      <w:r>
+        <w:rPr>
+          <w:lang w:val="en_US" w:bidi="en_US"/>
+        </w:rPr>
+      </w:r>
+      <w:r>
+        <w:rPr>
           <w:b/>
           <w:lang w:val="en_US" w:bidi="en_US"/>
         </w:rPr>
@@ -9859,6 +11147,20 @@
       </w:r>
       <w:r>
         <w:rPr>
+          <w:lang w:val="en_US" w:bidi="en_US"/>
+        </w:rPr>
+        <w:t>מְתֹפְפֹ֖ת עַל־לִבְבֵ⁠הֶֽן</w:t>
+      </w:r>
+    </w:p>
+    <w:p>
+      <w:pPr/>
+      <w:r>
+        <w:rPr>
+          <w:lang w:val="en_US" w:bidi="en_US"/>
+        </w:rPr>
+      </w:r>
+      <w:r>
+        <w:rPr>
           <w:b/>
           <w:lang w:val="en_US" w:bidi="en_US"/>
         </w:rPr>
@@ -9942,6 +11244,20 @@
       </w:r>
       <w:r>
         <w:rPr>
+          <w:lang w:val="en_US" w:bidi="en_US"/>
+        </w:rPr>
+        <w:t>כִ⁠בְרֵֽכַת־מַ֖יִם</w:t>
+      </w:r>
+    </w:p>
+    <w:p>
+      <w:pPr/>
+      <w:r>
+        <w:rPr>
+          <w:lang w:val="en_US" w:bidi="en_US"/>
+        </w:rPr>
+      </w:r>
+      <w:r>
+        <w:rPr>
           <w:b/>
           <w:lang w:val="en_US" w:bidi="en_US"/>
         </w:rPr>
@@ -10025,6 +11341,20 @@
       </w:r>
       <w:r>
         <w:rPr>
+          <w:lang w:val="en_US" w:bidi="en_US"/>
+        </w:rPr>
+        <w:t>מִ֣⁠ימֵי הִ֑יא</w:t>
+      </w:r>
+    </w:p>
+    <w:p>
+      <w:pPr/>
+      <w:r>
+        <w:rPr>
+          <w:lang w:val="en_US" w:bidi="en_US"/>
+        </w:rPr>
+      </w:r>
+      <w:r>
+        <w:rPr>
           <w:b/>
           <w:lang w:val="en_US" w:bidi="en_US"/>
         </w:rPr>
@@ -10121,6 +11451,20 @@
       </w:r>
       <w:r>
         <w:rPr>
+          <w:lang w:val="en_US" w:bidi="en_US"/>
+        </w:rPr>
+        <w:t>וְ⁠הֵ֣מָּה</w:t>
+      </w:r>
+    </w:p>
+    <w:p>
+      <w:pPr/>
+      <w:r>
+        <w:rPr>
+          <w:lang w:val="en_US" w:bidi="en_US"/>
+        </w:rPr>
+      </w:r>
+      <w:r>
+        <w:rPr>
           <w:b/>
           <w:lang w:val="en_US" w:bidi="en_US"/>
         </w:rPr>
@@ -10217,6 +11561,20 @@
       </w:r>
       <w:r>
         <w:rPr>
+          <w:lang w:val="en_US" w:bidi="en_US"/>
+        </w:rPr>
+        <w:t>עִמְד֥וּ עֲמֹ֖דוּ</w:t>
+      </w:r>
+    </w:p>
+    <w:p>
+      <w:pPr/>
+      <w:r>
+        <w:rPr>
+          <w:lang w:val="en_US" w:bidi="en_US"/>
+        </w:rPr>
+      </w:r>
+      <w:r>
+        <w:rPr>
           <w:b/>
           <w:lang w:val="en_US" w:bidi="en_US"/>
         </w:rPr>
@@ -10300,6 +11658,20 @@
       </w:r>
       <w:r>
         <w:rPr>
+          <w:lang w:val="en_US" w:bidi="en_US"/>
+        </w:rPr>
+        <w:t>בֹּ֥זּוּ כֶ֖סֶף בֹּ֣זּוּ זָהָ֑ב וְ⁠אֵ֥ין קֵ֨צֶה֙ לַ⁠תְּכוּנָ֔ה כָּבֹ֕ד מִ⁠כֹּ֖ל כְּלִ֥י חֶמְדָּֽה</w:t>
+      </w:r>
+    </w:p>
+    <w:p>
+      <w:pPr/>
+      <w:r>
+        <w:rPr>
+          <w:lang w:val="en_US" w:bidi="en_US"/>
+        </w:rPr>
+      </w:r>
+      <w:r>
+        <w:rPr>
           <w:b/>
           <w:lang w:val="en_US" w:bidi="en_US"/>
         </w:rPr>
@@ -10383,6 +11755,20 @@
       </w:r>
       <w:r>
         <w:rPr>
+          <w:lang w:val="en_US" w:bidi="en_US"/>
+        </w:rPr>
+        <w:t>וְ⁠אֵ֥ין קֵ֨צֶה֙ לַ⁠תְּכוּנָ֔ה</w:t>
+      </w:r>
+    </w:p>
+    <w:p>
+      <w:pPr/>
+      <w:r>
+        <w:rPr>
+          <w:lang w:val="en_US" w:bidi="en_US"/>
+        </w:rPr>
+      </w:r>
+      <w:r>
+        <w:rPr>
           <w:b/>
           <w:lang w:val="en_US" w:bidi="en_US"/>
         </w:rPr>
@@ -10466,6 +11852,20 @@
       </w:r>
       <w:r>
         <w:rPr>
+          <w:lang w:val="en_US" w:bidi="en_US"/>
+        </w:rPr>
+        <w:t>כְּלִ֥י חֶמְדָּֽה</w:t>
+      </w:r>
+    </w:p>
+    <w:p>
+      <w:pPr/>
+      <w:r>
+        <w:rPr>
+          <w:lang w:val="en_US" w:bidi="en_US"/>
+        </w:rPr>
+      </w:r>
+      <w:r>
+        <w:rPr>
           <w:b/>
           <w:lang w:val="en_US" w:bidi="en_US"/>
         </w:rPr>
@@ -10575,6 +11975,20 @@
       </w:r>
       <w:r>
         <w:rPr>
+          <w:lang w:val="en_US" w:bidi="en_US"/>
+        </w:rPr>
+        <w:t>בּוּקָ֥ה וּ⁠מְבוּקָ֖ה וּ⁠מְבֻלָּקָ֑ה</w:t>
+      </w:r>
+    </w:p>
+    <w:p>
+      <w:pPr/>
+      <w:r>
+        <w:rPr>
+          <w:lang w:val="en_US" w:bidi="en_US"/>
+        </w:rPr>
+      </w:r>
+      <w:r>
+        <w:rPr>
           <w:b/>
           <w:lang w:val="en_US" w:bidi="en_US"/>
         </w:rPr>
@@ -10658,6 +12072,20 @@
       </w:r>
       <w:r>
         <w:rPr>
+          <w:lang w:val="en_US" w:bidi="en_US"/>
+        </w:rPr>
+        <w:t>וְ⁠לֵ֨ב</w:t>
+      </w:r>
+    </w:p>
+    <w:p>
+      <w:pPr/>
+      <w:r>
+        <w:rPr>
+          <w:lang w:val="en_US" w:bidi="en_US"/>
+        </w:rPr>
+      </w:r>
+      <w:r>
+        <w:rPr>
           <w:b/>
           <w:lang w:val="en_US" w:bidi="en_US"/>
         </w:rPr>
@@ -10754,6 +12182,20 @@
       </w:r>
       <w:r>
         <w:rPr>
+          <w:lang w:val="en_US" w:bidi="en_US"/>
+        </w:rPr>
+        <w:t>וְ⁠לֵ֨ב נָמֵ֜ס</w:t>
+      </w:r>
+    </w:p>
+    <w:p>
+      <w:pPr/>
+      <w:r>
+        <w:rPr>
+          <w:lang w:val="en_US" w:bidi="en_US"/>
+        </w:rPr>
+      </w:r>
+      <w:r>
+        <w:rPr>
           <w:b/>
           <w:lang w:val="en_US" w:bidi="en_US"/>
         </w:rPr>
@@ -10850,6 +12292,20 @@
       </w:r>
       <w:r>
         <w:rPr>
+          <w:lang w:val="en_US" w:bidi="en_US"/>
+        </w:rPr>
+        <w:t>וְ⁠חַלְחָלָה֙ בְּ⁠כָל־מָתְנַ֔יִם</w:t>
+      </w:r>
+    </w:p>
+    <w:p>
+      <w:pPr/>
+      <w:r>
+        <w:rPr>
+          <w:lang w:val="en_US" w:bidi="en_US"/>
+        </w:rPr>
+      </w:r>
+      <w:r>
+        <w:rPr>
           <w:b/>
           <w:lang w:val="en_US" w:bidi="en_US"/>
         </w:rPr>
@@ -10946,6 +12402,20 @@
       </w:r>
       <w:r>
         <w:rPr>
+          <w:lang w:val="en_US" w:bidi="en_US"/>
+        </w:rPr>
+        <w:t>קִבְּצ֥וּ פָארֽוּר</w:t>
+      </w:r>
+    </w:p>
+    <w:p>
+      <w:pPr/>
+      <w:r>
+        <w:rPr>
+          <w:lang w:val="en_US" w:bidi="en_US"/>
+        </w:rPr>
+      </w:r>
+      <w:r>
+        <w:rPr>
           <w:b/>
           <w:lang w:val="en_US" w:bidi="en_US"/>
         </w:rPr>
@@ -11042,6 +12512,20 @@
       </w:r>
       <w:r>
         <w:rPr>
+          <w:lang w:val="en_US" w:bidi="en_US"/>
+        </w:rPr>
+        <w:t>אַיֵּה֙ מְע֣וֹן אֲרָי֔וֹת וּ⁠מִרְעֶ֥ה ה֖וּא לַ⁠כְּפִרִ֑ים אֲשֶׁ֣ר הָלַךְ֩ אַרְיֵ֨ה לָבִ֥יא שָׁ֛ם גּ֥וּר אַרְיֵ֖ה וְ⁠אֵ֥ין מַחֲרִֽיד</w:t>
+      </w:r>
+    </w:p>
+    <w:p>
+      <w:pPr/>
+      <w:r>
+        <w:rPr>
+          <w:lang w:val="en_US" w:bidi="en_US"/>
+        </w:rPr>
+      </w:r>
+      <w:r>
+        <w:rPr>
           <w:b/>
           <w:lang w:val="en_US" w:bidi="en_US"/>
         </w:rPr>
@@ -11125,6 +12609,20 @@
       </w:r>
       <w:r>
         <w:rPr>
+          <w:lang w:val="en_US" w:bidi="en_US"/>
+        </w:rPr>
+        <w:t>מְע֣וֹן אֲרָי֔וֹת</w:t>
+      </w:r>
+    </w:p>
+    <w:p>
+      <w:pPr/>
+      <w:r>
+        <w:rPr>
+          <w:lang w:val="en_US" w:bidi="en_US"/>
+        </w:rPr>
+      </w:r>
+      <w:r>
+        <w:rPr>
           <w:b/>
           <w:lang w:val="en_US" w:bidi="en_US"/>
         </w:rPr>
@@ -11208,6 +12706,20 @@
       </w:r>
       <w:r>
         <w:rPr>
+          <w:lang w:val="en_US" w:bidi="en_US"/>
+        </w:rPr>
+        <w:t>לָבִ֥יא שָׁ֛ם</w:t>
+      </w:r>
+    </w:p>
+    <w:p>
+      <w:pPr/>
+      <w:r>
+        <w:rPr>
+          <w:lang w:val="en_US" w:bidi="en_US"/>
+        </w:rPr>
+      </w:r>
+      <w:r>
+        <w:rPr>
           <w:b/>
           <w:lang w:val="en_US" w:bidi="en_US"/>
         </w:rPr>
@@ -11291,6 +12803,20 @@
       </w:r>
       <w:r>
         <w:rPr>
+          <w:lang w:val="en_US" w:bidi="en_US"/>
+        </w:rPr>
+        <w:t>גּ֥וּר אַרְיֵ֖ה</w:t>
+      </w:r>
+    </w:p>
+    <w:p>
+      <w:pPr/>
+      <w:r>
+        <w:rPr>
+          <w:lang w:val="en_US" w:bidi="en_US"/>
+        </w:rPr>
+      </w:r>
+      <w:r>
+        <w:rPr>
           <w:b/>
           <w:lang w:val="en_US" w:bidi="en_US"/>
         </w:rPr>
@@ -11374,6 +12900,20 @@
       </w:r>
       <w:r>
         <w:rPr>
+          <w:lang w:val="en_US" w:bidi="en_US"/>
+        </w:rPr>
+        <w:t>טֹרֵף֙ בְּ⁠דֵ֣י</w:t>
+      </w:r>
+    </w:p>
+    <w:p>
+      <w:pPr/>
+      <w:r>
+        <w:rPr>
+          <w:lang w:val="en_US" w:bidi="en_US"/>
+        </w:rPr>
+      </w:r>
+      <w:r>
+        <w:rPr>
           <w:b/>
           <w:lang w:val="en_US" w:bidi="en_US"/>
         </w:rPr>
@@ -11457,6 +12997,20 @@
       </w:r>
       <w:r>
         <w:rPr>
+          <w:lang w:val="en_US" w:bidi="en_US"/>
+        </w:rPr>
+        <w:t>וּ⁠מְחַנֵּ֖ק</w:t>
+      </w:r>
+    </w:p>
+    <w:p>
+      <w:pPr/>
+      <w:r>
+        <w:rPr>
+          <w:lang w:val="en_US" w:bidi="en_US"/>
+        </w:rPr>
+      </w:r>
+      <w:r>
+        <w:rPr>
           <w:b/>
           <w:lang w:val="en_US" w:bidi="en_US"/>
         </w:rPr>
@@ -11540,6 +13094,20 @@
       </w:r>
       <w:r>
         <w:rPr>
+          <w:lang w:val="en_US" w:bidi="en_US"/>
+        </w:rPr>
+        <w:t>וַ⁠יְמַלֵּא־טֶ֣רֶף חֹרָ֔י⁠ו וּ⁠מְעֹֽנֹתָ֖י⁠ו טְרֵפָֽה</w:t>
+      </w:r>
+    </w:p>
+    <w:p>
+      <w:pPr/>
+      <w:r>
+        <w:rPr>
+          <w:lang w:val="en_US" w:bidi="en_US"/>
+        </w:rPr>
+      </w:r>
+      <w:r>
+        <w:rPr>
           <w:b/>
           <w:lang w:val="en_US" w:bidi="en_US"/>
         </w:rPr>
@@ -11623,6 +13191,20 @@
       </w:r>
       <w:r>
         <w:rPr>
+          <w:lang w:val="en_US" w:bidi="en_US"/>
+        </w:rPr>
+        <w:t>וּ⁠מְעֹֽנֹתָ֖י⁠ו</w:t>
+      </w:r>
+    </w:p>
+    <w:p>
+      <w:pPr/>
+      <w:r>
+        <w:rPr>
+          <w:lang w:val="en_US" w:bidi="en_US"/>
+        </w:rPr>
+      </w:r>
+      <w:r>
+        <w:rPr>
           <w:b/>
           <w:lang w:val="en_US" w:bidi="en_US"/>
         </w:rPr>
@@ -11706,6 +13288,20 @@
       </w:r>
       <w:r>
         <w:rPr>
+          <w:lang w:val="en_US" w:bidi="en_US"/>
+        </w:rPr>
+        <w:t>הִנְ⁠נִ֣י אֵלַ֗יִ⁠ךְ</w:t>
+      </w:r>
+    </w:p>
+    <w:p>
+      <w:pPr/>
+      <w:r>
+        <w:rPr>
+          <w:lang w:val="en_US" w:bidi="en_US"/>
+        </w:rPr>
+      </w:r>
+      <w:r>
+        <w:rPr>
           <w:b/>
           <w:lang w:val="en_US" w:bidi="en_US"/>
         </w:rPr>
@@ -11789,6 +13385,20 @@
       </w:r>
       <w:r>
         <w:rPr>
+          <w:lang w:val="en_US" w:bidi="en_US"/>
+        </w:rPr>
+        <w:t>הִנְ⁠נִ֣י אֵלַ֗יִ⁠ךְ</w:t>
+      </w:r>
+    </w:p>
+    <w:p>
+      <w:pPr/>
+      <w:r>
+        <w:rPr>
+          <w:lang w:val="en_US" w:bidi="en_US"/>
+        </w:rPr>
+      </w:r>
+      <w:r>
+        <w:rPr>
           <w:b/>
           <w:lang w:val="en_US" w:bidi="en_US"/>
         </w:rPr>
@@ -11885,6 +13495,20 @@
       </w:r>
       <w:r>
         <w:rPr>
+          <w:lang w:val="en_US" w:bidi="en_US"/>
+        </w:rPr>
+        <w:t>נְאֻם֙</w:t>
+      </w:r>
+    </w:p>
+    <w:p>
+      <w:pPr/>
+      <w:r>
+        <w:rPr>
+          <w:lang w:val="en_US" w:bidi="en_US"/>
+        </w:rPr>
+      </w:r>
+      <w:r>
+        <w:rPr>
           <w:b/>
           <w:lang w:val="en_US" w:bidi="en_US"/>
         </w:rPr>
@@ -11968,6 +13592,20 @@
       </w:r>
       <w:r>
         <w:rPr>
+          <w:lang w:val="en_US" w:bidi="en_US"/>
+        </w:rPr>
+        <w:t>רִכְבָּ֔⁠הּ</w:t>
+      </w:r>
+    </w:p>
+    <w:p>
+      <w:pPr/>
+      <w:r>
+        <w:rPr>
+          <w:lang w:val="en_US" w:bidi="en_US"/>
+        </w:rPr>
+      </w:r>
+      <w:r>
+        <w:rPr>
           <w:b/>
           <w:lang w:val="en_US" w:bidi="en_US"/>
         </w:rPr>
@@ -12064,6 +13702,20 @@
       </w:r>
       <w:r>
         <w:rPr>
+          <w:lang w:val="en_US" w:bidi="en_US"/>
+        </w:rPr>
+        <w:t>רִכְבָּ֔⁠הּ</w:t>
+      </w:r>
+    </w:p>
+    <w:p>
+      <w:pPr/>
+      <w:r>
+        <w:rPr>
+          <w:lang w:val="en_US" w:bidi="en_US"/>
+        </w:rPr>
+      </w:r>
+      <w:r>
+        <w:rPr>
           <w:b/>
           <w:lang w:val="en_US" w:bidi="en_US"/>
         </w:rPr>
@@ -12160,6 +13812,20 @@
       </w:r>
       <w:r>
         <w:rPr>
+          <w:lang w:val="en_US" w:bidi="en_US"/>
+        </w:rPr>
+        <w:t>תֹּ֣אכַל חָ֑רֶב</w:t>
+      </w:r>
+    </w:p>
+    <w:p>
+      <w:pPr/>
+      <w:r>
+        <w:rPr>
+          <w:lang w:val="en_US" w:bidi="en_US"/>
+        </w:rPr>
+      </w:r>
+      <w:r>
+        <w:rPr>
           <w:b/>
           <w:lang w:val="en_US" w:bidi="en_US"/>
         </w:rPr>
@@ -12258,6 +13924,20 @@
         <w:rPr>
           <w:lang w:val="en_US" w:bidi="en_US"/>
         </w:rPr>
+      </w:r>
+    </w:p>
+    <w:p>
+      <w:pPr/>
+      <w:r>
+        <w:rPr>
+          <w:lang w:val="en_US" w:bidi="en_US"/>
+        </w:rPr>
+      </w:r>
+      <w:r>
+        <w:rPr>
+          <w:lang w:val="en_US" w:bidi="en_US"/>
+        </w:rPr>
+        <w:t>וְ⁠הִכְרַתִּ֤י</w:t>
       </w:r>
     </w:p>
     <w:p>
@@ -12586,6 +14266,20 @@
       </w:r>
       <w:r>
         <w:rPr>
+          <w:lang w:val="en_US" w:bidi="en_US"/>
+        </w:rPr>
+        <w:t>עִ֣יר דָּמִ֑ים</w:t>
+      </w:r>
+    </w:p>
+    <w:p>
+      <w:pPr/>
+      <w:r>
+        <w:rPr>
+          <w:lang w:val="en_US" w:bidi="en_US"/>
+        </w:rPr>
+      </w:r>
+      <w:r>
+        <w:rPr>
           <w:b/>
           <w:lang w:val="en_US" w:bidi="en_US"/>
         </w:rPr>
@@ -12682,6 +14376,20 @@
       </w:r>
       <w:r>
         <w:rPr>
+          <w:lang w:val="en_US" w:bidi="en_US"/>
+        </w:rPr>
+        <w:t>כֻּלָּ֗⁠הּ כַּ֤חַשׁ</w:t>
+      </w:r>
+    </w:p>
+    <w:p>
+      <w:pPr/>
+      <w:r>
+        <w:rPr>
+          <w:lang w:val="en_US" w:bidi="en_US"/>
+        </w:rPr>
+      </w:r>
+      <w:r>
+        <w:rPr>
           <w:b/>
           <w:lang w:val="en_US" w:bidi="en_US"/>
         </w:rPr>
@@ -12778,6 +14486,20 @@
       </w:r>
       <w:r>
         <w:rPr>
+          <w:lang w:val="en_US" w:bidi="en_US"/>
+        </w:rPr>
+        <w:t>שׁ֔וֹט &amp; רַ֣עַשׁ אוֹפָ֑ן וְ⁠ס֣וּס דֹּהֵ֔ר וּ⁠מֶרְכָּבָ֖ה מְרַקֵּדָֽה</w:t>
+      </w:r>
+    </w:p>
+    <w:p>
+      <w:pPr/>
+      <w:r>
+        <w:rPr>
+          <w:lang w:val="en_US" w:bidi="en_US"/>
+        </w:rPr>
+      </w:r>
+      <w:r>
+        <w:rPr>
           <w:b/>
           <w:lang w:val="en_US" w:bidi="en_US"/>
         </w:rPr>
@@ -12926,6 +14648,20 @@
       </w:r>
       <w:r>
         <w:rPr>
+          <w:lang w:val="en_US" w:bidi="en_US"/>
+        </w:rPr>
+        <w:t>פָּרָ֣שׁ מַעֲלֶ֗ה וְ⁠לַ֤הַב חֶ֨רֶב֙ וּ⁠בְרַ֣ק חֲנִ֔ית</w:t>
+      </w:r>
+    </w:p>
+    <w:p>
+      <w:pPr/>
+      <w:r>
+        <w:rPr>
+          <w:lang w:val="en_US" w:bidi="en_US"/>
+        </w:rPr>
+      </w:r>
+      <w:r>
+        <w:rPr>
           <w:b/>
           <w:lang w:val="en_US" w:bidi="en_US"/>
         </w:rPr>
@@ -13048,6 +14784,20 @@
       </w:r>
       <w:r>
         <w:rPr>
+          <w:lang w:val="en_US" w:bidi="en_US"/>
+        </w:rPr>
+        <w:t>פָּרָ֣שׁ מַעֲלֶ֗ה וְ⁠לַ֤הַב חֶ֨רֶב֙ וּ⁠בְרַ֣ק חֲנִ֔ית</w:t>
+      </w:r>
+    </w:p>
+    <w:p>
+      <w:pPr/>
+      <w:r>
+        <w:rPr>
+          <w:lang w:val="en_US" w:bidi="en_US"/>
+        </w:rPr>
+      </w:r>
+      <w:r>
+        <w:rPr>
           <w:b/>
           <w:lang w:val="en_US" w:bidi="en_US"/>
         </w:rPr>
@@ -13131,6 +14881,20 @@
       </w:r>
       <w:r>
         <w:rPr>
+          <w:lang w:val="en_US" w:bidi="en_US"/>
+        </w:rPr>
+        <w:t>וְ⁠אֵ֥ין קֵ֨צֶה֙ לַ⁠גְּוִיָּ֔ה</w:t>
+      </w:r>
+    </w:p>
+    <w:p>
+      <w:pPr/>
+      <w:r>
+        <w:rPr>
+          <w:lang w:val="en_US" w:bidi="en_US"/>
+        </w:rPr>
+      </w:r>
+      <w:r>
+        <w:rPr>
           <w:b/>
           <w:lang w:val="en_US" w:bidi="en_US"/>
         </w:rPr>
@@ -13214,6 +14978,20 @@
       </w:r>
       <w:r>
         <w:rPr>
+          <w:lang w:val="en_US" w:bidi="en_US"/>
+        </w:rPr>
+        <w:t>וְכָשְׁל֖וּ</w:t>
+      </w:r>
+    </w:p>
+    <w:p>
+      <w:pPr/>
+      <w:r>
+        <w:rPr>
+          <w:lang w:val="en_US" w:bidi="en_US"/>
+        </w:rPr>
+      </w:r>
+      <w:r>
+        <w:rPr>
           <w:b/>
           <w:lang w:val="en_US" w:bidi="en_US"/>
         </w:rPr>
@@ -13310,6 +15088,20 @@
       </w:r>
       <w:r>
         <w:rPr>
+          <w:lang w:val="en_US" w:bidi="en_US"/>
+        </w:rPr>
+        <w:t>בִּ⁠גְוִיָּתָֽ⁠ם</w:t>
+      </w:r>
+    </w:p>
+    <w:p>
+      <w:pPr/>
+      <w:r>
+        <w:rPr>
+          <w:lang w:val="en_US" w:bidi="en_US"/>
+        </w:rPr>
+      </w:r>
+      <w:r>
+        <w:rPr>
           <w:b/>
           <w:lang w:val="en_US" w:bidi="en_US"/>
         </w:rPr>
@@ -13406,6 +15198,20 @@
       </w:r>
       <w:r>
         <w:rPr>
+          <w:lang w:val="en_US" w:bidi="en_US"/>
+        </w:rPr>
+        <w:t>זְנוּנֵ֣י זוֹנָ֔ה</w:t>
+      </w:r>
+    </w:p>
+    <w:p>
+      <w:pPr/>
+      <w:r>
+        <w:rPr>
+          <w:lang w:val="en_US" w:bidi="en_US"/>
+        </w:rPr>
+      </w:r>
+      <w:r>
+        <w:rPr>
           <w:b/>
           <w:lang w:val="en_US" w:bidi="en_US"/>
         </w:rPr>
@@ -13489,6 +15295,20 @@
       </w:r>
       <w:r>
         <w:rPr>
+          <w:lang w:val="en_US" w:bidi="en_US"/>
+        </w:rPr>
+        <w:t>מֵ⁠רֹב֙</w:t>
+      </w:r>
+    </w:p>
+    <w:p>
+      <w:pPr/>
+      <w:r>
+        <w:rPr>
+          <w:lang w:val="en_US" w:bidi="en_US"/>
+        </w:rPr>
+      </w:r>
+      <w:r>
+        <w:rPr>
           <w:b/>
           <w:lang w:val="en_US" w:bidi="en_US"/>
         </w:rPr>
@@ -13572,6 +15392,20 @@
       </w:r>
       <w:r>
         <w:rPr>
+          <w:lang w:val="en_US" w:bidi="en_US"/>
+        </w:rPr>
+        <w:t>וּ⁠מִשְׁפָּח֖וֹת</w:t>
+      </w:r>
+    </w:p>
+    <w:p>
+      <w:pPr/>
+      <w:r>
+        <w:rPr>
+          <w:lang w:val="en_US" w:bidi="en_US"/>
+        </w:rPr>
+      </w:r>
+      <w:r>
+        <w:rPr>
           <w:b/>
           <w:lang w:val="en_US" w:bidi="en_US"/>
         </w:rPr>
@@ -13644,6 +15478,20 @@
         <w:rPr>
           <w:lang w:val="en_US" w:bidi="en_US"/>
         </w:rPr>
+      </w:r>
+    </w:p>
+    <w:p>
+      <w:pPr/>
+      <w:r>
+        <w:rPr>
+          <w:lang w:val="en_US" w:bidi="en_US"/>
+        </w:rPr>
+      </w:r>
+      <w:r>
+        <w:rPr>
+          <w:lang w:val="en_US" w:bidi="en_US"/>
+        </w:rPr>
+        <w:t>הִנְ⁠נִ֣י אֵלַ֗יִ⁠ךְ</w:t>
       </w:r>
     </w:p>
     <w:p>
@@ -13769,6 +15617,20 @@
       </w:r>
       <w:r>
         <w:rPr>
+          <w:lang w:val="en_US" w:bidi="en_US"/>
+        </w:rPr>
+        <w:t>אֵלַ֗יִ⁠ךְ</w:t>
+      </w:r>
+    </w:p>
+    <w:p>
+      <w:pPr/>
+      <w:r>
+        <w:rPr>
+          <w:lang w:val="en_US" w:bidi="en_US"/>
+        </w:rPr>
+      </w:r>
+      <w:r>
+        <w:rPr>
           <w:b/>
           <w:lang w:val="en_US" w:bidi="en_US"/>
         </w:rPr>
@@ -13865,6 +15727,20 @@
       </w:r>
       <w:r>
         <w:rPr>
+          <w:lang w:val="en_US" w:bidi="en_US"/>
+        </w:rPr>
+        <w:t>נְאֻם֙</w:t>
+      </w:r>
+    </w:p>
+    <w:p>
+      <w:pPr/>
+      <w:r>
+        <w:rPr>
+          <w:lang w:val="en_US" w:bidi="en_US"/>
+        </w:rPr>
+      </w:r>
+      <w:r>
+        <w:rPr>
           <w:b/>
           <w:lang w:val="en_US" w:bidi="en_US"/>
         </w:rPr>
@@ -13948,6 +15824,20 @@
       </w:r>
       <w:r>
         <w:rPr>
+          <w:lang w:val="en_US" w:bidi="en_US"/>
+        </w:rPr>
+        <w:t>וּ⁠מַמְלָכ֖וֹת קְלוֹנֵֽ⁠ךְ</w:t>
+      </w:r>
+    </w:p>
+    <w:p>
+      <w:pPr/>
+      <w:r>
+        <w:rPr>
+          <w:lang w:val="en_US" w:bidi="en_US"/>
+        </w:rPr>
+      </w:r>
+      <w:r>
+        <w:rPr>
           <w:b/>
           <w:lang w:val="en_US" w:bidi="en_US"/>
         </w:rPr>
@@ -14031,6 +15921,20 @@
       </w:r>
       <w:r>
         <w:rPr>
+          <w:lang w:val="en_US" w:bidi="en_US"/>
+        </w:rPr>
+        <w:t>קְלוֹנֵֽ⁠ךְ</w:t>
+      </w:r>
+    </w:p>
+    <w:p>
+      <w:pPr/>
+      <w:r>
+        <w:rPr>
+          <w:lang w:val="en_US" w:bidi="en_US"/>
+        </w:rPr>
+      </w:r>
+      <w:r>
+        <w:rPr>
           <w:b/>
           <w:lang w:val="en_US" w:bidi="en_US"/>
         </w:rPr>
@@ -14116,6 +16020,20 @@
         <w:rPr>
           <w:lang w:val="en_US" w:bidi="en_US"/>
         </w:rPr>
+      </w:r>
+    </w:p>
+    <w:p>
+      <w:pPr/>
+      <w:r>
+        <w:rPr>
+          <w:lang w:val="en_US" w:bidi="en_US"/>
+        </w:rPr>
+      </w:r>
+      <w:r>
+        <w:rPr>
+          <w:lang w:val="en_US" w:bidi="en_US"/>
+        </w:rPr>
+        <w:t>עָלַ֛יִ⁠ךְ</w:t>
       </w:r>
     </w:p>
     <w:p>
@@ -14241,6 +16159,20 @@
       </w:r>
       <w:r>
         <w:rPr>
+          <w:lang w:val="en_US" w:bidi="en_US"/>
+        </w:rPr>
+        <w:t>וְ⁠הִשְׁלַכְתִּ֥י עָלַ֛יִ⁠ךְ שִׁקֻּצִ֖ים</w:t>
+      </w:r>
+    </w:p>
+    <w:p>
+      <w:pPr/>
+      <w:r>
+        <w:rPr>
+          <w:lang w:val="en_US" w:bidi="en_US"/>
+        </w:rPr>
+      </w:r>
+      <w:r>
+        <w:rPr>
           <w:b/>
           <w:lang w:val="en_US" w:bidi="en_US"/>
         </w:rPr>
@@ -14337,6 +16269,20 @@
       </w:r>
       <w:r>
         <w:rPr>
+          <w:lang w:val="en_US" w:bidi="en_US"/>
+        </w:rPr>
+        <w:t>שָׁדְּדָ֣ה נִֽינְוֵ֔ה</w:t>
+      </w:r>
+    </w:p>
+    <w:p>
+      <w:pPr/>
+      <w:r>
+        <w:rPr>
+          <w:lang w:val="en_US" w:bidi="en_US"/>
+        </w:rPr>
+      </w:r>
+      <w:r>
+        <w:rPr>
           <w:b/>
           <w:lang w:val="en_US" w:bidi="en_US"/>
         </w:rPr>
@@ -14433,6 +16379,20 @@
       </w:r>
       <w:r>
         <w:rPr>
+          <w:lang w:val="en_US" w:bidi="en_US"/>
+        </w:rPr>
+        <w:t>שָׁדְּדָ֣ה נִֽינְוֵ֔ה</w:t>
+      </w:r>
+    </w:p>
+    <w:p>
+      <w:pPr/>
+      <w:r>
+        <w:rPr>
+          <w:lang w:val="en_US" w:bidi="en_US"/>
+        </w:rPr>
+      </w:r>
+      <w:r>
+        <w:rPr>
           <w:b/>
           <w:lang w:val="en_US" w:bidi="en_US"/>
         </w:rPr>
@@ -14516,6 +16476,20 @@
       </w:r>
       <w:r>
         <w:rPr>
+          <w:lang w:val="en_US" w:bidi="en_US"/>
+        </w:rPr>
+        <w:t>מִ֖י יָנ֣וּד לָ֑⁠הּ</w:t>
+      </w:r>
+    </w:p>
+    <w:p>
+      <w:pPr/>
+      <w:r>
+        <w:rPr>
+          <w:lang w:val="en_US" w:bidi="en_US"/>
+        </w:rPr>
+      </w:r>
+      <w:r>
+        <w:rPr>
           <w:b/>
           <w:lang w:val="en_US" w:bidi="en_US"/>
         </w:rPr>
@@ -14599,6 +16573,20 @@
       </w:r>
       <w:r>
         <w:rPr>
+          <w:lang w:val="en_US" w:bidi="en_US"/>
+        </w:rPr>
+        <w:t>מֵ⁠אַ֛יִן אֲבַקֵּ֥שׁ מְנַחֲמִ֖ים לָֽ⁠ךְ</w:t>
+      </w:r>
+    </w:p>
+    <w:p>
+      <w:pPr/>
+      <w:r>
+        <w:rPr>
+          <w:lang w:val="en_US" w:bidi="en_US"/>
+        </w:rPr>
+      </w:r>
+      <w:r>
+        <w:rPr>
           <w:b/>
           <w:lang w:val="en_US" w:bidi="en_US"/>
         </w:rPr>
@@ -14682,6 +16670,20 @@
       </w:r>
       <w:r>
         <w:rPr>
+          <w:lang w:val="en_US" w:bidi="en_US"/>
+        </w:rPr>
+        <w:t>הֲ⁠תֵֽיטְבִי֙ מִ⁠נֹּ֣א אָמ֔וֹן הַ⁠יֹּֽשְׁבָה֙ בַּ⁠יְאֹרִ֔ים מַ֖יִם סָבִ֣יב לָ֑⁠הּ אֲשֶׁר־חֵ֣יל יָ֔ם מִ⁠יָּ֖ם חוֹמָתָֽ⁠הּ</w:t>
+      </w:r>
+    </w:p>
+    <w:p>
+      <w:pPr/>
+      <w:r>
+        <w:rPr>
+          <w:lang w:val="en_US" w:bidi="en_US"/>
+        </w:rPr>
+      </w:r>
+      <w:r>
+        <w:rPr>
           <w:b/>
           <w:lang w:val="en_US" w:bidi="en_US"/>
         </w:rPr>
@@ -14765,6 +16767,20 @@
       </w:r>
       <w:r>
         <w:rPr>
+          <w:lang w:val="en_US" w:bidi="en_US"/>
+        </w:rPr>
+        <w:t>מִ⁠נֹּ֣א אָמ֔וֹן</w:t>
+      </w:r>
+    </w:p>
+    <w:p>
+      <w:pPr/>
+      <w:r>
+        <w:rPr>
+          <w:lang w:val="en_US" w:bidi="en_US"/>
+        </w:rPr>
+      </w:r>
+      <w:r>
+        <w:rPr>
           <w:b/>
           <w:lang w:val="en_US" w:bidi="en_US"/>
         </w:rPr>
@@ -14855,6 +16871,20 @@
       </w:r>
       <w:r>
         <w:rPr>
+          <w:lang w:val="en_US" w:bidi="en_US"/>
+        </w:rPr>
+        <w:t>אֲשֶׁר־חֵ֣יל יָ֔ם מִ⁠יָּ֖ם חוֹמָתָֽ⁠הּ</w:t>
+      </w:r>
+    </w:p>
+    <w:p>
+      <w:pPr/>
+      <w:r>
+        <w:rPr>
+          <w:lang w:val="en_US" w:bidi="en_US"/>
+        </w:rPr>
+      </w:r>
+      <w:r>
+        <w:rPr>
           <w:b/>
           <w:lang w:val="en_US" w:bidi="en_US"/>
         </w:rPr>
@@ -14951,6 +16981,20 @@
       </w:r>
       <w:r>
         <w:rPr>
+          <w:lang w:val="en_US" w:bidi="en_US"/>
+        </w:rPr>
+        <w:t>מִ⁠יָּ֖ם חוֹמָתָֽ⁠הּ</w:t>
+      </w:r>
+    </w:p>
+    <w:p>
+      <w:pPr/>
+      <w:r>
+        <w:rPr>
+          <w:lang w:val="en_US" w:bidi="en_US"/>
+        </w:rPr>
+      </w:r>
+      <w:r>
+        <w:rPr>
           <w:b/>
           <w:lang w:val="en_US" w:bidi="en_US"/>
         </w:rPr>
@@ -15060,6 +17104,20 @@
       </w:r>
       <w:r>
         <w:rPr>
+          <w:lang w:val="en_US" w:bidi="en_US"/>
+        </w:rPr>
+        <w:t>מִ⁠יָּ֖ם חוֹמָתָֽ⁠הּ</w:t>
+      </w:r>
+    </w:p>
+    <w:p>
+      <w:pPr/>
+      <w:r>
+        <w:rPr>
+          <w:lang w:val="en_US" w:bidi="en_US"/>
+        </w:rPr>
+      </w:r>
+      <w:r>
+        <w:rPr>
           <w:b/>
           <w:lang w:val="en_US" w:bidi="en_US"/>
         </w:rPr>
@@ -15143,6 +17201,20 @@
       </w:r>
       <w:r>
         <w:rPr>
+          <w:lang w:val="en_US" w:bidi="en_US"/>
+        </w:rPr>
+        <w:t>עָצְמָ֛⁠ה</w:t>
+      </w:r>
+    </w:p>
+    <w:p>
+      <w:pPr/>
+      <w:r>
+        <w:rPr>
+          <w:lang w:val="en_US" w:bidi="en_US"/>
+        </w:rPr>
+      </w:r>
+      <w:r>
+        <w:rPr>
           <w:b/>
           <w:lang w:val="en_US" w:bidi="en_US"/>
         </w:rPr>
@@ -15239,6 +17311,20 @@
       </w:r>
       <w:r>
         <w:rPr>
+          <w:lang w:val="en_US" w:bidi="en_US"/>
+        </w:rPr>
+        <w:t>וְ⁠אֵ֣ין קֵ֑צֶה</w:t>
+      </w:r>
+    </w:p>
+    <w:p>
+      <w:pPr/>
+      <w:r>
+        <w:rPr>
+          <w:lang w:val="en_US" w:bidi="en_US"/>
+        </w:rPr>
+      </w:r>
+      <w:r>
+        <w:rPr>
           <w:b/>
           <w:lang w:val="en_US" w:bidi="en_US"/>
         </w:rPr>
@@ -15322,6 +17408,20 @@
       </w:r>
       <w:r>
         <w:rPr>
+          <w:lang w:val="en_US" w:bidi="en_US"/>
+        </w:rPr>
+        <w:t>וְ⁠אֵ֣ין קֵ֑צֶה</w:t>
+      </w:r>
+    </w:p>
+    <w:p>
+      <w:pPr/>
+      <w:r>
+        <w:rPr>
+          <w:lang w:val="en_US" w:bidi="en_US"/>
+        </w:rPr>
+      </w:r>
+      <w:r>
+        <w:rPr>
           <w:b/>
           <w:lang w:val="en_US" w:bidi="en_US"/>
         </w:rPr>
@@ -15405,6 +17505,20 @@
       </w:r>
       <w:r>
         <w:rPr>
+          <w:lang w:val="en_US" w:bidi="en_US"/>
+        </w:rPr>
+        <w:t>פּ֣וּט</w:t>
+      </w:r>
+    </w:p>
+    <w:p>
+      <w:pPr/>
+      <w:r>
+        <w:rPr>
+          <w:lang w:val="en_US" w:bidi="en_US"/>
+        </w:rPr>
+      </w:r>
+      <w:r>
+        <w:rPr>
           <w:b/>
           <w:lang w:val="en_US" w:bidi="en_US"/>
         </w:rPr>
@@ -15495,6 +17609,20 @@
       </w:r>
       <w:r>
         <w:rPr>
+          <w:lang w:val="en_US" w:bidi="en_US"/>
+        </w:rPr>
+        <w:t>וְ⁠לוּבִ֔ים</w:t>
+      </w:r>
+    </w:p>
+    <w:p>
+      <w:pPr/>
+      <w:r>
+        <w:rPr>
+          <w:lang w:val="en_US" w:bidi="en_US"/>
+        </w:rPr>
+      </w:r>
+      <w:r>
+        <w:rPr>
           <w:b/>
           <w:lang w:val="en_US" w:bidi="en_US"/>
         </w:rPr>
@@ -15585,6 +17713,20 @@
       </w:r>
       <w:r>
         <w:rPr>
+          <w:lang w:val="en_US" w:bidi="en_US"/>
+        </w:rPr>
+        <w:t>בְּ⁠עֶזְרָתֵֽ⁠ךְ</w:t>
+      </w:r>
+    </w:p>
+    <w:p>
+      <w:pPr/>
+      <w:r>
+        <w:rPr>
+          <w:lang w:val="en_US" w:bidi="en_US"/>
+        </w:rPr>
+      </w:r>
+      <w:r>
+        <w:rPr>
           <w:b/>
           <w:lang w:val="en_US" w:bidi="en_US"/>
         </w:rPr>
@@ -15681,6 +17823,20 @@
       </w:r>
       <w:r>
         <w:rPr>
+          <w:lang w:val="en_US" w:bidi="en_US"/>
+        </w:rPr>
+        <w:t>הִ֗יא לַ⁠גֹּלָה֙</w:t>
+      </w:r>
+    </w:p>
+    <w:p>
+      <w:pPr/>
+      <w:r>
+        <w:rPr>
+          <w:lang w:val="en_US" w:bidi="en_US"/>
+        </w:rPr>
+      </w:r>
+      <w:r>
+        <w:rPr>
           <w:b/>
           <w:lang w:val="en_US" w:bidi="en_US"/>
         </w:rPr>
@@ -15777,6 +17933,20 @@
       </w:r>
       <w:r>
         <w:rPr>
+          <w:lang w:val="en_US" w:bidi="en_US"/>
+        </w:rPr>
+        <w:t>גְּדוֹלֶ֖י⁠הָ</w:t>
+      </w:r>
+    </w:p>
+    <w:p>
+      <w:pPr/>
+      <w:r>
+        <w:rPr>
+          <w:lang w:val="en_US" w:bidi="en_US"/>
+        </w:rPr>
+      </w:r>
+      <w:r>
+        <w:rPr>
           <w:b/>
           <w:lang w:val="en_US" w:bidi="en_US"/>
         </w:rPr>
@@ -15873,6 +18043,20 @@
       </w:r>
       <w:r>
         <w:rPr>
+          <w:lang w:val="en_US" w:bidi="en_US"/>
+        </w:rPr>
+        <w:t>עֹלָלֶ֛י⁠הָ יְרֻטְּשׁ֖וּ</w:t>
+      </w:r>
+    </w:p>
+    <w:p>
+      <w:pPr/>
+      <w:r>
+        <w:rPr>
+          <w:lang w:val="en_US" w:bidi="en_US"/>
+        </w:rPr>
+      </w:r>
+      <w:r>
+        <w:rPr>
           <w:b/>
           <w:lang w:val="en_US" w:bidi="en_US"/>
         </w:rPr>
@@ -15969,6 +18153,20 @@
       </w:r>
       <w:r>
         <w:rPr>
+          <w:lang w:val="en_US" w:bidi="en_US"/>
+        </w:rPr>
+        <w:t>בְּ⁠רֹ֣אשׁ כָּל־חוּצ֑וֹת</w:t>
+      </w:r>
+    </w:p>
+    <w:p>
+      <w:pPr/>
+      <w:r>
+        <w:rPr>
+          <w:lang w:val="en_US" w:bidi="en_US"/>
+        </w:rPr>
+      </w:r>
+      <w:r>
+        <w:rPr>
           <w:b/>
           <w:lang w:val="en_US" w:bidi="en_US"/>
         </w:rPr>
@@ -16065,6 +18263,20 @@
       </w:r>
       <w:r>
         <w:rPr>
+          <w:lang w:val="en_US" w:bidi="en_US"/>
+        </w:rPr>
+        <w:t>יַדּ֣וּ</w:t>
+      </w:r>
+    </w:p>
+    <w:p>
+      <w:pPr/>
+      <w:r>
+        <w:rPr>
+          <w:lang w:val="en_US" w:bidi="en_US"/>
+        </w:rPr>
+      </w:r>
+      <w:r>
+        <w:rPr>
           <w:b/>
           <w:lang w:val="en_US" w:bidi="en_US"/>
         </w:rPr>
@@ -16161,6 +18373,20 @@
       </w:r>
       <w:r>
         <w:rPr>
+          <w:lang w:val="en_US" w:bidi="en_US"/>
+        </w:rPr>
+        <w:t>וְ⁠כָל־גְּדוֹלֶ֖י⁠הָ רֻתְּק֥וּ</w:t>
+      </w:r>
+    </w:p>
+    <w:p>
+      <w:pPr/>
+      <w:r>
+        <w:rPr>
+          <w:lang w:val="en_US" w:bidi="en_US"/>
+        </w:rPr>
+      </w:r>
+      <w:r>
+        <w:rPr>
           <w:b/>
           <w:lang w:val="en_US" w:bidi="en_US"/>
         </w:rPr>
@@ -16257,6 +18483,20 @@
       </w:r>
       <w:r>
         <w:rPr>
+          <w:lang w:val="en_US" w:bidi="en_US"/>
+        </w:rPr>
+        <w:t>אַ֣תְּ</w:t>
+      </w:r>
+    </w:p>
+    <w:p>
+      <w:pPr/>
+      <w:r>
+        <w:rPr>
+          <w:lang w:val="en_US" w:bidi="en_US"/>
+        </w:rPr>
+      </w:r>
+      <w:r>
+        <w:rPr>
           <w:b/>
           <w:lang w:val="en_US" w:bidi="en_US"/>
         </w:rPr>
@@ -16353,6 +18593,20 @@
       </w:r>
       <w:r>
         <w:rPr>
+          <w:lang w:val="en_US" w:bidi="en_US"/>
+        </w:rPr>
+        <w:t>תִּשְׁכְּרִ֔י</w:t>
+      </w:r>
+    </w:p>
+    <w:p>
+      <w:pPr/>
+      <w:r>
+        <w:rPr>
+          <w:lang w:val="en_US" w:bidi="en_US"/>
+        </w:rPr>
+      </w:r>
+      <w:r>
+        <w:rPr>
           <w:b/>
           <w:lang w:val="en_US" w:bidi="en_US"/>
         </w:rPr>
@@ -16449,6 +18703,20 @@
       </w:r>
       <w:r>
         <w:rPr>
+          <w:lang w:val="en_US" w:bidi="en_US"/>
+        </w:rPr>
+        <w:t>תְּהִ֖י נַֽעֲלָמָ֑ה</w:t>
+      </w:r>
+    </w:p>
+    <w:p>
+      <w:pPr/>
+      <w:r>
+        <w:rPr>
+          <w:lang w:val="en_US" w:bidi="en_US"/>
+        </w:rPr>
+      </w:r>
+      <w:r>
+        <w:rPr>
           <w:b/>
           <w:lang w:val="en_US" w:bidi="en_US"/>
         </w:rPr>
@@ -16545,6 +18813,20 @@
       </w:r>
       <w:r>
         <w:rPr>
+          <w:lang w:val="en_US" w:bidi="en_US"/>
+        </w:rPr>
+        <w:t>כָּ֨ל־מִבְצָרַ֔יִ⁠ךְ תְּאֵנִ֖ים עִם־בִּכּוּרִ֑ים</w:t>
+      </w:r>
+    </w:p>
+    <w:p>
+      <w:pPr/>
+      <w:r>
+        <w:rPr>
+          <w:lang w:val="en_US" w:bidi="en_US"/>
+        </w:rPr>
+      </w:r>
+      <w:r>
+        <w:rPr>
           <w:b/>
           <w:lang w:val="en_US" w:bidi="en_US"/>
         </w:rPr>
@@ -16654,6 +18936,20 @@
       </w:r>
       <w:r>
         <w:rPr>
+          <w:lang w:val="en_US" w:bidi="en_US"/>
+        </w:rPr>
+        <w:t>הִנֵּ֨ה</w:t>
+      </w:r>
+    </w:p>
+    <w:p>
+      <w:pPr/>
+      <w:r>
+        <w:rPr>
+          <w:lang w:val="en_US" w:bidi="en_US"/>
+        </w:rPr>
+      </w:r>
+      <w:r>
+        <w:rPr>
           <w:b/>
           <w:lang w:val="en_US" w:bidi="en_US"/>
         </w:rPr>
@@ -16750,6 +19046,20 @@
       </w:r>
       <w:r>
         <w:rPr>
+          <w:lang w:val="en_US" w:bidi="en_US"/>
+        </w:rPr>
+        <w:t>עַמֵּ֤⁠ךְ</w:t>
+      </w:r>
+    </w:p>
+    <w:p>
+      <w:pPr/>
+      <w:r>
+        <w:rPr>
+          <w:lang w:val="en_US" w:bidi="en_US"/>
+        </w:rPr>
+      </w:r>
+      <w:r>
+        <w:rPr>
           <w:b/>
           <w:lang w:val="en_US" w:bidi="en_US"/>
         </w:rPr>
@@ -16846,6 +19156,20 @@
       </w:r>
       <w:r>
         <w:rPr>
+          <w:lang w:val="en_US" w:bidi="en_US"/>
+        </w:rPr>
+        <w:t>נָשִׁים֙</w:t>
+      </w:r>
+    </w:p>
+    <w:p>
+      <w:pPr/>
+      <w:r>
+        <w:rPr>
+          <w:lang w:val="en_US" w:bidi="en_US"/>
+        </w:rPr>
+      </w:r>
+      <w:r>
+        <w:rPr>
           <w:b/>
           <w:lang w:val="en_US" w:bidi="en_US"/>
         </w:rPr>
@@ -16955,6 +19279,20 @@
       </w:r>
       <w:r>
         <w:rPr>
+          <w:lang w:val="en_US" w:bidi="en_US"/>
+        </w:rPr>
+        <w:t>פָּת֥וֹחַ נִפְתְּח֖וּ</w:t>
+      </w:r>
+    </w:p>
+    <w:p>
+      <w:pPr/>
+      <w:r>
+        <w:rPr>
+          <w:lang w:val="en_US" w:bidi="en_US"/>
+        </w:rPr>
+      </w:r>
+      <w:r>
+        <w:rPr>
           <w:b/>
           <w:lang w:val="en_US" w:bidi="en_US"/>
         </w:rPr>
@@ -17051,6 +19389,20 @@
       </w:r>
       <w:r>
         <w:rPr>
+          <w:lang w:val="en_US" w:bidi="en_US"/>
+        </w:rPr>
+        <w:t>נִפְתְּח֖וּ &amp; אָכְלָ֥ה</w:t>
+      </w:r>
+    </w:p>
+    <w:p>
+      <w:pPr/>
+      <w:r>
+        <w:rPr>
+          <w:lang w:val="en_US" w:bidi="en_US"/>
+        </w:rPr>
+      </w:r>
+      <w:r>
+        <w:rPr>
           <w:b/>
           <w:lang w:val="en_US" w:bidi="en_US"/>
         </w:rPr>
@@ -17147,6 +19499,20 @@
       </w:r>
       <w:r>
         <w:rPr>
+          <w:lang w:val="en_US" w:bidi="en_US"/>
+        </w:rPr>
+        <w:t>בְּרִיחָֽיִ⁠ך</w:t>
+      </w:r>
+    </w:p>
+    <w:p>
+      <w:pPr/>
+      <w:r>
+        <w:rPr>
+          <w:lang w:val="en_US" w:bidi="en_US"/>
+        </w:rPr>
+      </w:r>
+      <w:r>
+        <w:rPr>
           <w:b/>
           <w:lang w:val="en_US" w:bidi="en_US"/>
         </w:rPr>
@@ -17243,6 +19609,20 @@
       </w:r>
       <w:r>
         <w:rPr>
+          <w:lang w:val="en_US" w:bidi="en_US"/>
+        </w:rPr>
+        <w:t>מֵ֤י מָצוֹר֙ שַֽׁאֲבִי־לָ֔⁠ךְ</w:t>
+      </w:r>
+    </w:p>
+    <w:p>
+      <w:pPr/>
+      <w:r>
+        <w:rPr>
+          <w:lang w:val="en_US" w:bidi="en_US"/>
+        </w:rPr>
+      </w:r>
+      <w:r>
+        <w:rPr>
           <w:b/>
           <w:lang w:val="en_US" w:bidi="en_US"/>
         </w:rPr>
@@ -17339,6 +19719,20 @@
       </w:r>
       <w:r>
         <w:rPr>
+          <w:lang w:val="en_US" w:bidi="en_US"/>
+        </w:rPr>
+        <w:t>לָ֔⁠ךְ</w:t>
+      </w:r>
+    </w:p>
+    <w:p>
+      <w:pPr/>
+      <w:r>
+        <w:rPr>
+          <w:lang w:val="en_US" w:bidi="en_US"/>
+        </w:rPr>
+      </w:r>
+      <w:r>
+        <w:rPr>
           <w:b/>
           <w:lang w:val="en_US" w:bidi="en_US"/>
         </w:rPr>
@@ -17435,6 +19829,20 @@
       </w:r>
       <w:r>
         <w:rPr>
+          <w:lang w:val="en_US" w:bidi="en_US"/>
+        </w:rPr>
+        <w:t>מַלְבֵּֽן</w:t>
+      </w:r>
+    </w:p>
+    <w:p>
+      <w:pPr/>
+      <w:r>
+        <w:rPr>
+          <w:lang w:val="en_US" w:bidi="en_US"/>
+        </w:rPr>
+      </w:r>
+      <w:r>
+        <w:rPr>
           <w:b/>
           <w:lang w:val="en_US" w:bidi="en_US"/>
         </w:rPr>
@@ -17531,6 +19939,20 @@
       </w:r>
       <w:r>
         <w:rPr>
+          <w:lang w:val="en_US" w:bidi="en_US"/>
+        </w:rPr>
+        <w:t>שָׁ֚ם תֹּאכְלֵ֣⁠ךְ אֵ֔שׁ</w:t>
+      </w:r>
+    </w:p>
+    <w:p>
+      <w:pPr/>
+      <w:r>
+        <w:rPr>
+          <w:lang w:val="en_US" w:bidi="en_US"/>
+        </w:rPr>
+      </w:r>
+      <w:r>
+        <w:rPr>
           <w:b/>
           <w:lang w:val="en_US" w:bidi="en_US"/>
         </w:rPr>
@@ -17627,6 +20049,20 @@
       </w:r>
       <w:r>
         <w:rPr>
+          <w:lang w:val="en_US" w:bidi="en_US"/>
+        </w:rPr>
+        <w:t>תַּכְרִיתֵ֣⁠ךְ</w:t>
+      </w:r>
+    </w:p>
+    <w:p>
+      <w:pPr/>
+      <w:r>
+        <w:rPr>
+          <w:lang w:val="en_US" w:bidi="en_US"/>
+        </w:rPr>
+      </w:r>
+      <w:r>
+        <w:rPr>
           <w:b/>
           <w:lang w:val="en_US" w:bidi="en_US"/>
         </w:rPr>
@@ -17723,6 +20159,20 @@
       </w:r>
       <w:r>
         <w:rPr>
+          <w:lang w:val="en_US" w:bidi="en_US"/>
+        </w:rPr>
+        <w:t>כַּ⁠יָּ֑לֶק</w:t>
+      </w:r>
+    </w:p>
+    <w:p>
+      <w:pPr/>
+      <w:r>
+        <w:rPr>
+          <w:lang w:val="en_US" w:bidi="en_US"/>
+        </w:rPr>
+      </w:r>
+      <w:r>
+        <w:rPr>
           <w:b/>
           <w:lang w:val="en_US" w:bidi="en_US"/>
         </w:rPr>
@@ -17806,6 +20256,20 @@
       </w:r>
       <w:r>
         <w:rPr>
+          <w:lang w:val="en_US" w:bidi="en_US"/>
+        </w:rPr>
+        <w:t>כַּ⁠יֶּ֔לֶק</w:t>
+      </w:r>
+    </w:p>
+    <w:p>
+      <w:pPr/>
+      <w:r>
+        <w:rPr>
+          <w:lang w:val="en_US" w:bidi="en_US"/>
+        </w:rPr>
+      </w:r>
+      <w:r>
+        <w:rPr>
           <w:b/>
           <w:lang w:val="en_US" w:bidi="en_US"/>
         </w:rPr>
@@ -17889,6 +20353,20 @@
       </w:r>
       <w:r>
         <w:rPr>
+          <w:lang w:val="en_US" w:bidi="en_US"/>
+        </w:rPr>
+        <w:t>כָּ⁠אַרְבֶּֽה</w:t>
+      </w:r>
+    </w:p>
+    <w:p>
+      <w:pPr/>
+      <w:r>
+        <w:rPr>
+          <w:lang w:val="en_US" w:bidi="en_US"/>
+        </w:rPr>
+      </w:r>
+      <w:r>
+        <w:rPr>
           <w:b/>
           <w:lang w:val="en_US" w:bidi="en_US"/>
         </w:rPr>
@@ -17972,6 +20450,20 @@
       </w:r>
       <w:r>
         <w:rPr>
+          <w:lang w:val="en_US" w:bidi="en_US"/>
+        </w:rPr>
+        <w:t>הִרְבֵּית֙</w:t>
+      </w:r>
+    </w:p>
+    <w:p>
+      <w:pPr/>
+      <w:r>
+        <w:rPr>
+          <w:lang w:val="en_US" w:bidi="en_US"/>
+        </w:rPr>
+      </w:r>
+      <w:r>
+        <w:rPr>
           <w:b/>
           <w:lang w:val="en_US" w:bidi="en_US"/>
         </w:rPr>
@@ -18068,6 +20560,20 @@
       </w:r>
       <w:r>
         <w:rPr>
+          <w:lang w:val="en_US" w:bidi="en_US"/>
+        </w:rPr>
+        <w:t>מִ⁠כּוֹכְבֵ֖י הַ⁠שָּׁמָ֑יִם</w:t>
+      </w:r>
+    </w:p>
+    <w:p>
+      <w:pPr/>
+      <w:r>
+        <w:rPr>
+          <w:lang w:val="en_US" w:bidi="en_US"/>
+        </w:rPr>
+      </w:r>
+      <w:r>
+        <w:rPr>
           <w:b/>
           <w:lang w:val="en_US" w:bidi="en_US"/>
         </w:rPr>
@@ -18151,6 +20657,20 @@
       </w:r>
       <w:r>
         <w:rPr>
+          <w:lang w:val="en_US" w:bidi="en_US"/>
+        </w:rPr>
+        <w:t>יֶ֥לֶק פָּשַׁ֖ט וַ⁠יָּעֹֽף</w:t>
+      </w:r>
+    </w:p>
+    <w:p>
+      <w:pPr/>
+      <w:r>
+        <w:rPr>
+          <w:lang w:val="en_US" w:bidi="en_US"/>
+        </w:rPr>
+      </w:r>
+      <w:r>
+        <w:rPr>
           <w:b/>
           <w:lang w:val="en_US" w:bidi="en_US"/>
         </w:rPr>
@@ -18234,6 +20754,20 @@
       </w:r>
       <w:r>
         <w:rPr>
+          <w:lang w:val="en_US" w:bidi="en_US"/>
+        </w:rPr>
+        <w:t>פָּשַׁ֖ט</w:t>
+      </w:r>
+    </w:p>
+    <w:p>
+      <w:pPr/>
+      <w:r>
+        <w:rPr>
+          <w:lang w:val="en_US" w:bidi="en_US"/>
+        </w:rPr>
+      </w:r>
+      <w:r>
+        <w:rPr>
           <w:b/>
           <w:lang w:val="en_US" w:bidi="en_US"/>
         </w:rPr>
@@ -18330,6 +20864,20 @@
       </w:r>
       <w:r>
         <w:rPr>
+          <w:lang w:val="en_US" w:bidi="en_US"/>
+        </w:rPr>
+        <w:t>מִנְּזָרַ֨יִ⁠ךְ֙ כָּֽ⁠אַרְבֶּ֔ה וְ⁠טַפְסְרַ֖יִ⁠ךְ כְּ⁠ג֣וֹב גֹּבָ֑י</w:t>
+      </w:r>
+    </w:p>
+    <w:p>
+      <w:pPr/>
+      <w:r>
+        <w:rPr>
+          <w:lang w:val="en_US" w:bidi="en_US"/>
+        </w:rPr>
+      </w:r>
+      <w:r>
+        <w:rPr>
           <w:b/>
           <w:lang w:val="en_US" w:bidi="en_US"/>
         </w:rPr>
@@ -18413,6 +20961,20 @@
       </w:r>
       <w:r>
         <w:rPr>
+          <w:lang w:val="en_US" w:bidi="en_US"/>
+        </w:rPr>
+        <w:t>מִנְּזָרַ֨יִ⁠ךְ֙ כָּֽ⁠אַרְבֶּ֔ה וְ⁠טַפְסְרַ֖יִ⁠ךְ כְּ⁠ג֣וֹב גֹּבָ֑י</w:t>
+      </w:r>
+    </w:p>
+    <w:p>
+      <w:pPr/>
+      <w:r>
+        <w:rPr>
+          <w:lang w:val="en_US" w:bidi="en_US"/>
+        </w:rPr>
+      </w:r>
+      <w:r>
+        <w:rPr>
           <w:b/>
           <w:lang w:val="en_US" w:bidi="en_US"/>
         </w:rPr>
@@ -18509,6 +21071,20 @@
       </w:r>
       <w:r>
         <w:rPr>
+          <w:lang w:val="en_US" w:bidi="en_US"/>
+        </w:rPr>
+        <w:t>וְ⁠טַפְסְרַ֖יִ⁠ךְ כְּ⁠ג֣וֹב גֹּבָ֑י</w:t>
+      </w:r>
+    </w:p>
+    <w:p>
+      <w:pPr/>
+      <w:r>
+        <w:rPr>
+          <w:lang w:val="en_US" w:bidi="en_US"/>
+        </w:rPr>
+      </w:r>
+      <w:r>
+        <w:rPr>
           <w:b/>
           <w:lang w:val="en_US" w:bidi="en_US"/>
         </w:rPr>
@@ -18592,6 +21168,20 @@
       </w:r>
       <w:r>
         <w:rPr>
+          <w:lang w:val="en_US" w:bidi="en_US"/>
+        </w:rPr>
+        <w:t>וְ⁠נוֹדַ֔ד &amp; מְקוֹמ֖⁠וֹ</w:t>
+      </w:r>
+    </w:p>
+    <w:p>
+      <w:pPr/>
+      <w:r>
+        <w:rPr>
+          <w:lang w:val="en_US" w:bidi="en_US"/>
+        </w:rPr>
+      </w:r>
+      <w:r>
+        <w:rPr>
           <w:b/>
           <w:lang w:val="en_US" w:bidi="en_US"/>
         </w:rPr>
@@ -18714,6 +21304,20 @@
       </w:r>
       <w:r>
         <w:rPr>
+          <w:lang w:val="en_US" w:bidi="en_US"/>
+        </w:rPr>
+        <w:t>נָמ֤וּ רֹעֶ֨י⁠ךָ֙ מֶ֣לֶךְ אַשּׁ֔וּר</w:t>
+      </w:r>
+    </w:p>
+    <w:p>
+      <w:pPr/>
+      <w:r>
+        <w:rPr>
+          <w:lang w:val="en_US" w:bidi="en_US"/>
+        </w:rPr>
+      </w:r>
+      <w:r>
+        <w:rPr>
           <w:b/>
           <w:lang w:val="en_US" w:bidi="en_US"/>
         </w:rPr>
@@ -18797,6 +21401,20 @@
       </w:r>
       <w:r>
         <w:rPr>
+          <w:lang w:val="en_US" w:bidi="en_US"/>
+        </w:rPr>
+        <w:t>נָמ֤וּ רֹעֶ֨י⁠ךָ֙ &amp; יִשְׁכְּנ֖וּ אַדִּירֶ֑י⁠ךָ</w:t>
+      </w:r>
+    </w:p>
+    <w:p>
+      <w:pPr/>
+      <w:r>
+        <w:rPr>
+          <w:lang w:val="en_US" w:bidi="en_US"/>
+        </w:rPr>
+      </w:r>
+      <w:r>
+        <w:rPr>
           <w:b/>
           <w:lang w:val="en_US" w:bidi="en_US"/>
         </w:rPr>
@@ -18893,6 +21511,20 @@
       </w:r>
       <w:r>
         <w:rPr>
+          <w:lang w:val="en_US" w:bidi="en_US"/>
+        </w:rPr>
+        <w:t>רֹעֶ֨י⁠ךָ֙</w:t>
+      </w:r>
+    </w:p>
+    <w:p>
+      <w:pPr/>
+      <w:r>
+        <w:rPr>
+          <w:lang w:val="en_US" w:bidi="en_US"/>
+        </w:rPr>
+      </w:r>
+      <w:r>
+        <w:rPr>
           <w:b/>
           <w:lang w:val="en_US" w:bidi="en_US"/>
         </w:rPr>
@@ -18989,6 +21621,20 @@
       </w:r>
       <w:r>
         <w:rPr>
+          <w:lang w:val="en_US" w:bidi="en_US"/>
+        </w:rPr>
+        <w:t>נָמ֤וּ &amp; יִשְׁכְּנ֖וּ</w:t>
+      </w:r>
+    </w:p>
+    <w:p>
+      <w:pPr/>
+      <w:r>
+        <w:rPr>
+          <w:lang w:val="en_US" w:bidi="en_US"/>
+        </w:rPr>
+      </w:r>
+      <w:r>
+        <w:rPr>
           <w:b/>
           <w:lang w:val="en_US" w:bidi="en_US"/>
         </w:rPr>
@@ -19111,6 +21757,20 @@
       </w:r>
       <w:r>
         <w:rPr>
+          <w:lang w:val="en_US" w:bidi="en_US"/>
+        </w:rPr>
+        <w:t>נָפֹ֧שׁוּ עַמְּ⁠ךָ֛</w:t>
+      </w:r>
+    </w:p>
+    <w:p>
+      <w:pPr/>
+      <w:r>
+        <w:rPr>
+          <w:lang w:val="en_US" w:bidi="en_US"/>
+        </w:rPr>
+      </w:r>
+      <w:r>
+        <w:rPr>
           <w:b/>
           <w:lang w:val="en_US" w:bidi="en_US"/>
         </w:rPr>
@@ -19207,6 +21867,20 @@
       </w:r>
       <w:r>
         <w:rPr>
+          <w:lang w:val="en_US" w:bidi="en_US"/>
+        </w:rPr>
+        <w:t>אֵין־כֵּהָ֣ה לְ⁠שִׁבְרֶ֔⁠ךָ</w:t>
+      </w:r>
+    </w:p>
+    <w:p>
+      <w:pPr/>
+      <w:r>
+        <w:rPr>
+          <w:lang w:val="en_US" w:bidi="en_US"/>
+        </w:rPr>
+      </w:r>
+      <w:r>
+        <w:rPr>
           <w:b/>
           <w:lang w:val="en_US" w:bidi="en_US"/>
         </w:rPr>
@@ -19316,6 +21990,20 @@
       </w:r>
       <w:r>
         <w:rPr>
+          <w:lang w:val="en_US" w:bidi="en_US"/>
+        </w:rPr>
+        <w:t>נַחְלָ֖ה מַכָּתֶ֑⁠ךָ</w:t>
+      </w:r>
+    </w:p>
+    <w:p>
+      <w:pPr/>
+      <w:r>
+        <w:rPr>
+          <w:lang w:val="en_US" w:bidi="en_US"/>
+        </w:rPr>
+      </w:r>
+      <w:r>
+        <w:rPr>
           <w:b/>
           <w:lang w:val="en_US" w:bidi="en_US"/>
         </w:rPr>
@@ -19412,6 +22100,20 @@
       </w:r>
       <w:r>
         <w:rPr>
+          <w:lang w:val="en_US" w:bidi="en_US"/>
+        </w:rPr>
+        <w:t>שֹׁמְעֵ֣י שִׁמְעֲ⁠ךָ֗</w:t>
+      </w:r>
+    </w:p>
+    <w:p>
+      <w:pPr/>
+      <w:r>
+        <w:rPr>
+          <w:lang w:val="en_US" w:bidi="en_US"/>
+        </w:rPr>
+      </w:r>
+      <w:r>
+        <w:rPr>
           <w:b/>
           <w:lang w:val="en_US" w:bidi="en_US"/>
         </w:rPr>
@@ -19508,6 +22210,20 @@
       </w:r>
       <w:r>
         <w:rPr>
+          <w:lang w:val="en_US" w:bidi="en_US"/>
+        </w:rPr>
+        <w:t>תָּ֤קְעוּ כַף֙</w:t>
+      </w:r>
+    </w:p>
+    <w:p>
+      <w:pPr/>
+      <w:r>
+        <w:rPr>
+          <w:lang w:val="en_US" w:bidi="en_US"/>
+        </w:rPr>
+      </w:r>
+      <w:r>
+        <w:rPr>
           <w:b/>
           <w:lang w:val="en_US" w:bidi="en_US"/>
         </w:rPr>
@@ -19591,6 +22307,20 @@
       </w:r>
       <w:r>
         <w:rPr>
+          <w:lang w:val="en_US" w:bidi="en_US"/>
+        </w:rPr>
+        <w:t>כִּ֗י עַל־מִ֛י לֹֽא־עָבְרָ֥ה רָעָתְ⁠ךָ֖ תָּמִֽיד</w:t>
+      </w:r>
+    </w:p>
+    <w:p>
+      <w:pPr/>
+      <w:r>
+        <w:rPr>
+          <w:lang w:val="en_US" w:bidi="en_US"/>
+        </w:rPr>
+      </w:r>
+      <w:r>
+        <w:rPr>
           <w:b/>
           <w:lang w:val="en_US" w:bidi="en_US"/>
         </w:rPr>
@@ -19663,6 +22393,20 @@
         <w:rPr>
           <w:lang w:val="en_US" w:bidi="en_US"/>
         </w:rPr>
+      </w:r>
+    </w:p>
+    <w:p>
+      <w:pPr/>
+      <w:r>
+        <w:rPr>
+          <w:lang w:val="en_US" w:bidi="en_US"/>
+        </w:rPr>
+      </w:r>
+      <w:r>
+        <w:rPr>
+          <w:lang w:val="en_US" w:bidi="en_US"/>
+        </w:rPr>
+        <w:t>רָעָתְ⁠ךָ֖ תָּמִֽיד</w:t>
       </w:r>
     </w:p>
     <w:p>

--- a/eng/docx/34.content.docx
+++ b/eng/docx/34.content.docx
@@ -28,49 +28,15 @@
       </w:r>
     </w:p>
     <w:p>
-      <w:pPr>
-        <w:pStyle w:val="Heading2"/>
-      </w:pPr>
-      <w:r>
-        <w:rPr>
-          <w:lang w:val="en_US" w:bidi="en_US"/>
-        </w:rPr>
-        <w:t>License Information</w:t>
-      </w:r>
-      <w:r>
-        <w:rPr>
-          <w:lang w:val="en_US" w:bidi="en_US"/>
-        </w:rPr>
-      </w:r>
-    </w:p>
-    <w:p>
-      <w:pPr/>
-      <w:r>
-        <w:rPr>
-          <w:lang w:val="en_US" w:bidi="en_US"/>
-        </w:rPr>
-      </w:r>
-      <w:r>
-        <w:rPr>
-          <w:b/>
-          <w:lang w:val="en_US" w:bidi="en_US"/>
-        </w:rPr>
-        <w:t>Translation Notes (unfoldingWord)</w:t>
-      </w:r>
-      <w:r>
-        <w:rPr>
-          <w:lang w:val="en_US" w:bidi="en_US"/>
-        </w:rPr>
-        <w:t xml:space="preserve"> is based on</w:t>
-      </w:r>
-      <w:r>
-        <w:rPr>
-          <w:lang w:val="en_US" w:bidi="en_US"/>
-        </w:rPr>
-        <w:t xml:space="preserve">: </w:t>
-      </w:r>
-      <w:r>
-        <w:rPr>
+      <w:pPr/>
+      <w:r>
+        <w:rPr>
+          <w:lang w:val="en_US" w:bidi="en_US"/>
+        </w:rPr>
+      </w:r>
+      <w:r>
+        <w:rPr>
+          <w:b/>
           <w:lang w:val="en_US" w:bidi="en_US"/>
         </w:rPr>
         <w:t>unfoldingWord® Translation Notes</w:t>
@@ -79,62 +45,31 @@
         <w:rPr>
           <w:lang w:val="en_US" w:bidi="en_US"/>
         </w:rPr>
-        <w:t xml:space="preserve">, </w:t>
-      </w:r>
-      <w:hyperlink r:id="rId13">
-        <w:r>
-          <w:rPr>
-            <w:lang w:val="en_US" w:bidi="en_US"/>
-          </w:rPr>
-          <w:rPr>
-            <w:color w:val="0000EE"/>
-            <w:u w:val="single"/>
-          </w:rPr>
-          <w:t>unfoldingWord</w:t>
-        </w:r>
-      </w:hyperlink>
-      <w:r>
-        <w:rPr>
-          <w:lang w:val="en_US" w:bidi="en_US"/>
-        </w:rPr>
-        <w:t xml:space="preserve">, 2022, which is licensed under a </w:t>
-      </w:r>
-      <w:hyperlink r:id="rId14">
-        <w:r>
-          <w:rPr>
-            <w:lang w:val="en_US" w:bidi="en_US"/>
-          </w:rPr>
-          <w:rPr>
-            <w:color w:val="0000EE"/>
-            <w:u w:val="single"/>
-          </w:rPr>
-          <w:t>CC BY-SA 4.0 license</w:t>
-        </w:r>
-      </w:hyperlink>
-      <w:r>
-        <w:rPr>
-          <w:lang w:val="en_US" w:bidi="en_US"/>
-        </w:rPr>
-        <w:t>.</w:t>
-      </w:r>
-      <w:r>
-        <w:rPr>
-          <w:lang w:val="en_US" w:bidi="en_US"/>
-        </w:rPr>
-      </w:r>
-    </w:p>
-    <w:p>
-      <w:pPr/>
-      <w:r>
-        <w:rPr>
-          <w:lang w:val="en_US" w:bidi="en_US"/>
-        </w:rPr>
-      </w:r>
-      <w:r>
-        <w:rPr>
-          <w:lang w:val="en_US" w:bidi="en_US"/>
-        </w:rPr>
-        <w:t>This PDF version is provided under the same license.</w:t>
+        <w:t xml:space="preserve"> © 2022 unfoldingWord. Released under CC BY-SA 4.0 license. </w:t>
+      </w:r>
+      <w:r>
+        <w:rPr>
+          <w:lang w:val="en_US" w:bidi="en_US"/>
+        </w:rPr>
+        <w:t>unfoldingWord® Translation Notes</w:t>
+      </w:r>
+      <w:r>
+        <w:rPr>
+          <w:lang w:val="en_US" w:bidi="en_US"/>
+        </w:rPr>
+        <w:t xml:space="preserve"> has been adapted in the following languages: Tok Pisin, Arabic (عربي), French (Français), Hindi (हिंदी), Indonesian (Bahasa Indonesia), Portuguese (Português), Russian (Русский), Spanish (Español), Swahili (Kiswahili), and Simplified Chinese (简体中文) from </w:t>
+      </w:r>
+      <w:r>
+        <w:rPr>
+          <w:lang w:val="en_US" w:bidi="en_US"/>
+        </w:rPr>
+        <w:t>unfoldingWord® Translation Notes</w:t>
+      </w:r>
+      <w:r>
+        <w:rPr>
+          <w:lang w:val="en_US" w:bidi="en_US"/>
+        </w:rPr>
+        <w:t xml:space="preserve"> © 2022 unfoldingWord. Released under CC BY-SA 4.0 license by Mission Mutual</w:t>
       </w:r>
       <w:r>
         <w:rPr>
@@ -543,7 +478,7 @@
         </w:rPr>
         <w:t xml:space="preserve">In this prophecy, Yahweh often addresses the people of Judah and the people of Nineveh as simply “Judah” and “Nineveh,” using the names of the nation and city to represent the people. He also uses verbs in the singular that describe the nation or city doing things that people do, such as Judah wearing a yoke and shackles </w:t>
       </w:r>
-      <w:hyperlink r:id="rId15">
+      <w:hyperlink r:id="rId13">
         <w:r>
           <w:rPr>
             <w:lang w:val="en_US" w:bidi="en_US"/>
@@ -561,7 +496,7 @@
         </w:rPr>
         <w:t xml:space="preserve"> or celebrating festivals and fulfilling vows </w:t>
       </w:r>
-      <w:hyperlink r:id="rId16">
+      <w:hyperlink r:id="rId14">
         <w:r>
           <w:rPr>
             <w:lang w:val="en_US" w:bidi="en_US"/>
@@ -579,7 +514,7 @@
         </w:rPr>
         <w:t xml:space="preserve">. He describes Nineveh as a soldier who guards walls, watches a road, and strengthens his loins </w:t>
       </w:r>
-      <w:hyperlink r:id="rId17">
+      <w:hyperlink r:id="rId15">
         <w:r>
           <w:rPr>
             <w:lang w:val="en_US" w:bidi="en_US"/>
@@ -597,7 +532,7 @@
         </w:rPr>
         <w:t xml:space="preserve">, and also as a prostitute whom Yahweh will strip naked and cover with filth </w:t>
       </w:r>
-      <w:hyperlink r:id="rId18">
+      <w:hyperlink r:id="rId16">
         <w:r>
           <w:rPr>
             <w:lang w:val="en_US" w:bidi="en_US"/>
@@ -615,7 +550,7 @@
         </w:rPr>
         <w:t xml:space="preserve">, and as a drunkard who hides himself </w:t>
       </w:r>
-      <w:hyperlink r:id="rId19">
+      <w:hyperlink r:id="rId17">
         <w:r>
           <w:rPr>
             <w:lang w:val="en_US" w:bidi="en_US"/>
@@ -965,20 +900,6 @@
       </w:r>
       <w:r>
         <w:rPr>
-          <w:lang w:val="en_US" w:bidi="en_US"/>
-        </w:rPr>
-        <w:t>מַשָּׂ֖א</w:t>
-      </w:r>
-    </w:p>
-    <w:p>
-      <w:pPr/>
-      <w:r>
-        <w:rPr>
-          <w:lang w:val="en_US" w:bidi="en_US"/>
-        </w:rPr>
-      </w:r>
-      <w:r>
-        <w:rPr>
           <w:b/>
           <w:lang w:val="en_US" w:bidi="en_US"/>
         </w:rPr>
@@ -1075,20 +996,6 @@
       </w:r>
       <w:r>
         <w:rPr>
-          <w:lang w:val="en_US" w:bidi="en_US"/>
-        </w:rPr>
-        <w:t>הָ⁠אֶלְקֹשִֽׁי</w:t>
-      </w:r>
-    </w:p>
-    <w:p>
-      <w:pPr/>
-      <w:r>
-        <w:rPr>
-          <w:lang w:val="en_US" w:bidi="en_US"/>
-        </w:rPr>
-      </w:r>
-      <w:r>
-        <w:rPr>
           <w:b/>
           <w:lang w:val="en_US" w:bidi="en_US"/>
         </w:rPr>
@@ -1185,20 +1092,6 @@
       </w:r>
       <w:r>
         <w:rPr>
-          <w:lang w:val="en_US" w:bidi="en_US"/>
-        </w:rPr>
-        <w:t>נֹקֵ֤ם &amp; לְ⁠צָרָ֔י⁠ו</w:t>
-      </w:r>
-    </w:p>
-    <w:p>
-      <w:pPr/>
-      <w:r>
-        <w:rPr>
-          <w:lang w:val="en_US" w:bidi="en_US"/>
-        </w:rPr>
-      </w:r>
-      <w:r>
-        <w:rPr>
           <w:b/>
           <w:lang w:val="en_US" w:bidi="en_US"/>
         </w:rPr>
@@ -1295,20 +1188,6 @@
       </w:r>
       <w:r>
         <w:rPr>
-          <w:lang w:val="en_US" w:bidi="en_US"/>
-        </w:rPr>
-        <w:t>אֵ֣ל קַנּ֤וֹא וְ⁠נֹקֵם֙ יְהוָ֔ה נֹקֵ֥ם יְהוָ֖ה וּ⁠בַ֣עַל חֵמָ֑ה</w:t>
-      </w:r>
-    </w:p>
-    <w:p>
-      <w:pPr/>
-      <w:r>
-        <w:rPr>
-          <w:lang w:val="en_US" w:bidi="en_US"/>
-        </w:rPr>
-      </w:r>
-      <w:r>
-        <w:rPr>
           <w:b/>
           <w:lang w:val="en_US" w:bidi="en_US"/>
         </w:rPr>
@@ -1392,20 +1271,6 @@
       </w:r>
       <w:r>
         <w:rPr>
-          <w:lang w:val="en_US" w:bidi="en_US"/>
-        </w:rPr>
-        <w:t>וּ⁠בַ֣עַל חֵמָ֑ה</w:t>
-      </w:r>
-    </w:p>
-    <w:p>
-      <w:pPr/>
-      <w:r>
-        <w:rPr>
-          <w:lang w:val="en_US" w:bidi="en_US"/>
-        </w:rPr>
-      </w:r>
-      <w:r>
-        <w:rPr>
           <w:b/>
           <w:lang w:val="en_US" w:bidi="en_US"/>
         </w:rPr>
@@ -1502,20 +1367,6 @@
       </w:r>
       <w:r>
         <w:rPr>
-          <w:lang w:val="en_US" w:bidi="en_US"/>
-        </w:rPr>
-        <w:t>נֹקֵ֤ם יְהוָה֙ לְ⁠צָרָ֔י⁠ו וְ⁠נוֹטֵ֥ר ה֖וּא לְ⁠אֹיְבָֽי⁠ו</w:t>
-      </w:r>
-    </w:p>
-    <w:p>
-      <w:pPr/>
-      <w:r>
-        <w:rPr>
-          <w:lang w:val="en_US" w:bidi="en_US"/>
-        </w:rPr>
-      </w:r>
-      <w:r>
-        <w:rPr>
           <w:b/>
           <w:lang w:val="en_US" w:bidi="en_US"/>
         </w:rPr>
@@ -1612,20 +1463,6 @@
       </w:r>
       <w:r>
         <w:rPr>
-          <w:lang w:val="en_US" w:bidi="en_US"/>
-        </w:rPr>
-        <w:t>וְ⁠נוֹטֵ֥ר ה֖וּא לְ⁠אֹיְבָֽי⁠ו</w:t>
-      </w:r>
-    </w:p>
-    <w:p>
-      <w:pPr/>
-      <w:r>
-        <w:rPr>
-          <w:lang w:val="en_US" w:bidi="en_US"/>
-        </w:rPr>
-      </w:r>
-      <w:r>
-        <w:rPr>
           <w:b/>
           <w:lang w:val="en_US" w:bidi="en_US"/>
         </w:rPr>
@@ -1722,20 +1559,6 @@
       </w:r>
       <w:r>
         <w:rPr>
-          <w:lang w:val="en_US" w:bidi="en_US"/>
-        </w:rPr>
-        <w:t>אֶ֤רֶךְ אַפַּ֨יִם֙</w:t>
-      </w:r>
-    </w:p>
-    <w:p>
-      <w:pPr/>
-      <w:r>
-        <w:rPr>
-          <w:lang w:val="en_US" w:bidi="en_US"/>
-        </w:rPr>
-      </w:r>
-      <w:r>
-        <w:rPr>
           <w:b/>
           <w:lang w:val="en_US" w:bidi="en_US"/>
         </w:rPr>
@@ -1832,20 +1655,6 @@
       </w:r>
       <w:r>
         <w:rPr>
-          <w:lang w:val="en_US" w:bidi="en_US"/>
-        </w:rPr>
-        <w:t>ו⁠גדול־כֹּ֔חַ</w:t>
-      </w:r>
-    </w:p>
-    <w:p>
-      <w:pPr/>
-      <w:r>
-        <w:rPr>
-          <w:lang w:val="en_US" w:bidi="en_US"/>
-        </w:rPr>
-      </w:r>
-      <w:r>
-        <w:rPr>
           <w:b/>
           <w:lang w:val="en_US" w:bidi="en_US"/>
         </w:rPr>
@@ -1942,20 +1751,6 @@
       </w:r>
       <w:r>
         <w:rPr>
-          <w:lang w:val="en_US" w:bidi="en_US"/>
-        </w:rPr>
-        <w:t>וְ⁠נַקֵּ֖ה לֹ֣א יְנַקֶּ֑ה</w:t>
-      </w:r>
-    </w:p>
-    <w:p>
-      <w:pPr/>
-      <w:r>
-        <w:rPr>
-          <w:lang w:val="en_US" w:bidi="en_US"/>
-        </w:rPr>
-      </w:r>
-      <w:r>
-        <w:rPr>
           <w:b/>
           <w:lang w:val="en_US" w:bidi="en_US"/>
         </w:rPr>
@@ -2052,20 +1847,6 @@
       </w:r>
       <w:r>
         <w:rPr>
-          <w:lang w:val="en_US" w:bidi="en_US"/>
-        </w:rPr>
-        <w:t>גּוֹעֵ֤ר</w:t>
-      </w:r>
-    </w:p>
-    <w:p>
-      <w:pPr/>
-      <w:r>
-        <w:rPr>
-          <w:lang w:val="en_US" w:bidi="en_US"/>
-        </w:rPr>
-      </w:r>
-      <w:r>
-        <w:rPr>
           <w:b/>
           <w:lang w:val="en_US" w:bidi="en_US"/>
         </w:rPr>
@@ -2162,20 +1943,6 @@
       </w:r>
       <w:r>
         <w:rPr>
-          <w:lang w:val="en_US" w:bidi="en_US"/>
-        </w:rPr>
-        <w:t>אֻמְלַ֤ל בָּשָׁן֙</w:t>
-      </w:r>
-    </w:p>
-    <w:p>
-      <w:pPr/>
-      <w:r>
-        <w:rPr>
-          <w:lang w:val="en_US" w:bidi="en_US"/>
-        </w:rPr>
-      </w:r>
-      <w:r>
-        <w:rPr>
           <w:b/>
           <w:lang w:val="en_US" w:bidi="en_US"/>
         </w:rPr>
@@ -2272,20 +2039,6 @@
       </w:r>
       <w:r>
         <w:rPr>
-          <w:lang w:val="en_US" w:bidi="en_US"/>
-        </w:rPr>
-        <w:t>וְ⁠כַרְמֶ֔ל</w:t>
-      </w:r>
-    </w:p>
-    <w:p>
-      <w:pPr/>
-      <w:r>
-        <w:rPr>
-          <w:lang w:val="en_US" w:bidi="en_US"/>
-        </w:rPr>
-      </w:r>
-      <w:r>
-        <w:rPr>
           <w:b/>
           <w:lang w:val="en_US" w:bidi="en_US"/>
         </w:rPr>
@@ -2376,20 +2129,6 @@
       </w:r>
       <w:r>
         <w:rPr>
-          <w:lang w:val="en_US" w:bidi="en_US"/>
-        </w:rPr>
-        <w:t>וְ⁠כַרְמֶ֔ל</w:t>
-      </w:r>
-    </w:p>
-    <w:p>
-      <w:pPr/>
-      <w:r>
-        <w:rPr>
-          <w:lang w:val="en_US" w:bidi="en_US"/>
-        </w:rPr>
-      </w:r>
-      <w:r>
-        <w:rPr>
           <w:b/>
           <w:lang w:val="en_US" w:bidi="en_US"/>
         </w:rPr>
@@ -2473,20 +2212,6 @@
       </w:r>
       <w:r>
         <w:rPr>
-          <w:lang w:val="en_US" w:bidi="en_US"/>
-        </w:rPr>
-        <w:t>וְ⁠הַ⁠גְּבָע֖וֹת הִתְמֹגָ֑גוּ</w:t>
-      </w:r>
-    </w:p>
-    <w:p>
-      <w:pPr/>
-      <w:r>
-        <w:rPr>
-          <w:lang w:val="en_US" w:bidi="en_US"/>
-        </w:rPr>
-      </w:r>
-      <w:r>
-        <w:rPr>
           <w:b/>
           <w:lang w:val="en_US" w:bidi="en_US"/>
         </w:rPr>
@@ -2570,20 +2295,6 @@
       </w:r>
       <w:r>
         <w:rPr>
-          <w:lang w:val="en_US" w:bidi="en_US"/>
-        </w:rPr>
-        <w:t>יֹ֥שְׁבֵי בָֽ⁠הּ</w:t>
-      </w:r>
-    </w:p>
-    <w:p>
-      <w:pPr/>
-      <w:r>
-        <w:rPr>
-          <w:lang w:val="en_US" w:bidi="en_US"/>
-        </w:rPr>
-      </w:r>
-      <w:r>
-        <w:rPr>
           <w:b/>
           <w:lang w:val="en_US" w:bidi="en_US"/>
         </w:rPr>
@@ -2680,20 +2391,6 @@
       </w:r>
       <w:r>
         <w:rPr>
-          <w:lang w:val="en_US" w:bidi="en_US"/>
-        </w:rPr>
-        <w:t>לִ⁠פְנֵ֤י זַעְמ⁠וֹ֙ מִ֣י יַֽעֲמ֔וֹד וּ⁠מִ֥י יָק֖וּם בַּ⁠חֲר֣וֹן אַפּ֑⁠וֹ</w:t>
-      </w:r>
-    </w:p>
-    <w:p>
-      <w:pPr/>
-      <w:r>
-        <w:rPr>
-          <w:lang w:val="en_US" w:bidi="en_US"/>
-        </w:rPr>
-      </w:r>
-      <w:r>
-        <w:rPr>
           <w:b/>
           <w:lang w:val="en_US" w:bidi="en_US"/>
         </w:rPr>
@@ -2790,20 +2487,6 @@
       </w:r>
       <w:r>
         <w:rPr>
-          <w:lang w:val="en_US" w:bidi="en_US"/>
-        </w:rPr>
-        <w:t>לִ⁠פְנֵ֤י</w:t>
-      </w:r>
-    </w:p>
-    <w:p>
-      <w:pPr/>
-      <w:r>
-        <w:rPr>
-          <w:lang w:val="en_US" w:bidi="en_US"/>
-        </w:rPr>
-      </w:r>
-      <w:r>
-        <w:rPr>
           <w:b/>
           <w:lang w:val="en_US" w:bidi="en_US"/>
         </w:rPr>
@@ -2900,20 +2583,6 @@
       </w:r>
       <w:r>
         <w:rPr>
-          <w:lang w:val="en_US" w:bidi="en_US"/>
-        </w:rPr>
-        <w:t>בַּ⁠חֲר֣וֹן אַפּ֑⁠וֹ</w:t>
-      </w:r>
-    </w:p>
-    <w:p>
-      <w:pPr/>
-      <w:r>
-        <w:rPr>
-          <w:lang w:val="en_US" w:bidi="en_US"/>
-        </w:rPr>
-      </w:r>
-      <w:r>
-        <w:rPr>
           <w:b/>
           <w:lang w:val="en_US" w:bidi="en_US"/>
         </w:rPr>
@@ -3010,20 +2679,6 @@
       </w:r>
       <w:r>
         <w:rPr>
-          <w:lang w:val="en_US" w:bidi="en_US"/>
-        </w:rPr>
-        <w:t>לִ⁠פְנֵ֤י זַעְמ⁠וֹ֙ &amp; חֲמָת⁠וֹ֙ נִתְּכָ֣ה כָ⁠אֵ֔שׁ</w:t>
-      </w:r>
-    </w:p>
-    <w:p>
-      <w:pPr/>
-      <w:r>
-        <w:rPr>
-          <w:lang w:val="en_US" w:bidi="en_US"/>
-        </w:rPr>
-      </w:r>
-      <w:r>
-        <w:rPr>
           <w:b/>
           <w:lang w:val="en_US" w:bidi="en_US"/>
         </w:rPr>
@@ -3146,20 +2801,6 @@
       </w:r>
       <w:r>
         <w:rPr>
-          <w:lang w:val="en_US" w:bidi="en_US"/>
-        </w:rPr>
-        <w:t>לִ⁠פְנֵ֤י זַעְמ⁠וֹ֙ מִ֣י יַֽעֲמ֔וֹד</w:t>
-      </w:r>
-    </w:p>
-    <w:p>
-      <w:pPr/>
-      <w:r>
-        <w:rPr>
-          <w:lang w:val="en_US" w:bidi="en_US"/>
-        </w:rPr>
-      </w:r>
-      <w:r>
-        <w:rPr>
           <w:b/>
           <w:lang w:val="en_US" w:bidi="en_US"/>
         </w:rPr>
@@ -3243,20 +2884,6 @@
       </w:r>
       <w:r>
         <w:rPr>
-          <w:lang w:val="en_US" w:bidi="en_US"/>
-        </w:rPr>
-        <w:t>וּ⁠מִ֥י יָק֖וּם בַּ⁠חֲר֣וֹן אַפּ֑⁠וֹ</w:t>
-      </w:r>
-    </w:p>
-    <w:p>
-      <w:pPr/>
-      <w:r>
-        <w:rPr>
-          <w:lang w:val="en_US" w:bidi="en_US"/>
-        </w:rPr>
-      </w:r>
-      <w:r>
-        <w:rPr>
           <w:b/>
           <w:lang w:val="en_US" w:bidi="en_US"/>
         </w:rPr>
@@ -3340,20 +2967,6 @@
       </w:r>
       <w:r>
         <w:rPr>
-          <w:lang w:val="en_US" w:bidi="en_US"/>
-        </w:rPr>
-        <w:t>לְ⁠מָע֖וֹז</w:t>
-      </w:r>
-    </w:p>
-    <w:p>
-      <w:pPr/>
-      <w:r>
-        <w:rPr>
-          <w:lang w:val="en_US" w:bidi="en_US"/>
-        </w:rPr>
-      </w:r>
-      <w:r>
-        <w:rPr>
           <w:b/>
           <w:lang w:val="en_US" w:bidi="en_US"/>
         </w:rPr>
@@ -3437,20 +3050,6 @@
       </w:r>
       <w:r>
         <w:rPr>
-          <w:lang w:val="en_US" w:bidi="en_US"/>
-        </w:rPr>
-        <w:t>בְּ⁠י֣וֹם צָרָ֑ה</w:t>
-      </w:r>
-    </w:p>
-    <w:p>
-      <w:pPr/>
-      <w:r>
-        <w:rPr>
-          <w:lang w:val="en_US" w:bidi="en_US"/>
-        </w:rPr>
-      </w:r>
-      <w:r>
-        <w:rPr>
           <w:b/>
           <w:lang w:val="en_US" w:bidi="en_US"/>
         </w:rPr>
@@ -3560,20 +3159,6 @@
       </w:r>
       <w:r>
         <w:rPr>
-          <w:lang w:val="en_US" w:bidi="en_US"/>
-        </w:rPr>
-        <w:t>חֹ֥סֵי בֽ⁠וֹ</w:t>
-      </w:r>
-    </w:p>
-    <w:p>
-      <w:pPr/>
-      <w:r>
-        <w:rPr>
-          <w:lang w:val="en_US" w:bidi="en_US"/>
-        </w:rPr>
-      </w:r>
-      <w:r>
-        <w:rPr>
           <w:b/>
           <w:lang w:val="en_US" w:bidi="en_US"/>
         </w:rPr>
@@ -3670,20 +3255,6 @@
       </w:r>
       <w:r>
         <w:rPr>
-          <w:lang w:val="en_US" w:bidi="en_US"/>
-        </w:rPr>
-        <w:t>מְקוֹמָ֑⁠הּ</w:t>
-      </w:r>
-    </w:p>
-    <w:p>
-      <w:pPr/>
-      <w:r>
-        <w:rPr>
-          <w:lang w:val="en_US" w:bidi="en_US"/>
-        </w:rPr>
-      </w:r>
-      <w:r>
-        <w:rPr>
           <w:b/>
           <w:lang w:val="en_US" w:bidi="en_US"/>
         </w:rPr>
@@ -3780,20 +3351,6 @@
       </w:r>
       <w:r>
         <w:rPr>
-          <w:lang w:val="en_US" w:bidi="en_US"/>
-        </w:rPr>
-        <w:t>וְ⁠אֹיְבָ֖י⁠ו יְרַדֶּף־חֹֽשֶׁךְ</w:t>
-      </w:r>
-    </w:p>
-    <w:p>
-      <w:pPr/>
-      <w:r>
-        <w:rPr>
-          <w:lang w:val="en_US" w:bidi="en_US"/>
-        </w:rPr>
-      </w:r>
-      <w:r>
-        <w:rPr>
           <w:b/>
           <w:lang w:val="en_US" w:bidi="en_US"/>
         </w:rPr>
@@ -3890,20 +3447,6 @@
       </w:r>
       <w:r>
         <w:rPr>
-          <w:lang w:val="en_US" w:bidi="en_US"/>
-        </w:rPr>
-        <w:t>מַה־תְּחַשְּׁבוּ⁠ן֙ אֶל־יְהוָ֔ה</w:t>
-      </w:r>
-    </w:p>
-    <w:p>
-      <w:pPr/>
-      <w:r>
-        <w:rPr>
-          <w:lang w:val="en_US" w:bidi="en_US"/>
-        </w:rPr>
-      </w:r>
-      <w:r>
-        <w:rPr>
           <w:b/>
           <w:lang w:val="en_US" w:bidi="en_US"/>
         </w:rPr>
@@ -3987,20 +3530,6 @@
       </w:r>
       <w:r>
         <w:rPr>
-          <w:lang w:val="en_US" w:bidi="en_US"/>
-        </w:rPr>
-        <w:t>תְּחַשְּׁבוּ⁠ן֙</w:t>
-      </w:r>
-    </w:p>
-    <w:p>
-      <w:pPr/>
-      <w:r>
-        <w:rPr>
-          <w:lang w:val="en_US" w:bidi="en_US"/>
-        </w:rPr>
-      </w:r>
-      <w:r>
-        <w:rPr>
           <w:b/>
           <w:lang w:val="en_US" w:bidi="en_US"/>
         </w:rPr>
@@ -4097,20 +3626,6 @@
       </w:r>
       <w:r>
         <w:rPr>
-          <w:lang w:val="en_US" w:bidi="en_US"/>
-        </w:rPr>
-        <w:t>תְּחַשְּׁבוּ⁠ן֙</w:t>
-      </w:r>
-    </w:p>
-    <w:p>
-      <w:pPr/>
-      <w:r>
-        <w:rPr>
-          <w:lang w:val="en_US" w:bidi="en_US"/>
-        </w:rPr>
-      </w:r>
-      <w:r>
-        <w:rPr>
           <w:b/>
           <w:lang w:val="en_US" w:bidi="en_US"/>
         </w:rPr>
@@ -4207,20 +3722,6 @@
       </w:r>
       <w:r>
         <w:rPr>
-          <w:lang w:val="en_US" w:bidi="en_US"/>
-        </w:rPr>
-        <w:t>צָרָֽה</w:t>
-      </w:r>
-    </w:p>
-    <w:p>
-      <w:pPr/>
-      <w:r>
-        <w:rPr>
-          <w:lang w:val="en_US" w:bidi="en_US"/>
-        </w:rPr>
-      </w:r>
-      <w:r>
-        <w:rPr>
           <w:b/>
           <w:lang w:val="en_US" w:bidi="en_US"/>
         </w:rPr>
@@ -4317,20 +3818,6 @@
       </w:r>
       <w:r>
         <w:rPr>
-          <w:lang w:val="en_US" w:bidi="en_US"/>
-        </w:rPr>
-        <w:t>לֹֽא־תָק֥וּם</w:t>
-      </w:r>
-    </w:p>
-    <w:p>
-      <w:pPr/>
-      <w:r>
-        <w:rPr>
-          <w:lang w:val="en_US" w:bidi="en_US"/>
-        </w:rPr>
-      </w:r>
-      <w:r>
-        <w:rPr>
           <w:b/>
           <w:lang w:val="en_US" w:bidi="en_US"/>
         </w:rPr>
@@ -4440,20 +3927,6 @@
       </w:r>
       <w:r>
         <w:rPr>
-          <w:lang w:val="en_US" w:bidi="en_US"/>
-        </w:rPr>
-        <w:t>עַד־סִירִ֣ים סְבֻכִ֔ים וּ⁠כְ⁠סָבְאָ֖⁠ם סְבוּאִ֑ים אֻ֨כְּל֔וּ</w:t>
-      </w:r>
-    </w:p>
-    <w:p>
-      <w:pPr/>
-      <w:r>
-        <w:rPr>
-          <w:lang w:val="en_US" w:bidi="en_US"/>
-        </w:rPr>
-      </w:r>
-      <w:r>
-        <w:rPr>
           <w:b/>
           <w:lang w:val="en_US" w:bidi="en_US"/>
         </w:rPr>
@@ -4537,20 +4010,6 @@
       </w:r>
       <w:r>
         <w:rPr>
-          <w:lang w:val="en_US" w:bidi="en_US"/>
-        </w:rPr>
-        <w:t>וּ⁠כְ⁠סָבְאָ֖⁠ם &amp; אֻ֨כְּל֔וּ</w:t>
-      </w:r>
-    </w:p>
-    <w:p>
-      <w:pPr/>
-      <w:r>
-        <w:rPr>
-          <w:lang w:val="en_US" w:bidi="en_US"/>
-        </w:rPr>
-      </w:r>
-      <w:r>
-        <w:rPr>
           <w:b/>
           <w:lang w:val="en_US" w:bidi="en_US"/>
         </w:rPr>
@@ -4673,20 +4132,6 @@
       </w:r>
       <w:r>
         <w:rPr>
-          <w:lang w:val="en_US" w:bidi="en_US"/>
-        </w:rPr>
-        <w:t>אֻ֨כְּל֔וּ</w:t>
-      </w:r>
-    </w:p>
-    <w:p>
-      <w:pPr/>
-      <w:r>
-        <w:rPr>
-          <w:lang w:val="en_US" w:bidi="en_US"/>
-        </w:rPr>
-      </w:r>
-      <w:r>
-        <w:rPr>
           <w:b/>
           <w:lang w:val="en_US" w:bidi="en_US"/>
         </w:rPr>
@@ -4770,20 +4215,6 @@
       </w:r>
       <w:r>
         <w:rPr>
-          <w:lang w:val="en_US" w:bidi="en_US"/>
-        </w:rPr>
-        <w:t>מִמֵּ֣⁠ךְ</w:t>
-      </w:r>
-    </w:p>
-    <w:p>
-      <w:pPr/>
-      <w:r>
-        <w:rPr>
-          <w:lang w:val="en_US" w:bidi="en_US"/>
-        </w:rPr>
-      </w:r>
-      <w:r>
-        <w:rPr>
           <w:b/>
           <w:lang w:val="en_US" w:bidi="en_US"/>
         </w:rPr>
@@ -4880,20 +4311,6 @@
       </w:r>
       <w:r>
         <w:rPr>
-          <w:lang w:val="en_US" w:bidi="en_US"/>
-        </w:rPr>
-        <w:t>מִמֵּ֣⁠ךְ</w:t>
-      </w:r>
-    </w:p>
-    <w:p>
-      <w:pPr/>
-      <w:r>
-        <w:rPr>
-          <w:lang w:val="en_US" w:bidi="en_US"/>
-        </w:rPr>
-      </w:r>
-      <w:r>
-        <w:rPr>
           <w:b/>
           <w:lang w:val="en_US" w:bidi="en_US"/>
         </w:rPr>
@@ -4990,20 +4407,6 @@
       </w:r>
       <w:r>
         <w:rPr>
-          <w:lang w:val="en_US" w:bidi="en_US"/>
-        </w:rPr>
-        <w:t>מִמֵּ֣⁠ךְ יָצָ֔א</w:t>
-      </w:r>
-    </w:p>
-    <w:p>
-      <w:pPr/>
-      <w:r>
-        <w:rPr>
-          <w:lang w:val="en_US" w:bidi="en_US"/>
-        </w:rPr>
-      </w:r>
-      <w:r>
-        <w:rPr>
           <w:b/>
           <w:lang w:val="en_US" w:bidi="en_US"/>
         </w:rPr>
@@ -5087,20 +4490,6 @@
       </w:r>
       <w:r>
         <w:rPr>
-          <w:lang w:val="en_US" w:bidi="en_US"/>
-        </w:rPr>
-        <w:t>חֹשֵׁ֥ב &amp; רָעָ֑ה יֹעֵ֖ץ בְּלִיָּֽעַל</w:t>
-      </w:r>
-    </w:p>
-    <w:p>
-      <w:pPr/>
-      <w:r>
-        <w:rPr>
-          <w:lang w:val="en_US" w:bidi="en_US"/>
-        </w:rPr>
-      </w:r>
-      <w:r>
-        <w:rPr>
           <w:b/>
           <w:lang w:val="en_US" w:bidi="en_US"/>
         </w:rPr>
@@ -5197,20 +4586,6 @@
       </w:r>
       <w:r>
         <w:rPr>
-          <w:lang w:val="en_US" w:bidi="en_US"/>
-        </w:rPr>
-        <w:t>חֹשֵׁ֥ב &amp; רָעָ֑ה יֹעֵ֖ץ בְּלִיָּֽעַל</w:t>
-      </w:r>
-    </w:p>
-    <w:p>
-      <w:pPr/>
-      <w:r>
-        <w:rPr>
-          <w:lang w:val="en_US" w:bidi="en_US"/>
-        </w:rPr>
-      </w:r>
-      <w:r>
-        <w:rPr>
           <w:b/>
           <w:lang w:val="en_US" w:bidi="en_US"/>
         </w:rPr>
@@ -5333,20 +4708,6 @@
       </w:r>
       <w:r>
         <w:rPr>
-          <w:lang w:val="en_US" w:bidi="en_US"/>
-        </w:rPr>
-        <w:t>שְׁלֵמִים֙</w:t>
-      </w:r>
-    </w:p>
-    <w:p>
-      <w:pPr/>
-      <w:r>
-        <w:rPr>
-          <w:lang w:val="en_US" w:bidi="en_US"/>
-        </w:rPr>
-      </w:r>
-      <w:r>
-        <w:rPr>
           <w:b/>
           <w:lang w:val="en_US" w:bidi="en_US"/>
         </w:rPr>
@@ -5443,20 +4804,6 @@
       </w:r>
       <w:r>
         <w:rPr>
-          <w:lang w:val="en_US" w:bidi="en_US"/>
-        </w:rPr>
-        <w:t>שְׁלֵמִים֙</w:t>
-      </w:r>
-    </w:p>
-    <w:p>
-      <w:pPr/>
-      <w:r>
-        <w:rPr>
-          <w:lang w:val="en_US" w:bidi="en_US"/>
-        </w:rPr>
-      </w:r>
-      <w:r>
-        <w:rPr>
           <w:b/>
           <w:lang w:val="en_US" w:bidi="en_US"/>
         </w:rPr>
@@ -5553,20 +4900,6 @@
       </w:r>
       <w:r>
         <w:rPr>
-          <w:lang w:val="en_US" w:bidi="en_US"/>
-        </w:rPr>
-        <w:t>נָגֹ֖זּוּ וְ⁠עָבָ֑ר</w:t>
-      </w:r>
-    </w:p>
-    <w:p>
-      <w:pPr/>
-      <w:r>
-        <w:rPr>
-          <w:lang w:val="en_US" w:bidi="en_US"/>
-        </w:rPr>
-      </w:r>
-      <w:r>
-        <w:rPr>
           <w:b/>
           <w:lang w:val="en_US" w:bidi="en_US"/>
         </w:rPr>
@@ -5650,20 +4983,6 @@
       </w:r>
       <w:r>
         <w:rPr>
-          <w:lang w:val="en_US" w:bidi="en_US"/>
-        </w:rPr>
-        <w:t>נָגֹ֖זּוּ</w:t>
-      </w:r>
-    </w:p>
-    <w:p>
-      <w:pPr/>
-      <w:r>
-        <w:rPr>
-          <w:lang w:val="en_US" w:bidi="en_US"/>
-        </w:rPr>
-      </w:r>
-      <w:r>
-        <w:rPr>
           <w:b/>
           <w:lang w:val="en_US" w:bidi="en_US"/>
         </w:rPr>
@@ -5760,20 +5079,6 @@
       </w:r>
       <w:r>
         <w:rPr>
-          <w:lang w:val="en_US" w:bidi="en_US"/>
-        </w:rPr>
-        <w:t>נָגֹ֖זּוּ</w:t>
-      </w:r>
-    </w:p>
-    <w:p>
-      <w:pPr/>
-      <w:r>
-        <w:rPr>
-          <w:lang w:val="en_US" w:bidi="en_US"/>
-        </w:rPr>
-      </w:r>
-      <w:r>
-        <w:rPr>
           <w:b/>
           <w:lang w:val="en_US" w:bidi="en_US"/>
         </w:rPr>
@@ -5857,20 +5162,6 @@
       </w:r>
       <w:r>
         <w:rPr>
-          <w:lang w:val="en_US" w:bidi="en_US"/>
-        </w:rPr>
-        <w:t>וְ⁠עָבָ֑ר</w:t>
-      </w:r>
-    </w:p>
-    <w:p>
-      <w:pPr/>
-      <w:r>
-        <w:rPr>
-          <w:lang w:val="en_US" w:bidi="en_US"/>
-        </w:rPr>
-      </w:r>
-      <w:r>
-        <w:rPr>
           <w:b/>
           <w:lang w:val="en_US" w:bidi="en_US"/>
         </w:rPr>
@@ -5980,20 +5271,6 @@
       </w:r>
       <w:r>
         <w:rPr>
-          <w:lang w:val="en_US" w:bidi="en_US"/>
-        </w:rPr>
-        <w:t>וְ⁠עִ֨נִּתִ֔⁠ךְ</w:t>
-      </w:r>
-    </w:p>
-    <w:p>
-      <w:pPr/>
-      <w:r>
-        <w:rPr>
-          <w:lang w:val="en_US" w:bidi="en_US"/>
-        </w:rPr>
-      </w:r>
-      <w:r>
-        <w:rPr>
           <w:b/>
           <w:lang w:val="en_US" w:bidi="en_US"/>
         </w:rPr>
@@ -6090,20 +5367,6 @@
       </w:r>
       <w:r>
         <w:rPr>
-          <w:lang w:val="en_US" w:bidi="en_US"/>
-        </w:rPr>
-        <w:t>מֹטֵ֖⁠הוּ</w:t>
-      </w:r>
-    </w:p>
-    <w:p>
-      <w:pPr/>
-      <w:r>
-        <w:rPr>
-          <w:lang w:val="en_US" w:bidi="en_US"/>
-        </w:rPr>
-      </w:r>
-      <w:r>
-        <w:rPr>
           <w:b/>
           <w:lang w:val="en_US" w:bidi="en_US"/>
         </w:rPr>
@@ -6213,20 +5476,6 @@
       </w:r>
       <w:r>
         <w:rPr>
-          <w:lang w:val="en_US" w:bidi="en_US"/>
-        </w:rPr>
-        <w:t>מֹטֵ֖⁠הוּ</w:t>
-      </w:r>
-    </w:p>
-    <w:p>
-      <w:pPr/>
-      <w:r>
-        <w:rPr>
-          <w:lang w:val="en_US" w:bidi="en_US"/>
-        </w:rPr>
-      </w:r>
-      <w:r>
-        <w:rPr>
           <w:b/>
           <w:lang w:val="en_US" w:bidi="en_US"/>
         </w:rPr>
@@ -6323,20 +5572,6 @@
       </w:r>
       <w:r>
         <w:rPr>
-          <w:lang w:val="en_US" w:bidi="en_US"/>
-        </w:rPr>
-        <w:t>מֵֽ⁠עָלָ֑יִ⁠ךְ וּ⁠מוֹסְרֹתַ֖יִ⁠ךְ</w:t>
-      </w:r>
-    </w:p>
-    <w:p>
-      <w:pPr/>
-      <w:r>
-        <w:rPr>
-          <w:lang w:val="en_US" w:bidi="en_US"/>
-        </w:rPr>
-      </w:r>
-      <w:r>
-        <w:rPr>
           <w:b/>
           <w:lang w:val="en_US" w:bidi="en_US"/>
         </w:rPr>
@@ -6446,20 +5681,6 @@
       </w:r>
       <w:r>
         <w:rPr>
-          <w:lang w:val="en_US" w:bidi="en_US"/>
-        </w:rPr>
-        <w:t>וּ⁠מוֹסְרֹתַ֖יִ⁠ךְ אֲנַתֵּֽק</w:t>
-      </w:r>
-    </w:p>
-    <w:p>
-      <w:pPr/>
-      <w:r>
-        <w:rPr>
-          <w:lang w:val="en_US" w:bidi="en_US"/>
-        </w:rPr>
-      </w:r>
-      <w:r>
-        <w:rPr>
           <w:b/>
           <w:lang w:val="en_US" w:bidi="en_US"/>
         </w:rPr>
@@ -6556,20 +5777,6 @@
       </w:r>
       <w:r>
         <w:rPr>
-          <w:lang w:val="en_US" w:bidi="en_US"/>
-        </w:rPr>
-        <w:t>עָלֶ֨י⁠ךָ֙</w:t>
-      </w:r>
-    </w:p>
-    <w:p>
-      <w:pPr/>
-      <w:r>
-        <w:rPr>
-          <w:lang w:val="en_US" w:bidi="en_US"/>
-        </w:rPr>
-      </w:r>
-      <w:r>
-        <w:rPr>
           <w:b/>
           <w:lang w:val="en_US" w:bidi="en_US"/>
         </w:rPr>
@@ -6666,20 +5873,6 @@
       </w:r>
       <w:r>
         <w:rPr>
-          <w:lang w:val="en_US" w:bidi="en_US"/>
-        </w:rPr>
-        <w:t>לֹֽא־יִזָּרַ֥ע מִ⁠שִּׁמְ⁠ךָ֖</w:t>
-      </w:r>
-    </w:p>
-    <w:p>
-      <w:pPr/>
-      <w:r>
-        <w:rPr>
-          <w:lang w:val="en_US" w:bidi="en_US"/>
-        </w:rPr>
-      </w:r>
-      <w:r>
-        <w:rPr>
           <w:b/>
           <w:lang w:val="en_US" w:bidi="en_US"/>
         </w:rPr>
@@ -6776,20 +5969,6 @@
       </w:r>
       <w:r>
         <w:rPr>
-          <w:lang w:val="en_US" w:bidi="en_US"/>
-        </w:rPr>
-        <w:t>אַכְרִ֨ית</w:t>
-      </w:r>
-    </w:p>
-    <w:p>
-      <w:pPr/>
-      <w:r>
-        <w:rPr>
-          <w:lang w:val="en_US" w:bidi="en_US"/>
-        </w:rPr>
-      </w:r>
-      <w:r>
-        <w:rPr>
           <w:b/>
           <w:lang w:val="en_US" w:bidi="en_US"/>
         </w:rPr>
@@ -6886,20 +6065,6 @@
       </w:r>
       <w:r>
         <w:rPr>
-          <w:lang w:val="en_US" w:bidi="en_US"/>
-        </w:rPr>
-        <w:t>הִנֵּ֨ה</w:t>
-      </w:r>
-    </w:p>
-    <w:p>
-      <w:pPr/>
-      <w:r>
-        <w:rPr>
-          <w:lang w:val="en_US" w:bidi="en_US"/>
-        </w:rPr>
-      </w:r>
-      <w:r>
-        <w:rPr>
           <w:b/>
           <w:lang w:val="en_US" w:bidi="en_US"/>
         </w:rPr>
@@ -6996,20 +6161,6 @@
       </w:r>
       <w:r>
         <w:rPr>
-          <w:lang w:val="en_US" w:bidi="en_US"/>
-        </w:rPr>
-        <w:t>רַגְלֵ֤י מְבַשֵּׂר֙</w:t>
-      </w:r>
-    </w:p>
-    <w:p>
-      <w:pPr/>
-      <w:r>
-        <w:rPr>
-          <w:lang w:val="en_US" w:bidi="en_US"/>
-        </w:rPr>
-      </w:r>
-      <w:r>
-        <w:rPr>
           <w:b/>
           <w:lang w:val="en_US" w:bidi="en_US"/>
         </w:rPr>
@@ -7106,20 +6257,6 @@
       </w:r>
       <w:r>
         <w:rPr>
-          <w:lang w:val="en_US" w:bidi="en_US"/>
-        </w:rPr>
-        <w:t>חָגִּ֧י &amp; חַגַּ֖יִ⁠ךְ</w:t>
-      </w:r>
-    </w:p>
-    <w:p>
-      <w:pPr/>
-      <w:r>
-        <w:rPr>
-          <w:lang w:val="en_US" w:bidi="en_US"/>
-        </w:rPr>
-      </w:r>
-      <w:r>
-        <w:rPr>
           <w:b/>
           <w:lang w:val="en_US" w:bidi="en_US"/>
         </w:rPr>
@@ -7216,20 +6353,6 @@
       </w:r>
       <w:r>
         <w:rPr>
-          <w:lang w:val="en_US" w:bidi="en_US"/>
-        </w:rPr>
-        <w:t>יְהוּדָ֛ה</w:t>
-      </w:r>
-    </w:p>
-    <w:p>
-      <w:pPr/>
-      <w:r>
-        <w:rPr>
-          <w:lang w:val="en_US" w:bidi="en_US"/>
-        </w:rPr>
-      </w:r>
-      <w:r>
-        <w:rPr>
           <w:b/>
           <w:lang w:val="en_US" w:bidi="en_US"/>
         </w:rPr>
@@ -7326,20 +6449,6 @@
       </w:r>
       <w:r>
         <w:rPr>
-          <w:lang w:val="en_US" w:bidi="en_US"/>
-        </w:rPr>
-        <w:t>בְּלִיַּ֖עַל</w:t>
-      </w:r>
-    </w:p>
-    <w:p>
-      <w:pPr/>
-      <w:r>
-        <w:rPr>
-          <w:lang w:val="en_US" w:bidi="en_US"/>
-        </w:rPr>
-      </w:r>
-      <w:r>
-        <w:rPr>
           <w:b/>
           <w:lang w:val="en_US" w:bidi="en_US"/>
         </w:rPr>
@@ -7436,20 +6545,6 @@
       </w:r>
       <w:r>
         <w:rPr>
-          <w:lang w:val="en_US" w:bidi="en_US"/>
-        </w:rPr>
-        <w:t>כֻּלֹּ֥⁠ה נִכְרָֽת</w:t>
-      </w:r>
-    </w:p>
-    <w:p>
-      <w:pPr/>
-      <w:r>
-        <w:rPr>
-          <w:lang w:val="en_US" w:bidi="en_US"/>
-        </w:rPr>
-      </w:r>
-      <w:r>
-        <w:rPr>
           <w:b/>
           <w:lang w:val="en_US" w:bidi="en_US"/>
         </w:rPr>
@@ -7546,20 +6641,6 @@
       </w:r>
       <w:r>
         <w:rPr>
-          <w:lang w:val="en_US" w:bidi="en_US"/>
-        </w:rPr>
-        <w:t>כֻּלֹּ֥⁠ה נִכְרָֽת</w:t>
-      </w:r>
-    </w:p>
-    <w:p>
-      <w:pPr/>
-      <w:r>
-        <w:rPr>
-          <w:lang w:val="en_US" w:bidi="en_US"/>
-        </w:rPr>
-      </w:r>
-      <w:r>
-        <w:rPr>
           <w:b/>
           <w:lang w:val="en_US" w:bidi="en_US"/>
         </w:rPr>
@@ -7632,20 +6713,6 @@
         <w:rPr>
           <w:lang w:val="en_US" w:bidi="en_US"/>
         </w:rPr>
-      </w:r>
-    </w:p>
-    <w:p>
-      <w:pPr/>
-      <w:r>
-        <w:rPr>
-          <w:lang w:val="en_US" w:bidi="en_US"/>
-        </w:rPr>
-      </w:r>
-      <w:r>
-        <w:rPr>
-          <w:lang w:val="en_US" w:bidi="en_US"/>
-        </w:rPr>
-        <w:t>כֻּלֹּ֥⁠ה נִכְרָֽת</w:t>
       </w:r>
     </w:p>
     <w:p>
@@ -7964,20 +7031,6 @@
       </w:r>
       <w:r>
         <w:rPr>
-          <w:lang w:val="en_US" w:bidi="en_US"/>
-        </w:rPr>
-        <w:t>עָלָ֥ה מֵפִ֛יץ עַל־פָּנַ֖יִ⁠ךְ</w:t>
-      </w:r>
-    </w:p>
-    <w:p>
-      <w:pPr/>
-      <w:r>
-        <w:rPr>
-          <w:lang w:val="en_US" w:bidi="en_US"/>
-        </w:rPr>
-      </w:r>
-      <w:r>
-        <w:rPr>
           <w:b/>
           <w:lang w:val="en_US" w:bidi="en_US"/>
         </w:rPr>
@@ -8061,20 +7114,6 @@
       </w:r>
       <w:r>
         <w:rPr>
-          <w:lang w:val="en_US" w:bidi="en_US"/>
-        </w:rPr>
-        <w:t>עָלָ֥ה</w:t>
-      </w:r>
-    </w:p>
-    <w:p>
-      <w:pPr/>
-      <w:r>
-        <w:rPr>
-          <w:lang w:val="en_US" w:bidi="en_US"/>
-        </w:rPr>
-      </w:r>
-      <w:r>
-        <w:rPr>
           <w:b/>
           <w:lang w:val="en_US" w:bidi="en_US"/>
         </w:rPr>
@@ -8158,20 +7197,6 @@
       </w:r>
       <w:r>
         <w:rPr>
-          <w:lang w:val="en_US" w:bidi="en_US"/>
-        </w:rPr>
-        <w:t>פָּנַ֖יִ⁠ךְ</w:t>
-      </w:r>
-    </w:p>
-    <w:p>
-      <w:pPr/>
-      <w:r>
-        <w:rPr>
-          <w:lang w:val="en_US" w:bidi="en_US"/>
-        </w:rPr>
-      </w:r>
-      <w:r>
-        <w:rPr>
           <w:b/>
           <w:lang w:val="en_US" w:bidi="en_US"/>
         </w:rPr>
@@ -8268,20 +7293,6 @@
       </w:r>
       <w:r>
         <w:rPr>
-          <w:lang w:val="en_US" w:bidi="en_US"/>
-        </w:rPr>
-        <w:t>פָּנַ֖יִ⁠ךְ</w:t>
-      </w:r>
-    </w:p>
-    <w:p>
-      <w:pPr/>
-      <w:r>
-        <w:rPr>
-          <w:lang w:val="en_US" w:bidi="en_US"/>
-        </w:rPr>
-      </w:r>
-      <w:r>
-        <w:rPr>
           <w:b/>
           <w:lang w:val="en_US" w:bidi="en_US"/>
         </w:rPr>
@@ -8378,20 +7389,6 @@
       </w:r>
       <w:r>
         <w:rPr>
-          <w:lang w:val="en_US" w:bidi="en_US"/>
-        </w:rPr>
-        <w:t>אַמֵּ֥ץ כֹּ֖חַ מְאֹֽד</w:t>
-      </w:r>
-    </w:p>
-    <w:p>
-      <w:pPr/>
-      <w:r>
-        <w:rPr>
-          <w:lang w:val="en_US" w:bidi="en_US"/>
-        </w:rPr>
-      </w:r>
-      <w:r>
-        <w:rPr>
           <w:b/>
           <w:lang w:val="en_US" w:bidi="en_US"/>
         </w:rPr>
@@ -8488,20 +7485,6 @@
       </w:r>
       <w:r>
         <w:rPr>
-          <w:lang w:val="en_US" w:bidi="en_US"/>
-        </w:rPr>
-        <w:t>חַזֵּ֣ק מָתְנַ֔יִם</w:t>
-      </w:r>
-    </w:p>
-    <w:p>
-      <w:pPr/>
-      <w:r>
-        <w:rPr>
-          <w:lang w:val="en_US" w:bidi="en_US"/>
-        </w:rPr>
-      </w:r>
-      <w:r>
-        <w:rPr>
           <w:b/>
           <w:lang w:val="en_US" w:bidi="en_US"/>
         </w:rPr>
@@ -8598,20 +7581,6 @@
       </w:r>
       <w:r>
         <w:rPr>
-          <w:lang w:val="en_US" w:bidi="en_US"/>
-        </w:rPr>
-        <w:t>שָׁ֤ב</w:t>
-      </w:r>
-    </w:p>
-    <w:p>
-      <w:pPr/>
-      <w:r>
-        <w:rPr>
-          <w:lang w:val="en_US" w:bidi="en_US"/>
-        </w:rPr>
-      </w:r>
-      <w:r>
-        <w:rPr>
           <w:b/>
           <w:lang w:val="en_US" w:bidi="en_US"/>
         </w:rPr>
@@ -8695,20 +7664,6 @@
       </w:r>
       <w:r>
         <w:rPr>
-          <w:lang w:val="en_US" w:bidi="en_US"/>
-        </w:rPr>
-        <w:t>שָׁ֤ב יְהוָה֙ אֶת־גְּא֣וֹן יַעֲקֹ֔ב כִּ⁠גְא֖וֹן יִשְׂרָאֵ֑ל</w:t>
-      </w:r>
-    </w:p>
-    <w:p>
-      <w:pPr/>
-      <w:r>
-        <w:rPr>
-          <w:lang w:val="en_US" w:bidi="en_US"/>
-        </w:rPr>
-      </w:r>
-      <w:r>
-        <w:rPr>
           <w:b/>
           <w:lang w:val="en_US" w:bidi="en_US"/>
         </w:rPr>
@@ -8805,20 +7760,6 @@
       </w:r>
       <w:r>
         <w:rPr>
-          <w:lang w:val="en_US" w:bidi="en_US"/>
-        </w:rPr>
-        <w:t>בְקָקוּ⁠ם֙ בֹּֽקְקִ֔ים</w:t>
-      </w:r>
-    </w:p>
-    <w:p>
-      <w:pPr/>
-      <w:r>
-        <w:rPr>
-          <w:lang w:val="en_US" w:bidi="en_US"/>
-        </w:rPr>
-      </w:r>
-      <w:r>
-        <w:rPr>
           <w:b/>
           <w:lang w:val="en_US" w:bidi="en_US"/>
         </w:rPr>
@@ -8915,20 +7856,6 @@
       </w:r>
       <w:r>
         <w:rPr>
-          <w:lang w:val="en_US" w:bidi="en_US"/>
-        </w:rPr>
-        <w:t>גִּבֹּרֵ֜י⁠הוּ</w:t>
-      </w:r>
-    </w:p>
-    <w:p>
-      <w:pPr/>
-      <w:r>
-        <w:rPr>
-          <w:lang w:val="en_US" w:bidi="en_US"/>
-        </w:rPr>
-      </w:r>
-      <w:r>
-        <w:rPr>
           <w:b/>
           <w:lang w:val="en_US" w:bidi="en_US"/>
         </w:rPr>
@@ -9025,20 +7952,6 @@
       </w:r>
       <w:r>
         <w:rPr>
-          <w:lang w:val="en_US" w:bidi="en_US"/>
-        </w:rPr>
-        <w:t>מְתֻלָּעִ֔ים</w:t>
-      </w:r>
-    </w:p>
-    <w:p>
-      <w:pPr/>
-      <w:r>
-        <w:rPr>
-          <w:lang w:val="en_US" w:bidi="en_US"/>
-        </w:rPr>
-      </w:r>
-      <w:r>
-        <w:rPr>
           <w:b/>
           <w:lang w:val="en_US" w:bidi="en_US"/>
         </w:rPr>
@@ -9122,20 +8035,6 @@
       </w:r>
       <w:r>
         <w:rPr>
-          <w:lang w:val="en_US" w:bidi="en_US"/>
-        </w:rPr>
-        <w:t>בְּ⁠אֵשׁ &amp; הָ⁠רֶ֖כֶב</w:t>
-      </w:r>
-    </w:p>
-    <w:p>
-      <w:pPr/>
-      <w:r>
-        <w:rPr>
-          <w:lang w:val="en_US" w:bidi="en_US"/>
-        </w:rPr>
-      </w:r>
-      <w:r>
-        <w:rPr>
           <w:b/>
           <w:lang w:val="en_US" w:bidi="en_US"/>
         </w:rPr>
@@ -9232,20 +8131,6 @@
       </w:r>
       <w:r>
         <w:rPr>
-          <w:lang w:val="en_US" w:bidi="en_US"/>
-        </w:rPr>
-        <w:t>בְּ⁠אֵשׁ־פְּלָד֥וֹת</w:t>
-      </w:r>
-    </w:p>
-    <w:p>
-      <w:pPr/>
-      <w:r>
-        <w:rPr>
-          <w:lang w:val="en_US" w:bidi="en_US"/>
-        </w:rPr>
-      </w:r>
-      <w:r>
-        <w:rPr>
           <w:b/>
           <w:lang w:val="en_US" w:bidi="en_US"/>
         </w:rPr>
@@ -9355,20 +8240,6 @@
       </w:r>
       <w:r>
         <w:rPr>
-          <w:lang w:val="en_US" w:bidi="en_US"/>
-        </w:rPr>
-        <w:t>וְ⁠הַ⁠בְּרֹשִׁ֖ים</w:t>
-      </w:r>
-    </w:p>
-    <w:p>
-      <w:pPr/>
-      <w:r>
-        <w:rPr>
-          <w:lang w:val="en_US" w:bidi="en_US"/>
-        </w:rPr>
-      </w:r>
-      <w:r>
-        <w:rPr>
           <w:b/>
           <w:lang w:val="en_US" w:bidi="en_US"/>
         </w:rPr>
@@ -9465,20 +8336,6 @@
       </w:r>
       <w:r>
         <w:rPr>
-          <w:lang w:val="en_US" w:bidi="en_US"/>
-        </w:rPr>
-        <w:t>יִתְהוֹלְל֣וּ</w:t>
-      </w:r>
-    </w:p>
-    <w:p>
-      <w:pPr/>
-      <w:r>
-        <w:rPr>
-          <w:lang w:val="en_US" w:bidi="en_US"/>
-        </w:rPr>
-      </w:r>
-      <w:r>
-        <w:rPr>
           <w:b/>
           <w:lang w:val="en_US" w:bidi="en_US"/>
         </w:rPr>
@@ -9562,20 +8419,6 @@
       </w:r>
       <w:r>
         <w:rPr>
-          <w:lang w:val="en_US" w:bidi="en_US"/>
-        </w:rPr>
-        <w:t>כַּ⁠לַּפִּידִ֔ם</w:t>
-      </w:r>
-    </w:p>
-    <w:p>
-      <w:pPr/>
-      <w:r>
-        <w:rPr>
-          <w:lang w:val="en_US" w:bidi="en_US"/>
-        </w:rPr>
-      </w:r>
-      <w:r>
-        <w:rPr>
           <w:b/>
           <w:lang w:val="en_US" w:bidi="en_US"/>
         </w:rPr>
@@ -9659,20 +8502,6 @@
       </w:r>
       <w:r>
         <w:rPr>
-          <w:lang w:val="en_US" w:bidi="en_US"/>
-        </w:rPr>
-        <w:t>כַּ⁠בְּרָקִ֖ים יְרוֹצֵֽצוּ</w:t>
-      </w:r>
-    </w:p>
-    <w:p>
-      <w:pPr/>
-      <w:r>
-        <w:rPr>
-          <w:lang w:val="en_US" w:bidi="en_US"/>
-        </w:rPr>
-      </w:r>
-      <w:r>
-        <w:rPr>
           <w:b/>
           <w:lang w:val="en_US" w:bidi="en_US"/>
         </w:rPr>
@@ -9756,20 +8585,6 @@
       </w:r>
       <w:r>
         <w:rPr>
-          <w:lang w:val="en_US" w:bidi="en_US"/>
-        </w:rPr>
-        <w:t>יִזְכֹּר֙</w:t>
-      </w:r>
-    </w:p>
-    <w:p>
-      <w:pPr/>
-      <w:r>
-        <w:rPr>
-          <w:lang w:val="en_US" w:bidi="en_US"/>
-        </w:rPr>
-      </w:r>
-      <w:r>
-        <w:rPr>
           <w:b/>
           <w:lang w:val="en_US" w:bidi="en_US"/>
         </w:rPr>
@@ -9866,20 +8681,6 @@
       </w:r>
       <w:r>
         <w:rPr>
-          <w:lang w:val="en_US" w:bidi="en_US"/>
-        </w:rPr>
-        <w:t>חֽוֹמָתָ֔⁠הּ</w:t>
-      </w:r>
-    </w:p>
-    <w:p>
-      <w:pPr/>
-      <w:r>
-        <w:rPr>
-          <w:lang w:val="en_US" w:bidi="en_US"/>
-        </w:rPr>
-      </w:r>
-      <w:r>
-        <w:rPr>
           <w:b/>
           <w:lang w:val="en_US" w:bidi="en_US"/>
         </w:rPr>
@@ -9976,20 +8777,6 @@
       </w:r>
       <w:r>
         <w:rPr>
-          <w:lang w:val="en_US" w:bidi="en_US"/>
-        </w:rPr>
-        <w:t>וְ⁠הֻכַ֖ן הַ⁠סֹּכֵֽךְ</w:t>
-      </w:r>
-    </w:p>
-    <w:p>
-      <w:pPr/>
-      <w:r>
-        <w:rPr>
-          <w:lang w:val="en_US" w:bidi="en_US"/>
-        </w:rPr>
-      </w:r>
-      <w:r>
-        <w:rPr>
           <w:b/>
           <w:lang w:val="en_US" w:bidi="en_US"/>
         </w:rPr>
@@ -10086,20 +8873,6 @@
       </w:r>
       <w:r>
         <w:rPr>
-          <w:lang w:val="en_US" w:bidi="en_US"/>
-        </w:rPr>
-        <w:t>שַׁעֲרֵ֥י הַ⁠נְּהָר֖וֹת נִפְתָּ֑חוּ וְ⁠הַֽ⁠הֵיכָ֖ל נָמֽוֹג</w:t>
-      </w:r>
-    </w:p>
-    <w:p>
-      <w:pPr/>
-      <w:r>
-        <w:rPr>
-          <w:lang w:val="en_US" w:bidi="en_US"/>
-        </w:rPr>
-      </w:r>
-      <w:r>
-        <w:rPr>
           <w:b/>
           <w:lang w:val="en_US" w:bidi="en_US"/>
         </w:rPr>
@@ -10183,20 +8956,6 @@
       </w:r>
       <w:r>
         <w:rPr>
-          <w:lang w:val="en_US" w:bidi="en_US"/>
-        </w:rPr>
-        <w:t>שַׁעֲרֵ֥י הַ⁠נְּהָר֖וֹת</w:t>
-      </w:r>
-    </w:p>
-    <w:p>
-      <w:pPr/>
-      <w:r>
-        <w:rPr>
-          <w:lang w:val="en_US" w:bidi="en_US"/>
-        </w:rPr>
-      </w:r>
-      <w:r>
-        <w:rPr>
           <w:b/>
           <w:lang w:val="en_US" w:bidi="en_US"/>
         </w:rPr>
@@ -10280,20 +9039,6 @@
       </w:r>
       <w:r>
         <w:rPr>
-          <w:lang w:val="en_US" w:bidi="en_US"/>
-        </w:rPr>
-        <w:t>נִפְתָּ֑חוּ</w:t>
-      </w:r>
-    </w:p>
-    <w:p>
-      <w:pPr/>
-      <w:r>
-        <w:rPr>
-          <w:lang w:val="en_US" w:bidi="en_US"/>
-        </w:rPr>
-      </w:r>
-      <w:r>
-        <w:rPr>
           <w:b/>
           <w:lang w:val="en_US" w:bidi="en_US"/>
         </w:rPr>
@@ -10390,20 +9135,6 @@
       </w:r>
       <w:r>
         <w:rPr>
-          <w:lang w:val="en_US" w:bidi="en_US"/>
-        </w:rPr>
-        <w:t>וְ⁠הַֽ⁠הֵיכָ֖ל נָמֽוֹג</w:t>
-      </w:r>
-    </w:p>
-    <w:p>
-      <w:pPr/>
-      <w:r>
-        <w:rPr>
-          <w:lang w:val="en_US" w:bidi="en_US"/>
-        </w:rPr>
-      </w:r>
-      <w:r>
-        <w:rPr>
           <w:b/>
           <w:lang w:val="en_US" w:bidi="en_US"/>
         </w:rPr>
@@ -10500,20 +9231,6 @@
       </w:r>
       <w:r>
         <w:rPr>
-          <w:lang w:val="en_US" w:bidi="en_US"/>
-        </w:rPr>
-        <w:t>וְ⁠הֻצַּ֖ב</w:t>
-      </w:r>
-    </w:p>
-    <w:p>
-      <w:pPr/>
-      <w:r>
-        <w:rPr>
-          <w:lang w:val="en_US" w:bidi="en_US"/>
-        </w:rPr>
-      </w:r>
-      <w:r>
-        <w:rPr>
           <w:b/>
           <w:lang w:val="en_US" w:bidi="en_US"/>
         </w:rPr>
@@ -10597,20 +9314,6 @@
       </w:r>
       <w:r>
         <w:rPr>
-          <w:lang w:val="en_US" w:bidi="en_US"/>
-        </w:rPr>
-        <w:t>גֻּלְּתָ֣ה</w:t>
-      </w:r>
-    </w:p>
-    <w:p>
-      <w:pPr/>
-      <w:r>
-        <w:rPr>
-          <w:lang w:val="en_US" w:bidi="en_US"/>
-        </w:rPr>
-      </w:r>
-      <w:r>
-        <w:rPr>
           <w:b/>
           <w:lang w:val="en_US" w:bidi="en_US"/>
         </w:rPr>
@@ -10707,20 +9410,6 @@
       </w:r>
       <w:r>
         <w:rPr>
-          <w:lang w:val="en_US" w:bidi="en_US"/>
-        </w:rPr>
-        <w:t>הֹֽעֲלָ֑תָה</w:t>
-      </w:r>
-    </w:p>
-    <w:p>
-      <w:pPr/>
-      <w:r>
-        <w:rPr>
-          <w:lang w:val="en_US" w:bidi="en_US"/>
-        </w:rPr>
-      </w:r>
-      <w:r>
-        <w:rPr>
           <w:b/>
           <w:lang w:val="en_US" w:bidi="en_US"/>
         </w:rPr>
@@ -10817,20 +9506,6 @@
       </w:r>
       <w:r>
         <w:rPr>
-          <w:lang w:val="en_US" w:bidi="en_US"/>
-        </w:rPr>
-        <w:t>גֻּלְּתָ֣ה הֹֽעֲלָ֑תָה וְ⁠אַמְהֹתֶ֗י⁠הָ</w:t>
-      </w:r>
-    </w:p>
-    <w:p>
-      <w:pPr/>
-      <w:r>
-        <w:rPr>
-          <w:lang w:val="en_US" w:bidi="en_US"/>
-        </w:rPr>
-      </w:r>
-      <w:r>
-        <w:rPr>
           <w:b/>
           <w:lang w:val="en_US" w:bidi="en_US"/>
         </w:rPr>
@@ -10940,20 +9615,6 @@
       </w:r>
       <w:r>
         <w:rPr>
-          <w:lang w:val="en_US" w:bidi="en_US"/>
-        </w:rPr>
-        <w:t>גֻּלְּתָ֣ה הֹֽעֲלָ֑תָה וְ⁠אַמְהֹתֶ֗י⁠הָ</w:t>
-      </w:r>
-    </w:p>
-    <w:p>
-      <w:pPr/>
-      <w:r>
-        <w:rPr>
-          <w:lang w:val="en_US" w:bidi="en_US"/>
-        </w:rPr>
-      </w:r>
-      <w:r>
-        <w:rPr>
           <w:b/>
           <w:lang w:val="en_US" w:bidi="en_US"/>
         </w:rPr>
@@ -11037,20 +9698,6 @@
       </w:r>
       <w:r>
         <w:rPr>
-          <w:lang w:val="en_US" w:bidi="en_US"/>
-        </w:rPr>
-        <w:t>לִבְבֵ⁠הֶֽן</w:t>
-      </w:r>
-    </w:p>
-    <w:p>
-      <w:pPr/>
-      <w:r>
-        <w:rPr>
-          <w:lang w:val="en_US" w:bidi="en_US"/>
-        </w:rPr>
-      </w:r>
-      <w:r>
-        <w:rPr>
           <w:b/>
           <w:lang w:val="en_US" w:bidi="en_US"/>
         </w:rPr>
@@ -11147,20 +9794,6 @@
       </w:r>
       <w:r>
         <w:rPr>
-          <w:lang w:val="en_US" w:bidi="en_US"/>
-        </w:rPr>
-        <w:t>מְתֹפְפֹ֖ת עַל־לִבְבֵ⁠הֶֽן</w:t>
-      </w:r>
-    </w:p>
-    <w:p>
-      <w:pPr/>
-      <w:r>
-        <w:rPr>
-          <w:lang w:val="en_US" w:bidi="en_US"/>
-        </w:rPr>
-      </w:r>
-      <w:r>
-        <w:rPr>
           <w:b/>
           <w:lang w:val="en_US" w:bidi="en_US"/>
         </w:rPr>
@@ -11244,20 +9877,6 @@
       </w:r>
       <w:r>
         <w:rPr>
-          <w:lang w:val="en_US" w:bidi="en_US"/>
-        </w:rPr>
-        <w:t>כִ⁠בְרֵֽכַת־מַ֖יִם</w:t>
-      </w:r>
-    </w:p>
-    <w:p>
-      <w:pPr/>
-      <w:r>
-        <w:rPr>
-          <w:lang w:val="en_US" w:bidi="en_US"/>
-        </w:rPr>
-      </w:r>
-      <w:r>
-        <w:rPr>
           <w:b/>
           <w:lang w:val="en_US" w:bidi="en_US"/>
         </w:rPr>
@@ -11341,20 +9960,6 @@
       </w:r>
       <w:r>
         <w:rPr>
-          <w:lang w:val="en_US" w:bidi="en_US"/>
-        </w:rPr>
-        <w:t>מִ֣⁠ימֵי הִ֑יא</w:t>
-      </w:r>
-    </w:p>
-    <w:p>
-      <w:pPr/>
-      <w:r>
-        <w:rPr>
-          <w:lang w:val="en_US" w:bidi="en_US"/>
-        </w:rPr>
-      </w:r>
-      <w:r>
-        <w:rPr>
           <w:b/>
           <w:lang w:val="en_US" w:bidi="en_US"/>
         </w:rPr>
@@ -11451,20 +10056,6 @@
       </w:r>
       <w:r>
         <w:rPr>
-          <w:lang w:val="en_US" w:bidi="en_US"/>
-        </w:rPr>
-        <w:t>וְ⁠הֵ֣מָּה</w:t>
-      </w:r>
-    </w:p>
-    <w:p>
-      <w:pPr/>
-      <w:r>
-        <w:rPr>
-          <w:lang w:val="en_US" w:bidi="en_US"/>
-        </w:rPr>
-      </w:r>
-      <w:r>
-        <w:rPr>
           <w:b/>
           <w:lang w:val="en_US" w:bidi="en_US"/>
         </w:rPr>
@@ -11561,20 +10152,6 @@
       </w:r>
       <w:r>
         <w:rPr>
-          <w:lang w:val="en_US" w:bidi="en_US"/>
-        </w:rPr>
-        <w:t>עִמְד֥וּ עֲמֹ֖דוּ</w:t>
-      </w:r>
-    </w:p>
-    <w:p>
-      <w:pPr/>
-      <w:r>
-        <w:rPr>
-          <w:lang w:val="en_US" w:bidi="en_US"/>
-        </w:rPr>
-      </w:r>
-      <w:r>
-        <w:rPr>
           <w:b/>
           <w:lang w:val="en_US" w:bidi="en_US"/>
         </w:rPr>
@@ -11658,20 +10235,6 @@
       </w:r>
       <w:r>
         <w:rPr>
-          <w:lang w:val="en_US" w:bidi="en_US"/>
-        </w:rPr>
-        <w:t>בֹּ֥זּוּ כֶ֖סֶף בֹּ֣זּוּ זָהָ֑ב וְ⁠אֵ֥ין קֵ֨צֶה֙ לַ⁠תְּכוּנָ֔ה כָּבֹ֕ד מִ⁠כֹּ֖ל כְּלִ֥י חֶמְדָּֽה</w:t>
-      </w:r>
-    </w:p>
-    <w:p>
-      <w:pPr/>
-      <w:r>
-        <w:rPr>
-          <w:lang w:val="en_US" w:bidi="en_US"/>
-        </w:rPr>
-      </w:r>
-      <w:r>
-        <w:rPr>
           <w:b/>
           <w:lang w:val="en_US" w:bidi="en_US"/>
         </w:rPr>
@@ -11755,20 +10318,6 @@
       </w:r>
       <w:r>
         <w:rPr>
-          <w:lang w:val="en_US" w:bidi="en_US"/>
-        </w:rPr>
-        <w:t>וְ⁠אֵ֥ין קֵ֨צֶה֙ לַ⁠תְּכוּנָ֔ה</w:t>
-      </w:r>
-    </w:p>
-    <w:p>
-      <w:pPr/>
-      <w:r>
-        <w:rPr>
-          <w:lang w:val="en_US" w:bidi="en_US"/>
-        </w:rPr>
-      </w:r>
-      <w:r>
-        <w:rPr>
           <w:b/>
           <w:lang w:val="en_US" w:bidi="en_US"/>
         </w:rPr>
@@ -11852,20 +10401,6 @@
       </w:r>
       <w:r>
         <w:rPr>
-          <w:lang w:val="en_US" w:bidi="en_US"/>
-        </w:rPr>
-        <w:t>כְּלִ֥י חֶמְדָּֽה</w:t>
-      </w:r>
-    </w:p>
-    <w:p>
-      <w:pPr/>
-      <w:r>
-        <w:rPr>
-          <w:lang w:val="en_US" w:bidi="en_US"/>
-        </w:rPr>
-      </w:r>
-      <w:r>
-        <w:rPr>
           <w:b/>
           <w:lang w:val="en_US" w:bidi="en_US"/>
         </w:rPr>
@@ -11975,20 +10510,6 @@
       </w:r>
       <w:r>
         <w:rPr>
-          <w:lang w:val="en_US" w:bidi="en_US"/>
-        </w:rPr>
-        <w:t>בּוּקָ֥ה וּ⁠מְבוּקָ֖ה וּ⁠מְבֻלָּקָ֑ה</w:t>
-      </w:r>
-    </w:p>
-    <w:p>
-      <w:pPr/>
-      <w:r>
-        <w:rPr>
-          <w:lang w:val="en_US" w:bidi="en_US"/>
-        </w:rPr>
-      </w:r>
-      <w:r>
-        <w:rPr>
           <w:b/>
           <w:lang w:val="en_US" w:bidi="en_US"/>
         </w:rPr>
@@ -12072,20 +10593,6 @@
       </w:r>
       <w:r>
         <w:rPr>
-          <w:lang w:val="en_US" w:bidi="en_US"/>
-        </w:rPr>
-        <w:t>וְ⁠לֵ֨ב</w:t>
-      </w:r>
-    </w:p>
-    <w:p>
-      <w:pPr/>
-      <w:r>
-        <w:rPr>
-          <w:lang w:val="en_US" w:bidi="en_US"/>
-        </w:rPr>
-      </w:r>
-      <w:r>
-        <w:rPr>
           <w:b/>
           <w:lang w:val="en_US" w:bidi="en_US"/>
         </w:rPr>
@@ -12182,20 +10689,6 @@
       </w:r>
       <w:r>
         <w:rPr>
-          <w:lang w:val="en_US" w:bidi="en_US"/>
-        </w:rPr>
-        <w:t>וְ⁠לֵ֨ב נָמֵ֜ס</w:t>
-      </w:r>
-    </w:p>
-    <w:p>
-      <w:pPr/>
-      <w:r>
-        <w:rPr>
-          <w:lang w:val="en_US" w:bidi="en_US"/>
-        </w:rPr>
-      </w:r>
-      <w:r>
-        <w:rPr>
           <w:b/>
           <w:lang w:val="en_US" w:bidi="en_US"/>
         </w:rPr>
@@ -12292,20 +10785,6 @@
       </w:r>
       <w:r>
         <w:rPr>
-          <w:lang w:val="en_US" w:bidi="en_US"/>
-        </w:rPr>
-        <w:t>וְ⁠חַלְחָלָה֙ בְּ⁠כָל־מָתְנַ֔יִם</w:t>
-      </w:r>
-    </w:p>
-    <w:p>
-      <w:pPr/>
-      <w:r>
-        <w:rPr>
-          <w:lang w:val="en_US" w:bidi="en_US"/>
-        </w:rPr>
-      </w:r>
-      <w:r>
-        <w:rPr>
           <w:b/>
           <w:lang w:val="en_US" w:bidi="en_US"/>
         </w:rPr>
@@ -12402,20 +10881,6 @@
       </w:r>
       <w:r>
         <w:rPr>
-          <w:lang w:val="en_US" w:bidi="en_US"/>
-        </w:rPr>
-        <w:t>קִבְּצ֥וּ פָארֽוּר</w:t>
-      </w:r>
-    </w:p>
-    <w:p>
-      <w:pPr/>
-      <w:r>
-        <w:rPr>
-          <w:lang w:val="en_US" w:bidi="en_US"/>
-        </w:rPr>
-      </w:r>
-      <w:r>
-        <w:rPr>
           <w:b/>
           <w:lang w:val="en_US" w:bidi="en_US"/>
         </w:rPr>
@@ -12512,20 +10977,6 @@
       </w:r>
       <w:r>
         <w:rPr>
-          <w:lang w:val="en_US" w:bidi="en_US"/>
-        </w:rPr>
-        <w:t>אַיֵּה֙ מְע֣וֹן אֲרָי֔וֹת וּ⁠מִרְעֶ֥ה ה֖וּא לַ⁠כְּפִרִ֑ים אֲשֶׁ֣ר הָלַךְ֩ אַרְיֵ֨ה לָבִ֥יא שָׁ֛ם גּ֥וּר אַרְיֵ֖ה וְ⁠אֵ֥ין מַחֲרִֽיד</w:t>
-      </w:r>
-    </w:p>
-    <w:p>
-      <w:pPr/>
-      <w:r>
-        <w:rPr>
-          <w:lang w:val="en_US" w:bidi="en_US"/>
-        </w:rPr>
-      </w:r>
-      <w:r>
-        <w:rPr>
           <w:b/>
           <w:lang w:val="en_US" w:bidi="en_US"/>
         </w:rPr>
@@ -12609,20 +11060,6 @@
       </w:r>
       <w:r>
         <w:rPr>
-          <w:lang w:val="en_US" w:bidi="en_US"/>
-        </w:rPr>
-        <w:t>מְע֣וֹן אֲרָי֔וֹת</w:t>
-      </w:r>
-    </w:p>
-    <w:p>
-      <w:pPr/>
-      <w:r>
-        <w:rPr>
-          <w:lang w:val="en_US" w:bidi="en_US"/>
-        </w:rPr>
-      </w:r>
-      <w:r>
-        <w:rPr>
           <w:b/>
           <w:lang w:val="en_US" w:bidi="en_US"/>
         </w:rPr>
@@ -12706,20 +11143,6 @@
       </w:r>
       <w:r>
         <w:rPr>
-          <w:lang w:val="en_US" w:bidi="en_US"/>
-        </w:rPr>
-        <w:t>לָבִ֥יא שָׁ֛ם</w:t>
-      </w:r>
-    </w:p>
-    <w:p>
-      <w:pPr/>
-      <w:r>
-        <w:rPr>
-          <w:lang w:val="en_US" w:bidi="en_US"/>
-        </w:rPr>
-      </w:r>
-      <w:r>
-        <w:rPr>
           <w:b/>
           <w:lang w:val="en_US" w:bidi="en_US"/>
         </w:rPr>
@@ -12803,20 +11226,6 @@
       </w:r>
       <w:r>
         <w:rPr>
-          <w:lang w:val="en_US" w:bidi="en_US"/>
-        </w:rPr>
-        <w:t>גּ֥וּר אַרְיֵ֖ה</w:t>
-      </w:r>
-    </w:p>
-    <w:p>
-      <w:pPr/>
-      <w:r>
-        <w:rPr>
-          <w:lang w:val="en_US" w:bidi="en_US"/>
-        </w:rPr>
-      </w:r>
-      <w:r>
-        <w:rPr>
           <w:b/>
           <w:lang w:val="en_US" w:bidi="en_US"/>
         </w:rPr>
@@ -12900,20 +11309,6 @@
       </w:r>
       <w:r>
         <w:rPr>
-          <w:lang w:val="en_US" w:bidi="en_US"/>
-        </w:rPr>
-        <w:t>טֹרֵף֙ בְּ⁠דֵ֣י</w:t>
-      </w:r>
-    </w:p>
-    <w:p>
-      <w:pPr/>
-      <w:r>
-        <w:rPr>
-          <w:lang w:val="en_US" w:bidi="en_US"/>
-        </w:rPr>
-      </w:r>
-      <w:r>
-        <w:rPr>
           <w:b/>
           <w:lang w:val="en_US" w:bidi="en_US"/>
         </w:rPr>
@@ -12997,20 +11392,6 @@
       </w:r>
       <w:r>
         <w:rPr>
-          <w:lang w:val="en_US" w:bidi="en_US"/>
-        </w:rPr>
-        <w:t>וּ⁠מְחַנֵּ֖ק</w:t>
-      </w:r>
-    </w:p>
-    <w:p>
-      <w:pPr/>
-      <w:r>
-        <w:rPr>
-          <w:lang w:val="en_US" w:bidi="en_US"/>
-        </w:rPr>
-      </w:r>
-      <w:r>
-        <w:rPr>
           <w:b/>
           <w:lang w:val="en_US" w:bidi="en_US"/>
         </w:rPr>
@@ -13094,20 +11475,6 @@
       </w:r>
       <w:r>
         <w:rPr>
-          <w:lang w:val="en_US" w:bidi="en_US"/>
-        </w:rPr>
-        <w:t>וַ⁠יְמַלֵּא־טֶ֣רֶף חֹרָ֔י⁠ו וּ⁠מְעֹֽנֹתָ֖י⁠ו טְרֵפָֽה</w:t>
-      </w:r>
-    </w:p>
-    <w:p>
-      <w:pPr/>
-      <w:r>
-        <w:rPr>
-          <w:lang w:val="en_US" w:bidi="en_US"/>
-        </w:rPr>
-      </w:r>
-      <w:r>
-        <w:rPr>
           <w:b/>
           <w:lang w:val="en_US" w:bidi="en_US"/>
         </w:rPr>
@@ -13191,20 +11558,6 @@
       </w:r>
       <w:r>
         <w:rPr>
-          <w:lang w:val="en_US" w:bidi="en_US"/>
-        </w:rPr>
-        <w:t>וּ⁠מְעֹֽנֹתָ֖י⁠ו</w:t>
-      </w:r>
-    </w:p>
-    <w:p>
-      <w:pPr/>
-      <w:r>
-        <w:rPr>
-          <w:lang w:val="en_US" w:bidi="en_US"/>
-        </w:rPr>
-      </w:r>
-      <w:r>
-        <w:rPr>
           <w:b/>
           <w:lang w:val="en_US" w:bidi="en_US"/>
         </w:rPr>
@@ -13288,20 +11641,6 @@
       </w:r>
       <w:r>
         <w:rPr>
-          <w:lang w:val="en_US" w:bidi="en_US"/>
-        </w:rPr>
-        <w:t>הִנְ⁠נִ֣י אֵלַ֗יִ⁠ךְ</w:t>
-      </w:r>
-    </w:p>
-    <w:p>
-      <w:pPr/>
-      <w:r>
-        <w:rPr>
-          <w:lang w:val="en_US" w:bidi="en_US"/>
-        </w:rPr>
-      </w:r>
-      <w:r>
-        <w:rPr>
           <w:b/>
           <w:lang w:val="en_US" w:bidi="en_US"/>
         </w:rPr>
@@ -13385,20 +11724,6 @@
       </w:r>
       <w:r>
         <w:rPr>
-          <w:lang w:val="en_US" w:bidi="en_US"/>
-        </w:rPr>
-        <w:t>הִנְ⁠נִ֣י אֵלַ֗יִ⁠ךְ</w:t>
-      </w:r>
-    </w:p>
-    <w:p>
-      <w:pPr/>
-      <w:r>
-        <w:rPr>
-          <w:lang w:val="en_US" w:bidi="en_US"/>
-        </w:rPr>
-      </w:r>
-      <w:r>
-        <w:rPr>
           <w:b/>
           <w:lang w:val="en_US" w:bidi="en_US"/>
         </w:rPr>
@@ -13495,20 +11820,6 @@
       </w:r>
       <w:r>
         <w:rPr>
-          <w:lang w:val="en_US" w:bidi="en_US"/>
-        </w:rPr>
-        <w:t>נְאֻם֙</w:t>
-      </w:r>
-    </w:p>
-    <w:p>
-      <w:pPr/>
-      <w:r>
-        <w:rPr>
-          <w:lang w:val="en_US" w:bidi="en_US"/>
-        </w:rPr>
-      </w:r>
-      <w:r>
-        <w:rPr>
           <w:b/>
           <w:lang w:val="en_US" w:bidi="en_US"/>
         </w:rPr>
@@ -13592,20 +11903,6 @@
       </w:r>
       <w:r>
         <w:rPr>
-          <w:lang w:val="en_US" w:bidi="en_US"/>
-        </w:rPr>
-        <w:t>רִכְבָּ֔⁠הּ</w:t>
-      </w:r>
-    </w:p>
-    <w:p>
-      <w:pPr/>
-      <w:r>
-        <w:rPr>
-          <w:lang w:val="en_US" w:bidi="en_US"/>
-        </w:rPr>
-      </w:r>
-      <w:r>
-        <w:rPr>
           <w:b/>
           <w:lang w:val="en_US" w:bidi="en_US"/>
         </w:rPr>
@@ -13702,20 +11999,6 @@
       </w:r>
       <w:r>
         <w:rPr>
-          <w:lang w:val="en_US" w:bidi="en_US"/>
-        </w:rPr>
-        <w:t>רִכְבָּ֔⁠הּ</w:t>
-      </w:r>
-    </w:p>
-    <w:p>
-      <w:pPr/>
-      <w:r>
-        <w:rPr>
-          <w:lang w:val="en_US" w:bidi="en_US"/>
-        </w:rPr>
-      </w:r>
-      <w:r>
-        <w:rPr>
           <w:b/>
           <w:lang w:val="en_US" w:bidi="en_US"/>
         </w:rPr>
@@ -13812,20 +12095,6 @@
       </w:r>
       <w:r>
         <w:rPr>
-          <w:lang w:val="en_US" w:bidi="en_US"/>
-        </w:rPr>
-        <w:t>תֹּ֣אכַל חָ֑רֶב</w:t>
-      </w:r>
-    </w:p>
-    <w:p>
-      <w:pPr/>
-      <w:r>
-        <w:rPr>
-          <w:lang w:val="en_US" w:bidi="en_US"/>
-        </w:rPr>
-      </w:r>
-      <w:r>
-        <w:rPr>
           <w:b/>
           <w:lang w:val="en_US" w:bidi="en_US"/>
         </w:rPr>
@@ -13924,20 +12193,6 @@
         <w:rPr>
           <w:lang w:val="en_US" w:bidi="en_US"/>
         </w:rPr>
-      </w:r>
-    </w:p>
-    <w:p>
-      <w:pPr/>
-      <w:r>
-        <w:rPr>
-          <w:lang w:val="en_US" w:bidi="en_US"/>
-        </w:rPr>
-      </w:r>
-      <w:r>
-        <w:rPr>
-          <w:lang w:val="en_US" w:bidi="en_US"/>
-        </w:rPr>
-        <w:t>וְ⁠הִכְרַתִּ֤י</w:t>
       </w:r>
     </w:p>
     <w:p>
@@ -14266,20 +12521,6 @@
       </w:r>
       <w:r>
         <w:rPr>
-          <w:lang w:val="en_US" w:bidi="en_US"/>
-        </w:rPr>
-        <w:t>עִ֣יר דָּמִ֑ים</w:t>
-      </w:r>
-    </w:p>
-    <w:p>
-      <w:pPr/>
-      <w:r>
-        <w:rPr>
-          <w:lang w:val="en_US" w:bidi="en_US"/>
-        </w:rPr>
-      </w:r>
-      <w:r>
-        <w:rPr>
           <w:b/>
           <w:lang w:val="en_US" w:bidi="en_US"/>
         </w:rPr>
@@ -14376,20 +12617,6 @@
       </w:r>
       <w:r>
         <w:rPr>
-          <w:lang w:val="en_US" w:bidi="en_US"/>
-        </w:rPr>
-        <w:t>כֻּלָּ֗⁠הּ כַּ֤חַשׁ</w:t>
-      </w:r>
-    </w:p>
-    <w:p>
-      <w:pPr/>
-      <w:r>
-        <w:rPr>
-          <w:lang w:val="en_US" w:bidi="en_US"/>
-        </w:rPr>
-      </w:r>
-      <w:r>
-        <w:rPr>
           <w:b/>
           <w:lang w:val="en_US" w:bidi="en_US"/>
         </w:rPr>
@@ -14486,20 +12713,6 @@
       </w:r>
       <w:r>
         <w:rPr>
-          <w:lang w:val="en_US" w:bidi="en_US"/>
-        </w:rPr>
-        <w:t>שׁ֔וֹט &amp; רַ֣עַשׁ אוֹפָ֑ן וְ⁠ס֣וּס דֹּהֵ֔ר וּ⁠מֶרְכָּבָ֖ה מְרַקֵּדָֽה</w:t>
-      </w:r>
-    </w:p>
-    <w:p>
-      <w:pPr/>
-      <w:r>
-        <w:rPr>
-          <w:lang w:val="en_US" w:bidi="en_US"/>
-        </w:rPr>
-      </w:r>
-      <w:r>
-        <w:rPr>
           <w:b/>
           <w:lang w:val="en_US" w:bidi="en_US"/>
         </w:rPr>
@@ -14648,20 +12861,6 @@
       </w:r>
       <w:r>
         <w:rPr>
-          <w:lang w:val="en_US" w:bidi="en_US"/>
-        </w:rPr>
-        <w:t>פָּרָ֣שׁ מַעֲלֶ֗ה וְ⁠לַ֤הַב חֶ֨רֶב֙ וּ⁠בְרַ֣ק חֲנִ֔ית</w:t>
-      </w:r>
-    </w:p>
-    <w:p>
-      <w:pPr/>
-      <w:r>
-        <w:rPr>
-          <w:lang w:val="en_US" w:bidi="en_US"/>
-        </w:rPr>
-      </w:r>
-      <w:r>
-        <w:rPr>
           <w:b/>
           <w:lang w:val="en_US" w:bidi="en_US"/>
         </w:rPr>
@@ -14784,20 +12983,6 @@
       </w:r>
       <w:r>
         <w:rPr>
-          <w:lang w:val="en_US" w:bidi="en_US"/>
-        </w:rPr>
-        <w:t>פָּרָ֣שׁ מַעֲלֶ֗ה וְ⁠לַ֤הַב חֶ֨רֶב֙ וּ⁠בְרַ֣ק חֲנִ֔ית</w:t>
-      </w:r>
-    </w:p>
-    <w:p>
-      <w:pPr/>
-      <w:r>
-        <w:rPr>
-          <w:lang w:val="en_US" w:bidi="en_US"/>
-        </w:rPr>
-      </w:r>
-      <w:r>
-        <w:rPr>
           <w:b/>
           <w:lang w:val="en_US" w:bidi="en_US"/>
         </w:rPr>
@@ -14881,20 +13066,6 @@
       </w:r>
       <w:r>
         <w:rPr>
-          <w:lang w:val="en_US" w:bidi="en_US"/>
-        </w:rPr>
-        <w:t>וְ⁠אֵ֥ין קֵ֨צֶה֙ לַ⁠גְּוִיָּ֔ה</w:t>
-      </w:r>
-    </w:p>
-    <w:p>
-      <w:pPr/>
-      <w:r>
-        <w:rPr>
-          <w:lang w:val="en_US" w:bidi="en_US"/>
-        </w:rPr>
-      </w:r>
-      <w:r>
-        <w:rPr>
           <w:b/>
           <w:lang w:val="en_US" w:bidi="en_US"/>
         </w:rPr>
@@ -14978,20 +13149,6 @@
       </w:r>
       <w:r>
         <w:rPr>
-          <w:lang w:val="en_US" w:bidi="en_US"/>
-        </w:rPr>
-        <w:t>וְכָשְׁל֖וּ</w:t>
-      </w:r>
-    </w:p>
-    <w:p>
-      <w:pPr/>
-      <w:r>
-        <w:rPr>
-          <w:lang w:val="en_US" w:bidi="en_US"/>
-        </w:rPr>
-      </w:r>
-      <w:r>
-        <w:rPr>
           <w:b/>
           <w:lang w:val="en_US" w:bidi="en_US"/>
         </w:rPr>
@@ -15088,20 +13245,6 @@
       </w:r>
       <w:r>
         <w:rPr>
-          <w:lang w:val="en_US" w:bidi="en_US"/>
-        </w:rPr>
-        <w:t>בִּ⁠גְוִיָּתָֽ⁠ם</w:t>
-      </w:r>
-    </w:p>
-    <w:p>
-      <w:pPr/>
-      <w:r>
-        <w:rPr>
-          <w:lang w:val="en_US" w:bidi="en_US"/>
-        </w:rPr>
-      </w:r>
-      <w:r>
-        <w:rPr>
           <w:b/>
           <w:lang w:val="en_US" w:bidi="en_US"/>
         </w:rPr>
@@ -15198,20 +13341,6 @@
       </w:r>
       <w:r>
         <w:rPr>
-          <w:lang w:val="en_US" w:bidi="en_US"/>
-        </w:rPr>
-        <w:t>זְנוּנֵ֣י זוֹנָ֔ה</w:t>
-      </w:r>
-    </w:p>
-    <w:p>
-      <w:pPr/>
-      <w:r>
-        <w:rPr>
-          <w:lang w:val="en_US" w:bidi="en_US"/>
-        </w:rPr>
-      </w:r>
-      <w:r>
-        <w:rPr>
           <w:b/>
           <w:lang w:val="en_US" w:bidi="en_US"/>
         </w:rPr>
@@ -15295,20 +13424,6 @@
       </w:r>
       <w:r>
         <w:rPr>
-          <w:lang w:val="en_US" w:bidi="en_US"/>
-        </w:rPr>
-        <w:t>מֵ⁠רֹב֙</w:t>
-      </w:r>
-    </w:p>
-    <w:p>
-      <w:pPr/>
-      <w:r>
-        <w:rPr>
-          <w:lang w:val="en_US" w:bidi="en_US"/>
-        </w:rPr>
-      </w:r>
-      <w:r>
-        <w:rPr>
           <w:b/>
           <w:lang w:val="en_US" w:bidi="en_US"/>
         </w:rPr>
@@ -15392,20 +13507,6 @@
       </w:r>
       <w:r>
         <w:rPr>
-          <w:lang w:val="en_US" w:bidi="en_US"/>
-        </w:rPr>
-        <w:t>וּ⁠מִשְׁפָּח֖וֹת</w:t>
-      </w:r>
-    </w:p>
-    <w:p>
-      <w:pPr/>
-      <w:r>
-        <w:rPr>
-          <w:lang w:val="en_US" w:bidi="en_US"/>
-        </w:rPr>
-      </w:r>
-      <w:r>
-        <w:rPr>
           <w:b/>
           <w:lang w:val="en_US" w:bidi="en_US"/>
         </w:rPr>
@@ -15489,20 +13590,6 @@
       </w:r>
       <w:r>
         <w:rPr>
-          <w:lang w:val="en_US" w:bidi="en_US"/>
-        </w:rPr>
-        <w:t>הִנְ⁠נִ֣י אֵלַ֗יִ⁠ךְ</w:t>
-      </w:r>
-    </w:p>
-    <w:p>
-      <w:pPr/>
-      <w:r>
-        <w:rPr>
-          <w:lang w:val="en_US" w:bidi="en_US"/>
-        </w:rPr>
-      </w:r>
-      <w:r>
-        <w:rPr>
           <w:b/>
           <w:lang w:val="en_US" w:bidi="en_US"/>
         </w:rPr>
@@ -15535,7 +13622,7 @@
         </w:rPr>
         <w:t xml:space="preserve"> to focus attention on what he is about to say. Your language may have a comparable expression that you could use in your translation. See how you translated this in </w:t>
       </w:r>
-      <w:hyperlink r:id="rId20">
+      <w:hyperlink r:id="rId18">
         <w:r>
           <w:rPr>
             <w:lang w:val="en_US" w:bidi="en_US"/>
@@ -15617,20 +13704,6 @@
       </w:r>
       <w:r>
         <w:rPr>
-          <w:lang w:val="en_US" w:bidi="en_US"/>
-        </w:rPr>
-        <w:t>אֵלַ֗יִ⁠ךְ</w:t>
-      </w:r>
-    </w:p>
-    <w:p>
-      <w:pPr/>
-      <w:r>
-        <w:rPr>
-          <w:lang w:val="en_US" w:bidi="en_US"/>
-        </w:rPr>
-      </w:r>
-      <w:r>
-        <w:rPr>
           <w:b/>
           <w:lang w:val="en_US" w:bidi="en_US"/>
         </w:rPr>
@@ -15727,20 +13800,6 @@
       </w:r>
       <w:r>
         <w:rPr>
-          <w:lang w:val="en_US" w:bidi="en_US"/>
-        </w:rPr>
-        <w:t>נְאֻם֙</w:t>
-      </w:r>
-    </w:p>
-    <w:p>
-      <w:pPr/>
-      <w:r>
-        <w:rPr>
-          <w:lang w:val="en_US" w:bidi="en_US"/>
-        </w:rPr>
-      </w:r>
-      <w:r>
-        <w:rPr>
           <w:b/>
           <w:lang w:val="en_US" w:bidi="en_US"/>
         </w:rPr>
@@ -15824,20 +13883,6 @@
       </w:r>
       <w:r>
         <w:rPr>
-          <w:lang w:val="en_US" w:bidi="en_US"/>
-        </w:rPr>
-        <w:t>וּ⁠מַמְלָכ֖וֹת קְלוֹנֵֽ⁠ךְ</w:t>
-      </w:r>
-    </w:p>
-    <w:p>
-      <w:pPr/>
-      <w:r>
-        <w:rPr>
-          <w:lang w:val="en_US" w:bidi="en_US"/>
-        </w:rPr>
-      </w:r>
-      <w:r>
-        <w:rPr>
           <w:b/>
           <w:lang w:val="en_US" w:bidi="en_US"/>
         </w:rPr>
@@ -15921,20 +13966,6 @@
       </w:r>
       <w:r>
         <w:rPr>
-          <w:lang w:val="en_US" w:bidi="en_US"/>
-        </w:rPr>
-        <w:t>קְלוֹנֵֽ⁠ךְ</w:t>
-      </w:r>
-    </w:p>
-    <w:p>
-      <w:pPr/>
-      <w:r>
-        <w:rPr>
-          <w:lang w:val="en_US" w:bidi="en_US"/>
-        </w:rPr>
-      </w:r>
-      <w:r>
-        <w:rPr>
           <w:b/>
           <w:lang w:val="en_US" w:bidi="en_US"/>
         </w:rPr>
@@ -16031,20 +14062,6 @@
       </w:r>
       <w:r>
         <w:rPr>
-          <w:lang w:val="en_US" w:bidi="en_US"/>
-        </w:rPr>
-        <w:t>עָלַ֛יִ⁠ךְ</w:t>
-      </w:r>
-    </w:p>
-    <w:p>
-      <w:pPr/>
-      <w:r>
-        <w:rPr>
-          <w:lang w:val="en_US" w:bidi="en_US"/>
-        </w:rPr>
-      </w:r>
-      <w:r>
-        <w:rPr>
           <w:b/>
           <w:lang w:val="en_US" w:bidi="en_US"/>
         </w:rPr>
@@ -16077,7 +14094,7 @@
         </w:rPr>
         <w:t xml:space="preserve"> refers to Nineveh, which Yahweh described as a prostitute in </w:t>
       </w:r>
-      <w:hyperlink r:id="rId21">
+      <w:hyperlink r:id="rId19">
         <w:r>
           <w:rPr>
             <w:lang w:val="en_US" w:bidi="en_US"/>
@@ -16159,20 +14176,6 @@
       </w:r>
       <w:r>
         <w:rPr>
-          <w:lang w:val="en_US" w:bidi="en_US"/>
-        </w:rPr>
-        <w:t>וְ⁠הִשְׁלַכְתִּ֥י עָלַ֛יִ⁠ךְ שִׁקֻּצִ֖ים</w:t>
-      </w:r>
-    </w:p>
-    <w:p>
-      <w:pPr/>
-      <w:r>
-        <w:rPr>
-          <w:lang w:val="en_US" w:bidi="en_US"/>
-        </w:rPr>
-      </w:r>
-      <w:r>
-        <w:rPr>
           <w:b/>
           <w:lang w:val="en_US" w:bidi="en_US"/>
         </w:rPr>
@@ -16269,20 +14272,6 @@
       </w:r>
       <w:r>
         <w:rPr>
-          <w:lang w:val="en_US" w:bidi="en_US"/>
-        </w:rPr>
-        <w:t>שָׁדְּדָ֣ה נִֽינְוֵ֔ה</w:t>
-      </w:r>
-    </w:p>
-    <w:p>
-      <w:pPr/>
-      <w:r>
-        <w:rPr>
-          <w:lang w:val="en_US" w:bidi="en_US"/>
-        </w:rPr>
-      </w:r>
-      <w:r>
-        <w:rPr>
           <w:b/>
           <w:lang w:val="en_US" w:bidi="en_US"/>
         </w:rPr>
@@ -16379,20 +14368,6 @@
       </w:r>
       <w:r>
         <w:rPr>
-          <w:lang w:val="en_US" w:bidi="en_US"/>
-        </w:rPr>
-        <w:t>שָׁדְּדָ֣ה נִֽינְוֵ֔ה</w:t>
-      </w:r>
-    </w:p>
-    <w:p>
-      <w:pPr/>
-      <w:r>
-        <w:rPr>
-          <w:lang w:val="en_US" w:bidi="en_US"/>
-        </w:rPr>
-      </w:r>
-      <w:r>
-        <w:rPr>
           <w:b/>
           <w:lang w:val="en_US" w:bidi="en_US"/>
         </w:rPr>
@@ -16476,20 +14451,6 @@
       </w:r>
       <w:r>
         <w:rPr>
-          <w:lang w:val="en_US" w:bidi="en_US"/>
-        </w:rPr>
-        <w:t>מִ֖י יָנ֣וּד לָ֑⁠הּ</w:t>
-      </w:r>
-    </w:p>
-    <w:p>
-      <w:pPr/>
-      <w:r>
-        <w:rPr>
-          <w:lang w:val="en_US" w:bidi="en_US"/>
-        </w:rPr>
-      </w:r>
-      <w:r>
-        <w:rPr>
           <w:b/>
           <w:lang w:val="en_US" w:bidi="en_US"/>
         </w:rPr>
@@ -16573,20 +14534,6 @@
       </w:r>
       <w:r>
         <w:rPr>
-          <w:lang w:val="en_US" w:bidi="en_US"/>
-        </w:rPr>
-        <w:t>מֵ⁠אַ֛יִן אֲבַקֵּ֥שׁ מְנַחֲמִ֖ים לָֽ⁠ךְ</w:t>
-      </w:r>
-    </w:p>
-    <w:p>
-      <w:pPr/>
-      <w:r>
-        <w:rPr>
-          <w:lang w:val="en_US" w:bidi="en_US"/>
-        </w:rPr>
-      </w:r>
-      <w:r>
-        <w:rPr>
           <w:b/>
           <w:lang w:val="en_US" w:bidi="en_US"/>
         </w:rPr>
@@ -16670,20 +14617,6 @@
       </w:r>
       <w:r>
         <w:rPr>
-          <w:lang w:val="en_US" w:bidi="en_US"/>
-        </w:rPr>
-        <w:t>הֲ⁠תֵֽיטְבִי֙ מִ⁠נֹּ֣א אָמ֔וֹן הַ⁠יֹּֽשְׁבָה֙ בַּ⁠יְאֹרִ֔ים מַ֖יִם סָבִ֣יב לָ֑⁠הּ אֲשֶׁר־חֵ֣יל יָ֔ם מִ⁠יָּ֖ם חוֹמָתָֽ⁠הּ</w:t>
-      </w:r>
-    </w:p>
-    <w:p>
-      <w:pPr/>
-      <w:r>
-        <w:rPr>
-          <w:lang w:val="en_US" w:bidi="en_US"/>
-        </w:rPr>
-      </w:r>
-      <w:r>
-        <w:rPr>
           <w:b/>
           <w:lang w:val="en_US" w:bidi="en_US"/>
         </w:rPr>
@@ -16767,20 +14700,6 @@
       </w:r>
       <w:r>
         <w:rPr>
-          <w:lang w:val="en_US" w:bidi="en_US"/>
-        </w:rPr>
-        <w:t>מִ⁠נֹּ֣א אָמ֔וֹן</w:t>
-      </w:r>
-    </w:p>
-    <w:p>
-      <w:pPr/>
-      <w:r>
-        <w:rPr>
-          <w:lang w:val="en_US" w:bidi="en_US"/>
-        </w:rPr>
-      </w:r>
-      <w:r>
-        <w:rPr>
           <w:b/>
           <w:lang w:val="en_US" w:bidi="en_US"/>
         </w:rPr>
@@ -16871,20 +14790,6 @@
       </w:r>
       <w:r>
         <w:rPr>
-          <w:lang w:val="en_US" w:bidi="en_US"/>
-        </w:rPr>
-        <w:t>אֲשֶׁר־חֵ֣יל יָ֔ם מִ⁠יָּ֖ם חוֹמָתָֽ⁠הּ</w:t>
-      </w:r>
-    </w:p>
-    <w:p>
-      <w:pPr/>
-      <w:r>
-        <w:rPr>
-          <w:lang w:val="en_US" w:bidi="en_US"/>
-        </w:rPr>
-      </w:r>
-      <w:r>
-        <w:rPr>
           <w:b/>
           <w:lang w:val="en_US" w:bidi="en_US"/>
         </w:rPr>
@@ -16981,20 +14886,6 @@
       </w:r>
       <w:r>
         <w:rPr>
-          <w:lang w:val="en_US" w:bidi="en_US"/>
-        </w:rPr>
-        <w:t>מִ⁠יָּ֖ם חוֹמָתָֽ⁠הּ</w:t>
-      </w:r>
-    </w:p>
-    <w:p>
-      <w:pPr/>
-      <w:r>
-        <w:rPr>
-          <w:lang w:val="en_US" w:bidi="en_US"/>
-        </w:rPr>
-      </w:r>
-      <w:r>
-        <w:rPr>
           <w:b/>
           <w:lang w:val="en_US" w:bidi="en_US"/>
         </w:rPr>
@@ -17104,20 +14995,6 @@
       </w:r>
       <w:r>
         <w:rPr>
-          <w:lang w:val="en_US" w:bidi="en_US"/>
-        </w:rPr>
-        <w:t>מִ⁠יָּ֖ם חוֹמָתָֽ⁠הּ</w:t>
-      </w:r>
-    </w:p>
-    <w:p>
-      <w:pPr/>
-      <w:r>
-        <w:rPr>
-          <w:lang w:val="en_US" w:bidi="en_US"/>
-        </w:rPr>
-      </w:r>
-      <w:r>
-        <w:rPr>
           <w:b/>
           <w:lang w:val="en_US" w:bidi="en_US"/>
         </w:rPr>
@@ -17201,20 +15078,6 @@
       </w:r>
       <w:r>
         <w:rPr>
-          <w:lang w:val="en_US" w:bidi="en_US"/>
-        </w:rPr>
-        <w:t>עָצְמָ֛⁠ה</w:t>
-      </w:r>
-    </w:p>
-    <w:p>
-      <w:pPr/>
-      <w:r>
-        <w:rPr>
-          <w:lang w:val="en_US" w:bidi="en_US"/>
-        </w:rPr>
-      </w:r>
-      <w:r>
-        <w:rPr>
           <w:b/>
           <w:lang w:val="en_US" w:bidi="en_US"/>
         </w:rPr>
@@ -17311,20 +15174,6 @@
       </w:r>
       <w:r>
         <w:rPr>
-          <w:lang w:val="en_US" w:bidi="en_US"/>
-        </w:rPr>
-        <w:t>וְ⁠אֵ֣ין קֵ֑צֶה</w:t>
-      </w:r>
-    </w:p>
-    <w:p>
-      <w:pPr/>
-      <w:r>
-        <w:rPr>
-          <w:lang w:val="en_US" w:bidi="en_US"/>
-        </w:rPr>
-      </w:r>
-      <w:r>
-        <w:rPr>
           <w:b/>
           <w:lang w:val="en_US" w:bidi="en_US"/>
         </w:rPr>
@@ -17408,20 +15257,6 @@
       </w:r>
       <w:r>
         <w:rPr>
-          <w:lang w:val="en_US" w:bidi="en_US"/>
-        </w:rPr>
-        <w:t>וְ⁠אֵ֣ין קֵ֑צֶה</w:t>
-      </w:r>
-    </w:p>
-    <w:p>
-      <w:pPr/>
-      <w:r>
-        <w:rPr>
-          <w:lang w:val="en_US" w:bidi="en_US"/>
-        </w:rPr>
-      </w:r>
-      <w:r>
-        <w:rPr>
           <w:b/>
           <w:lang w:val="en_US" w:bidi="en_US"/>
         </w:rPr>
@@ -17505,20 +15340,6 @@
       </w:r>
       <w:r>
         <w:rPr>
-          <w:lang w:val="en_US" w:bidi="en_US"/>
-        </w:rPr>
-        <w:t>פּ֣וּט</w:t>
-      </w:r>
-    </w:p>
-    <w:p>
-      <w:pPr/>
-      <w:r>
-        <w:rPr>
-          <w:lang w:val="en_US" w:bidi="en_US"/>
-        </w:rPr>
-      </w:r>
-      <w:r>
-        <w:rPr>
           <w:b/>
           <w:lang w:val="en_US" w:bidi="en_US"/>
         </w:rPr>
@@ -17609,20 +15430,6 @@
       </w:r>
       <w:r>
         <w:rPr>
-          <w:lang w:val="en_US" w:bidi="en_US"/>
-        </w:rPr>
-        <w:t>וְ⁠לוּבִ֔ים</w:t>
-      </w:r>
-    </w:p>
-    <w:p>
-      <w:pPr/>
-      <w:r>
-        <w:rPr>
-          <w:lang w:val="en_US" w:bidi="en_US"/>
-        </w:rPr>
-      </w:r>
-      <w:r>
-        <w:rPr>
           <w:b/>
           <w:lang w:val="en_US" w:bidi="en_US"/>
         </w:rPr>
@@ -17713,20 +15520,6 @@
       </w:r>
       <w:r>
         <w:rPr>
-          <w:lang w:val="en_US" w:bidi="en_US"/>
-        </w:rPr>
-        <w:t>בְּ⁠עֶזְרָתֵֽ⁠ךְ</w:t>
-      </w:r>
-    </w:p>
-    <w:p>
-      <w:pPr/>
-      <w:r>
-        <w:rPr>
-          <w:lang w:val="en_US" w:bidi="en_US"/>
-        </w:rPr>
-      </w:r>
-      <w:r>
-        <w:rPr>
           <w:b/>
           <w:lang w:val="en_US" w:bidi="en_US"/>
         </w:rPr>
@@ -17823,20 +15616,6 @@
       </w:r>
       <w:r>
         <w:rPr>
-          <w:lang w:val="en_US" w:bidi="en_US"/>
-        </w:rPr>
-        <w:t>הִ֗יא לַ⁠גֹּלָה֙</w:t>
-      </w:r>
-    </w:p>
-    <w:p>
-      <w:pPr/>
-      <w:r>
-        <w:rPr>
-          <w:lang w:val="en_US" w:bidi="en_US"/>
-        </w:rPr>
-      </w:r>
-      <w:r>
-        <w:rPr>
           <w:b/>
           <w:lang w:val="en_US" w:bidi="en_US"/>
         </w:rPr>
@@ -17933,20 +15712,6 @@
       </w:r>
       <w:r>
         <w:rPr>
-          <w:lang w:val="en_US" w:bidi="en_US"/>
-        </w:rPr>
-        <w:t>גְּדוֹלֶ֖י⁠הָ</w:t>
-      </w:r>
-    </w:p>
-    <w:p>
-      <w:pPr/>
-      <w:r>
-        <w:rPr>
-          <w:lang w:val="en_US" w:bidi="en_US"/>
-        </w:rPr>
-      </w:r>
-      <w:r>
-        <w:rPr>
           <w:b/>
           <w:lang w:val="en_US" w:bidi="en_US"/>
         </w:rPr>
@@ -18043,20 +15808,6 @@
       </w:r>
       <w:r>
         <w:rPr>
-          <w:lang w:val="en_US" w:bidi="en_US"/>
-        </w:rPr>
-        <w:t>עֹלָלֶ֛י⁠הָ יְרֻטְּשׁ֖וּ</w:t>
-      </w:r>
-    </w:p>
-    <w:p>
-      <w:pPr/>
-      <w:r>
-        <w:rPr>
-          <w:lang w:val="en_US" w:bidi="en_US"/>
-        </w:rPr>
-      </w:r>
-      <w:r>
-        <w:rPr>
           <w:b/>
           <w:lang w:val="en_US" w:bidi="en_US"/>
         </w:rPr>
@@ -18153,20 +15904,6 @@
       </w:r>
       <w:r>
         <w:rPr>
-          <w:lang w:val="en_US" w:bidi="en_US"/>
-        </w:rPr>
-        <w:t>בְּ⁠רֹ֣אשׁ כָּל־חוּצ֑וֹת</w:t>
-      </w:r>
-    </w:p>
-    <w:p>
-      <w:pPr/>
-      <w:r>
-        <w:rPr>
-          <w:lang w:val="en_US" w:bidi="en_US"/>
-        </w:rPr>
-      </w:r>
-      <w:r>
-        <w:rPr>
           <w:b/>
           <w:lang w:val="en_US" w:bidi="en_US"/>
         </w:rPr>
@@ -18263,20 +16000,6 @@
       </w:r>
       <w:r>
         <w:rPr>
-          <w:lang w:val="en_US" w:bidi="en_US"/>
-        </w:rPr>
-        <w:t>יַדּ֣וּ</w:t>
-      </w:r>
-    </w:p>
-    <w:p>
-      <w:pPr/>
-      <w:r>
-        <w:rPr>
-          <w:lang w:val="en_US" w:bidi="en_US"/>
-        </w:rPr>
-      </w:r>
-      <w:r>
-        <w:rPr>
           <w:b/>
           <w:lang w:val="en_US" w:bidi="en_US"/>
         </w:rPr>
@@ -18373,20 +16096,6 @@
       </w:r>
       <w:r>
         <w:rPr>
-          <w:lang w:val="en_US" w:bidi="en_US"/>
-        </w:rPr>
-        <w:t>וְ⁠כָל־גְּדוֹלֶ֖י⁠הָ רֻתְּק֥וּ</w:t>
-      </w:r>
-    </w:p>
-    <w:p>
-      <w:pPr/>
-      <w:r>
-        <w:rPr>
-          <w:lang w:val="en_US" w:bidi="en_US"/>
-        </w:rPr>
-      </w:r>
-      <w:r>
-        <w:rPr>
           <w:b/>
           <w:lang w:val="en_US" w:bidi="en_US"/>
         </w:rPr>
@@ -18483,20 +16192,6 @@
       </w:r>
       <w:r>
         <w:rPr>
-          <w:lang w:val="en_US" w:bidi="en_US"/>
-        </w:rPr>
-        <w:t>אַ֣תְּ</w:t>
-      </w:r>
-    </w:p>
-    <w:p>
-      <w:pPr/>
-      <w:r>
-        <w:rPr>
-          <w:lang w:val="en_US" w:bidi="en_US"/>
-        </w:rPr>
-      </w:r>
-      <w:r>
-        <w:rPr>
           <w:b/>
           <w:lang w:val="en_US" w:bidi="en_US"/>
         </w:rPr>
@@ -18593,20 +16288,6 @@
       </w:r>
       <w:r>
         <w:rPr>
-          <w:lang w:val="en_US" w:bidi="en_US"/>
-        </w:rPr>
-        <w:t>תִּשְׁכְּרִ֔י</w:t>
-      </w:r>
-    </w:p>
-    <w:p>
-      <w:pPr/>
-      <w:r>
-        <w:rPr>
-          <w:lang w:val="en_US" w:bidi="en_US"/>
-        </w:rPr>
-      </w:r>
-      <w:r>
-        <w:rPr>
           <w:b/>
           <w:lang w:val="en_US" w:bidi="en_US"/>
         </w:rPr>
@@ -18703,20 +16384,6 @@
       </w:r>
       <w:r>
         <w:rPr>
-          <w:lang w:val="en_US" w:bidi="en_US"/>
-        </w:rPr>
-        <w:t>תְּהִ֖י נַֽעֲלָמָ֑ה</w:t>
-      </w:r>
-    </w:p>
-    <w:p>
-      <w:pPr/>
-      <w:r>
-        <w:rPr>
-          <w:lang w:val="en_US" w:bidi="en_US"/>
-        </w:rPr>
-      </w:r>
-      <w:r>
-        <w:rPr>
           <w:b/>
           <w:lang w:val="en_US" w:bidi="en_US"/>
         </w:rPr>
@@ -18813,20 +16480,6 @@
       </w:r>
       <w:r>
         <w:rPr>
-          <w:lang w:val="en_US" w:bidi="en_US"/>
-        </w:rPr>
-        <w:t>כָּ֨ל־מִבְצָרַ֔יִ⁠ךְ תְּאֵנִ֖ים עִם־בִּכּוּרִ֑ים</w:t>
-      </w:r>
-    </w:p>
-    <w:p>
-      <w:pPr/>
-      <w:r>
-        <w:rPr>
-          <w:lang w:val="en_US" w:bidi="en_US"/>
-        </w:rPr>
-      </w:r>
-      <w:r>
-        <w:rPr>
           <w:b/>
           <w:lang w:val="en_US" w:bidi="en_US"/>
         </w:rPr>
@@ -18936,20 +16589,6 @@
       </w:r>
       <w:r>
         <w:rPr>
-          <w:lang w:val="en_US" w:bidi="en_US"/>
-        </w:rPr>
-        <w:t>הִנֵּ֨ה</w:t>
-      </w:r>
-    </w:p>
-    <w:p>
-      <w:pPr/>
-      <w:r>
-        <w:rPr>
-          <w:lang w:val="en_US" w:bidi="en_US"/>
-        </w:rPr>
-      </w:r>
-      <w:r>
-        <w:rPr>
           <w:b/>
           <w:lang w:val="en_US" w:bidi="en_US"/>
         </w:rPr>
@@ -19046,20 +16685,6 @@
       </w:r>
       <w:r>
         <w:rPr>
-          <w:lang w:val="en_US" w:bidi="en_US"/>
-        </w:rPr>
-        <w:t>עַמֵּ֤⁠ךְ</w:t>
-      </w:r>
-    </w:p>
-    <w:p>
-      <w:pPr/>
-      <w:r>
-        <w:rPr>
-          <w:lang w:val="en_US" w:bidi="en_US"/>
-        </w:rPr>
-      </w:r>
-      <w:r>
-        <w:rPr>
           <w:b/>
           <w:lang w:val="en_US" w:bidi="en_US"/>
         </w:rPr>
@@ -19156,20 +16781,6 @@
       </w:r>
       <w:r>
         <w:rPr>
-          <w:lang w:val="en_US" w:bidi="en_US"/>
-        </w:rPr>
-        <w:t>נָשִׁים֙</w:t>
-      </w:r>
-    </w:p>
-    <w:p>
-      <w:pPr/>
-      <w:r>
-        <w:rPr>
-          <w:lang w:val="en_US" w:bidi="en_US"/>
-        </w:rPr>
-      </w:r>
-      <w:r>
-        <w:rPr>
           <w:b/>
           <w:lang w:val="en_US" w:bidi="en_US"/>
         </w:rPr>
@@ -19279,20 +16890,6 @@
       </w:r>
       <w:r>
         <w:rPr>
-          <w:lang w:val="en_US" w:bidi="en_US"/>
-        </w:rPr>
-        <w:t>פָּת֥וֹחַ נִפְתְּח֖וּ</w:t>
-      </w:r>
-    </w:p>
-    <w:p>
-      <w:pPr/>
-      <w:r>
-        <w:rPr>
-          <w:lang w:val="en_US" w:bidi="en_US"/>
-        </w:rPr>
-      </w:r>
-      <w:r>
-        <w:rPr>
           <w:b/>
           <w:lang w:val="en_US" w:bidi="en_US"/>
         </w:rPr>
@@ -19389,20 +16986,6 @@
       </w:r>
       <w:r>
         <w:rPr>
-          <w:lang w:val="en_US" w:bidi="en_US"/>
-        </w:rPr>
-        <w:t>נִפְתְּח֖וּ &amp; אָכְלָ֥ה</w:t>
-      </w:r>
-    </w:p>
-    <w:p>
-      <w:pPr/>
-      <w:r>
-        <w:rPr>
-          <w:lang w:val="en_US" w:bidi="en_US"/>
-        </w:rPr>
-      </w:r>
-      <w:r>
-        <w:rPr>
           <w:b/>
           <w:lang w:val="en_US" w:bidi="en_US"/>
         </w:rPr>
@@ -19499,20 +17082,6 @@
       </w:r>
       <w:r>
         <w:rPr>
-          <w:lang w:val="en_US" w:bidi="en_US"/>
-        </w:rPr>
-        <w:t>בְּרִיחָֽיִ⁠ך</w:t>
-      </w:r>
-    </w:p>
-    <w:p>
-      <w:pPr/>
-      <w:r>
-        <w:rPr>
-          <w:lang w:val="en_US" w:bidi="en_US"/>
-        </w:rPr>
-      </w:r>
-      <w:r>
-        <w:rPr>
           <w:b/>
           <w:lang w:val="en_US" w:bidi="en_US"/>
         </w:rPr>
@@ -19609,20 +17178,6 @@
       </w:r>
       <w:r>
         <w:rPr>
-          <w:lang w:val="en_US" w:bidi="en_US"/>
-        </w:rPr>
-        <w:t>מֵ֤י מָצוֹר֙ שַֽׁאֲבִי־לָ֔⁠ךְ</w:t>
-      </w:r>
-    </w:p>
-    <w:p>
-      <w:pPr/>
-      <w:r>
-        <w:rPr>
-          <w:lang w:val="en_US" w:bidi="en_US"/>
-        </w:rPr>
-      </w:r>
-      <w:r>
-        <w:rPr>
           <w:b/>
           <w:lang w:val="en_US" w:bidi="en_US"/>
         </w:rPr>
@@ -19719,20 +17274,6 @@
       </w:r>
       <w:r>
         <w:rPr>
-          <w:lang w:val="en_US" w:bidi="en_US"/>
-        </w:rPr>
-        <w:t>לָ֔⁠ךְ</w:t>
-      </w:r>
-    </w:p>
-    <w:p>
-      <w:pPr/>
-      <w:r>
-        <w:rPr>
-          <w:lang w:val="en_US" w:bidi="en_US"/>
-        </w:rPr>
-      </w:r>
-      <w:r>
-        <w:rPr>
           <w:b/>
           <w:lang w:val="en_US" w:bidi="en_US"/>
         </w:rPr>
@@ -19829,20 +17370,6 @@
       </w:r>
       <w:r>
         <w:rPr>
-          <w:lang w:val="en_US" w:bidi="en_US"/>
-        </w:rPr>
-        <w:t>מַלְבֵּֽן</w:t>
-      </w:r>
-    </w:p>
-    <w:p>
-      <w:pPr/>
-      <w:r>
-        <w:rPr>
-          <w:lang w:val="en_US" w:bidi="en_US"/>
-        </w:rPr>
-      </w:r>
-      <w:r>
-        <w:rPr>
           <w:b/>
           <w:lang w:val="en_US" w:bidi="en_US"/>
         </w:rPr>
@@ -19939,20 +17466,6 @@
       </w:r>
       <w:r>
         <w:rPr>
-          <w:lang w:val="en_US" w:bidi="en_US"/>
-        </w:rPr>
-        <w:t>שָׁ֚ם תֹּאכְלֵ֣⁠ךְ אֵ֔שׁ</w:t>
-      </w:r>
-    </w:p>
-    <w:p>
-      <w:pPr/>
-      <w:r>
-        <w:rPr>
-          <w:lang w:val="en_US" w:bidi="en_US"/>
-        </w:rPr>
-      </w:r>
-      <w:r>
-        <w:rPr>
           <w:b/>
           <w:lang w:val="en_US" w:bidi="en_US"/>
         </w:rPr>
@@ -20049,20 +17562,6 @@
       </w:r>
       <w:r>
         <w:rPr>
-          <w:lang w:val="en_US" w:bidi="en_US"/>
-        </w:rPr>
-        <w:t>תַּכְרִיתֵ֣⁠ךְ</w:t>
-      </w:r>
-    </w:p>
-    <w:p>
-      <w:pPr/>
-      <w:r>
-        <w:rPr>
-          <w:lang w:val="en_US" w:bidi="en_US"/>
-        </w:rPr>
-      </w:r>
-      <w:r>
-        <w:rPr>
           <w:b/>
           <w:lang w:val="en_US" w:bidi="en_US"/>
         </w:rPr>
@@ -20159,20 +17658,6 @@
       </w:r>
       <w:r>
         <w:rPr>
-          <w:lang w:val="en_US" w:bidi="en_US"/>
-        </w:rPr>
-        <w:t>כַּ⁠יָּ֑לֶק</w:t>
-      </w:r>
-    </w:p>
-    <w:p>
-      <w:pPr/>
-      <w:r>
-        <w:rPr>
-          <w:lang w:val="en_US" w:bidi="en_US"/>
-        </w:rPr>
-      </w:r>
-      <w:r>
-        <w:rPr>
           <w:b/>
           <w:lang w:val="en_US" w:bidi="en_US"/>
         </w:rPr>
@@ -20256,20 +17741,6 @@
       </w:r>
       <w:r>
         <w:rPr>
-          <w:lang w:val="en_US" w:bidi="en_US"/>
-        </w:rPr>
-        <w:t>כַּ⁠יֶּ֔לֶק</w:t>
-      </w:r>
-    </w:p>
-    <w:p>
-      <w:pPr/>
-      <w:r>
-        <w:rPr>
-          <w:lang w:val="en_US" w:bidi="en_US"/>
-        </w:rPr>
-      </w:r>
-      <w:r>
-        <w:rPr>
           <w:b/>
           <w:lang w:val="en_US" w:bidi="en_US"/>
         </w:rPr>
@@ -20353,20 +17824,6 @@
       </w:r>
       <w:r>
         <w:rPr>
-          <w:lang w:val="en_US" w:bidi="en_US"/>
-        </w:rPr>
-        <w:t>כָּ⁠אַרְבֶּֽה</w:t>
-      </w:r>
-    </w:p>
-    <w:p>
-      <w:pPr/>
-      <w:r>
-        <w:rPr>
-          <w:lang w:val="en_US" w:bidi="en_US"/>
-        </w:rPr>
-      </w:r>
-      <w:r>
-        <w:rPr>
           <w:b/>
           <w:lang w:val="en_US" w:bidi="en_US"/>
         </w:rPr>
@@ -20450,20 +17907,6 @@
       </w:r>
       <w:r>
         <w:rPr>
-          <w:lang w:val="en_US" w:bidi="en_US"/>
-        </w:rPr>
-        <w:t>הִרְבֵּית֙</w:t>
-      </w:r>
-    </w:p>
-    <w:p>
-      <w:pPr/>
-      <w:r>
-        <w:rPr>
-          <w:lang w:val="en_US" w:bidi="en_US"/>
-        </w:rPr>
-      </w:r>
-      <w:r>
-        <w:rPr>
           <w:b/>
           <w:lang w:val="en_US" w:bidi="en_US"/>
         </w:rPr>
@@ -20560,20 +18003,6 @@
       </w:r>
       <w:r>
         <w:rPr>
-          <w:lang w:val="en_US" w:bidi="en_US"/>
-        </w:rPr>
-        <w:t>מִ⁠כּוֹכְבֵ֖י הַ⁠שָּׁמָ֑יִם</w:t>
-      </w:r>
-    </w:p>
-    <w:p>
-      <w:pPr/>
-      <w:r>
-        <w:rPr>
-          <w:lang w:val="en_US" w:bidi="en_US"/>
-        </w:rPr>
-      </w:r>
-      <w:r>
-        <w:rPr>
           <w:b/>
           <w:lang w:val="en_US" w:bidi="en_US"/>
         </w:rPr>
@@ -20657,20 +18086,6 @@
       </w:r>
       <w:r>
         <w:rPr>
-          <w:lang w:val="en_US" w:bidi="en_US"/>
-        </w:rPr>
-        <w:t>יֶ֥לֶק פָּשַׁ֖ט וַ⁠יָּעֹֽף</w:t>
-      </w:r>
-    </w:p>
-    <w:p>
-      <w:pPr/>
-      <w:r>
-        <w:rPr>
-          <w:lang w:val="en_US" w:bidi="en_US"/>
-        </w:rPr>
-      </w:r>
-      <w:r>
-        <w:rPr>
           <w:b/>
           <w:lang w:val="en_US" w:bidi="en_US"/>
         </w:rPr>
@@ -20754,20 +18169,6 @@
       </w:r>
       <w:r>
         <w:rPr>
-          <w:lang w:val="en_US" w:bidi="en_US"/>
-        </w:rPr>
-        <w:t>פָּשַׁ֖ט</w:t>
-      </w:r>
-    </w:p>
-    <w:p>
-      <w:pPr/>
-      <w:r>
-        <w:rPr>
-          <w:lang w:val="en_US" w:bidi="en_US"/>
-        </w:rPr>
-      </w:r>
-      <w:r>
-        <w:rPr>
           <w:b/>
           <w:lang w:val="en_US" w:bidi="en_US"/>
         </w:rPr>
@@ -20864,20 +18265,6 @@
       </w:r>
       <w:r>
         <w:rPr>
-          <w:lang w:val="en_US" w:bidi="en_US"/>
-        </w:rPr>
-        <w:t>מִנְּזָרַ֨יִ⁠ךְ֙ כָּֽ⁠אַרְבֶּ֔ה וְ⁠טַפְסְרַ֖יִ⁠ךְ כְּ⁠ג֣וֹב גֹּבָ֑י</w:t>
-      </w:r>
-    </w:p>
-    <w:p>
-      <w:pPr/>
-      <w:r>
-        <w:rPr>
-          <w:lang w:val="en_US" w:bidi="en_US"/>
-        </w:rPr>
-      </w:r>
-      <w:r>
-        <w:rPr>
           <w:b/>
           <w:lang w:val="en_US" w:bidi="en_US"/>
         </w:rPr>
@@ -20961,20 +18348,6 @@
       </w:r>
       <w:r>
         <w:rPr>
-          <w:lang w:val="en_US" w:bidi="en_US"/>
-        </w:rPr>
-        <w:t>מִנְּזָרַ֨יִ⁠ךְ֙ כָּֽ⁠אַרְבֶּ֔ה וְ⁠טַפְסְרַ֖יִ⁠ךְ כְּ⁠ג֣וֹב גֹּבָ֑י</w:t>
-      </w:r>
-    </w:p>
-    <w:p>
-      <w:pPr/>
-      <w:r>
-        <w:rPr>
-          <w:lang w:val="en_US" w:bidi="en_US"/>
-        </w:rPr>
-      </w:r>
-      <w:r>
-        <w:rPr>
           <w:b/>
           <w:lang w:val="en_US" w:bidi="en_US"/>
         </w:rPr>
@@ -21071,20 +18444,6 @@
       </w:r>
       <w:r>
         <w:rPr>
-          <w:lang w:val="en_US" w:bidi="en_US"/>
-        </w:rPr>
-        <w:t>וְ⁠טַפְסְרַ֖יִ⁠ךְ כְּ⁠ג֣וֹב גֹּבָ֑י</w:t>
-      </w:r>
-    </w:p>
-    <w:p>
-      <w:pPr/>
-      <w:r>
-        <w:rPr>
-          <w:lang w:val="en_US" w:bidi="en_US"/>
-        </w:rPr>
-      </w:r>
-      <w:r>
-        <w:rPr>
           <w:b/>
           <w:lang w:val="en_US" w:bidi="en_US"/>
         </w:rPr>
@@ -21168,20 +18527,6 @@
       </w:r>
       <w:r>
         <w:rPr>
-          <w:lang w:val="en_US" w:bidi="en_US"/>
-        </w:rPr>
-        <w:t>וְ⁠נוֹדַ֔ד &amp; מְקוֹמ֖⁠וֹ</w:t>
-      </w:r>
-    </w:p>
-    <w:p>
-      <w:pPr/>
-      <w:r>
-        <w:rPr>
-          <w:lang w:val="en_US" w:bidi="en_US"/>
-        </w:rPr>
-      </w:r>
-      <w:r>
-        <w:rPr>
           <w:b/>
           <w:lang w:val="en_US" w:bidi="en_US"/>
         </w:rPr>
@@ -21304,20 +18649,6 @@
       </w:r>
       <w:r>
         <w:rPr>
-          <w:lang w:val="en_US" w:bidi="en_US"/>
-        </w:rPr>
-        <w:t>נָמ֤וּ רֹעֶ֨י⁠ךָ֙ מֶ֣לֶךְ אַשּׁ֔וּר</w:t>
-      </w:r>
-    </w:p>
-    <w:p>
-      <w:pPr/>
-      <w:r>
-        <w:rPr>
-          <w:lang w:val="en_US" w:bidi="en_US"/>
-        </w:rPr>
-      </w:r>
-      <w:r>
-        <w:rPr>
           <w:b/>
           <w:lang w:val="en_US" w:bidi="en_US"/>
         </w:rPr>
@@ -21401,20 +18732,6 @@
       </w:r>
       <w:r>
         <w:rPr>
-          <w:lang w:val="en_US" w:bidi="en_US"/>
-        </w:rPr>
-        <w:t>נָמ֤וּ רֹעֶ֨י⁠ךָ֙ &amp; יִשְׁכְּנ֖וּ אַדִּירֶ֑י⁠ךָ</w:t>
-      </w:r>
-    </w:p>
-    <w:p>
-      <w:pPr/>
-      <w:r>
-        <w:rPr>
-          <w:lang w:val="en_US" w:bidi="en_US"/>
-        </w:rPr>
-      </w:r>
-      <w:r>
-        <w:rPr>
           <w:b/>
           <w:lang w:val="en_US" w:bidi="en_US"/>
         </w:rPr>
@@ -21511,20 +18828,6 @@
       </w:r>
       <w:r>
         <w:rPr>
-          <w:lang w:val="en_US" w:bidi="en_US"/>
-        </w:rPr>
-        <w:t>רֹעֶ֨י⁠ךָ֙</w:t>
-      </w:r>
-    </w:p>
-    <w:p>
-      <w:pPr/>
-      <w:r>
-        <w:rPr>
-          <w:lang w:val="en_US" w:bidi="en_US"/>
-        </w:rPr>
-      </w:r>
-      <w:r>
-        <w:rPr>
           <w:b/>
           <w:lang w:val="en_US" w:bidi="en_US"/>
         </w:rPr>
@@ -21621,20 +18924,6 @@
       </w:r>
       <w:r>
         <w:rPr>
-          <w:lang w:val="en_US" w:bidi="en_US"/>
-        </w:rPr>
-        <w:t>נָמ֤וּ &amp; יִשְׁכְּנ֖וּ</w:t>
-      </w:r>
-    </w:p>
-    <w:p>
-      <w:pPr/>
-      <w:r>
-        <w:rPr>
-          <w:lang w:val="en_US" w:bidi="en_US"/>
-        </w:rPr>
-      </w:r>
-      <w:r>
-        <w:rPr>
           <w:b/>
           <w:lang w:val="en_US" w:bidi="en_US"/>
         </w:rPr>
@@ -21757,20 +19046,6 @@
       </w:r>
       <w:r>
         <w:rPr>
-          <w:lang w:val="en_US" w:bidi="en_US"/>
-        </w:rPr>
-        <w:t>נָפֹ֧שׁוּ עַמְּ⁠ךָ֛</w:t>
-      </w:r>
-    </w:p>
-    <w:p>
-      <w:pPr/>
-      <w:r>
-        <w:rPr>
-          <w:lang w:val="en_US" w:bidi="en_US"/>
-        </w:rPr>
-      </w:r>
-      <w:r>
-        <w:rPr>
           <w:b/>
           <w:lang w:val="en_US" w:bidi="en_US"/>
         </w:rPr>
@@ -21867,20 +19142,6 @@
       </w:r>
       <w:r>
         <w:rPr>
-          <w:lang w:val="en_US" w:bidi="en_US"/>
-        </w:rPr>
-        <w:t>אֵין־כֵּהָ֣ה לְ⁠שִׁבְרֶ֔⁠ךָ</w:t>
-      </w:r>
-    </w:p>
-    <w:p>
-      <w:pPr/>
-      <w:r>
-        <w:rPr>
-          <w:lang w:val="en_US" w:bidi="en_US"/>
-        </w:rPr>
-      </w:r>
-      <w:r>
-        <w:rPr>
           <w:b/>
           <w:lang w:val="en_US" w:bidi="en_US"/>
         </w:rPr>
@@ -21990,20 +19251,6 @@
       </w:r>
       <w:r>
         <w:rPr>
-          <w:lang w:val="en_US" w:bidi="en_US"/>
-        </w:rPr>
-        <w:t>נַחְלָ֖ה מַכָּתֶ֑⁠ךָ</w:t>
-      </w:r>
-    </w:p>
-    <w:p>
-      <w:pPr/>
-      <w:r>
-        <w:rPr>
-          <w:lang w:val="en_US" w:bidi="en_US"/>
-        </w:rPr>
-      </w:r>
-      <w:r>
-        <w:rPr>
           <w:b/>
           <w:lang w:val="en_US" w:bidi="en_US"/>
         </w:rPr>
@@ -22100,20 +19347,6 @@
       </w:r>
       <w:r>
         <w:rPr>
-          <w:lang w:val="en_US" w:bidi="en_US"/>
-        </w:rPr>
-        <w:t>שֹׁמְעֵ֣י שִׁמְעֲ⁠ךָ֗</w:t>
-      </w:r>
-    </w:p>
-    <w:p>
-      <w:pPr/>
-      <w:r>
-        <w:rPr>
-          <w:lang w:val="en_US" w:bidi="en_US"/>
-        </w:rPr>
-      </w:r>
-      <w:r>
-        <w:rPr>
           <w:b/>
           <w:lang w:val="en_US" w:bidi="en_US"/>
         </w:rPr>
@@ -22210,20 +19443,6 @@
       </w:r>
       <w:r>
         <w:rPr>
-          <w:lang w:val="en_US" w:bidi="en_US"/>
-        </w:rPr>
-        <w:t>תָּ֤קְעוּ כַף֙</w:t>
-      </w:r>
-    </w:p>
-    <w:p>
-      <w:pPr/>
-      <w:r>
-        <w:rPr>
-          <w:lang w:val="en_US" w:bidi="en_US"/>
-        </w:rPr>
-      </w:r>
-      <w:r>
-        <w:rPr>
           <w:b/>
           <w:lang w:val="en_US" w:bidi="en_US"/>
         </w:rPr>
@@ -22307,20 +19526,6 @@
       </w:r>
       <w:r>
         <w:rPr>
-          <w:lang w:val="en_US" w:bidi="en_US"/>
-        </w:rPr>
-        <w:t>כִּ֗י עַל־מִ֛י לֹֽא־עָבְרָ֥ה רָעָתְ⁠ךָ֖ תָּמִֽיד</w:t>
-      </w:r>
-    </w:p>
-    <w:p>
-      <w:pPr/>
-      <w:r>
-        <w:rPr>
-          <w:lang w:val="en_US" w:bidi="en_US"/>
-        </w:rPr>
-      </w:r>
-      <w:r>
-        <w:rPr>
           <w:b/>
           <w:lang w:val="en_US" w:bidi="en_US"/>
         </w:rPr>
@@ -22393,20 +19598,6 @@
         <w:rPr>
           <w:lang w:val="en_US" w:bidi="en_US"/>
         </w:rPr>
-      </w:r>
-    </w:p>
-    <w:p>
-      <w:pPr/>
-      <w:r>
-        <w:rPr>
-          <w:lang w:val="en_US" w:bidi="en_US"/>
-        </w:rPr>
-      </w:r>
-      <w:r>
-        <w:rPr>
-          <w:lang w:val="en_US" w:bidi="en_US"/>
-        </w:rPr>
-        <w:t>רָעָתְ⁠ךָ֖ תָּמִֽיד</w:t>
       </w:r>
     </w:p>
     <w:p>

--- a/eng/docx/34.content.docx
+++ b/eng/docx/34.content.docx
@@ -28,15 +28,49 @@
       </w:r>
     </w:p>
     <w:p>
-      <w:pPr/>
-      <w:r>
-        <w:rPr>
-          <w:lang w:val="en_US" w:bidi="en_US"/>
-        </w:rPr>
-      </w:r>
-      <w:r>
-        <w:rPr>
-          <w:b/>
+      <w:pPr>
+        <w:pStyle w:val="Heading2"/>
+      </w:pPr>
+      <w:r>
+        <w:rPr>
+          <w:lang w:val="en_US" w:bidi="en_US"/>
+        </w:rPr>
+        <w:t>License Information</w:t>
+      </w:r>
+      <w:r>
+        <w:rPr>
+          <w:lang w:val="en_US" w:bidi="en_US"/>
+        </w:rPr>
+      </w:r>
+    </w:p>
+    <w:p>
+      <w:pPr/>
+      <w:r>
+        <w:rPr>
+          <w:lang w:val="en_US" w:bidi="en_US"/>
+        </w:rPr>
+      </w:r>
+      <w:r>
+        <w:rPr>
+          <w:b/>
+          <w:lang w:val="en_US" w:bidi="en_US"/>
+        </w:rPr>
+        <w:t>Translation Notes (unfoldingWord)</w:t>
+      </w:r>
+      <w:r>
+        <w:rPr>
+          <w:lang w:val="en_US" w:bidi="en_US"/>
+        </w:rPr>
+        <w:t xml:space="preserve"> is based on</w:t>
+      </w:r>
+      <w:r>
+        <w:rPr>
+          <w:lang w:val="en_US" w:bidi="en_US"/>
+        </w:rPr>
+        <w:t xml:space="preserve">: </w:t>
+      </w:r>
+      <w:r>
+        <w:rPr>
           <w:lang w:val="en_US" w:bidi="en_US"/>
         </w:rPr>
         <w:t>unfoldingWord® Translation Notes</w:t>
@@ -45,31 +79,62 @@
         <w:rPr>
           <w:lang w:val="en_US" w:bidi="en_US"/>
         </w:rPr>
-        <w:t xml:space="preserve"> © 2022 unfoldingWord. Released under CC BY-SA 4.0 license. </w:t>
-      </w:r>
-      <w:r>
-        <w:rPr>
-          <w:lang w:val="en_US" w:bidi="en_US"/>
-        </w:rPr>
-        <w:t>unfoldingWord® Translation Notes</w:t>
-      </w:r>
-      <w:r>
-        <w:rPr>
-          <w:lang w:val="en_US" w:bidi="en_US"/>
-        </w:rPr>
-        <w:t xml:space="preserve"> has been adapted in the following languages: Tok Pisin, Arabic (عربي), French (Français), Hindi (हिंदी), Indonesian (Bahasa Indonesia), Portuguese (Português), Russian (Русский), Spanish (Español), Swahili (Kiswahili), and Simplified Chinese (简体中文) from </w:t>
-      </w:r>
-      <w:r>
-        <w:rPr>
-          <w:lang w:val="en_US" w:bidi="en_US"/>
-        </w:rPr>
-        <w:t>unfoldingWord® Translation Notes</w:t>
-      </w:r>
-      <w:r>
-        <w:rPr>
-          <w:lang w:val="en_US" w:bidi="en_US"/>
-        </w:rPr>
-        <w:t xml:space="preserve"> © 2022 unfoldingWord. Released under CC BY-SA 4.0 license by Mission Mutual</w:t>
+        <w:t xml:space="preserve">, </w:t>
+      </w:r>
+      <w:hyperlink r:id="rId13">
+        <w:r>
+          <w:rPr>
+            <w:lang w:val="en_US" w:bidi="en_US"/>
+          </w:rPr>
+          <w:rPr>
+            <w:color w:val="0000EE"/>
+            <w:u w:val="single"/>
+          </w:rPr>
+          <w:t>unfoldingWord</w:t>
+        </w:r>
+      </w:hyperlink>
+      <w:r>
+        <w:rPr>
+          <w:lang w:val="en_US" w:bidi="en_US"/>
+        </w:rPr>
+        <w:t xml:space="preserve">, 2022, which is licensed under a </w:t>
+      </w:r>
+      <w:hyperlink r:id="rId14">
+        <w:r>
+          <w:rPr>
+            <w:lang w:val="en_US" w:bidi="en_US"/>
+          </w:rPr>
+          <w:rPr>
+            <w:color w:val="0000EE"/>
+            <w:u w:val="single"/>
+          </w:rPr>
+          <w:t>CC BY-SA 4.0 license</w:t>
+        </w:r>
+      </w:hyperlink>
+      <w:r>
+        <w:rPr>
+          <w:lang w:val="en_US" w:bidi="en_US"/>
+        </w:rPr>
+        <w:t>.</w:t>
+      </w:r>
+      <w:r>
+        <w:rPr>
+          <w:lang w:val="en_US" w:bidi="en_US"/>
+        </w:rPr>
+      </w:r>
+    </w:p>
+    <w:p>
+      <w:pPr/>
+      <w:r>
+        <w:rPr>
+          <w:lang w:val="en_US" w:bidi="en_US"/>
+        </w:rPr>
+      </w:r>
+      <w:r>
+        <w:rPr>
+          <w:lang w:val="en_US" w:bidi="en_US"/>
+        </w:rPr>
+        <w:t>This PDF version is provided under the same license.</w:t>
       </w:r>
       <w:r>
         <w:rPr>
@@ -478,7 +543,7 @@
         </w:rPr>
         <w:t xml:space="preserve">In this prophecy, Yahweh often addresses the people of Judah and the people of Nineveh as simply “Judah” and “Nineveh,” using the names of the nation and city to represent the people. He also uses verbs in the singular that describe the nation or city doing things that people do, such as Judah wearing a yoke and shackles </w:t>
       </w:r>
-      <w:hyperlink r:id="rId13">
+      <w:hyperlink r:id="rId15">
         <w:r>
           <w:rPr>
             <w:lang w:val="en_US" w:bidi="en_US"/>
@@ -496,7 +561,7 @@
         </w:rPr>
         <w:t xml:space="preserve"> or celebrating festivals and fulfilling vows </w:t>
       </w:r>
-      <w:hyperlink r:id="rId14">
+      <w:hyperlink r:id="rId16">
         <w:r>
           <w:rPr>
             <w:lang w:val="en_US" w:bidi="en_US"/>
@@ -514,7 +579,7 @@
         </w:rPr>
         <w:t xml:space="preserve">. He describes Nineveh as a soldier who guards walls, watches a road, and strengthens his loins </w:t>
       </w:r>
-      <w:hyperlink r:id="rId15">
+      <w:hyperlink r:id="rId17">
         <w:r>
           <w:rPr>
             <w:lang w:val="en_US" w:bidi="en_US"/>
@@ -532,7 +597,7 @@
         </w:rPr>
         <w:t xml:space="preserve">, and also as a prostitute whom Yahweh will strip naked and cover with filth </w:t>
       </w:r>
-      <w:hyperlink r:id="rId16">
+      <w:hyperlink r:id="rId18">
         <w:r>
           <w:rPr>
             <w:lang w:val="en_US" w:bidi="en_US"/>
@@ -550,7 +615,7 @@
         </w:rPr>
         <w:t xml:space="preserve">, and as a drunkard who hides himself </w:t>
       </w:r>
-      <w:hyperlink r:id="rId17">
+      <w:hyperlink r:id="rId19">
         <w:r>
           <w:rPr>
             <w:lang w:val="en_US" w:bidi="en_US"/>
@@ -900,6 +965,20 @@
       </w:r>
       <w:r>
         <w:rPr>
+          <w:lang w:val="en_US" w:bidi="en_US"/>
+        </w:rPr>
+        <w:t>מַשָּׂ֖א</w:t>
+      </w:r>
+    </w:p>
+    <w:p>
+      <w:pPr/>
+      <w:r>
+        <w:rPr>
+          <w:lang w:val="en_US" w:bidi="en_US"/>
+        </w:rPr>
+      </w:r>
+      <w:r>
+        <w:rPr>
           <w:b/>
           <w:lang w:val="en_US" w:bidi="en_US"/>
         </w:rPr>
@@ -996,6 +1075,20 @@
       </w:r>
       <w:r>
         <w:rPr>
+          <w:lang w:val="en_US" w:bidi="en_US"/>
+        </w:rPr>
+        <w:t>הָ⁠אֶלְקֹשִֽׁי</w:t>
+      </w:r>
+    </w:p>
+    <w:p>
+      <w:pPr/>
+      <w:r>
+        <w:rPr>
+          <w:lang w:val="en_US" w:bidi="en_US"/>
+        </w:rPr>
+      </w:r>
+      <w:r>
+        <w:rPr>
           <w:b/>
           <w:lang w:val="en_US" w:bidi="en_US"/>
         </w:rPr>
@@ -1092,6 +1185,20 @@
       </w:r>
       <w:r>
         <w:rPr>
+          <w:lang w:val="en_US" w:bidi="en_US"/>
+        </w:rPr>
+        <w:t>נֹקֵ֤ם &amp; לְ⁠צָרָ֔י⁠ו</w:t>
+      </w:r>
+    </w:p>
+    <w:p>
+      <w:pPr/>
+      <w:r>
+        <w:rPr>
+          <w:lang w:val="en_US" w:bidi="en_US"/>
+        </w:rPr>
+      </w:r>
+      <w:r>
+        <w:rPr>
           <w:b/>
           <w:lang w:val="en_US" w:bidi="en_US"/>
         </w:rPr>
@@ -1188,6 +1295,20 @@
       </w:r>
       <w:r>
         <w:rPr>
+          <w:lang w:val="en_US" w:bidi="en_US"/>
+        </w:rPr>
+        <w:t>אֵ֣ל קַנּ֤וֹא וְ⁠נֹקֵם֙ יְהוָ֔ה נֹקֵ֥ם יְהוָ֖ה וּ⁠בַ֣עַל חֵמָ֑ה</w:t>
+      </w:r>
+    </w:p>
+    <w:p>
+      <w:pPr/>
+      <w:r>
+        <w:rPr>
+          <w:lang w:val="en_US" w:bidi="en_US"/>
+        </w:rPr>
+      </w:r>
+      <w:r>
+        <w:rPr>
           <w:b/>
           <w:lang w:val="en_US" w:bidi="en_US"/>
         </w:rPr>
@@ -1271,6 +1392,20 @@
       </w:r>
       <w:r>
         <w:rPr>
+          <w:lang w:val="en_US" w:bidi="en_US"/>
+        </w:rPr>
+        <w:t>וּ⁠בַ֣עַל חֵמָ֑ה</w:t>
+      </w:r>
+    </w:p>
+    <w:p>
+      <w:pPr/>
+      <w:r>
+        <w:rPr>
+          <w:lang w:val="en_US" w:bidi="en_US"/>
+        </w:rPr>
+      </w:r>
+      <w:r>
+        <w:rPr>
           <w:b/>
           <w:lang w:val="en_US" w:bidi="en_US"/>
         </w:rPr>
@@ -1367,6 +1502,20 @@
       </w:r>
       <w:r>
         <w:rPr>
+          <w:lang w:val="en_US" w:bidi="en_US"/>
+        </w:rPr>
+        <w:t>נֹקֵ֤ם יְהוָה֙ לְ⁠צָרָ֔י⁠ו וְ⁠נוֹטֵ֥ר ה֖וּא לְ⁠אֹיְבָֽי⁠ו</w:t>
+      </w:r>
+    </w:p>
+    <w:p>
+      <w:pPr/>
+      <w:r>
+        <w:rPr>
+          <w:lang w:val="en_US" w:bidi="en_US"/>
+        </w:rPr>
+      </w:r>
+      <w:r>
+        <w:rPr>
           <w:b/>
           <w:lang w:val="en_US" w:bidi="en_US"/>
         </w:rPr>
@@ -1463,6 +1612,20 @@
       </w:r>
       <w:r>
         <w:rPr>
+          <w:lang w:val="en_US" w:bidi="en_US"/>
+        </w:rPr>
+        <w:t>וְ⁠נוֹטֵ֥ר ה֖וּא לְ⁠אֹיְבָֽי⁠ו</w:t>
+      </w:r>
+    </w:p>
+    <w:p>
+      <w:pPr/>
+      <w:r>
+        <w:rPr>
+          <w:lang w:val="en_US" w:bidi="en_US"/>
+        </w:rPr>
+      </w:r>
+      <w:r>
+        <w:rPr>
           <w:b/>
           <w:lang w:val="en_US" w:bidi="en_US"/>
         </w:rPr>
@@ -1559,6 +1722,20 @@
       </w:r>
       <w:r>
         <w:rPr>
+          <w:lang w:val="en_US" w:bidi="en_US"/>
+        </w:rPr>
+        <w:t>אֶ֤רֶךְ אַפַּ֨יִם֙</w:t>
+      </w:r>
+    </w:p>
+    <w:p>
+      <w:pPr/>
+      <w:r>
+        <w:rPr>
+          <w:lang w:val="en_US" w:bidi="en_US"/>
+        </w:rPr>
+      </w:r>
+      <w:r>
+        <w:rPr>
           <w:b/>
           <w:lang w:val="en_US" w:bidi="en_US"/>
         </w:rPr>
@@ -1655,6 +1832,20 @@
       </w:r>
       <w:r>
         <w:rPr>
+          <w:lang w:val="en_US" w:bidi="en_US"/>
+        </w:rPr>
+        <w:t>ו⁠גדול־כֹּ֔חַ</w:t>
+      </w:r>
+    </w:p>
+    <w:p>
+      <w:pPr/>
+      <w:r>
+        <w:rPr>
+          <w:lang w:val="en_US" w:bidi="en_US"/>
+        </w:rPr>
+      </w:r>
+      <w:r>
+        <w:rPr>
           <w:b/>
           <w:lang w:val="en_US" w:bidi="en_US"/>
         </w:rPr>
@@ -1751,6 +1942,20 @@
       </w:r>
       <w:r>
         <w:rPr>
+          <w:lang w:val="en_US" w:bidi="en_US"/>
+        </w:rPr>
+        <w:t>וְ⁠נַקֵּ֖ה לֹ֣א יְנַקֶּ֑ה</w:t>
+      </w:r>
+    </w:p>
+    <w:p>
+      <w:pPr/>
+      <w:r>
+        <w:rPr>
+          <w:lang w:val="en_US" w:bidi="en_US"/>
+        </w:rPr>
+      </w:r>
+      <w:r>
+        <w:rPr>
           <w:b/>
           <w:lang w:val="en_US" w:bidi="en_US"/>
         </w:rPr>
@@ -1847,6 +2052,20 @@
       </w:r>
       <w:r>
         <w:rPr>
+          <w:lang w:val="en_US" w:bidi="en_US"/>
+        </w:rPr>
+        <w:t>גּוֹעֵ֤ר</w:t>
+      </w:r>
+    </w:p>
+    <w:p>
+      <w:pPr/>
+      <w:r>
+        <w:rPr>
+          <w:lang w:val="en_US" w:bidi="en_US"/>
+        </w:rPr>
+      </w:r>
+      <w:r>
+        <w:rPr>
           <w:b/>
           <w:lang w:val="en_US" w:bidi="en_US"/>
         </w:rPr>
@@ -1943,6 +2162,20 @@
       </w:r>
       <w:r>
         <w:rPr>
+          <w:lang w:val="en_US" w:bidi="en_US"/>
+        </w:rPr>
+        <w:t>אֻמְלַ֤ל בָּשָׁן֙</w:t>
+      </w:r>
+    </w:p>
+    <w:p>
+      <w:pPr/>
+      <w:r>
+        <w:rPr>
+          <w:lang w:val="en_US" w:bidi="en_US"/>
+        </w:rPr>
+      </w:r>
+      <w:r>
+        <w:rPr>
           <w:b/>
           <w:lang w:val="en_US" w:bidi="en_US"/>
         </w:rPr>
@@ -2039,6 +2272,20 @@
       </w:r>
       <w:r>
         <w:rPr>
+          <w:lang w:val="en_US" w:bidi="en_US"/>
+        </w:rPr>
+        <w:t>וְ⁠כַרְמֶ֔ל</w:t>
+      </w:r>
+    </w:p>
+    <w:p>
+      <w:pPr/>
+      <w:r>
+        <w:rPr>
+          <w:lang w:val="en_US" w:bidi="en_US"/>
+        </w:rPr>
+      </w:r>
+      <w:r>
+        <w:rPr>
           <w:b/>
           <w:lang w:val="en_US" w:bidi="en_US"/>
         </w:rPr>
@@ -2129,6 +2376,20 @@
       </w:r>
       <w:r>
         <w:rPr>
+          <w:lang w:val="en_US" w:bidi="en_US"/>
+        </w:rPr>
+        <w:t>וְ⁠כַרְמֶ֔ל</w:t>
+      </w:r>
+    </w:p>
+    <w:p>
+      <w:pPr/>
+      <w:r>
+        <w:rPr>
+          <w:lang w:val="en_US" w:bidi="en_US"/>
+        </w:rPr>
+      </w:r>
+      <w:r>
+        <w:rPr>
           <w:b/>
           <w:lang w:val="en_US" w:bidi="en_US"/>
         </w:rPr>
@@ -2212,6 +2473,20 @@
       </w:r>
       <w:r>
         <w:rPr>
+          <w:lang w:val="en_US" w:bidi="en_US"/>
+        </w:rPr>
+        <w:t>וְ⁠הַ⁠גְּבָע֖וֹת הִתְמֹגָ֑גוּ</w:t>
+      </w:r>
+    </w:p>
+    <w:p>
+      <w:pPr/>
+      <w:r>
+        <w:rPr>
+          <w:lang w:val="en_US" w:bidi="en_US"/>
+        </w:rPr>
+      </w:r>
+      <w:r>
+        <w:rPr>
           <w:b/>
           <w:lang w:val="en_US" w:bidi="en_US"/>
         </w:rPr>
@@ -2295,6 +2570,20 @@
       </w:r>
       <w:r>
         <w:rPr>
+          <w:lang w:val="en_US" w:bidi="en_US"/>
+        </w:rPr>
+        <w:t>יֹ֥שְׁבֵי בָֽ⁠הּ</w:t>
+      </w:r>
+    </w:p>
+    <w:p>
+      <w:pPr/>
+      <w:r>
+        <w:rPr>
+          <w:lang w:val="en_US" w:bidi="en_US"/>
+        </w:rPr>
+      </w:r>
+      <w:r>
+        <w:rPr>
           <w:b/>
           <w:lang w:val="en_US" w:bidi="en_US"/>
         </w:rPr>
@@ -2391,6 +2680,20 @@
       </w:r>
       <w:r>
         <w:rPr>
+          <w:lang w:val="en_US" w:bidi="en_US"/>
+        </w:rPr>
+        <w:t>לִ⁠פְנֵ֤י זַעְמ⁠וֹ֙ מִ֣י יַֽעֲמ֔וֹד וּ⁠מִ֥י יָק֖וּם בַּ⁠חֲר֣וֹן אַפּ֑⁠וֹ</w:t>
+      </w:r>
+    </w:p>
+    <w:p>
+      <w:pPr/>
+      <w:r>
+        <w:rPr>
+          <w:lang w:val="en_US" w:bidi="en_US"/>
+        </w:rPr>
+      </w:r>
+      <w:r>
+        <w:rPr>
           <w:b/>
           <w:lang w:val="en_US" w:bidi="en_US"/>
         </w:rPr>
@@ -2487,6 +2790,20 @@
       </w:r>
       <w:r>
         <w:rPr>
+          <w:lang w:val="en_US" w:bidi="en_US"/>
+        </w:rPr>
+        <w:t>לִ⁠פְנֵ֤י</w:t>
+      </w:r>
+    </w:p>
+    <w:p>
+      <w:pPr/>
+      <w:r>
+        <w:rPr>
+          <w:lang w:val="en_US" w:bidi="en_US"/>
+        </w:rPr>
+      </w:r>
+      <w:r>
+        <w:rPr>
           <w:b/>
           <w:lang w:val="en_US" w:bidi="en_US"/>
         </w:rPr>
@@ -2583,6 +2900,20 @@
       </w:r>
       <w:r>
         <w:rPr>
+          <w:lang w:val="en_US" w:bidi="en_US"/>
+        </w:rPr>
+        <w:t>בַּ⁠חֲר֣וֹן אַפּ֑⁠וֹ</w:t>
+      </w:r>
+    </w:p>
+    <w:p>
+      <w:pPr/>
+      <w:r>
+        <w:rPr>
+          <w:lang w:val="en_US" w:bidi="en_US"/>
+        </w:rPr>
+      </w:r>
+      <w:r>
+        <w:rPr>
           <w:b/>
           <w:lang w:val="en_US" w:bidi="en_US"/>
         </w:rPr>
@@ -2679,6 +3010,20 @@
       </w:r>
       <w:r>
         <w:rPr>
+          <w:lang w:val="en_US" w:bidi="en_US"/>
+        </w:rPr>
+        <w:t>לִ⁠פְנֵ֤י זַעְמ⁠וֹ֙ &amp; חֲמָת⁠וֹ֙ נִתְּכָ֣ה כָ⁠אֵ֔שׁ</w:t>
+      </w:r>
+    </w:p>
+    <w:p>
+      <w:pPr/>
+      <w:r>
+        <w:rPr>
+          <w:lang w:val="en_US" w:bidi="en_US"/>
+        </w:rPr>
+      </w:r>
+      <w:r>
+        <w:rPr>
           <w:b/>
           <w:lang w:val="en_US" w:bidi="en_US"/>
         </w:rPr>
@@ -2801,6 +3146,20 @@
       </w:r>
       <w:r>
         <w:rPr>
+          <w:lang w:val="en_US" w:bidi="en_US"/>
+        </w:rPr>
+        <w:t>לִ⁠פְנֵ֤י זַעְמ⁠וֹ֙ מִ֣י יַֽעֲמ֔וֹד</w:t>
+      </w:r>
+    </w:p>
+    <w:p>
+      <w:pPr/>
+      <w:r>
+        <w:rPr>
+          <w:lang w:val="en_US" w:bidi="en_US"/>
+        </w:rPr>
+      </w:r>
+      <w:r>
+        <w:rPr>
           <w:b/>
           <w:lang w:val="en_US" w:bidi="en_US"/>
         </w:rPr>
@@ -2884,6 +3243,20 @@
       </w:r>
       <w:r>
         <w:rPr>
+          <w:lang w:val="en_US" w:bidi="en_US"/>
+        </w:rPr>
+        <w:t>וּ⁠מִ֥י יָק֖וּם בַּ⁠חֲר֣וֹן אַפּ֑⁠וֹ</w:t>
+      </w:r>
+    </w:p>
+    <w:p>
+      <w:pPr/>
+      <w:r>
+        <w:rPr>
+          <w:lang w:val="en_US" w:bidi="en_US"/>
+        </w:rPr>
+      </w:r>
+      <w:r>
+        <w:rPr>
           <w:b/>
           <w:lang w:val="en_US" w:bidi="en_US"/>
         </w:rPr>
@@ -2967,6 +3340,20 @@
       </w:r>
       <w:r>
         <w:rPr>
+          <w:lang w:val="en_US" w:bidi="en_US"/>
+        </w:rPr>
+        <w:t>לְ⁠מָע֖וֹז</w:t>
+      </w:r>
+    </w:p>
+    <w:p>
+      <w:pPr/>
+      <w:r>
+        <w:rPr>
+          <w:lang w:val="en_US" w:bidi="en_US"/>
+        </w:rPr>
+      </w:r>
+      <w:r>
+        <w:rPr>
           <w:b/>
           <w:lang w:val="en_US" w:bidi="en_US"/>
         </w:rPr>
@@ -3050,6 +3437,20 @@
       </w:r>
       <w:r>
         <w:rPr>
+          <w:lang w:val="en_US" w:bidi="en_US"/>
+        </w:rPr>
+        <w:t>בְּ⁠י֣וֹם צָרָ֑ה</w:t>
+      </w:r>
+    </w:p>
+    <w:p>
+      <w:pPr/>
+      <w:r>
+        <w:rPr>
+          <w:lang w:val="en_US" w:bidi="en_US"/>
+        </w:rPr>
+      </w:r>
+      <w:r>
+        <w:rPr>
           <w:b/>
           <w:lang w:val="en_US" w:bidi="en_US"/>
         </w:rPr>
@@ -3159,6 +3560,20 @@
       </w:r>
       <w:r>
         <w:rPr>
+          <w:lang w:val="en_US" w:bidi="en_US"/>
+        </w:rPr>
+        <w:t>חֹ֥סֵי בֽ⁠וֹ</w:t>
+      </w:r>
+    </w:p>
+    <w:p>
+      <w:pPr/>
+      <w:r>
+        <w:rPr>
+          <w:lang w:val="en_US" w:bidi="en_US"/>
+        </w:rPr>
+      </w:r>
+      <w:r>
+        <w:rPr>
           <w:b/>
           <w:lang w:val="en_US" w:bidi="en_US"/>
         </w:rPr>
@@ -3255,6 +3670,20 @@
       </w:r>
       <w:r>
         <w:rPr>
+          <w:lang w:val="en_US" w:bidi="en_US"/>
+        </w:rPr>
+        <w:t>מְקוֹמָ֑⁠הּ</w:t>
+      </w:r>
+    </w:p>
+    <w:p>
+      <w:pPr/>
+      <w:r>
+        <w:rPr>
+          <w:lang w:val="en_US" w:bidi="en_US"/>
+        </w:rPr>
+      </w:r>
+      <w:r>
+        <w:rPr>
           <w:b/>
           <w:lang w:val="en_US" w:bidi="en_US"/>
         </w:rPr>
@@ -3351,6 +3780,20 @@
       </w:r>
       <w:r>
         <w:rPr>
+          <w:lang w:val="en_US" w:bidi="en_US"/>
+        </w:rPr>
+        <w:t>וְ⁠אֹיְבָ֖י⁠ו יְרַדֶּף־חֹֽשֶׁךְ</w:t>
+      </w:r>
+    </w:p>
+    <w:p>
+      <w:pPr/>
+      <w:r>
+        <w:rPr>
+          <w:lang w:val="en_US" w:bidi="en_US"/>
+        </w:rPr>
+      </w:r>
+      <w:r>
+        <w:rPr>
           <w:b/>
           <w:lang w:val="en_US" w:bidi="en_US"/>
         </w:rPr>
@@ -3447,6 +3890,20 @@
       </w:r>
       <w:r>
         <w:rPr>
+          <w:lang w:val="en_US" w:bidi="en_US"/>
+        </w:rPr>
+        <w:t>מַה־תְּחַשְּׁבוּ⁠ן֙ אֶל־יְהוָ֔ה</w:t>
+      </w:r>
+    </w:p>
+    <w:p>
+      <w:pPr/>
+      <w:r>
+        <w:rPr>
+          <w:lang w:val="en_US" w:bidi="en_US"/>
+        </w:rPr>
+      </w:r>
+      <w:r>
+        <w:rPr>
           <w:b/>
           <w:lang w:val="en_US" w:bidi="en_US"/>
         </w:rPr>
@@ -3530,6 +3987,20 @@
       </w:r>
       <w:r>
         <w:rPr>
+          <w:lang w:val="en_US" w:bidi="en_US"/>
+        </w:rPr>
+        <w:t>תְּחַשְּׁבוּ⁠ן֙</w:t>
+      </w:r>
+    </w:p>
+    <w:p>
+      <w:pPr/>
+      <w:r>
+        <w:rPr>
+          <w:lang w:val="en_US" w:bidi="en_US"/>
+        </w:rPr>
+      </w:r>
+      <w:r>
+        <w:rPr>
           <w:b/>
           <w:lang w:val="en_US" w:bidi="en_US"/>
         </w:rPr>
@@ -3626,6 +4097,20 @@
       </w:r>
       <w:r>
         <w:rPr>
+          <w:lang w:val="en_US" w:bidi="en_US"/>
+        </w:rPr>
+        <w:t>תְּחַשְּׁבוּ⁠ן֙</w:t>
+      </w:r>
+    </w:p>
+    <w:p>
+      <w:pPr/>
+      <w:r>
+        <w:rPr>
+          <w:lang w:val="en_US" w:bidi="en_US"/>
+        </w:rPr>
+      </w:r>
+      <w:r>
+        <w:rPr>
           <w:b/>
           <w:lang w:val="en_US" w:bidi="en_US"/>
         </w:rPr>
@@ -3722,6 +4207,20 @@
       </w:r>
       <w:r>
         <w:rPr>
+          <w:lang w:val="en_US" w:bidi="en_US"/>
+        </w:rPr>
+        <w:t>צָרָֽה</w:t>
+      </w:r>
+    </w:p>
+    <w:p>
+      <w:pPr/>
+      <w:r>
+        <w:rPr>
+          <w:lang w:val="en_US" w:bidi="en_US"/>
+        </w:rPr>
+      </w:r>
+      <w:r>
+        <w:rPr>
           <w:b/>
           <w:lang w:val="en_US" w:bidi="en_US"/>
         </w:rPr>
@@ -3818,6 +4317,20 @@
       </w:r>
       <w:r>
         <w:rPr>
+          <w:lang w:val="en_US" w:bidi="en_US"/>
+        </w:rPr>
+        <w:t>לֹֽא־תָק֥וּם</w:t>
+      </w:r>
+    </w:p>
+    <w:p>
+      <w:pPr/>
+      <w:r>
+        <w:rPr>
+          <w:lang w:val="en_US" w:bidi="en_US"/>
+        </w:rPr>
+      </w:r>
+      <w:r>
+        <w:rPr>
           <w:b/>
           <w:lang w:val="en_US" w:bidi="en_US"/>
         </w:rPr>
@@ -3927,6 +4440,20 @@
       </w:r>
       <w:r>
         <w:rPr>
+          <w:lang w:val="en_US" w:bidi="en_US"/>
+        </w:rPr>
+        <w:t>עַד־סִירִ֣ים סְבֻכִ֔ים וּ⁠כְ⁠סָבְאָ֖⁠ם סְבוּאִ֑ים אֻ֨כְּל֔וּ</w:t>
+      </w:r>
+    </w:p>
+    <w:p>
+      <w:pPr/>
+      <w:r>
+        <w:rPr>
+          <w:lang w:val="en_US" w:bidi="en_US"/>
+        </w:rPr>
+      </w:r>
+      <w:r>
+        <w:rPr>
           <w:b/>
           <w:lang w:val="en_US" w:bidi="en_US"/>
         </w:rPr>
@@ -4010,6 +4537,20 @@
       </w:r>
       <w:r>
         <w:rPr>
+          <w:lang w:val="en_US" w:bidi="en_US"/>
+        </w:rPr>
+        <w:t>וּ⁠כְ⁠סָבְאָ֖⁠ם &amp; אֻ֨כְּל֔וּ</w:t>
+      </w:r>
+    </w:p>
+    <w:p>
+      <w:pPr/>
+      <w:r>
+        <w:rPr>
+          <w:lang w:val="en_US" w:bidi="en_US"/>
+        </w:rPr>
+      </w:r>
+      <w:r>
+        <w:rPr>
           <w:b/>
           <w:lang w:val="en_US" w:bidi="en_US"/>
         </w:rPr>
@@ -4132,6 +4673,20 @@
       </w:r>
       <w:r>
         <w:rPr>
+          <w:lang w:val="en_US" w:bidi="en_US"/>
+        </w:rPr>
+        <w:t>אֻ֨כְּל֔וּ</w:t>
+      </w:r>
+    </w:p>
+    <w:p>
+      <w:pPr/>
+      <w:r>
+        <w:rPr>
+          <w:lang w:val="en_US" w:bidi="en_US"/>
+        </w:rPr>
+      </w:r>
+      <w:r>
+        <w:rPr>
           <w:b/>
           <w:lang w:val="en_US" w:bidi="en_US"/>
         </w:rPr>
@@ -4215,6 +4770,20 @@
       </w:r>
       <w:r>
         <w:rPr>
+          <w:lang w:val="en_US" w:bidi="en_US"/>
+        </w:rPr>
+        <w:t>מִמֵּ֣⁠ךְ</w:t>
+      </w:r>
+    </w:p>
+    <w:p>
+      <w:pPr/>
+      <w:r>
+        <w:rPr>
+          <w:lang w:val="en_US" w:bidi="en_US"/>
+        </w:rPr>
+      </w:r>
+      <w:r>
+        <w:rPr>
           <w:b/>
           <w:lang w:val="en_US" w:bidi="en_US"/>
         </w:rPr>
@@ -4311,6 +4880,20 @@
       </w:r>
       <w:r>
         <w:rPr>
+          <w:lang w:val="en_US" w:bidi="en_US"/>
+        </w:rPr>
+        <w:t>מִמֵּ֣⁠ךְ</w:t>
+      </w:r>
+    </w:p>
+    <w:p>
+      <w:pPr/>
+      <w:r>
+        <w:rPr>
+          <w:lang w:val="en_US" w:bidi="en_US"/>
+        </w:rPr>
+      </w:r>
+      <w:r>
+        <w:rPr>
           <w:b/>
           <w:lang w:val="en_US" w:bidi="en_US"/>
         </w:rPr>
@@ -4407,6 +4990,20 @@
       </w:r>
       <w:r>
         <w:rPr>
+          <w:lang w:val="en_US" w:bidi="en_US"/>
+        </w:rPr>
+        <w:t>מִמֵּ֣⁠ךְ יָצָ֔א</w:t>
+      </w:r>
+    </w:p>
+    <w:p>
+      <w:pPr/>
+      <w:r>
+        <w:rPr>
+          <w:lang w:val="en_US" w:bidi="en_US"/>
+        </w:rPr>
+      </w:r>
+      <w:r>
+        <w:rPr>
           <w:b/>
           <w:lang w:val="en_US" w:bidi="en_US"/>
         </w:rPr>
@@ -4490,6 +5087,20 @@
       </w:r>
       <w:r>
         <w:rPr>
+          <w:lang w:val="en_US" w:bidi="en_US"/>
+        </w:rPr>
+        <w:t>חֹשֵׁ֥ב &amp; רָעָ֑ה יֹעֵ֖ץ בְּלִיָּֽעַל</w:t>
+      </w:r>
+    </w:p>
+    <w:p>
+      <w:pPr/>
+      <w:r>
+        <w:rPr>
+          <w:lang w:val="en_US" w:bidi="en_US"/>
+        </w:rPr>
+      </w:r>
+      <w:r>
+        <w:rPr>
           <w:b/>
           <w:lang w:val="en_US" w:bidi="en_US"/>
         </w:rPr>
@@ -4586,6 +5197,20 @@
       </w:r>
       <w:r>
         <w:rPr>
+          <w:lang w:val="en_US" w:bidi="en_US"/>
+        </w:rPr>
+        <w:t>חֹשֵׁ֥ב &amp; רָעָ֑ה יֹעֵ֖ץ בְּלִיָּֽעַל</w:t>
+      </w:r>
+    </w:p>
+    <w:p>
+      <w:pPr/>
+      <w:r>
+        <w:rPr>
+          <w:lang w:val="en_US" w:bidi="en_US"/>
+        </w:rPr>
+      </w:r>
+      <w:r>
+        <w:rPr>
           <w:b/>
           <w:lang w:val="en_US" w:bidi="en_US"/>
         </w:rPr>
@@ -4708,6 +5333,20 @@
       </w:r>
       <w:r>
         <w:rPr>
+          <w:lang w:val="en_US" w:bidi="en_US"/>
+        </w:rPr>
+        <w:t>שְׁלֵמִים֙</w:t>
+      </w:r>
+    </w:p>
+    <w:p>
+      <w:pPr/>
+      <w:r>
+        <w:rPr>
+          <w:lang w:val="en_US" w:bidi="en_US"/>
+        </w:rPr>
+      </w:r>
+      <w:r>
+        <w:rPr>
           <w:b/>
           <w:lang w:val="en_US" w:bidi="en_US"/>
         </w:rPr>
@@ -4804,6 +5443,20 @@
       </w:r>
       <w:r>
         <w:rPr>
+          <w:lang w:val="en_US" w:bidi="en_US"/>
+        </w:rPr>
+        <w:t>שְׁלֵמִים֙</w:t>
+      </w:r>
+    </w:p>
+    <w:p>
+      <w:pPr/>
+      <w:r>
+        <w:rPr>
+          <w:lang w:val="en_US" w:bidi="en_US"/>
+        </w:rPr>
+      </w:r>
+      <w:r>
+        <w:rPr>
           <w:b/>
           <w:lang w:val="en_US" w:bidi="en_US"/>
         </w:rPr>
@@ -4900,6 +5553,20 @@
       </w:r>
       <w:r>
         <w:rPr>
+          <w:lang w:val="en_US" w:bidi="en_US"/>
+        </w:rPr>
+        <w:t>נָגֹ֖זּוּ וְ⁠עָבָ֑ר</w:t>
+      </w:r>
+    </w:p>
+    <w:p>
+      <w:pPr/>
+      <w:r>
+        <w:rPr>
+          <w:lang w:val="en_US" w:bidi="en_US"/>
+        </w:rPr>
+      </w:r>
+      <w:r>
+        <w:rPr>
           <w:b/>
           <w:lang w:val="en_US" w:bidi="en_US"/>
         </w:rPr>
@@ -4983,6 +5650,20 @@
       </w:r>
       <w:r>
         <w:rPr>
+          <w:lang w:val="en_US" w:bidi="en_US"/>
+        </w:rPr>
+        <w:t>נָגֹ֖זּוּ</w:t>
+      </w:r>
+    </w:p>
+    <w:p>
+      <w:pPr/>
+      <w:r>
+        <w:rPr>
+          <w:lang w:val="en_US" w:bidi="en_US"/>
+        </w:rPr>
+      </w:r>
+      <w:r>
+        <w:rPr>
           <w:b/>
           <w:lang w:val="en_US" w:bidi="en_US"/>
         </w:rPr>
@@ -5079,6 +5760,20 @@
       </w:r>
       <w:r>
         <w:rPr>
+          <w:lang w:val="en_US" w:bidi="en_US"/>
+        </w:rPr>
+        <w:t>נָגֹ֖זּוּ</w:t>
+      </w:r>
+    </w:p>
+    <w:p>
+      <w:pPr/>
+      <w:r>
+        <w:rPr>
+          <w:lang w:val="en_US" w:bidi="en_US"/>
+        </w:rPr>
+      </w:r>
+      <w:r>
+        <w:rPr>
           <w:b/>
           <w:lang w:val="en_US" w:bidi="en_US"/>
         </w:rPr>
@@ -5162,6 +5857,20 @@
       </w:r>
       <w:r>
         <w:rPr>
+          <w:lang w:val="en_US" w:bidi="en_US"/>
+        </w:rPr>
+        <w:t>וְ⁠עָבָ֑ר</w:t>
+      </w:r>
+    </w:p>
+    <w:p>
+      <w:pPr/>
+      <w:r>
+        <w:rPr>
+          <w:lang w:val="en_US" w:bidi="en_US"/>
+        </w:rPr>
+      </w:r>
+      <w:r>
+        <w:rPr>
           <w:b/>
           <w:lang w:val="en_US" w:bidi="en_US"/>
         </w:rPr>
@@ -5271,6 +5980,20 @@
       </w:r>
       <w:r>
         <w:rPr>
+          <w:lang w:val="en_US" w:bidi="en_US"/>
+        </w:rPr>
+        <w:t>וְ⁠עִ֨נִּתִ֔⁠ךְ</w:t>
+      </w:r>
+    </w:p>
+    <w:p>
+      <w:pPr/>
+      <w:r>
+        <w:rPr>
+          <w:lang w:val="en_US" w:bidi="en_US"/>
+        </w:rPr>
+      </w:r>
+      <w:r>
+        <w:rPr>
           <w:b/>
           <w:lang w:val="en_US" w:bidi="en_US"/>
         </w:rPr>
@@ -5367,6 +6090,20 @@
       </w:r>
       <w:r>
         <w:rPr>
+          <w:lang w:val="en_US" w:bidi="en_US"/>
+        </w:rPr>
+        <w:t>מֹטֵ֖⁠הוּ</w:t>
+      </w:r>
+    </w:p>
+    <w:p>
+      <w:pPr/>
+      <w:r>
+        <w:rPr>
+          <w:lang w:val="en_US" w:bidi="en_US"/>
+        </w:rPr>
+      </w:r>
+      <w:r>
+        <w:rPr>
           <w:b/>
           <w:lang w:val="en_US" w:bidi="en_US"/>
         </w:rPr>
@@ -5476,6 +6213,20 @@
       </w:r>
       <w:r>
         <w:rPr>
+          <w:lang w:val="en_US" w:bidi="en_US"/>
+        </w:rPr>
+        <w:t>מֹטֵ֖⁠הוּ</w:t>
+      </w:r>
+    </w:p>
+    <w:p>
+      <w:pPr/>
+      <w:r>
+        <w:rPr>
+          <w:lang w:val="en_US" w:bidi="en_US"/>
+        </w:rPr>
+      </w:r>
+      <w:r>
+        <w:rPr>
           <w:b/>
           <w:lang w:val="en_US" w:bidi="en_US"/>
         </w:rPr>
@@ -5572,6 +6323,20 @@
       </w:r>
       <w:r>
         <w:rPr>
+          <w:lang w:val="en_US" w:bidi="en_US"/>
+        </w:rPr>
+        <w:t>מֵֽ⁠עָלָ֑יִ⁠ךְ וּ⁠מוֹסְרֹתַ֖יִ⁠ךְ</w:t>
+      </w:r>
+    </w:p>
+    <w:p>
+      <w:pPr/>
+      <w:r>
+        <w:rPr>
+          <w:lang w:val="en_US" w:bidi="en_US"/>
+        </w:rPr>
+      </w:r>
+      <w:r>
+        <w:rPr>
           <w:b/>
           <w:lang w:val="en_US" w:bidi="en_US"/>
         </w:rPr>
@@ -5681,6 +6446,20 @@
       </w:r>
       <w:r>
         <w:rPr>
+          <w:lang w:val="en_US" w:bidi="en_US"/>
+        </w:rPr>
+        <w:t>וּ⁠מוֹסְרֹתַ֖יִ⁠ךְ אֲנַתֵּֽק</w:t>
+      </w:r>
+    </w:p>
+    <w:p>
+      <w:pPr/>
+      <w:r>
+        <w:rPr>
+          <w:lang w:val="en_US" w:bidi="en_US"/>
+        </w:rPr>
+      </w:r>
+      <w:r>
+        <w:rPr>
           <w:b/>
           <w:lang w:val="en_US" w:bidi="en_US"/>
         </w:rPr>
@@ -5777,6 +6556,20 @@
       </w:r>
       <w:r>
         <w:rPr>
+          <w:lang w:val="en_US" w:bidi="en_US"/>
+        </w:rPr>
+        <w:t>עָלֶ֨י⁠ךָ֙</w:t>
+      </w:r>
+    </w:p>
+    <w:p>
+      <w:pPr/>
+      <w:r>
+        <w:rPr>
+          <w:lang w:val="en_US" w:bidi="en_US"/>
+        </w:rPr>
+      </w:r>
+      <w:r>
+        <w:rPr>
           <w:b/>
           <w:lang w:val="en_US" w:bidi="en_US"/>
         </w:rPr>
@@ -5873,6 +6666,20 @@
       </w:r>
       <w:r>
         <w:rPr>
+          <w:lang w:val="en_US" w:bidi="en_US"/>
+        </w:rPr>
+        <w:t>לֹֽא־יִזָּרַ֥ע מִ⁠שִּׁמְ⁠ךָ֖</w:t>
+      </w:r>
+    </w:p>
+    <w:p>
+      <w:pPr/>
+      <w:r>
+        <w:rPr>
+          <w:lang w:val="en_US" w:bidi="en_US"/>
+        </w:rPr>
+      </w:r>
+      <w:r>
+        <w:rPr>
           <w:b/>
           <w:lang w:val="en_US" w:bidi="en_US"/>
         </w:rPr>
@@ -5969,6 +6776,20 @@
       </w:r>
       <w:r>
         <w:rPr>
+          <w:lang w:val="en_US" w:bidi="en_US"/>
+        </w:rPr>
+        <w:t>אַכְרִ֨ית</w:t>
+      </w:r>
+    </w:p>
+    <w:p>
+      <w:pPr/>
+      <w:r>
+        <w:rPr>
+          <w:lang w:val="en_US" w:bidi="en_US"/>
+        </w:rPr>
+      </w:r>
+      <w:r>
+        <w:rPr>
           <w:b/>
           <w:lang w:val="en_US" w:bidi="en_US"/>
         </w:rPr>
@@ -6065,6 +6886,20 @@
       </w:r>
       <w:r>
         <w:rPr>
+          <w:lang w:val="en_US" w:bidi="en_US"/>
+        </w:rPr>
+        <w:t>הִנֵּ֨ה</w:t>
+      </w:r>
+    </w:p>
+    <w:p>
+      <w:pPr/>
+      <w:r>
+        <w:rPr>
+          <w:lang w:val="en_US" w:bidi="en_US"/>
+        </w:rPr>
+      </w:r>
+      <w:r>
+        <w:rPr>
           <w:b/>
           <w:lang w:val="en_US" w:bidi="en_US"/>
         </w:rPr>
@@ -6161,6 +6996,20 @@
       </w:r>
       <w:r>
         <w:rPr>
+          <w:lang w:val="en_US" w:bidi="en_US"/>
+        </w:rPr>
+        <w:t>רַגְלֵ֤י מְבַשֵּׂר֙</w:t>
+      </w:r>
+    </w:p>
+    <w:p>
+      <w:pPr/>
+      <w:r>
+        <w:rPr>
+          <w:lang w:val="en_US" w:bidi="en_US"/>
+        </w:rPr>
+      </w:r>
+      <w:r>
+        <w:rPr>
           <w:b/>
           <w:lang w:val="en_US" w:bidi="en_US"/>
         </w:rPr>
@@ -6257,6 +7106,20 @@
       </w:r>
       <w:r>
         <w:rPr>
+          <w:lang w:val="en_US" w:bidi="en_US"/>
+        </w:rPr>
+        <w:t>חָגִּ֧י &amp; חַגַּ֖יִ⁠ךְ</w:t>
+      </w:r>
+    </w:p>
+    <w:p>
+      <w:pPr/>
+      <w:r>
+        <w:rPr>
+          <w:lang w:val="en_US" w:bidi="en_US"/>
+        </w:rPr>
+      </w:r>
+      <w:r>
+        <w:rPr>
           <w:b/>
           <w:lang w:val="en_US" w:bidi="en_US"/>
         </w:rPr>
@@ -6353,6 +7216,20 @@
       </w:r>
       <w:r>
         <w:rPr>
+          <w:lang w:val="en_US" w:bidi="en_US"/>
+        </w:rPr>
+        <w:t>יְהוּדָ֛ה</w:t>
+      </w:r>
+    </w:p>
+    <w:p>
+      <w:pPr/>
+      <w:r>
+        <w:rPr>
+          <w:lang w:val="en_US" w:bidi="en_US"/>
+        </w:rPr>
+      </w:r>
+      <w:r>
+        <w:rPr>
           <w:b/>
           <w:lang w:val="en_US" w:bidi="en_US"/>
         </w:rPr>
@@ -6449,6 +7326,20 @@
       </w:r>
       <w:r>
         <w:rPr>
+          <w:lang w:val="en_US" w:bidi="en_US"/>
+        </w:rPr>
+        <w:t>בְּלִיַּ֖עַל</w:t>
+      </w:r>
+    </w:p>
+    <w:p>
+      <w:pPr/>
+      <w:r>
+        <w:rPr>
+          <w:lang w:val="en_US" w:bidi="en_US"/>
+        </w:rPr>
+      </w:r>
+      <w:r>
+        <w:rPr>
           <w:b/>
           <w:lang w:val="en_US" w:bidi="en_US"/>
         </w:rPr>
@@ -6545,6 +7436,20 @@
       </w:r>
       <w:r>
         <w:rPr>
+          <w:lang w:val="en_US" w:bidi="en_US"/>
+        </w:rPr>
+        <w:t>כֻּלֹּ֥⁠ה נִכְרָֽת</w:t>
+      </w:r>
+    </w:p>
+    <w:p>
+      <w:pPr/>
+      <w:r>
+        <w:rPr>
+          <w:lang w:val="en_US" w:bidi="en_US"/>
+        </w:rPr>
+      </w:r>
+      <w:r>
+        <w:rPr>
           <w:b/>
           <w:lang w:val="en_US" w:bidi="en_US"/>
         </w:rPr>
@@ -6641,6 +7546,20 @@
       </w:r>
       <w:r>
         <w:rPr>
+          <w:lang w:val="en_US" w:bidi="en_US"/>
+        </w:rPr>
+        <w:t>כֻּלֹּ֥⁠ה נִכְרָֽת</w:t>
+      </w:r>
+    </w:p>
+    <w:p>
+      <w:pPr/>
+      <w:r>
+        <w:rPr>
+          <w:lang w:val="en_US" w:bidi="en_US"/>
+        </w:rPr>
+      </w:r>
+      <w:r>
+        <w:rPr>
           <w:b/>
           <w:lang w:val="en_US" w:bidi="en_US"/>
         </w:rPr>
@@ -6713,6 +7632,20 @@
         <w:rPr>
           <w:lang w:val="en_US" w:bidi="en_US"/>
         </w:rPr>
+      </w:r>
+    </w:p>
+    <w:p>
+      <w:pPr/>
+      <w:r>
+        <w:rPr>
+          <w:lang w:val="en_US" w:bidi="en_US"/>
+        </w:rPr>
+      </w:r>
+      <w:r>
+        <w:rPr>
+          <w:lang w:val="en_US" w:bidi="en_US"/>
+        </w:rPr>
+        <w:t>כֻּלֹּ֥⁠ה נִכְרָֽת</w:t>
       </w:r>
     </w:p>
     <w:p>
@@ -7031,6 +7964,20 @@
       </w:r>
       <w:r>
         <w:rPr>
+          <w:lang w:val="en_US" w:bidi="en_US"/>
+        </w:rPr>
+        <w:t>עָלָ֥ה מֵפִ֛יץ עַל־פָּנַ֖יִ⁠ךְ</w:t>
+      </w:r>
+    </w:p>
+    <w:p>
+      <w:pPr/>
+      <w:r>
+        <w:rPr>
+          <w:lang w:val="en_US" w:bidi="en_US"/>
+        </w:rPr>
+      </w:r>
+      <w:r>
+        <w:rPr>
           <w:b/>
           <w:lang w:val="en_US" w:bidi="en_US"/>
         </w:rPr>
@@ -7114,6 +8061,20 @@
       </w:r>
       <w:r>
         <w:rPr>
+          <w:lang w:val="en_US" w:bidi="en_US"/>
+        </w:rPr>
+        <w:t>עָלָ֥ה</w:t>
+      </w:r>
+    </w:p>
+    <w:p>
+      <w:pPr/>
+      <w:r>
+        <w:rPr>
+          <w:lang w:val="en_US" w:bidi="en_US"/>
+        </w:rPr>
+      </w:r>
+      <w:r>
+        <w:rPr>
           <w:b/>
           <w:lang w:val="en_US" w:bidi="en_US"/>
         </w:rPr>
@@ -7197,6 +8158,20 @@
       </w:r>
       <w:r>
         <w:rPr>
+          <w:lang w:val="en_US" w:bidi="en_US"/>
+        </w:rPr>
+        <w:t>פָּנַ֖יִ⁠ךְ</w:t>
+      </w:r>
+    </w:p>
+    <w:p>
+      <w:pPr/>
+      <w:r>
+        <w:rPr>
+          <w:lang w:val="en_US" w:bidi="en_US"/>
+        </w:rPr>
+      </w:r>
+      <w:r>
+        <w:rPr>
           <w:b/>
           <w:lang w:val="en_US" w:bidi="en_US"/>
         </w:rPr>
@@ -7293,6 +8268,20 @@
       </w:r>
       <w:r>
         <w:rPr>
+          <w:lang w:val="en_US" w:bidi="en_US"/>
+        </w:rPr>
+        <w:t>פָּנַ֖יִ⁠ךְ</w:t>
+      </w:r>
+    </w:p>
+    <w:p>
+      <w:pPr/>
+      <w:r>
+        <w:rPr>
+          <w:lang w:val="en_US" w:bidi="en_US"/>
+        </w:rPr>
+      </w:r>
+      <w:r>
+        <w:rPr>
           <w:b/>
           <w:lang w:val="en_US" w:bidi="en_US"/>
         </w:rPr>
@@ -7389,6 +8378,20 @@
       </w:r>
       <w:r>
         <w:rPr>
+          <w:lang w:val="en_US" w:bidi="en_US"/>
+        </w:rPr>
+        <w:t>אַמֵּ֥ץ כֹּ֖חַ מְאֹֽד</w:t>
+      </w:r>
+    </w:p>
+    <w:p>
+      <w:pPr/>
+      <w:r>
+        <w:rPr>
+          <w:lang w:val="en_US" w:bidi="en_US"/>
+        </w:rPr>
+      </w:r>
+      <w:r>
+        <w:rPr>
           <w:b/>
           <w:lang w:val="en_US" w:bidi="en_US"/>
         </w:rPr>
@@ -7485,6 +8488,20 @@
       </w:r>
       <w:r>
         <w:rPr>
+          <w:lang w:val="en_US" w:bidi="en_US"/>
+        </w:rPr>
+        <w:t>חַזֵּ֣ק מָתְנַ֔יִם</w:t>
+      </w:r>
+    </w:p>
+    <w:p>
+      <w:pPr/>
+      <w:r>
+        <w:rPr>
+          <w:lang w:val="en_US" w:bidi="en_US"/>
+        </w:rPr>
+      </w:r>
+      <w:r>
+        <w:rPr>
           <w:b/>
           <w:lang w:val="en_US" w:bidi="en_US"/>
         </w:rPr>
@@ -7581,6 +8598,20 @@
       </w:r>
       <w:r>
         <w:rPr>
+          <w:lang w:val="en_US" w:bidi="en_US"/>
+        </w:rPr>
+        <w:t>שָׁ֤ב</w:t>
+      </w:r>
+    </w:p>
+    <w:p>
+      <w:pPr/>
+      <w:r>
+        <w:rPr>
+          <w:lang w:val="en_US" w:bidi="en_US"/>
+        </w:rPr>
+      </w:r>
+      <w:r>
+        <w:rPr>
           <w:b/>
           <w:lang w:val="en_US" w:bidi="en_US"/>
         </w:rPr>
@@ -7664,6 +8695,20 @@
       </w:r>
       <w:r>
         <w:rPr>
+          <w:lang w:val="en_US" w:bidi="en_US"/>
+        </w:rPr>
+        <w:t>שָׁ֤ב יְהוָה֙ אֶת־גְּא֣וֹן יַעֲקֹ֔ב כִּ⁠גְא֖וֹן יִשְׂרָאֵ֑ל</w:t>
+      </w:r>
+    </w:p>
+    <w:p>
+      <w:pPr/>
+      <w:r>
+        <w:rPr>
+          <w:lang w:val="en_US" w:bidi="en_US"/>
+        </w:rPr>
+      </w:r>
+      <w:r>
+        <w:rPr>
           <w:b/>
           <w:lang w:val="en_US" w:bidi="en_US"/>
         </w:rPr>
@@ -7760,6 +8805,20 @@
       </w:r>
       <w:r>
         <w:rPr>
+          <w:lang w:val="en_US" w:bidi="en_US"/>
+        </w:rPr>
+        <w:t>בְקָקוּ⁠ם֙ בֹּֽקְקִ֔ים</w:t>
+      </w:r>
+    </w:p>
+    <w:p>
+      <w:pPr/>
+      <w:r>
+        <w:rPr>
+          <w:lang w:val="en_US" w:bidi="en_US"/>
+        </w:rPr>
+      </w:r>
+      <w:r>
+        <w:rPr>
           <w:b/>
           <w:lang w:val="en_US" w:bidi="en_US"/>
         </w:rPr>
@@ -7856,6 +8915,20 @@
       </w:r>
       <w:r>
         <w:rPr>
+          <w:lang w:val="en_US" w:bidi="en_US"/>
+        </w:rPr>
+        <w:t>גִּבֹּרֵ֜י⁠הוּ</w:t>
+      </w:r>
+    </w:p>
+    <w:p>
+      <w:pPr/>
+      <w:r>
+        <w:rPr>
+          <w:lang w:val="en_US" w:bidi="en_US"/>
+        </w:rPr>
+      </w:r>
+      <w:r>
+        <w:rPr>
           <w:b/>
           <w:lang w:val="en_US" w:bidi="en_US"/>
         </w:rPr>
@@ -7952,6 +9025,20 @@
       </w:r>
       <w:r>
         <w:rPr>
+          <w:lang w:val="en_US" w:bidi="en_US"/>
+        </w:rPr>
+        <w:t>מְתֻלָּעִ֔ים</w:t>
+      </w:r>
+    </w:p>
+    <w:p>
+      <w:pPr/>
+      <w:r>
+        <w:rPr>
+          <w:lang w:val="en_US" w:bidi="en_US"/>
+        </w:rPr>
+      </w:r>
+      <w:r>
+        <w:rPr>
           <w:b/>
           <w:lang w:val="en_US" w:bidi="en_US"/>
         </w:rPr>
@@ -8035,6 +9122,20 @@
       </w:r>
       <w:r>
         <w:rPr>
+          <w:lang w:val="en_US" w:bidi="en_US"/>
+        </w:rPr>
+        <w:t>בְּ⁠אֵשׁ &amp; הָ⁠רֶ֖כֶב</w:t>
+      </w:r>
+    </w:p>
+    <w:p>
+      <w:pPr/>
+      <w:r>
+        <w:rPr>
+          <w:lang w:val="en_US" w:bidi="en_US"/>
+        </w:rPr>
+      </w:r>
+      <w:r>
+        <w:rPr>
           <w:b/>
           <w:lang w:val="en_US" w:bidi="en_US"/>
         </w:rPr>
@@ -8131,6 +9232,20 @@
       </w:r>
       <w:r>
         <w:rPr>
+          <w:lang w:val="en_US" w:bidi="en_US"/>
+        </w:rPr>
+        <w:t>בְּ⁠אֵשׁ־פְּלָד֥וֹת</w:t>
+      </w:r>
+    </w:p>
+    <w:p>
+      <w:pPr/>
+      <w:r>
+        <w:rPr>
+          <w:lang w:val="en_US" w:bidi="en_US"/>
+        </w:rPr>
+      </w:r>
+      <w:r>
+        <w:rPr>
           <w:b/>
           <w:lang w:val="en_US" w:bidi="en_US"/>
         </w:rPr>
@@ -8240,6 +9355,20 @@
       </w:r>
       <w:r>
         <w:rPr>
+          <w:lang w:val="en_US" w:bidi="en_US"/>
+        </w:rPr>
+        <w:t>וְ⁠הַ⁠בְּרֹשִׁ֖ים</w:t>
+      </w:r>
+    </w:p>
+    <w:p>
+      <w:pPr/>
+      <w:r>
+        <w:rPr>
+          <w:lang w:val="en_US" w:bidi="en_US"/>
+        </w:rPr>
+      </w:r>
+      <w:r>
+        <w:rPr>
           <w:b/>
           <w:lang w:val="en_US" w:bidi="en_US"/>
         </w:rPr>
@@ -8336,6 +9465,20 @@
       </w:r>
       <w:r>
         <w:rPr>
+          <w:lang w:val="en_US" w:bidi="en_US"/>
+        </w:rPr>
+        <w:t>יִתְהוֹלְל֣וּ</w:t>
+      </w:r>
+    </w:p>
+    <w:p>
+      <w:pPr/>
+      <w:r>
+        <w:rPr>
+          <w:lang w:val="en_US" w:bidi="en_US"/>
+        </w:rPr>
+      </w:r>
+      <w:r>
+        <w:rPr>
           <w:b/>
           <w:lang w:val="en_US" w:bidi="en_US"/>
         </w:rPr>
@@ -8419,6 +9562,20 @@
       </w:r>
       <w:r>
         <w:rPr>
+          <w:lang w:val="en_US" w:bidi="en_US"/>
+        </w:rPr>
+        <w:t>כַּ⁠לַּפִּידִ֔ם</w:t>
+      </w:r>
+    </w:p>
+    <w:p>
+      <w:pPr/>
+      <w:r>
+        <w:rPr>
+          <w:lang w:val="en_US" w:bidi="en_US"/>
+        </w:rPr>
+      </w:r>
+      <w:r>
+        <w:rPr>
           <w:b/>
           <w:lang w:val="en_US" w:bidi="en_US"/>
         </w:rPr>
@@ -8502,6 +9659,20 @@
       </w:r>
       <w:r>
         <w:rPr>
+          <w:lang w:val="en_US" w:bidi="en_US"/>
+        </w:rPr>
+        <w:t>כַּ⁠בְּרָקִ֖ים יְרוֹצֵֽצוּ</w:t>
+      </w:r>
+    </w:p>
+    <w:p>
+      <w:pPr/>
+      <w:r>
+        <w:rPr>
+          <w:lang w:val="en_US" w:bidi="en_US"/>
+        </w:rPr>
+      </w:r>
+      <w:r>
+        <w:rPr>
           <w:b/>
           <w:lang w:val="en_US" w:bidi="en_US"/>
         </w:rPr>
@@ -8585,6 +9756,20 @@
       </w:r>
       <w:r>
         <w:rPr>
+          <w:lang w:val="en_US" w:bidi="en_US"/>
+        </w:rPr>
+        <w:t>יִזְכֹּר֙</w:t>
+      </w:r>
+    </w:p>
+    <w:p>
+      <w:pPr/>
+      <w:r>
+        <w:rPr>
+          <w:lang w:val="en_US" w:bidi="en_US"/>
+        </w:rPr>
+      </w:r>
+      <w:r>
+        <w:rPr>
           <w:b/>
           <w:lang w:val="en_US" w:bidi="en_US"/>
         </w:rPr>
@@ -8681,6 +9866,20 @@
       </w:r>
       <w:r>
         <w:rPr>
+          <w:lang w:val="en_US" w:bidi="en_US"/>
+        </w:rPr>
+        <w:t>חֽוֹמָתָ֔⁠הּ</w:t>
+      </w:r>
+    </w:p>
+    <w:p>
+      <w:pPr/>
+      <w:r>
+        <w:rPr>
+          <w:lang w:val="en_US" w:bidi="en_US"/>
+        </w:rPr>
+      </w:r>
+      <w:r>
+        <w:rPr>
           <w:b/>
           <w:lang w:val="en_US" w:bidi="en_US"/>
         </w:rPr>
@@ -8777,6 +9976,20 @@
       </w:r>
       <w:r>
         <w:rPr>
+          <w:lang w:val="en_US" w:bidi="en_US"/>
+        </w:rPr>
+        <w:t>וְ⁠הֻכַ֖ן הַ⁠סֹּכֵֽךְ</w:t>
+      </w:r>
+    </w:p>
+    <w:p>
+      <w:pPr/>
+      <w:r>
+        <w:rPr>
+          <w:lang w:val="en_US" w:bidi="en_US"/>
+        </w:rPr>
+      </w:r>
+      <w:r>
+        <w:rPr>
           <w:b/>
           <w:lang w:val="en_US" w:bidi="en_US"/>
         </w:rPr>
@@ -8873,6 +10086,20 @@
       </w:r>
       <w:r>
         <w:rPr>
+          <w:lang w:val="en_US" w:bidi="en_US"/>
+        </w:rPr>
+        <w:t>שַׁעֲרֵ֥י הַ⁠נְּהָר֖וֹת נִפְתָּ֑חוּ וְ⁠הַֽ⁠הֵיכָ֖ל נָמֽוֹג</w:t>
+      </w:r>
+    </w:p>
+    <w:p>
+      <w:pPr/>
+      <w:r>
+        <w:rPr>
+          <w:lang w:val="en_US" w:bidi="en_US"/>
+        </w:rPr>
+      </w:r>
+      <w:r>
+        <w:rPr>
           <w:b/>
           <w:lang w:val="en_US" w:bidi="en_US"/>
         </w:rPr>
@@ -8956,6 +10183,20 @@
       </w:r>
       <w:r>
         <w:rPr>
+          <w:lang w:val="en_US" w:bidi="en_US"/>
+        </w:rPr>
+        <w:t>שַׁעֲרֵ֥י הַ⁠נְּהָר֖וֹת</w:t>
+      </w:r>
+    </w:p>
+    <w:p>
+      <w:pPr/>
+      <w:r>
+        <w:rPr>
+          <w:lang w:val="en_US" w:bidi="en_US"/>
+        </w:rPr>
+      </w:r>
+      <w:r>
+        <w:rPr>
           <w:b/>
           <w:lang w:val="en_US" w:bidi="en_US"/>
         </w:rPr>
@@ -9039,6 +10280,20 @@
       </w:r>
       <w:r>
         <w:rPr>
+          <w:lang w:val="en_US" w:bidi="en_US"/>
+        </w:rPr>
+        <w:t>נִפְתָּ֑חוּ</w:t>
+      </w:r>
+    </w:p>
+    <w:p>
+      <w:pPr/>
+      <w:r>
+        <w:rPr>
+          <w:lang w:val="en_US" w:bidi="en_US"/>
+        </w:rPr>
+      </w:r>
+      <w:r>
+        <w:rPr>
           <w:b/>
           <w:lang w:val="en_US" w:bidi="en_US"/>
         </w:rPr>
@@ -9135,6 +10390,20 @@
       </w:r>
       <w:r>
         <w:rPr>
+          <w:lang w:val="en_US" w:bidi="en_US"/>
+        </w:rPr>
+        <w:t>וְ⁠הַֽ⁠הֵיכָ֖ל נָמֽוֹג</w:t>
+      </w:r>
+    </w:p>
+    <w:p>
+      <w:pPr/>
+      <w:r>
+        <w:rPr>
+          <w:lang w:val="en_US" w:bidi="en_US"/>
+        </w:rPr>
+      </w:r>
+      <w:r>
+        <w:rPr>
           <w:b/>
           <w:lang w:val="en_US" w:bidi="en_US"/>
         </w:rPr>
@@ -9231,6 +10500,20 @@
       </w:r>
       <w:r>
         <w:rPr>
+          <w:lang w:val="en_US" w:bidi="en_US"/>
+        </w:rPr>
+        <w:t>וְ⁠הֻצַּ֖ב</w:t>
+      </w:r>
+    </w:p>
+    <w:p>
+      <w:pPr/>
+      <w:r>
+        <w:rPr>
+          <w:lang w:val="en_US" w:bidi="en_US"/>
+        </w:rPr>
+      </w:r>
+      <w:r>
+        <w:rPr>
           <w:b/>
           <w:lang w:val="en_US" w:bidi="en_US"/>
         </w:rPr>
@@ -9314,6 +10597,20 @@
       </w:r>
       <w:r>
         <w:rPr>
+          <w:lang w:val="en_US" w:bidi="en_US"/>
+        </w:rPr>
+        <w:t>גֻּלְּתָ֣ה</w:t>
+      </w:r>
+    </w:p>
+    <w:p>
+      <w:pPr/>
+      <w:r>
+        <w:rPr>
+          <w:lang w:val="en_US" w:bidi="en_US"/>
+        </w:rPr>
+      </w:r>
+      <w:r>
+        <w:rPr>
           <w:b/>
           <w:lang w:val="en_US" w:bidi="en_US"/>
         </w:rPr>
@@ -9410,6 +10707,20 @@
       </w:r>
       <w:r>
         <w:rPr>
+          <w:lang w:val="en_US" w:bidi="en_US"/>
+        </w:rPr>
+        <w:t>הֹֽעֲלָ֑תָה</w:t>
+      </w:r>
+    </w:p>
+    <w:p>
+      <w:pPr/>
+      <w:r>
+        <w:rPr>
+          <w:lang w:val="en_US" w:bidi="en_US"/>
+        </w:rPr>
+      </w:r>
+      <w:r>
+        <w:rPr>
           <w:b/>
           <w:lang w:val="en_US" w:bidi="en_US"/>
         </w:rPr>
@@ -9506,6 +10817,20 @@
       </w:r>
       <w:r>
         <w:rPr>
+          <w:lang w:val="en_US" w:bidi="en_US"/>
+        </w:rPr>
+        <w:t>גֻּלְּתָ֣ה הֹֽעֲלָ֑תָה וְ⁠אַמְהֹתֶ֗י⁠הָ</w:t>
+      </w:r>
+    </w:p>
+    <w:p>
+      <w:pPr/>
+      <w:r>
+        <w:rPr>
+          <w:lang w:val="en_US" w:bidi="en_US"/>
+        </w:rPr>
+      </w:r>
+      <w:r>
+        <w:rPr>
           <w:b/>
           <w:lang w:val="en_US" w:bidi="en_US"/>
         </w:rPr>
@@ -9615,6 +10940,20 @@
       </w:r>
       <w:r>
         <w:rPr>
+          <w:lang w:val="en_US" w:bidi="en_US"/>
+        </w:rPr>
+        <w:t>גֻּלְּתָ֣ה הֹֽעֲלָ֑תָה וְ⁠אַמְהֹתֶ֗י⁠הָ</w:t>
+      </w:r>
+    </w:p>
+    <w:p>
+      <w:pPr/>
+      <w:r>
+        <w:rPr>
+          <w:lang w:val="en_US" w:bidi="en_US"/>
+        </w:rPr>
+      </w:r>
+      <w:r>
+        <w:rPr>
           <w:b/>
           <w:lang w:val="en_US" w:bidi="en_US"/>
         </w:rPr>
@@ -9698,6 +11037,20 @@
       </w:r>
       <w:r>
         <w:rPr>
+          <w:lang w:val="en_US" w:bidi="en_US"/>
+        </w:rPr>
+        <w:t>לִבְבֵ⁠הֶֽן</w:t>
+      </w:r>
+    </w:p>
+    <w:p>
+      <w:pPr/>
+      <w:r>
+        <w:rPr>
+          <w:lang w:val="en_US" w:bidi="en_US"/>
+        </w:rPr>
+      </w:r>
+      <w:r>
+        <w:rPr>
           <w:b/>
           <w:lang w:val="en_US" w:bidi="en_US"/>
         </w:rPr>
@@ -9794,6 +11147,20 @@
       </w:r>
       <w:r>
         <w:rPr>
+          <w:lang w:val="en_US" w:bidi="en_US"/>
+        </w:rPr>
+        <w:t>מְתֹפְפֹ֖ת עַל־לִבְבֵ⁠הֶֽן</w:t>
+      </w:r>
+    </w:p>
+    <w:p>
+      <w:pPr/>
+      <w:r>
+        <w:rPr>
+          <w:lang w:val="en_US" w:bidi="en_US"/>
+        </w:rPr>
+      </w:r>
+      <w:r>
+        <w:rPr>
           <w:b/>
           <w:lang w:val="en_US" w:bidi="en_US"/>
         </w:rPr>
@@ -9877,6 +11244,20 @@
       </w:r>
       <w:r>
         <w:rPr>
+          <w:lang w:val="en_US" w:bidi="en_US"/>
+        </w:rPr>
+        <w:t>כִ⁠בְרֵֽכַת־מַ֖יִם</w:t>
+      </w:r>
+    </w:p>
+    <w:p>
+      <w:pPr/>
+      <w:r>
+        <w:rPr>
+          <w:lang w:val="en_US" w:bidi="en_US"/>
+        </w:rPr>
+      </w:r>
+      <w:r>
+        <w:rPr>
           <w:b/>
           <w:lang w:val="en_US" w:bidi="en_US"/>
         </w:rPr>
@@ -9960,6 +11341,20 @@
       </w:r>
       <w:r>
         <w:rPr>
+          <w:lang w:val="en_US" w:bidi="en_US"/>
+        </w:rPr>
+        <w:t>מִ֣⁠ימֵי הִ֑יא</w:t>
+      </w:r>
+    </w:p>
+    <w:p>
+      <w:pPr/>
+      <w:r>
+        <w:rPr>
+          <w:lang w:val="en_US" w:bidi="en_US"/>
+        </w:rPr>
+      </w:r>
+      <w:r>
+        <w:rPr>
           <w:b/>
           <w:lang w:val="en_US" w:bidi="en_US"/>
         </w:rPr>
@@ -10056,6 +11451,20 @@
       </w:r>
       <w:r>
         <w:rPr>
+          <w:lang w:val="en_US" w:bidi="en_US"/>
+        </w:rPr>
+        <w:t>וְ⁠הֵ֣מָּה</w:t>
+      </w:r>
+    </w:p>
+    <w:p>
+      <w:pPr/>
+      <w:r>
+        <w:rPr>
+          <w:lang w:val="en_US" w:bidi="en_US"/>
+        </w:rPr>
+      </w:r>
+      <w:r>
+        <w:rPr>
           <w:b/>
           <w:lang w:val="en_US" w:bidi="en_US"/>
         </w:rPr>
@@ -10152,6 +11561,20 @@
       </w:r>
       <w:r>
         <w:rPr>
+          <w:lang w:val="en_US" w:bidi="en_US"/>
+        </w:rPr>
+        <w:t>עִמְד֥וּ עֲמֹ֖דוּ</w:t>
+      </w:r>
+    </w:p>
+    <w:p>
+      <w:pPr/>
+      <w:r>
+        <w:rPr>
+          <w:lang w:val="en_US" w:bidi="en_US"/>
+        </w:rPr>
+      </w:r>
+      <w:r>
+        <w:rPr>
           <w:b/>
           <w:lang w:val="en_US" w:bidi="en_US"/>
         </w:rPr>
@@ -10235,6 +11658,20 @@
       </w:r>
       <w:r>
         <w:rPr>
+          <w:lang w:val="en_US" w:bidi="en_US"/>
+        </w:rPr>
+        <w:t>בֹּ֥זּוּ כֶ֖סֶף בֹּ֣זּוּ זָהָ֑ב וְ⁠אֵ֥ין קֵ֨צֶה֙ לַ⁠תְּכוּנָ֔ה כָּבֹ֕ד מִ⁠כֹּ֖ל כְּלִ֥י חֶמְדָּֽה</w:t>
+      </w:r>
+    </w:p>
+    <w:p>
+      <w:pPr/>
+      <w:r>
+        <w:rPr>
+          <w:lang w:val="en_US" w:bidi="en_US"/>
+        </w:rPr>
+      </w:r>
+      <w:r>
+        <w:rPr>
           <w:b/>
           <w:lang w:val="en_US" w:bidi="en_US"/>
         </w:rPr>
@@ -10318,6 +11755,20 @@
       </w:r>
       <w:r>
         <w:rPr>
+          <w:lang w:val="en_US" w:bidi="en_US"/>
+        </w:rPr>
+        <w:t>וְ⁠אֵ֥ין קֵ֨צֶה֙ לַ⁠תְּכוּנָ֔ה</w:t>
+      </w:r>
+    </w:p>
+    <w:p>
+      <w:pPr/>
+      <w:r>
+        <w:rPr>
+          <w:lang w:val="en_US" w:bidi="en_US"/>
+        </w:rPr>
+      </w:r>
+      <w:r>
+        <w:rPr>
           <w:b/>
           <w:lang w:val="en_US" w:bidi="en_US"/>
         </w:rPr>
@@ -10401,6 +11852,20 @@
       </w:r>
       <w:r>
         <w:rPr>
+          <w:lang w:val="en_US" w:bidi="en_US"/>
+        </w:rPr>
+        <w:t>כְּלִ֥י חֶמְדָּֽה</w:t>
+      </w:r>
+    </w:p>
+    <w:p>
+      <w:pPr/>
+      <w:r>
+        <w:rPr>
+          <w:lang w:val="en_US" w:bidi="en_US"/>
+        </w:rPr>
+      </w:r>
+      <w:r>
+        <w:rPr>
           <w:b/>
           <w:lang w:val="en_US" w:bidi="en_US"/>
         </w:rPr>
@@ -10510,6 +11975,20 @@
       </w:r>
       <w:r>
         <w:rPr>
+          <w:lang w:val="en_US" w:bidi="en_US"/>
+        </w:rPr>
+        <w:t>בּוּקָ֥ה וּ⁠מְבוּקָ֖ה וּ⁠מְבֻלָּקָ֑ה</w:t>
+      </w:r>
+    </w:p>
+    <w:p>
+      <w:pPr/>
+      <w:r>
+        <w:rPr>
+          <w:lang w:val="en_US" w:bidi="en_US"/>
+        </w:rPr>
+      </w:r>
+      <w:r>
+        <w:rPr>
           <w:b/>
           <w:lang w:val="en_US" w:bidi="en_US"/>
         </w:rPr>
@@ -10593,6 +12072,20 @@
       </w:r>
       <w:r>
         <w:rPr>
+          <w:lang w:val="en_US" w:bidi="en_US"/>
+        </w:rPr>
+        <w:t>וְ⁠לֵ֨ב</w:t>
+      </w:r>
+    </w:p>
+    <w:p>
+      <w:pPr/>
+      <w:r>
+        <w:rPr>
+          <w:lang w:val="en_US" w:bidi="en_US"/>
+        </w:rPr>
+      </w:r>
+      <w:r>
+        <w:rPr>
           <w:b/>
           <w:lang w:val="en_US" w:bidi="en_US"/>
         </w:rPr>
@@ -10689,6 +12182,20 @@
       </w:r>
       <w:r>
         <w:rPr>
+          <w:lang w:val="en_US" w:bidi="en_US"/>
+        </w:rPr>
+        <w:t>וְ⁠לֵ֨ב נָמֵ֜ס</w:t>
+      </w:r>
+    </w:p>
+    <w:p>
+      <w:pPr/>
+      <w:r>
+        <w:rPr>
+          <w:lang w:val="en_US" w:bidi="en_US"/>
+        </w:rPr>
+      </w:r>
+      <w:r>
+        <w:rPr>
           <w:b/>
           <w:lang w:val="en_US" w:bidi="en_US"/>
         </w:rPr>
@@ -10785,6 +12292,20 @@
       </w:r>
       <w:r>
         <w:rPr>
+          <w:lang w:val="en_US" w:bidi="en_US"/>
+        </w:rPr>
+        <w:t>וְ⁠חַלְחָלָה֙ בְּ⁠כָל־מָתְנַ֔יִם</w:t>
+      </w:r>
+    </w:p>
+    <w:p>
+      <w:pPr/>
+      <w:r>
+        <w:rPr>
+          <w:lang w:val="en_US" w:bidi="en_US"/>
+        </w:rPr>
+      </w:r>
+      <w:r>
+        <w:rPr>
           <w:b/>
           <w:lang w:val="en_US" w:bidi="en_US"/>
         </w:rPr>
@@ -10881,6 +12402,20 @@
       </w:r>
       <w:r>
         <w:rPr>
+          <w:lang w:val="en_US" w:bidi="en_US"/>
+        </w:rPr>
+        <w:t>קִבְּצ֥וּ פָארֽוּר</w:t>
+      </w:r>
+    </w:p>
+    <w:p>
+      <w:pPr/>
+      <w:r>
+        <w:rPr>
+          <w:lang w:val="en_US" w:bidi="en_US"/>
+        </w:rPr>
+      </w:r>
+      <w:r>
+        <w:rPr>
           <w:b/>
           <w:lang w:val="en_US" w:bidi="en_US"/>
         </w:rPr>
@@ -10977,6 +12512,20 @@
       </w:r>
       <w:r>
         <w:rPr>
+          <w:lang w:val="en_US" w:bidi="en_US"/>
+        </w:rPr>
+        <w:t>אַיֵּה֙ מְע֣וֹן אֲרָי֔וֹת וּ⁠מִרְעֶ֥ה ה֖וּא לַ⁠כְּפִרִ֑ים אֲשֶׁ֣ר הָלַךְ֩ אַרְיֵ֨ה לָבִ֥יא שָׁ֛ם גּ֥וּר אַרְיֵ֖ה וְ⁠אֵ֥ין מַחֲרִֽיד</w:t>
+      </w:r>
+    </w:p>
+    <w:p>
+      <w:pPr/>
+      <w:r>
+        <w:rPr>
+          <w:lang w:val="en_US" w:bidi="en_US"/>
+        </w:rPr>
+      </w:r>
+      <w:r>
+        <w:rPr>
           <w:b/>
           <w:lang w:val="en_US" w:bidi="en_US"/>
         </w:rPr>
@@ -11060,6 +12609,20 @@
       </w:r>
       <w:r>
         <w:rPr>
+          <w:lang w:val="en_US" w:bidi="en_US"/>
+        </w:rPr>
+        <w:t>מְע֣וֹן אֲרָי֔וֹת</w:t>
+      </w:r>
+    </w:p>
+    <w:p>
+      <w:pPr/>
+      <w:r>
+        <w:rPr>
+          <w:lang w:val="en_US" w:bidi="en_US"/>
+        </w:rPr>
+      </w:r>
+      <w:r>
+        <w:rPr>
           <w:b/>
           <w:lang w:val="en_US" w:bidi="en_US"/>
         </w:rPr>
@@ -11143,6 +12706,20 @@
       </w:r>
       <w:r>
         <w:rPr>
+          <w:lang w:val="en_US" w:bidi="en_US"/>
+        </w:rPr>
+        <w:t>לָבִ֥יא שָׁ֛ם</w:t>
+      </w:r>
+    </w:p>
+    <w:p>
+      <w:pPr/>
+      <w:r>
+        <w:rPr>
+          <w:lang w:val="en_US" w:bidi="en_US"/>
+        </w:rPr>
+      </w:r>
+      <w:r>
+        <w:rPr>
           <w:b/>
           <w:lang w:val="en_US" w:bidi="en_US"/>
         </w:rPr>
@@ -11226,6 +12803,20 @@
       </w:r>
       <w:r>
         <w:rPr>
+          <w:lang w:val="en_US" w:bidi="en_US"/>
+        </w:rPr>
+        <w:t>גּ֥וּר אַרְיֵ֖ה</w:t>
+      </w:r>
+    </w:p>
+    <w:p>
+      <w:pPr/>
+      <w:r>
+        <w:rPr>
+          <w:lang w:val="en_US" w:bidi="en_US"/>
+        </w:rPr>
+      </w:r>
+      <w:r>
+        <w:rPr>
           <w:b/>
           <w:lang w:val="en_US" w:bidi="en_US"/>
         </w:rPr>
@@ -11309,6 +12900,20 @@
       </w:r>
       <w:r>
         <w:rPr>
+          <w:lang w:val="en_US" w:bidi="en_US"/>
+        </w:rPr>
+        <w:t>טֹרֵף֙ בְּ⁠דֵ֣י</w:t>
+      </w:r>
+    </w:p>
+    <w:p>
+      <w:pPr/>
+      <w:r>
+        <w:rPr>
+          <w:lang w:val="en_US" w:bidi="en_US"/>
+        </w:rPr>
+      </w:r>
+      <w:r>
+        <w:rPr>
           <w:b/>
           <w:lang w:val="en_US" w:bidi="en_US"/>
         </w:rPr>
@@ -11392,6 +12997,20 @@
       </w:r>
       <w:r>
         <w:rPr>
+          <w:lang w:val="en_US" w:bidi="en_US"/>
+        </w:rPr>
+        <w:t>וּ⁠מְחַנֵּ֖ק</w:t>
+      </w:r>
+    </w:p>
+    <w:p>
+      <w:pPr/>
+      <w:r>
+        <w:rPr>
+          <w:lang w:val="en_US" w:bidi="en_US"/>
+        </w:rPr>
+      </w:r>
+      <w:r>
+        <w:rPr>
           <w:b/>
           <w:lang w:val="en_US" w:bidi="en_US"/>
         </w:rPr>
@@ -11475,6 +13094,20 @@
       </w:r>
       <w:r>
         <w:rPr>
+          <w:lang w:val="en_US" w:bidi="en_US"/>
+        </w:rPr>
+        <w:t>וַ⁠יְמַלֵּא־טֶ֣רֶף חֹרָ֔י⁠ו וּ⁠מְעֹֽנֹתָ֖י⁠ו טְרֵפָֽה</w:t>
+      </w:r>
+    </w:p>
+    <w:p>
+      <w:pPr/>
+      <w:r>
+        <w:rPr>
+          <w:lang w:val="en_US" w:bidi="en_US"/>
+        </w:rPr>
+      </w:r>
+      <w:r>
+        <w:rPr>
           <w:b/>
           <w:lang w:val="en_US" w:bidi="en_US"/>
         </w:rPr>
@@ -11558,6 +13191,20 @@
       </w:r>
       <w:r>
         <w:rPr>
+          <w:lang w:val="en_US" w:bidi="en_US"/>
+        </w:rPr>
+        <w:t>וּ⁠מְעֹֽנֹתָ֖י⁠ו</w:t>
+      </w:r>
+    </w:p>
+    <w:p>
+      <w:pPr/>
+      <w:r>
+        <w:rPr>
+          <w:lang w:val="en_US" w:bidi="en_US"/>
+        </w:rPr>
+      </w:r>
+      <w:r>
+        <w:rPr>
           <w:b/>
           <w:lang w:val="en_US" w:bidi="en_US"/>
         </w:rPr>
@@ -11641,6 +13288,20 @@
       </w:r>
       <w:r>
         <w:rPr>
+          <w:lang w:val="en_US" w:bidi="en_US"/>
+        </w:rPr>
+        <w:t>הִנְ⁠נִ֣י אֵלַ֗יִ⁠ךְ</w:t>
+      </w:r>
+    </w:p>
+    <w:p>
+      <w:pPr/>
+      <w:r>
+        <w:rPr>
+          <w:lang w:val="en_US" w:bidi="en_US"/>
+        </w:rPr>
+      </w:r>
+      <w:r>
+        <w:rPr>
           <w:b/>
           <w:lang w:val="en_US" w:bidi="en_US"/>
         </w:rPr>
@@ -11724,6 +13385,20 @@
       </w:r>
       <w:r>
         <w:rPr>
+          <w:lang w:val="en_US" w:bidi="en_US"/>
+        </w:rPr>
+        <w:t>הִנְ⁠נִ֣י אֵלַ֗יִ⁠ךְ</w:t>
+      </w:r>
+    </w:p>
+    <w:p>
+      <w:pPr/>
+      <w:r>
+        <w:rPr>
+          <w:lang w:val="en_US" w:bidi="en_US"/>
+        </w:rPr>
+      </w:r>
+      <w:r>
+        <w:rPr>
           <w:b/>
           <w:lang w:val="en_US" w:bidi="en_US"/>
         </w:rPr>
@@ -11820,6 +13495,20 @@
       </w:r>
       <w:r>
         <w:rPr>
+          <w:lang w:val="en_US" w:bidi="en_US"/>
+        </w:rPr>
+        <w:t>נְאֻם֙</w:t>
+      </w:r>
+    </w:p>
+    <w:p>
+      <w:pPr/>
+      <w:r>
+        <w:rPr>
+          <w:lang w:val="en_US" w:bidi="en_US"/>
+        </w:rPr>
+      </w:r>
+      <w:r>
+        <w:rPr>
           <w:b/>
           <w:lang w:val="en_US" w:bidi="en_US"/>
         </w:rPr>
@@ -11903,6 +13592,20 @@
       </w:r>
       <w:r>
         <w:rPr>
+          <w:lang w:val="en_US" w:bidi="en_US"/>
+        </w:rPr>
+        <w:t>רִכְבָּ֔⁠הּ</w:t>
+      </w:r>
+    </w:p>
+    <w:p>
+      <w:pPr/>
+      <w:r>
+        <w:rPr>
+          <w:lang w:val="en_US" w:bidi="en_US"/>
+        </w:rPr>
+      </w:r>
+      <w:r>
+        <w:rPr>
           <w:b/>
           <w:lang w:val="en_US" w:bidi="en_US"/>
         </w:rPr>
@@ -11999,6 +13702,20 @@
       </w:r>
       <w:r>
         <w:rPr>
+          <w:lang w:val="en_US" w:bidi="en_US"/>
+        </w:rPr>
+        <w:t>רִכְבָּ֔⁠הּ</w:t>
+      </w:r>
+    </w:p>
+    <w:p>
+      <w:pPr/>
+      <w:r>
+        <w:rPr>
+          <w:lang w:val="en_US" w:bidi="en_US"/>
+        </w:rPr>
+      </w:r>
+      <w:r>
+        <w:rPr>
           <w:b/>
           <w:lang w:val="en_US" w:bidi="en_US"/>
         </w:rPr>
@@ -12095,6 +13812,20 @@
       </w:r>
       <w:r>
         <w:rPr>
+          <w:lang w:val="en_US" w:bidi="en_US"/>
+        </w:rPr>
+        <w:t>תֹּ֣אכַל חָ֑רֶב</w:t>
+      </w:r>
+    </w:p>
+    <w:p>
+      <w:pPr/>
+      <w:r>
+        <w:rPr>
+          <w:lang w:val="en_US" w:bidi="en_US"/>
+        </w:rPr>
+      </w:r>
+      <w:r>
+        <w:rPr>
           <w:b/>
           <w:lang w:val="en_US" w:bidi="en_US"/>
         </w:rPr>
@@ -12193,6 +13924,20 @@
         <w:rPr>
           <w:lang w:val="en_US" w:bidi="en_US"/>
         </w:rPr>
+      </w:r>
+    </w:p>
+    <w:p>
+      <w:pPr/>
+      <w:r>
+        <w:rPr>
+          <w:lang w:val="en_US" w:bidi="en_US"/>
+        </w:rPr>
+      </w:r>
+      <w:r>
+        <w:rPr>
+          <w:lang w:val="en_US" w:bidi="en_US"/>
+        </w:rPr>
+        <w:t>וְ⁠הִכְרַתִּ֤י</w:t>
       </w:r>
     </w:p>
     <w:p>
@@ -12521,6 +14266,20 @@
       </w:r>
       <w:r>
         <w:rPr>
+          <w:lang w:val="en_US" w:bidi="en_US"/>
+        </w:rPr>
+        <w:t>עִ֣יר דָּמִ֑ים</w:t>
+      </w:r>
+    </w:p>
+    <w:p>
+      <w:pPr/>
+      <w:r>
+        <w:rPr>
+          <w:lang w:val="en_US" w:bidi="en_US"/>
+        </w:rPr>
+      </w:r>
+      <w:r>
+        <w:rPr>
           <w:b/>
           <w:lang w:val="en_US" w:bidi="en_US"/>
         </w:rPr>
@@ -12617,6 +14376,20 @@
       </w:r>
       <w:r>
         <w:rPr>
+          <w:lang w:val="en_US" w:bidi="en_US"/>
+        </w:rPr>
+        <w:t>כֻּלָּ֗⁠הּ כַּ֤חַשׁ</w:t>
+      </w:r>
+    </w:p>
+    <w:p>
+      <w:pPr/>
+      <w:r>
+        <w:rPr>
+          <w:lang w:val="en_US" w:bidi="en_US"/>
+        </w:rPr>
+      </w:r>
+      <w:r>
+        <w:rPr>
           <w:b/>
           <w:lang w:val="en_US" w:bidi="en_US"/>
         </w:rPr>
@@ -12713,6 +14486,20 @@
       </w:r>
       <w:r>
         <w:rPr>
+          <w:lang w:val="en_US" w:bidi="en_US"/>
+        </w:rPr>
+        <w:t>שׁ֔וֹט &amp; רַ֣עַשׁ אוֹפָ֑ן וְ⁠ס֣וּס דֹּהֵ֔ר וּ⁠מֶרְכָּבָ֖ה מְרַקֵּדָֽה</w:t>
+      </w:r>
+    </w:p>
+    <w:p>
+      <w:pPr/>
+      <w:r>
+        <w:rPr>
+          <w:lang w:val="en_US" w:bidi="en_US"/>
+        </w:rPr>
+      </w:r>
+      <w:r>
+        <w:rPr>
           <w:b/>
           <w:lang w:val="en_US" w:bidi="en_US"/>
         </w:rPr>
@@ -12861,6 +14648,20 @@
       </w:r>
       <w:r>
         <w:rPr>
+          <w:lang w:val="en_US" w:bidi="en_US"/>
+        </w:rPr>
+        <w:t>פָּרָ֣שׁ מַעֲלֶ֗ה וְ⁠לַ֤הַב חֶ֨רֶב֙ וּ⁠בְרַ֣ק חֲנִ֔ית</w:t>
+      </w:r>
+    </w:p>
+    <w:p>
+      <w:pPr/>
+      <w:r>
+        <w:rPr>
+          <w:lang w:val="en_US" w:bidi="en_US"/>
+        </w:rPr>
+      </w:r>
+      <w:r>
+        <w:rPr>
           <w:b/>
           <w:lang w:val="en_US" w:bidi="en_US"/>
         </w:rPr>
@@ -12983,6 +14784,20 @@
       </w:r>
       <w:r>
         <w:rPr>
+          <w:lang w:val="en_US" w:bidi="en_US"/>
+        </w:rPr>
+        <w:t>פָּרָ֣שׁ מַעֲלֶ֗ה וְ⁠לַ֤הַב חֶ֨רֶב֙ וּ⁠בְרַ֣ק חֲנִ֔ית</w:t>
+      </w:r>
+    </w:p>
+    <w:p>
+      <w:pPr/>
+      <w:r>
+        <w:rPr>
+          <w:lang w:val="en_US" w:bidi="en_US"/>
+        </w:rPr>
+      </w:r>
+      <w:r>
+        <w:rPr>
           <w:b/>
           <w:lang w:val="en_US" w:bidi="en_US"/>
         </w:rPr>
@@ -13066,6 +14881,20 @@
       </w:r>
       <w:r>
         <w:rPr>
+          <w:lang w:val="en_US" w:bidi="en_US"/>
+        </w:rPr>
+        <w:t>וְ⁠אֵ֥ין קֵ֨צֶה֙ לַ⁠גְּוִיָּ֔ה</w:t>
+      </w:r>
+    </w:p>
+    <w:p>
+      <w:pPr/>
+      <w:r>
+        <w:rPr>
+          <w:lang w:val="en_US" w:bidi="en_US"/>
+        </w:rPr>
+      </w:r>
+      <w:r>
+        <w:rPr>
           <w:b/>
           <w:lang w:val="en_US" w:bidi="en_US"/>
         </w:rPr>
@@ -13149,6 +14978,20 @@
       </w:r>
       <w:r>
         <w:rPr>
+          <w:lang w:val="en_US" w:bidi="en_US"/>
+        </w:rPr>
+        <w:t>וְכָשְׁל֖וּ</w:t>
+      </w:r>
+    </w:p>
+    <w:p>
+      <w:pPr/>
+      <w:r>
+        <w:rPr>
+          <w:lang w:val="en_US" w:bidi="en_US"/>
+        </w:rPr>
+      </w:r>
+      <w:r>
+        <w:rPr>
           <w:b/>
           <w:lang w:val="en_US" w:bidi="en_US"/>
         </w:rPr>
@@ -13245,6 +15088,20 @@
       </w:r>
       <w:r>
         <w:rPr>
+          <w:lang w:val="en_US" w:bidi="en_US"/>
+        </w:rPr>
+        <w:t>בִּ⁠גְוִיָּתָֽ⁠ם</w:t>
+      </w:r>
+    </w:p>
+    <w:p>
+      <w:pPr/>
+      <w:r>
+        <w:rPr>
+          <w:lang w:val="en_US" w:bidi="en_US"/>
+        </w:rPr>
+      </w:r>
+      <w:r>
+        <w:rPr>
           <w:b/>
           <w:lang w:val="en_US" w:bidi="en_US"/>
         </w:rPr>
@@ -13341,6 +15198,20 @@
       </w:r>
       <w:r>
         <w:rPr>
+          <w:lang w:val="en_US" w:bidi="en_US"/>
+        </w:rPr>
+        <w:t>זְנוּנֵ֣י זוֹנָ֔ה</w:t>
+      </w:r>
+    </w:p>
+    <w:p>
+      <w:pPr/>
+      <w:r>
+        <w:rPr>
+          <w:lang w:val="en_US" w:bidi="en_US"/>
+        </w:rPr>
+      </w:r>
+      <w:r>
+        <w:rPr>
           <w:b/>
           <w:lang w:val="en_US" w:bidi="en_US"/>
         </w:rPr>
@@ -13424,6 +15295,20 @@
       </w:r>
       <w:r>
         <w:rPr>
+          <w:lang w:val="en_US" w:bidi="en_US"/>
+        </w:rPr>
+        <w:t>מֵ⁠רֹב֙</w:t>
+      </w:r>
+    </w:p>
+    <w:p>
+      <w:pPr/>
+      <w:r>
+        <w:rPr>
+          <w:lang w:val="en_US" w:bidi="en_US"/>
+        </w:rPr>
+      </w:r>
+      <w:r>
+        <w:rPr>
           <w:b/>
           <w:lang w:val="en_US" w:bidi="en_US"/>
         </w:rPr>
@@ -13507,6 +15392,20 @@
       </w:r>
       <w:r>
         <w:rPr>
+          <w:lang w:val="en_US" w:bidi="en_US"/>
+        </w:rPr>
+        <w:t>וּ⁠מִשְׁפָּח֖וֹת</w:t>
+      </w:r>
+    </w:p>
+    <w:p>
+      <w:pPr/>
+      <w:r>
+        <w:rPr>
+          <w:lang w:val="en_US" w:bidi="en_US"/>
+        </w:rPr>
+      </w:r>
+      <w:r>
+        <w:rPr>
           <w:b/>
           <w:lang w:val="en_US" w:bidi="en_US"/>
         </w:rPr>
@@ -13590,6 +15489,20 @@
       </w:r>
       <w:r>
         <w:rPr>
+          <w:lang w:val="en_US" w:bidi="en_US"/>
+        </w:rPr>
+        <w:t>הִנְ⁠נִ֣י אֵלַ֗יִ⁠ךְ</w:t>
+      </w:r>
+    </w:p>
+    <w:p>
+      <w:pPr/>
+      <w:r>
+        <w:rPr>
+          <w:lang w:val="en_US" w:bidi="en_US"/>
+        </w:rPr>
+      </w:r>
+      <w:r>
+        <w:rPr>
           <w:b/>
           <w:lang w:val="en_US" w:bidi="en_US"/>
         </w:rPr>
@@ -13622,7 +15535,7 @@
         </w:rPr>
         <w:t xml:space="preserve"> to focus attention on what he is about to say. Your language may have a comparable expression that you could use in your translation. See how you translated this in </w:t>
       </w:r>
-      <w:hyperlink r:id="rId18">
+      <w:hyperlink r:id="rId20">
         <w:r>
           <w:rPr>
             <w:lang w:val="en_US" w:bidi="en_US"/>
@@ -13704,6 +15617,20 @@
       </w:r>
       <w:r>
         <w:rPr>
+          <w:lang w:val="en_US" w:bidi="en_US"/>
+        </w:rPr>
+        <w:t>אֵלַ֗יִ⁠ךְ</w:t>
+      </w:r>
+    </w:p>
+    <w:p>
+      <w:pPr/>
+      <w:r>
+        <w:rPr>
+          <w:lang w:val="en_US" w:bidi="en_US"/>
+        </w:rPr>
+      </w:r>
+      <w:r>
+        <w:rPr>
           <w:b/>
           <w:lang w:val="en_US" w:bidi="en_US"/>
         </w:rPr>
@@ -13800,6 +15727,20 @@
       </w:r>
       <w:r>
         <w:rPr>
+          <w:lang w:val="en_US" w:bidi="en_US"/>
+        </w:rPr>
+        <w:t>נְאֻם֙</w:t>
+      </w:r>
+    </w:p>
+    <w:p>
+      <w:pPr/>
+      <w:r>
+        <w:rPr>
+          <w:lang w:val="en_US" w:bidi="en_US"/>
+        </w:rPr>
+      </w:r>
+      <w:r>
+        <w:rPr>
           <w:b/>
           <w:lang w:val="en_US" w:bidi="en_US"/>
         </w:rPr>
@@ -13883,6 +15824,20 @@
       </w:r>
       <w:r>
         <w:rPr>
+          <w:lang w:val="en_US" w:bidi="en_US"/>
+        </w:rPr>
+        <w:t>וּ⁠מַמְלָכ֖וֹת קְלוֹנֵֽ⁠ךְ</w:t>
+      </w:r>
+    </w:p>
+    <w:p>
+      <w:pPr/>
+      <w:r>
+        <w:rPr>
+          <w:lang w:val="en_US" w:bidi="en_US"/>
+        </w:rPr>
+      </w:r>
+      <w:r>
+        <w:rPr>
           <w:b/>
           <w:lang w:val="en_US" w:bidi="en_US"/>
         </w:rPr>
@@ -13966,6 +15921,20 @@
       </w:r>
       <w:r>
         <w:rPr>
+          <w:lang w:val="en_US" w:bidi="en_US"/>
+        </w:rPr>
+        <w:t>קְלוֹנֵֽ⁠ךְ</w:t>
+      </w:r>
+    </w:p>
+    <w:p>
+      <w:pPr/>
+      <w:r>
+        <w:rPr>
+          <w:lang w:val="en_US" w:bidi="en_US"/>
+        </w:rPr>
+      </w:r>
+      <w:r>
+        <w:rPr>
           <w:b/>
           <w:lang w:val="en_US" w:bidi="en_US"/>
         </w:rPr>
@@ -14062,6 +16031,20 @@
       </w:r>
       <w:r>
         <w:rPr>
+          <w:lang w:val="en_US" w:bidi="en_US"/>
+        </w:rPr>
+        <w:t>עָלַ֛יִ⁠ךְ</w:t>
+      </w:r>
+    </w:p>
+    <w:p>
+      <w:pPr/>
+      <w:r>
+        <w:rPr>
+          <w:lang w:val="en_US" w:bidi="en_US"/>
+        </w:rPr>
+      </w:r>
+      <w:r>
+        <w:rPr>
           <w:b/>
           <w:lang w:val="en_US" w:bidi="en_US"/>
         </w:rPr>
@@ -14094,7 +16077,7 @@
         </w:rPr>
         <w:t xml:space="preserve"> refers to Nineveh, which Yahweh described as a prostitute in </w:t>
       </w:r>
-      <w:hyperlink r:id="rId19">
+      <w:hyperlink r:id="rId21">
         <w:r>
           <w:rPr>
             <w:lang w:val="en_US" w:bidi="en_US"/>
@@ -14176,6 +16159,20 @@
       </w:r>
       <w:r>
         <w:rPr>
+          <w:lang w:val="en_US" w:bidi="en_US"/>
+        </w:rPr>
+        <w:t>וְ⁠הִשְׁלַכְתִּ֥י עָלַ֛יִ⁠ךְ שִׁקֻּצִ֖ים</w:t>
+      </w:r>
+    </w:p>
+    <w:p>
+      <w:pPr/>
+      <w:r>
+        <w:rPr>
+          <w:lang w:val="en_US" w:bidi="en_US"/>
+        </w:rPr>
+      </w:r>
+      <w:r>
+        <w:rPr>
           <w:b/>
           <w:lang w:val="en_US" w:bidi="en_US"/>
         </w:rPr>
@@ -14272,6 +16269,20 @@
       </w:r>
       <w:r>
         <w:rPr>
+          <w:lang w:val="en_US" w:bidi="en_US"/>
+        </w:rPr>
+        <w:t>שָׁדְּדָ֣ה נִֽינְוֵ֔ה</w:t>
+      </w:r>
+    </w:p>
+    <w:p>
+      <w:pPr/>
+      <w:r>
+        <w:rPr>
+          <w:lang w:val="en_US" w:bidi="en_US"/>
+        </w:rPr>
+      </w:r>
+      <w:r>
+        <w:rPr>
           <w:b/>
           <w:lang w:val="en_US" w:bidi="en_US"/>
         </w:rPr>
@@ -14368,6 +16379,20 @@
       </w:r>
       <w:r>
         <w:rPr>
+          <w:lang w:val="en_US" w:bidi="en_US"/>
+        </w:rPr>
+        <w:t>שָׁדְּדָ֣ה נִֽינְוֵ֔ה</w:t>
+      </w:r>
+    </w:p>
+    <w:p>
+      <w:pPr/>
+      <w:r>
+        <w:rPr>
+          <w:lang w:val="en_US" w:bidi="en_US"/>
+        </w:rPr>
+      </w:r>
+      <w:r>
+        <w:rPr>
           <w:b/>
           <w:lang w:val="en_US" w:bidi="en_US"/>
         </w:rPr>
@@ -14451,6 +16476,20 @@
       </w:r>
       <w:r>
         <w:rPr>
+          <w:lang w:val="en_US" w:bidi="en_US"/>
+        </w:rPr>
+        <w:t>מִ֖י יָנ֣וּד לָ֑⁠הּ</w:t>
+      </w:r>
+    </w:p>
+    <w:p>
+      <w:pPr/>
+      <w:r>
+        <w:rPr>
+          <w:lang w:val="en_US" w:bidi="en_US"/>
+        </w:rPr>
+      </w:r>
+      <w:r>
+        <w:rPr>
           <w:b/>
           <w:lang w:val="en_US" w:bidi="en_US"/>
         </w:rPr>
@@ -14534,6 +16573,20 @@
       </w:r>
       <w:r>
         <w:rPr>
+          <w:lang w:val="en_US" w:bidi="en_US"/>
+        </w:rPr>
+        <w:t>מֵ⁠אַ֛יִן אֲבַקֵּ֥שׁ מְנַחֲמִ֖ים לָֽ⁠ךְ</w:t>
+      </w:r>
+    </w:p>
+    <w:p>
+      <w:pPr/>
+      <w:r>
+        <w:rPr>
+          <w:lang w:val="en_US" w:bidi="en_US"/>
+        </w:rPr>
+      </w:r>
+      <w:r>
+        <w:rPr>
           <w:b/>
           <w:lang w:val="en_US" w:bidi="en_US"/>
         </w:rPr>
@@ -14617,6 +16670,20 @@
       </w:r>
       <w:r>
         <w:rPr>
+          <w:lang w:val="en_US" w:bidi="en_US"/>
+        </w:rPr>
+        <w:t>הֲ⁠תֵֽיטְבִי֙ מִ⁠נֹּ֣א אָמ֔וֹן הַ⁠יֹּֽשְׁבָה֙ בַּ⁠יְאֹרִ֔ים מַ֖יִם סָבִ֣יב לָ֑⁠הּ אֲשֶׁר־חֵ֣יל יָ֔ם מִ⁠יָּ֖ם חוֹמָתָֽ⁠הּ</w:t>
+      </w:r>
+    </w:p>
+    <w:p>
+      <w:pPr/>
+      <w:r>
+        <w:rPr>
+          <w:lang w:val="en_US" w:bidi="en_US"/>
+        </w:rPr>
+      </w:r>
+      <w:r>
+        <w:rPr>
           <w:b/>
           <w:lang w:val="en_US" w:bidi="en_US"/>
         </w:rPr>
@@ -14700,6 +16767,20 @@
       </w:r>
       <w:r>
         <w:rPr>
+          <w:lang w:val="en_US" w:bidi="en_US"/>
+        </w:rPr>
+        <w:t>מִ⁠נֹּ֣א אָמ֔וֹן</w:t>
+      </w:r>
+    </w:p>
+    <w:p>
+      <w:pPr/>
+      <w:r>
+        <w:rPr>
+          <w:lang w:val="en_US" w:bidi="en_US"/>
+        </w:rPr>
+      </w:r>
+      <w:r>
+        <w:rPr>
           <w:b/>
           <w:lang w:val="en_US" w:bidi="en_US"/>
         </w:rPr>
@@ -14790,6 +16871,20 @@
       </w:r>
       <w:r>
         <w:rPr>
+          <w:lang w:val="en_US" w:bidi="en_US"/>
+        </w:rPr>
+        <w:t>אֲשֶׁר־חֵ֣יל יָ֔ם מִ⁠יָּ֖ם חוֹמָתָֽ⁠הּ</w:t>
+      </w:r>
+    </w:p>
+    <w:p>
+      <w:pPr/>
+      <w:r>
+        <w:rPr>
+          <w:lang w:val="en_US" w:bidi="en_US"/>
+        </w:rPr>
+      </w:r>
+      <w:r>
+        <w:rPr>
           <w:b/>
           <w:lang w:val="en_US" w:bidi="en_US"/>
         </w:rPr>
@@ -14886,6 +16981,20 @@
       </w:r>
       <w:r>
         <w:rPr>
+          <w:lang w:val="en_US" w:bidi="en_US"/>
+        </w:rPr>
+        <w:t>מִ⁠יָּ֖ם חוֹמָתָֽ⁠הּ</w:t>
+      </w:r>
+    </w:p>
+    <w:p>
+      <w:pPr/>
+      <w:r>
+        <w:rPr>
+          <w:lang w:val="en_US" w:bidi="en_US"/>
+        </w:rPr>
+      </w:r>
+      <w:r>
+        <w:rPr>
           <w:b/>
           <w:lang w:val="en_US" w:bidi="en_US"/>
         </w:rPr>
@@ -14995,6 +17104,20 @@
       </w:r>
       <w:r>
         <w:rPr>
+          <w:lang w:val="en_US" w:bidi="en_US"/>
+        </w:rPr>
+        <w:t>מִ⁠יָּ֖ם חוֹמָתָֽ⁠הּ</w:t>
+      </w:r>
+    </w:p>
+    <w:p>
+      <w:pPr/>
+      <w:r>
+        <w:rPr>
+          <w:lang w:val="en_US" w:bidi="en_US"/>
+        </w:rPr>
+      </w:r>
+      <w:r>
+        <w:rPr>
           <w:b/>
           <w:lang w:val="en_US" w:bidi="en_US"/>
         </w:rPr>
@@ -15078,6 +17201,20 @@
       </w:r>
       <w:r>
         <w:rPr>
+          <w:lang w:val="en_US" w:bidi="en_US"/>
+        </w:rPr>
+        <w:t>עָצְמָ֛⁠ה</w:t>
+      </w:r>
+    </w:p>
+    <w:p>
+      <w:pPr/>
+      <w:r>
+        <w:rPr>
+          <w:lang w:val="en_US" w:bidi="en_US"/>
+        </w:rPr>
+      </w:r>
+      <w:r>
+        <w:rPr>
           <w:b/>
           <w:lang w:val="en_US" w:bidi="en_US"/>
         </w:rPr>
@@ -15174,6 +17311,20 @@
       </w:r>
       <w:r>
         <w:rPr>
+          <w:lang w:val="en_US" w:bidi="en_US"/>
+        </w:rPr>
+        <w:t>וְ⁠אֵ֣ין קֵ֑צֶה</w:t>
+      </w:r>
+    </w:p>
+    <w:p>
+      <w:pPr/>
+      <w:r>
+        <w:rPr>
+          <w:lang w:val="en_US" w:bidi="en_US"/>
+        </w:rPr>
+      </w:r>
+      <w:r>
+        <w:rPr>
           <w:b/>
           <w:lang w:val="en_US" w:bidi="en_US"/>
         </w:rPr>
@@ -15257,6 +17408,20 @@
       </w:r>
       <w:r>
         <w:rPr>
+          <w:lang w:val="en_US" w:bidi="en_US"/>
+        </w:rPr>
+        <w:t>וְ⁠אֵ֣ין קֵ֑צֶה</w:t>
+      </w:r>
+    </w:p>
+    <w:p>
+      <w:pPr/>
+      <w:r>
+        <w:rPr>
+          <w:lang w:val="en_US" w:bidi="en_US"/>
+        </w:rPr>
+      </w:r>
+      <w:r>
+        <w:rPr>
           <w:b/>
           <w:lang w:val="en_US" w:bidi="en_US"/>
         </w:rPr>
@@ -15340,6 +17505,20 @@
       </w:r>
       <w:r>
         <w:rPr>
+          <w:lang w:val="en_US" w:bidi="en_US"/>
+        </w:rPr>
+        <w:t>פּ֣וּט</w:t>
+      </w:r>
+    </w:p>
+    <w:p>
+      <w:pPr/>
+      <w:r>
+        <w:rPr>
+          <w:lang w:val="en_US" w:bidi="en_US"/>
+        </w:rPr>
+      </w:r>
+      <w:r>
+        <w:rPr>
           <w:b/>
           <w:lang w:val="en_US" w:bidi="en_US"/>
         </w:rPr>
@@ -15430,6 +17609,20 @@
       </w:r>
       <w:r>
         <w:rPr>
+          <w:lang w:val="en_US" w:bidi="en_US"/>
+        </w:rPr>
+        <w:t>וְ⁠לוּבִ֔ים</w:t>
+      </w:r>
+    </w:p>
+    <w:p>
+      <w:pPr/>
+      <w:r>
+        <w:rPr>
+          <w:lang w:val="en_US" w:bidi="en_US"/>
+        </w:rPr>
+      </w:r>
+      <w:r>
+        <w:rPr>
           <w:b/>
           <w:lang w:val="en_US" w:bidi="en_US"/>
         </w:rPr>
@@ -15520,6 +17713,20 @@
       </w:r>
       <w:r>
         <w:rPr>
+          <w:lang w:val="en_US" w:bidi="en_US"/>
+        </w:rPr>
+        <w:t>בְּ⁠עֶזְרָתֵֽ⁠ךְ</w:t>
+      </w:r>
+    </w:p>
+    <w:p>
+      <w:pPr/>
+      <w:r>
+        <w:rPr>
+          <w:lang w:val="en_US" w:bidi="en_US"/>
+        </w:rPr>
+      </w:r>
+      <w:r>
+        <w:rPr>
           <w:b/>
           <w:lang w:val="en_US" w:bidi="en_US"/>
         </w:rPr>
@@ -15616,6 +17823,20 @@
       </w:r>
       <w:r>
         <w:rPr>
+          <w:lang w:val="en_US" w:bidi="en_US"/>
+        </w:rPr>
+        <w:t>הִ֗יא לַ⁠גֹּלָה֙</w:t>
+      </w:r>
+    </w:p>
+    <w:p>
+      <w:pPr/>
+      <w:r>
+        <w:rPr>
+          <w:lang w:val="en_US" w:bidi="en_US"/>
+        </w:rPr>
+      </w:r>
+      <w:r>
+        <w:rPr>
           <w:b/>
           <w:lang w:val="en_US" w:bidi="en_US"/>
         </w:rPr>
@@ -15712,6 +17933,20 @@
       </w:r>
       <w:r>
         <w:rPr>
+          <w:lang w:val="en_US" w:bidi="en_US"/>
+        </w:rPr>
+        <w:t>גְּדוֹלֶ֖י⁠הָ</w:t>
+      </w:r>
+    </w:p>
+    <w:p>
+      <w:pPr/>
+      <w:r>
+        <w:rPr>
+          <w:lang w:val="en_US" w:bidi="en_US"/>
+        </w:rPr>
+      </w:r>
+      <w:r>
+        <w:rPr>
           <w:b/>
           <w:lang w:val="en_US" w:bidi="en_US"/>
         </w:rPr>
@@ -15808,6 +18043,20 @@
       </w:r>
       <w:r>
         <w:rPr>
+          <w:lang w:val="en_US" w:bidi="en_US"/>
+        </w:rPr>
+        <w:t>עֹלָלֶ֛י⁠הָ יְרֻטְּשׁ֖וּ</w:t>
+      </w:r>
+    </w:p>
+    <w:p>
+      <w:pPr/>
+      <w:r>
+        <w:rPr>
+          <w:lang w:val="en_US" w:bidi="en_US"/>
+        </w:rPr>
+      </w:r>
+      <w:r>
+        <w:rPr>
           <w:b/>
           <w:lang w:val="en_US" w:bidi="en_US"/>
         </w:rPr>
@@ -15904,6 +18153,20 @@
       </w:r>
       <w:r>
         <w:rPr>
+          <w:lang w:val="en_US" w:bidi="en_US"/>
+        </w:rPr>
+        <w:t>בְּ⁠רֹ֣אשׁ כָּל־חוּצ֑וֹת</w:t>
+      </w:r>
+    </w:p>
+    <w:p>
+      <w:pPr/>
+      <w:r>
+        <w:rPr>
+          <w:lang w:val="en_US" w:bidi="en_US"/>
+        </w:rPr>
+      </w:r>
+      <w:r>
+        <w:rPr>
           <w:b/>
           <w:lang w:val="en_US" w:bidi="en_US"/>
         </w:rPr>
@@ -16000,6 +18263,20 @@
       </w:r>
       <w:r>
         <w:rPr>
+          <w:lang w:val="en_US" w:bidi="en_US"/>
+        </w:rPr>
+        <w:t>יַדּ֣וּ</w:t>
+      </w:r>
+    </w:p>
+    <w:p>
+      <w:pPr/>
+      <w:r>
+        <w:rPr>
+          <w:lang w:val="en_US" w:bidi="en_US"/>
+        </w:rPr>
+      </w:r>
+      <w:r>
+        <w:rPr>
           <w:b/>
           <w:lang w:val="en_US" w:bidi="en_US"/>
         </w:rPr>
@@ -16096,6 +18373,20 @@
       </w:r>
       <w:r>
         <w:rPr>
+          <w:lang w:val="en_US" w:bidi="en_US"/>
+        </w:rPr>
+        <w:t>וְ⁠כָל־גְּדוֹלֶ֖י⁠הָ רֻתְּק֥וּ</w:t>
+      </w:r>
+    </w:p>
+    <w:p>
+      <w:pPr/>
+      <w:r>
+        <w:rPr>
+          <w:lang w:val="en_US" w:bidi="en_US"/>
+        </w:rPr>
+      </w:r>
+      <w:r>
+        <w:rPr>
           <w:b/>
           <w:lang w:val="en_US" w:bidi="en_US"/>
         </w:rPr>
@@ -16192,6 +18483,20 @@
       </w:r>
       <w:r>
         <w:rPr>
+          <w:lang w:val="en_US" w:bidi="en_US"/>
+        </w:rPr>
+        <w:t>אַ֣תְּ</w:t>
+      </w:r>
+    </w:p>
+    <w:p>
+      <w:pPr/>
+      <w:r>
+        <w:rPr>
+          <w:lang w:val="en_US" w:bidi="en_US"/>
+        </w:rPr>
+      </w:r>
+      <w:r>
+        <w:rPr>
           <w:b/>
           <w:lang w:val="en_US" w:bidi="en_US"/>
         </w:rPr>
@@ -16288,6 +18593,20 @@
       </w:r>
       <w:r>
         <w:rPr>
+          <w:lang w:val="en_US" w:bidi="en_US"/>
+        </w:rPr>
+        <w:t>תִּשְׁכְּרִ֔י</w:t>
+      </w:r>
+    </w:p>
+    <w:p>
+      <w:pPr/>
+      <w:r>
+        <w:rPr>
+          <w:lang w:val="en_US" w:bidi="en_US"/>
+        </w:rPr>
+      </w:r>
+      <w:r>
+        <w:rPr>
           <w:b/>
           <w:lang w:val="en_US" w:bidi="en_US"/>
         </w:rPr>
@@ -16384,6 +18703,20 @@
       </w:r>
       <w:r>
         <w:rPr>
+          <w:lang w:val="en_US" w:bidi="en_US"/>
+        </w:rPr>
+        <w:t>תְּהִ֖י נַֽעֲלָמָ֑ה</w:t>
+      </w:r>
+    </w:p>
+    <w:p>
+      <w:pPr/>
+      <w:r>
+        <w:rPr>
+          <w:lang w:val="en_US" w:bidi="en_US"/>
+        </w:rPr>
+      </w:r>
+      <w:r>
+        <w:rPr>
           <w:b/>
           <w:lang w:val="en_US" w:bidi="en_US"/>
         </w:rPr>
@@ -16480,6 +18813,20 @@
       </w:r>
       <w:r>
         <w:rPr>
+          <w:lang w:val="en_US" w:bidi="en_US"/>
+        </w:rPr>
+        <w:t>כָּ֨ל־מִבְצָרַ֔יִ⁠ךְ תְּאֵנִ֖ים עִם־בִּכּוּרִ֑ים</w:t>
+      </w:r>
+    </w:p>
+    <w:p>
+      <w:pPr/>
+      <w:r>
+        <w:rPr>
+          <w:lang w:val="en_US" w:bidi="en_US"/>
+        </w:rPr>
+      </w:r>
+      <w:r>
+        <w:rPr>
           <w:b/>
           <w:lang w:val="en_US" w:bidi="en_US"/>
         </w:rPr>
@@ -16589,6 +18936,20 @@
       </w:r>
       <w:r>
         <w:rPr>
+          <w:lang w:val="en_US" w:bidi="en_US"/>
+        </w:rPr>
+        <w:t>הִנֵּ֨ה</w:t>
+      </w:r>
+    </w:p>
+    <w:p>
+      <w:pPr/>
+      <w:r>
+        <w:rPr>
+          <w:lang w:val="en_US" w:bidi="en_US"/>
+        </w:rPr>
+      </w:r>
+      <w:r>
+        <w:rPr>
           <w:b/>
           <w:lang w:val="en_US" w:bidi="en_US"/>
         </w:rPr>
@@ -16685,6 +19046,20 @@
       </w:r>
       <w:r>
         <w:rPr>
+          <w:lang w:val="en_US" w:bidi="en_US"/>
+        </w:rPr>
+        <w:t>עַמֵּ֤⁠ךְ</w:t>
+      </w:r>
+    </w:p>
+    <w:p>
+      <w:pPr/>
+      <w:r>
+        <w:rPr>
+          <w:lang w:val="en_US" w:bidi="en_US"/>
+        </w:rPr>
+      </w:r>
+      <w:r>
+        <w:rPr>
           <w:b/>
           <w:lang w:val="en_US" w:bidi="en_US"/>
         </w:rPr>
@@ -16781,6 +19156,20 @@
       </w:r>
       <w:r>
         <w:rPr>
+          <w:lang w:val="en_US" w:bidi="en_US"/>
+        </w:rPr>
+        <w:t>נָשִׁים֙</w:t>
+      </w:r>
+    </w:p>
+    <w:p>
+      <w:pPr/>
+      <w:r>
+        <w:rPr>
+          <w:lang w:val="en_US" w:bidi="en_US"/>
+        </w:rPr>
+      </w:r>
+      <w:r>
+        <w:rPr>
           <w:b/>
           <w:lang w:val="en_US" w:bidi="en_US"/>
         </w:rPr>
@@ -16890,6 +19279,20 @@
       </w:r>
       <w:r>
         <w:rPr>
+          <w:lang w:val="en_US" w:bidi="en_US"/>
+        </w:rPr>
+        <w:t>פָּת֥וֹחַ נִפְתְּח֖וּ</w:t>
+      </w:r>
+    </w:p>
+    <w:p>
+      <w:pPr/>
+      <w:r>
+        <w:rPr>
+          <w:lang w:val="en_US" w:bidi="en_US"/>
+        </w:rPr>
+      </w:r>
+      <w:r>
+        <w:rPr>
           <w:b/>
           <w:lang w:val="en_US" w:bidi="en_US"/>
         </w:rPr>
@@ -16986,6 +19389,20 @@
       </w:r>
       <w:r>
         <w:rPr>
+          <w:lang w:val="en_US" w:bidi="en_US"/>
+        </w:rPr>
+        <w:t>נִפְתְּח֖וּ &amp; אָכְלָ֥ה</w:t>
+      </w:r>
+    </w:p>
+    <w:p>
+      <w:pPr/>
+      <w:r>
+        <w:rPr>
+          <w:lang w:val="en_US" w:bidi="en_US"/>
+        </w:rPr>
+      </w:r>
+      <w:r>
+        <w:rPr>
           <w:b/>
           <w:lang w:val="en_US" w:bidi="en_US"/>
         </w:rPr>
@@ -17082,6 +19499,20 @@
       </w:r>
       <w:r>
         <w:rPr>
+          <w:lang w:val="en_US" w:bidi="en_US"/>
+        </w:rPr>
+        <w:t>בְּרִיחָֽיִ⁠ך</w:t>
+      </w:r>
+    </w:p>
+    <w:p>
+      <w:pPr/>
+      <w:r>
+        <w:rPr>
+          <w:lang w:val="en_US" w:bidi="en_US"/>
+        </w:rPr>
+      </w:r>
+      <w:r>
+        <w:rPr>
           <w:b/>
           <w:lang w:val="en_US" w:bidi="en_US"/>
         </w:rPr>
@@ -17178,6 +19609,20 @@
       </w:r>
       <w:r>
         <w:rPr>
+          <w:lang w:val="en_US" w:bidi="en_US"/>
+        </w:rPr>
+        <w:t>מֵ֤י מָצוֹר֙ שַֽׁאֲבִי־לָ֔⁠ךְ</w:t>
+      </w:r>
+    </w:p>
+    <w:p>
+      <w:pPr/>
+      <w:r>
+        <w:rPr>
+          <w:lang w:val="en_US" w:bidi="en_US"/>
+        </w:rPr>
+      </w:r>
+      <w:r>
+        <w:rPr>
           <w:b/>
           <w:lang w:val="en_US" w:bidi="en_US"/>
         </w:rPr>
@@ -17274,6 +19719,20 @@
       </w:r>
       <w:r>
         <w:rPr>
+          <w:lang w:val="en_US" w:bidi="en_US"/>
+        </w:rPr>
+        <w:t>לָ֔⁠ךְ</w:t>
+      </w:r>
+    </w:p>
+    <w:p>
+      <w:pPr/>
+      <w:r>
+        <w:rPr>
+          <w:lang w:val="en_US" w:bidi="en_US"/>
+        </w:rPr>
+      </w:r>
+      <w:r>
+        <w:rPr>
           <w:b/>
           <w:lang w:val="en_US" w:bidi="en_US"/>
         </w:rPr>
@@ -17370,6 +19829,20 @@
       </w:r>
       <w:r>
         <w:rPr>
+          <w:lang w:val="en_US" w:bidi="en_US"/>
+        </w:rPr>
+        <w:t>מַלְבֵּֽן</w:t>
+      </w:r>
+    </w:p>
+    <w:p>
+      <w:pPr/>
+      <w:r>
+        <w:rPr>
+          <w:lang w:val="en_US" w:bidi="en_US"/>
+        </w:rPr>
+      </w:r>
+      <w:r>
+        <w:rPr>
           <w:b/>
           <w:lang w:val="en_US" w:bidi="en_US"/>
         </w:rPr>
@@ -17466,6 +19939,20 @@
       </w:r>
       <w:r>
         <w:rPr>
+          <w:lang w:val="en_US" w:bidi="en_US"/>
+        </w:rPr>
+        <w:t>שָׁ֚ם תֹּאכְלֵ֣⁠ךְ אֵ֔שׁ</w:t>
+      </w:r>
+    </w:p>
+    <w:p>
+      <w:pPr/>
+      <w:r>
+        <w:rPr>
+          <w:lang w:val="en_US" w:bidi="en_US"/>
+        </w:rPr>
+      </w:r>
+      <w:r>
+        <w:rPr>
           <w:b/>
           <w:lang w:val="en_US" w:bidi="en_US"/>
         </w:rPr>
@@ -17562,6 +20049,20 @@
       </w:r>
       <w:r>
         <w:rPr>
+          <w:lang w:val="en_US" w:bidi="en_US"/>
+        </w:rPr>
+        <w:t>תַּכְרִיתֵ֣⁠ךְ</w:t>
+      </w:r>
+    </w:p>
+    <w:p>
+      <w:pPr/>
+      <w:r>
+        <w:rPr>
+          <w:lang w:val="en_US" w:bidi="en_US"/>
+        </w:rPr>
+      </w:r>
+      <w:r>
+        <w:rPr>
           <w:b/>
           <w:lang w:val="en_US" w:bidi="en_US"/>
         </w:rPr>
@@ -17658,6 +20159,20 @@
       </w:r>
       <w:r>
         <w:rPr>
+          <w:lang w:val="en_US" w:bidi="en_US"/>
+        </w:rPr>
+        <w:t>כַּ⁠יָּ֑לֶק</w:t>
+      </w:r>
+    </w:p>
+    <w:p>
+      <w:pPr/>
+      <w:r>
+        <w:rPr>
+          <w:lang w:val="en_US" w:bidi="en_US"/>
+        </w:rPr>
+      </w:r>
+      <w:r>
+        <w:rPr>
           <w:b/>
           <w:lang w:val="en_US" w:bidi="en_US"/>
         </w:rPr>
@@ -17741,6 +20256,20 @@
       </w:r>
       <w:r>
         <w:rPr>
+          <w:lang w:val="en_US" w:bidi="en_US"/>
+        </w:rPr>
+        <w:t>כַּ⁠יֶּ֔לֶק</w:t>
+      </w:r>
+    </w:p>
+    <w:p>
+      <w:pPr/>
+      <w:r>
+        <w:rPr>
+          <w:lang w:val="en_US" w:bidi="en_US"/>
+        </w:rPr>
+      </w:r>
+      <w:r>
+        <w:rPr>
           <w:b/>
           <w:lang w:val="en_US" w:bidi="en_US"/>
         </w:rPr>
@@ -17824,6 +20353,20 @@
       </w:r>
       <w:r>
         <w:rPr>
+          <w:lang w:val="en_US" w:bidi="en_US"/>
+        </w:rPr>
+        <w:t>כָּ⁠אַרְבֶּֽה</w:t>
+      </w:r>
+    </w:p>
+    <w:p>
+      <w:pPr/>
+      <w:r>
+        <w:rPr>
+          <w:lang w:val="en_US" w:bidi="en_US"/>
+        </w:rPr>
+      </w:r>
+      <w:r>
+        <w:rPr>
           <w:b/>
           <w:lang w:val="en_US" w:bidi="en_US"/>
         </w:rPr>
@@ -17907,6 +20450,20 @@
       </w:r>
       <w:r>
         <w:rPr>
+          <w:lang w:val="en_US" w:bidi="en_US"/>
+        </w:rPr>
+        <w:t>הִרְבֵּית֙</w:t>
+      </w:r>
+    </w:p>
+    <w:p>
+      <w:pPr/>
+      <w:r>
+        <w:rPr>
+          <w:lang w:val="en_US" w:bidi="en_US"/>
+        </w:rPr>
+      </w:r>
+      <w:r>
+        <w:rPr>
           <w:b/>
           <w:lang w:val="en_US" w:bidi="en_US"/>
         </w:rPr>
@@ -18003,6 +20560,20 @@
       </w:r>
       <w:r>
         <w:rPr>
+          <w:lang w:val="en_US" w:bidi="en_US"/>
+        </w:rPr>
+        <w:t>מִ⁠כּוֹכְבֵ֖י הַ⁠שָּׁמָ֑יִם</w:t>
+      </w:r>
+    </w:p>
+    <w:p>
+      <w:pPr/>
+      <w:r>
+        <w:rPr>
+          <w:lang w:val="en_US" w:bidi="en_US"/>
+        </w:rPr>
+      </w:r>
+      <w:r>
+        <w:rPr>
           <w:b/>
           <w:lang w:val="en_US" w:bidi="en_US"/>
         </w:rPr>
@@ -18086,6 +20657,20 @@
       </w:r>
       <w:r>
         <w:rPr>
+          <w:lang w:val="en_US" w:bidi="en_US"/>
+        </w:rPr>
+        <w:t>יֶ֥לֶק פָּשַׁ֖ט וַ⁠יָּעֹֽף</w:t>
+      </w:r>
+    </w:p>
+    <w:p>
+      <w:pPr/>
+      <w:r>
+        <w:rPr>
+          <w:lang w:val="en_US" w:bidi="en_US"/>
+        </w:rPr>
+      </w:r>
+      <w:r>
+        <w:rPr>
           <w:b/>
           <w:lang w:val="en_US" w:bidi="en_US"/>
         </w:rPr>
@@ -18169,6 +20754,20 @@
       </w:r>
       <w:r>
         <w:rPr>
+          <w:lang w:val="en_US" w:bidi="en_US"/>
+        </w:rPr>
+        <w:t>פָּשַׁ֖ט</w:t>
+      </w:r>
+    </w:p>
+    <w:p>
+      <w:pPr/>
+      <w:r>
+        <w:rPr>
+          <w:lang w:val="en_US" w:bidi="en_US"/>
+        </w:rPr>
+      </w:r>
+      <w:r>
+        <w:rPr>
           <w:b/>
           <w:lang w:val="en_US" w:bidi="en_US"/>
         </w:rPr>
@@ -18265,6 +20864,20 @@
       </w:r>
       <w:r>
         <w:rPr>
+          <w:lang w:val="en_US" w:bidi="en_US"/>
+        </w:rPr>
+        <w:t>מִנְּזָרַ֨יִ⁠ךְ֙ כָּֽ⁠אַרְבֶּ֔ה וְ⁠טַפְסְרַ֖יִ⁠ךְ כְּ⁠ג֣וֹב גֹּבָ֑י</w:t>
+      </w:r>
+    </w:p>
+    <w:p>
+      <w:pPr/>
+      <w:r>
+        <w:rPr>
+          <w:lang w:val="en_US" w:bidi="en_US"/>
+        </w:rPr>
+      </w:r>
+      <w:r>
+        <w:rPr>
           <w:b/>
           <w:lang w:val="en_US" w:bidi="en_US"/>
         </w:rPr>
@@ -18348,6 +20961,20 @@
       </w:r>
       <w:r>
         <w:rPr>
+          <w:lang w:val="en_US" w:bidi="en_US"/>
+        </w:rPr>
+        <w:t>מִנְּזָרַ֨יִ⁠ךְ֙ כָּֽ⁠אַרְבֶּ֔ה וְ⁠טַפְסְרַ֖יִ⁠ךְ כְּ⁠ג֣וֹב גֹּבָ֑י</w:t>
+      </w:r>
+    </w:p>
+    <w:p>
+      <w:pPr/>
+      <w:r>
+        <w:rPr>
+          <w:lang w:val="en_US" w:bidi="en_US"/>
+        </w:rPr>
+      </w:r>
+      <w:r>
+        <w:rPr>
           <w:b/>
           <w:lang w:val="en_US" w:bidi="en_US"/>
         </w:rPr>
@@ -18444,6 +21071,20 @@
       </w:r>
       <w:r>
         <w:rPr>
+          <w:lang w:val="en_US" w:bidi="en_US"/>
+        </w:rPr>
+        <w:t>וְ⁠טַפְסְרַ֖יִ⁠ךְ כְּ⁠ג֣וֹב גֹּבָ֑י</w:t>
+      </w:r>
+    </w:p>
+    <w:p>
+      <w:pPr/>
+      <w:r>
+        <w:rPr>
+          <w:lang w:val="en_US" w:bidi="en_US"/>
+        </w:rPr>
+      </w:r>
+      <w:r>
+        <w:rPr>
           <w:b/>
           <w:lang w:val="en_US" w:bidi="en_US"/>
         </w:rPr>
@@ -18527,6 +21168,20 @@
       </w:r>
       <w:r>
         <w:rPr>
+          <w:lang w:val="en_US" w:bidi="en_US"/>
+        </w:rPr>
+        <w:t>וְ⁠נוֹדַ֔ד &amp; מְקוֹמ֖⁠וֹ</w:t>
+      </w:r>
+    </w:p>
+    <w:p>
+      <w:pPr/>
+      <w:r>
+        <w:rPr>
+          <w:lang w:val="en_US" w:bidi="en_US"/>
+        </w:rPr>
+      </w:r>
+      <w:r>
+        <w:rPr>
           <w:b/>
           <w:lang w:val="en_US" w:bidi="en_US"/>
         </w:rPr>
@@ -18649,6 +21304,20 @@
       </w:r>
       <w:r>
         <w:rPr>
+          <w:lang w:val="en_US" w:bidi="en_US"/>
+        </w:rPr>
+        <w:t>נָמ֤וּ רֹעֶ֨י⁠ךָ֙ מֶ֣לֶךְ אַשּׁ֔וּר</w:t>
+      </w:r>
+    </w:p>
+    <w:p>
+      <w:pPr/>
+      <w:r>
+        <w:rPr>
+          <w:lang w:val="en_US" w:bidi="en_US"/>
+        </w:rPr>
+      </w:r>
+      <w:r>
+        <w:rPr>
           <w:b/>
           <w:lang w:val="en_US" w:bidi="en_US"/>
         </w:rPr>
@@ -18732,6 +21401,20 @@
       </w:r>
       <w:r>
         <w:rPr>
+          <w:lang w:val="en_US" w:bidi="en_US"/>
+        </w:rPr>
+        <w:t>נָמ֤וּ רֹעֶ֨י⁠ךָ֙ &amp; יִשְׁכְּנ֖וּ אַדִּירֶ֑י⁠ךָ</w:t>
+      </w:r>
+    </w:p>
+    <w:p>
+      <w:pPr/>
+      <w:r>
+        <w:rPr>
+          <w:lang w:val="en_US" w:bidi="en_US"/>
+        </w:rPr>
+      </w:r>
+      <w:r>
+        <w:rPr>
           <w:b/>
           <w:lang w:val="en_US" w:bidi="en_US"/>
         </w:rPr>
@@ -18828,6 +21511,20 @@
       </w:r>
       <w:r>
         <w:rPr>
+          <w:lang w:val="en_US" w:bidi="en_US"/>
+        </w:rPr>
+        <w:t>רֹעֶ֨י⁠ךָ֙</w:t>
+      </w:r>
+    </w:p>
+    <w:p>
+      <w:pPr/>
+      <w:r>
+        <w:rPr>
+          <w:lang w:val="en_US" w:bidi="en_US"/>
+        </w:rPr>
+      </w:r>
+      <w:r>
+        <w:rPr>
           <w:b/>
           <w:lang w:val="en_US" w:bidi="en_US"/>
         </w:rPr>
@@ -18924,6 +21621,20 @@
       </w:r>
       <w:r>
         <w:rPr>
+          <w:lang w:val="en_US" w:bidi="en_US"/>
+        </w:rPr>
+        <w:t>נָמ֤וּ &amp; יִשְׁכְּנ֖וּ</w:t>
+      </w:r>
+    </w:p>
+    <w:p>
+      <w:pPr/>
+      <w:r>
+        <w:rPr>
+          <w:lang w:val="en_US" w:bidi="en_US"/>
+        </w:rPr>
+      </w:r>
+      <w:r>
+        <w:rPr>
           <w:b/>
           <w:lang w:val="en_US" w:bidi="en_US"/>
         </w:rPr>
@@ -19046,6 +21757,20 @@
       </w:r>
       <w:r>
         <w:rPr>
+          <w:lang w:val="en_US" w:bidi="en_US"/>
+        </w:rPr>
+        <w:t>נָפֹ֧שׁוּ עַמְּ⁠ךָ֛</w:t>
+      </w:r>
+    </w:p>
+    <w:p>
+      <w:pPr/>
+      <w:r>
+        <w:rPr>
+          <w:lang w:val="en_US" w:bidi="en_US"/>
+        </w:rPr>
+      </w:r>
+      <w:r>
+        <w:rPr>
           <w:b/>
           <w:lang w:val="en_US" w:bidi="en_US"/>
         </w:rPr>
@@ -19142,6 +21867,20 @@
       </w:r>
       <w:r>
         <w:rPr>
+          <w:lang w:val="en_US" w:bidi="en_US"/>
+        </w:rPr>
+        <w:t>אֵין־כֵּהָ֣ה לְ⁠שִׁבְרֶ֔⁠ךָ</w:t>
+      </w:r>
+    </w:p>
+    <w:p>
+      <w:pPr/>
+      <w:r>
+        <w:rPr>
+          <w:lang w:val="en_US" w:bidi="en_US"/>
+        </w:rPr>
+      </w:r>
+      <w:r>
+        <w:rPr>
           <w:b/>
           <w:lang w:val="en_US" w:bidi="en_US"/>
         </w:rPr>
@@ -19251,6 +21990,20 @@
       </w:r>
       <w:r>
         <w:rPr>
+          <w:lang w:val="en_US" w:bidi="en_US"/>
+        </w:rPr>
+        <w:t>נַחְלָ֖ה מַכָּתֶ֑⁠ךָ</w:t>
+      </w:r>
+    </w:p>
+    <w:p>
+      <w:pPr/>
+      <w:r>
+        <w:rPr>
+          <w:lang w:val="en_US" w:bidi="en_US"/>
+        </w:rPr>
+      </w:r>
+      <w:r>
+        <w:rPr>
           <w:b/>
           <w:lang w:val="en_US" w:bidi="en_US"/>
         </w:rPr>
@@ -19347,6 +22100,20 @@
       </w:r>
       <w:r>
         <w:rPr>
+          <w:lang w:val="en_US" w:bidi="en_US"/>
+        </w:rPr>
+        <w:t>שֹׁמְעֵ֣י שִׁמְעֲ⁠ךָ֗</w:t>
+      </w:r>
+    </w:p>
+    <w:p>
+      <w:pPr/>
+      <w:r>
+        <w:rPr>
+          <w:lang w:val="en_US" w:bidi="en_US"/>
+        </w:rPr>
+      </w:r>
+      <w:r>
+        <w:rPr>
           <w:b/>
           <w:lang w:val="en_US" w:bidi="en_US"/>
         </w:rPr>
@@ -19443,6 +22210,20 @@
       </w:r>
       <w:r>
         <w:rPr>
+          <w:lang w:val="en_US" w:bidi="en_US"/>
+        </w:rPr>
+        <w:t>תָּ֤קְעוּ כַף֙</w:t>
+      </w:r>
+    </w:p>
+    <w:p>
+      <w:pPr/>
+      <w:r>
+        <w:rPr>
+          <w:lang w:val="en_US" w:bidi="en_US"/>
+        </w:rPr>
+      </w:r>
+      <w:r>
+        <w:rPr>
           <w:b/>
           <w:lang w:val="en_US" w:bidi="en_US"/>
         </w:rPr>
@@ -19526,6 +22307,20 @@
       </w:r>
       <w:r>
         <w:rPr>
+          <w:lang w:val="en_US" w:bidi="en_US"/>
+        </w:rPr>
+        <w:t>כִּ֗י עַל־מִ֛י לֹֽא־עָבְרָ֥ה רָעָתְ⁠ךָ֖ תָּמִֽיד</w:t>
+      </w:r>
+    </w:p>
+    <w:p>
+      <w:pPr/>
+      <w:r>
+        <w:rPr>
+          <w:lang w:val="en_US" w:bidi="en_US"/>
+        </w:rPr>
+      </w:r>
+      <w:r>
+        <w:rPr>
           <w:b/>
           <w:lang w:val="en_US" w:bidi="en_US"/>
         </w:rPr>
@@ -19598,6 +22393,20 @@
         <w:rPr>
           <w:lang w:val="en_US" w:bidi="en_US"/>
         </w:rPr>
+      </w:r>
+    </w:p>
+    <w:p>
+      <w:pPr/>
+      <w:r>
+        <w:rPr>
+          <w:lang w:val="en_US" w:bidi="en_US"/>
+        </w:rPr>
+      </w:r>
+      <w:r>
+        <w:rPr>
+          <w:lang w:val="en_US" w:bidi="en_US"/>
+        </w:rPr>
+        <w:t>רָעָתְ⁠ךָ֖ תָּמִֽיד</w:t>
       </w:r>
     </w:p>
     <w:p>

--- a/eng/docx/34.content.docx
+++ b/eng/docx/34.content.docx
@@ -900,6 +900,20 @@
       </w:r>
       <w:r>
         <w:rPr>
+          <w:lang w:val="en_US" w:bidi="en_US"/>
+        </w:rPr>
+        <w:t>מַשָּׂ֖א</w:t>
+      </w:r>
+    </w:p>
+    <w:p>
+      <w:pPr/>
+      <w:r>
+        <w:rPr>
+          <w:lang w:val="en_US" w:bidi="en_US"/>
+        </w:rPr>
+      </w:r>
+      <w:r>
+        <w:rPr>
           <w:b/>
           <w:lang w:val="en_US" w:bidi="en_US"/>
         </w:rPr>
@@ -996,6 +1010,20 @@
       </w:r>
       <w:r>
         <w:rPr>
+          <w:lang w:val="en_US" w:bidi="en_US"/>
+        </w:rPr>
+        <w:t>הָ⁠אֶלְקֹשִֽׁי</w:t>
+      </w:r>
+    </w:p>
+    <w:p>
+      <w:pPr/>
+      <w:r>
+        <w:rPr>
+          <w:lang w:val="en_US" w:bidi="en_US"/>
+        </w:rPr>
+      </w:r>
+      <w:r>
+        <w:rPr>
           <w:b/>
           <w:lang w:val="en_US" w:bidi="en_US"/>
         </w:rPr>
@@ -1092,6 +1120,20 @@
       </w:r>
       <w:r>
         <w:rPr>
+          <w:lang w:val="en_US" w:bidi="en_US"/>
+        </w:rPr>
+        <w:t>נֹקֵ֤ם &amp; לְ⁠צָרָ֔י⁠ו</w:t>
+      </w:r>
+    </w:p>
+    <w:p>
+      <w:pPr/>
+      <w:r>
+        <w:rPr>
+          <w:lang w:val="en_US" w:bidi="en_US"/>
+        </w:rPr>
+      </w:r>
+      <w:r>
+        <w:rPr>
           <w:b/>
           <w:lang w:val="en_US" w:bidi="en_US"/>
         </w:rPr>
@@ -1188,6 +1230,20 @@
       </w:r>
       <w:r>
         <w:rPr>
+          <w:lang w:val="en_US" w:bidi="en_US"/>
+        </w:rPr>
+        <w:t>אֵ֣ל קַנּ֤וֹא וְ⁠נֹקֵם֙ יְהוָ֔ה נֹקֵ֥ם יְהוָ֖ה וּ⁠בַ֣עַל חֵמָ֑ה</w:t>
+      </w:r>
+    </w:p>
+    <w:p>
+      <w:pPr/>
+      <w:r>
+        <w:rPr>
+          <w:lang w:val="en_US" w:bidi="en_US"/>
+        </w:rPr>
+      </w:r>
+      <w:r>
+        <w:rPr>
           <w:b/>
           <w:lang w:val="en_US" w:bidi="en_US"/>
         </w:rPr>
@@ -1271,6 +1327,20 @@
       </w:r>
       <w:r>
         <w:rPr>
+          <w:lang w:val="en_US" w:bidi="en_US"/>
+        </w:rPr>
+        <w:t>וּ⁠בַ֣עַל חֵמָ֑ה</w:t>
+      </w:r>
+    </w:p>
+    <w:p>
+      <w:pPr/>
+      <w:r>
+        <w:rPr>
+          <w:lang w:val="en_US" w:bidi="en_US"/>
+        </w:rPr>
+      </w:r>
+      <w:r>
+        <w:rPr>
           <w:b/>
           <w:lang w:val="en_US" w:bidi="en_US"/>
         </w:rPr>
@@ -1367,6 +1437,20 @@
       </w:r>
       <w:r>
         <w:rPr>
+          <w:lang w:val="en_US" w:bidi="en_US"/>
+        </w:rPr>
+        <w:t>נֹקֵ֤ם יְהוָה֙ לְ⁠צָרָ֔י⁠ו וְ⁠נוֹטֵ֥ר ה֖וּא לְ⁠אֹיְבָֽי⁠ו</w:t>
+      </w:r>
+    </w:p>
+    <w:p>
+      <w:pPr/>
+      <w:r>
+        <w:rPr>
+          <w:lang w:val="en_US" w:bidi="en_US"/>
+        </w:rPr>
+      </w:r>
+      <w:r>
+        <w:rPr>
           <w:b/>
           <w:lang w:val="en_US" w:bidi="en_US"/>
         </w:rPr>
@@ -1463,6 +1547,20 @@
       </w:r>
       <w:r>
         <w:rPr>
+          <w:lang w:val="en_US" w:bidi="en_US"/>
+        </w:rPr>
+        <w:t>וְ⁠נוֹטֵ֥ר ה֖וּא לְ⁠אֹיְבָֽי⁠ו</w:t>
+      </w:r>
+    </w:p>
+    <w:p>
+      <w:pPr/>
+      <w:r>
+        <w:rPr>
+          <w:lang w:val="en_US" w:bidi="en_US"/>
+        </w:rPr>
+      </w:r>
+      <w:r>
+        <w:rPr>
           <w:b/>
           <w:lang w:val="en_US" w:bidi="en_US"/>
         </w:rPr>
@@ -1559,6 +1657,20 @@
       </w:r>
       <w:r>
         <w:rPr>
+          <w:lang w:val="en_US" w:bidi="en_US"/>
+        </w:rPr>
+        <w:t>אֶ֤רֶךְ אַפַּ֨יִם֙</w:t>
+      </w:r>
+    </w:p>
+    <w:p>
+      <w:pPr/>
+      <w:r>
+        <w:rPr>
+          <w:lang w:val="en_US" w:bidi="en_US"/>
+        </w:rPr>
+      </w:r>
+      <w:r>
+        <w:rPr>
           <w:b/>
           <w:lang w:val="en_US" w:bidi="en_US"/>
         </w:rPr>
@@ -1655,6 +1767,20 @@
       </w:r>
       <w:r>
         <w:rPr>
+          <w:lang w:val="en_US" w:bidi="en_US"/>
+        </w:rPr>
+        <w:t>ו⁠גדול־כֹּ֔חַ</w:t>
+      </w:r>
+    </w:p>
+    <w:p>
+      <w:pPr/>
+      <w:r>
+        <w:rPr>
+          <w:lang w:val="en_US" w:bidi="en_US"/>
+        </w:rPr>
+      </w:r>
+      <w:r>
+        <w:rPr>
           <w:b/>
           <w:lang w:val="en_US" w:bidi="en_US"/>
         </w:rPr>
@@ -1751,6 +1877,20 @@
       </w:r>
       <w:r>
         <w:rPr>
+          <w:lang w:val="en_US" w:bidi="en_US"/>
+        </w:rPr>
+        <w:t>וְ⁠נַקֵּ֖ה לֹ֣א יְנַקֶּ֑ה</w:t>
+      </w:r>
+    </w:p>
+    <w:p>
+      <w:pPr/>
+      <w:r>
+        <w:rPr>
+          <w:lang w:val="en_US" w:bidi="en_US"/>
+        </w:rPr>
+      </w:r>
+      <w:r>
+        <w:rPr>
           <w:b/>
           <w:lang w:val="en_US" w:bidi="en_US"/>
         </w:rPr>
@@ -1847,6 +1987,20 @@
       </w:r>
       <w:r>
         <w:rPr>
+          <w:lang w:val="en_US" w:bidi="en_US"/>
+        </w:rPr>
+        <w:t>גּוֹעֵ֤ר</w:t>
+      </w:r>
+    </w:p>
+    <w:p>
+      <w:pPr/>
+      <w:r>
+        <w:rPr>
+          <w:lang w:val="en_US" w:bidi="en_US"/>
+        </w:rPr>
+      </w:r>
+      <w:r>
+        <w:rPr>
           <w:b/>
           <w:lang w:val="en_US" w:bidi="en_US"/>
         </w:rPr>
@@ -1943,6 +2097,20 @@
       </w:r>
       <w:r>
         <w:rPr>
+          <w:lang w:val="en_US" w:bidi="en_US"/>
+        </w:rPr>
+        <w:t>אֻמְלַ֤ל בָּשָׁן֙</w:t>
+      </w:r>
+    </w:p>
+    <w:p>
+      <w:pPr/>
+      <w:r>
+        <w:rPr>
+          <w:lang w:val="en_US" w:bidi="en_US"/>
+        </w:rPr>
+      </w:r>
+      <w:r>
+        <w:rPr>
           <w:b/>
           <w:lang w:val="en_US" w:bidi="en_US"/>
         </w:rPr>
@@ -2039,6 +2207,20 @@
       </w:r>
       <w:r>
         <w:rPr>
+          <w:lang w:val="en_US" w:bidi="en_US"/>
+        </w:rPr>
+        <w:t>וְ⁠כַרְמֶ֔ל</w:t>
+      </w:r>
+    </w:p>
+    <w:p>
+      <w:pPr/>
+      <w:r>
+        <w:rPr>
+          <w:lang w:val="en_US" w:bidi="en_US"/>
+        </w:rPr>
+      </w:r>
+      <w:r>
+        <w:rPr>
           <w:b/>
           <w:lang w:val="en_US" w:bidi="en_US"/>
         </w:rPr>
@@ -2129,6 +2311,20 @@
       </w:r>
       <w:r>
         <w:rPr>
+          <w:lang w:val="en_US" w:bidi="en_US"/>
+        </w:rPr>
+        <w:t>וְ⁠כַרְמֶ֔ל</w:t>
+      </w:r>
+    </w:p>
+    <w:p>
+      <w:pPr/>
+      <w:r>
+        <w:rPr>
+          <w:lang w:val="en_US" w:bidi="en_US"/>
+        </w:rPr>
+      </w:r>
+      <w:r>
+        <w:rPr>
           <w:b/>
           <w:lang w:val="en_US" w:bidi="en_US"/>
         </w:rPr>
@@ -2212,6 +2408,20 @@
       </w:r>
       <w:r>
         <w:rPr>
+          <w:lang w:val="en_US" w:bidi="en_US"/>
+        </w:rPr>
+        <w:t>וְ⁠הַ⁠גְּבָע֖וֹת הִתְמֹגָ֑גוּ</w:t>
+      </w:r>
+    </w:p>
+    <w:p>
+      <w:pPr/>
+      <w:r>
+        <w:rPr>
+          <w:lang w:val="en_US" w:bidi="en_US"/>
+        </w:rPr>
+      </w:r>
+      <w:r>
+        <w:rPr>
           <w:b/>
           <w:lang w:val="en_US" w:bidi="en_US"/>
         </w:rPr>
@@ -2295,6 +2505,20 @@
       </w:r>
       <w:r>
         <w:rPr>
+          <w:lang w:val="en_US" w:bidi="en_US"/>
+        </w:rPr>
+        <w:t>יֹ֥שְׁבֵי בָֽ⁠הּ</w:t>
+      </w:r>
+    </w:p>
+    <w:p>
+      <w:pPr/>
+      <w:r>
+        <w:rPr>
+          <w:lang w:val="en_US" w:bidi="en_US"/>
+        </w:rPr>
+      </w:r>
+      <w:r>
+        <w:rPr>
           <w:b/>
           <w:lang w:val="en_US" w:bidi="en_US"/>
         </w:rPr>
@@ -2391,6 +2615,20 @@
       </w:r>
       <w:r>
         <w:rPr>
+          <w:lang w:val="en_US" w:bidi="en_US"/>
+        </w:rPr>
+        <w:t>לִ⁠פְנֵ֤י זַעְמ⁠וֹ֙ מִ֣י יַֽעֲמ֔וֹד וּ⁠מִ֥י יָק֖וּם בַּ⁠חֲר֣וֹן אַפּ֑⁠וֹ</w:t>
+      </w:r>
+    </w:p>
+    <w:p>
+      <w:pPr/>
+      <w:r>
+        <w:rPr>
+          <w:lang w:val="en_US" w:bidi="en_US"/>
+        </w:rPr>
+      </w:r>
+      <w:r>
+        <w:rPr>
           <w:b/>
           <w:lang w:val="en_US" w:bidi="en_US"/>
         </w:rPr>
@@ -2487,6 +2725,20 @@
       </w:r>
       <w:r>
         <w:rPr>
+          <w:lang w:val="en_US" w:bidi="en_US"/>
+        </w:rPr>
+        <w:t>לִ⁠פְנֵ֤י</w:t>
+      </w:r>
+    </w:p>
+    <w:p>
+      <w:pPr/>
+      <w:r>
+        <w:rPr>
+          <w:lang w:val="en_US" w:bidi="en_US"/>
+        </w:rPr>
+      </w:r>
+      <w:r>
+        <w:rPr>
           <w:b/>
           <w:lang w:val="en_US" w:bidi="en_US"/>
         </w:rPr>
@@ -2583,6 +2835,20 @@
       </w:r>
       <w:r>
         <w:rPr>
+          <w:lang w:val="en_US" w:bidi="en_US"/>
+        </w:rPr>
+        <w:t>בַּ⁠חֲר֣וֹן אַפּ֑⁠וֹ</w:t>
+      </w:r>
+    </w:p>
+    <w:p>
+      <w:pPr/>
+      <w:r>
+        <w:rPr>
+          <w:lang w:val="en_US" w:bidi="en_US"/>
+        </w:rPr>
+      </w:r>
+      <w:r>
+        <w:rPr>
           <w:b/>
           <w:lang w:val="en_US" w:bidi="en_US"/>
         </w:rPr>
@@ -2679,6 +2945,20 @@
       </w:r>
       <w:r>
         <w:rPr>
+          <w:lang w:val="en_US" w:bidi="en_US"/>
+        </w:rPr>
+        <w:t>לִ⁠פְנֵ֤י זַעְמ⁠וֹ֙ &amp; חֲמָת⁠וֹ֙ נִתְּכָ֣ה כָ⁠אֵ֔שׁ</w:t>
+      </w:r>
+    </w:p>
+    <w:p>
+      <w:pPr/>
+      <w:r>
+        <w:rPr>
+          <w:lang w:val="en_US" w:bidi="en_US"/>
+        </w:rPr>
+      </w:r>
+      <w:r>
+        <w:rPr>
           <w:b/>
           <w:lang w:val="en_US" w:bidi="en_US"/>
         </w:rPr>
@@ -2801,6 +3081,20 @@
       </w:r>
       <w:r>
         <w:rPr>
+          <w:lang w:val="en_US" w:bidi="en_US"/>
+        </w:rPr>
+        <w:t>לִ⁠פְנֵ֤י זַעְמ⁠וֹ֙ מִ֣י יַֽעֲמ֔וֹד</w:t>
+      </w:r>
+    </w:p>
+    <w:p>
+      <w:pPr/>
+      <w:r>
+        <w:rPr>
+          <w:lang w:val="en_US" w:bidi="en_US"/>
+        </w:rPr>
+      </w:r>
+      <w:r>
+        <w:rPr>
           <w:b/>
           <w:lang w:val="en_US" w:bidi="en_US"/>
         </w:rPr>
@@ -2884,6 +3178,20 @@
       </w:r>
       <w:r>
         <w:rPr>
+          <w:lang w:val="en_US" w:bidi="en_US"/>
+        </w:rPr>
+        <w:t>וּ⁠מִ֥י יָק֖וּם בַּ⁠חֲר֣וֹן אַפּ֑⁠וֹ</w:t>
+      </w:r>
+    </w:p>
+    <w:p>
+      <w:pPr/>
+      <w:r>
+        <w:rPr>
+          <w:lang w:val="en_US" w:bidi="en_US"/>
+        </w:rPr>
+      </w:r>
+      <w:r>
+        <w:rPr>
           <w:b/>
           <w:lang w:val="en_US" w:bidi="en_US"/>
         </w:rPr>
@@ -2967,6 +3275,20 @@
       </w:r>
       <w:r>
         <w:rPr>
+          <w:lang w:val="en_US" w:bidi="en_US"/>
+        </w:rPr>
+        <w:t>לְ⁠מָע֖וֹז</w:t>
+      </w:r>
+    </w:p>
+    <w:p>
+      <w:pPr/>
+      <w:r>
+        <w:rPr>
+          <w:lang w:val="en_US" w:bidi="en_US"/>
+        </w:rPr>
+      </w:r>
+      <w:r>
+        <w:rPr>
           <w:b/>
           <w:lang w:val="en_US" w:bidi="en_US"/>
         </w:rPr>
@@ -3050,6 +3372,20 @@
       </w:r>
       <w:r>
         <w:rPr>
+          <w:lang w:val="en_US" w:bidi="en_US"/>
+        </w:rPr>
+        <w:t>בְּ⁠י֣וֹם צָרָ֑ה</w:t>
+      </w:r>
+    </w:p>
+    <w:p>
+      <w:pPr/>
+      <w:r>
+        <w:rPr>
+          <w:lang w:val="en_US" w:bidi="en_US"/>
+        </w:rPr>
+      </w:r>
+      <w:r>
+        <w:rPr>
           <w:b/>
           <w:lang w:val="en_US" w:bidi="en_US"/>
         </w:rPr>
@@ -3159,6 +3495,20 @@
       </w:r>
       <w:r>
         <w:rPr>
+          <w:lang w:val="en_US" w:bidi="en_US"/>
+        </w:rPr>
+        <w:t>חֹ֥סֵי בֽ⁠וֹ</w:t>
+      </w:r>
+    </w:p>
+    <w:p>
+      <w:pPr/>
+      <w:r>
+        <w:rPr>
+          <w:lang w:val="en_US" w:bidi="en_US"/>
+        </w:rPr>
+      </w:r>
+      <w:r>
+        <w:rPr>
           <w:b/>
           <w:lang w:val="en_US" w:bidi="en_US"/>
         </w:rPr>
@@ -3255,6 +3605,20 @@
       </w:r>
       <w:r>
         <w:rPr>
+          <w:lang w:val="en_US" w:bidi="en_US"/>
+        </w:rPr>
+        <w:t>מְקוֹמָ֑⁠הּ</w:t>
+      </w:r>
+    </w:p>
+    <w:p>
+      <w:pPr/>
+      <w:r>
+        <w:rPr>
+          <w:lang w:val="en_US" w:bidi="en_US"/>
+        </w:rPr>
+      </w:r>
+      <w:r>
+        <w:rPr>
           <w:b/>
           <w:lang w:val="en_US" w:bidi="en_US"/>
         </w:rPr>
@@ -3351,6 +3715,20 @@
       </w:r>
       <w:r>
         <w:rPr>
+          <w:lang w:val="en_US" w:bidi="en_US"/>
+        </w:rPr>
+        <w:t>וְ⁠אֹיְבָ֖י⁠ו יְרַדֶּף־חֹֽשֶׁךְ</w:t>
+      </w:r>
+    </w:p>
+    <w:p>
+      <w:pPr/>
+      <w:r>
+        <w:rPr>
+          <w:lang w:val="en_US" w:bidi="en_US"/>
+        </w:rPr>
+      </w:r>
+      <w:r>
+        <w:rPr>
           <w:b/>
           <w:lang w:val="en_US" w:bidi="en_US"/>
         </w:rPr>
@@ -3447,6 +3825,20 @@
       </w:r>
       <w:r>
         <w:rPr>
+          <w:lang w:val="en_US" w:bidi="en_US"/>
+        </w:rPr>
+        <w:t>מַה־תְּחַשְּׁבוּ⁠ן֙ אֶל־יְהוָ֔ה</w:t>
+      </w:r>
+    </w:p>
+    <w:p>
+      <w:pPr/>
+      <w:r>
+        <w:rPr>
+          <w:lang w:val="en_US" w:bidi="en_US"/>
+        </w:rPr>
+      </w:r>
+      <w:r>
+        <w:rPr>
           <w:b/>
           <w:lang w:val="en_US" w:bidi="en_US"/>
         </w:rPr>
@@ -3530,6 +3922,20 @@
       </w:r>
       <w:r>
         <w:rPr>
+          <w:lang w:val="en_US" w:bidi="en_US"/>
+        </w:rPr>
+        <w:t>תְּחַשְּׁבוּ⁠ן֙</w:t>
+      </w:r>
+    </w:p>
+    <w:p>
+      <w:pPr/>
+      <w:r>
+        <w:rPr>
+          <w:lang w:val="en_US" w:bidi="en_US"/>
+        </w:rPr>
+      </w:r>
+      <w:r>
+        <w:rPr>
           <w:b/>
           <w:lang w:val="en_US" w:bidi="en_US"/>
         </w:rPr>
@@ -3626,6 +4032,20 @@
       </w:r>
       <w:r>
         <w:rPr>
+          <w:lang w:val="en_US" w:bidi="en_US"/>
+        </w:rPr>
+        <w:t>תְּחַשְּׁבוּ⁠ן֙</w:t>
+      </w:r>
+    </w:p>
+    <w:p>
+      <w:pPr/>
+      <w:r>
+        <w:rPr>
+          <w:lang w:val="en_US" w:bidi="en_US"/>
+        </w:rPr>
+      </w:r>
+      <w:r>
+        <w:rPr>
           <w:b/>
           <w:lang w:val="en_US" w:bidi="en_US"/>
         </w:rPr>
@@ -3722,6 +4142,20 @@
       </w:r>
       <w:r>
         <w:rPr>
+          <w:lang w:val="en_US" w:bidi="en_US"/>
+        </w:rPr>
+        <w:t>צָרָֽה</w:t>
+      </w:r>
+    </w:p>
+    <w:p>
+      <w:pPr/>
+      <w:r>
+        <w:rPr>
+          <w:lang w:val="en_US" w:bidi="en_US"/>
+        </w:rPr>
+      </w:r>
+      <w:r>
+        <w:rPr>
           <w:b/>
           <w:lang w:val="en_US" w:bidi="en_US"/>
         </w:rPr>
@@ -3818,6 +4252,20 @@
       </w:r>
       <w:r>
         <w:rPr>
+          <w:lang w:val="en_US" w:bidi="en_US"/>
+        </w:rPr>
+        <w:t>לֹֽא־תָק֥וּם</w:t>
+      </w:r>
+    </w:p>
+    <w:p>
+      <w:pPr/>
+      <w:r>
+        <w:rPr>
+          <w:lang w:val="en_US" w:bidi="en_US"/>
+        </w:rPr>
+      </w:r>
+      <w:r>
+        <w:rPr>
           <w:b/>
           <w:lang w:val="en_US" w:bidi="en_US"/>
         </w:rPr>
@@ -3927,6 +4375,20 @@
       </w:r>
       <w:r>
         <w:rPr>
+          <w:lang w:val="en_US" w:bidi="en_US"/>
+        </w:rPr>
+        <w:t>עַד־סִירִ֣ים סְבֻכִ֔ים וּ⁠כְ⁠סָבְאָ֖⁠ם סְבוּאִ֑ים אֻ֨כְּל֔וּ</w:t>
+      </w:r>
+    </w:p>
+    <w:p>
+      <w:pPr/>
+      <w:r>
+        <w:rPr>
+          <w:lang w:val="en_US" w:bidi="en_US"/>
+        </w:rPr>
+      </w:r>
+      <w:r>
+        <w:rPr>
           <w:b/>
           <w:lang w:val="en_US" w:bidi="en_US"/>
         </w:rPr>
@@ -4010,6 +4472,20 @@
       </w:r>
       <w:r>
         <w:rPr>
+          <w:lang w:val="en_US" w:bidi="en_US"/>
+        </w:rPr>
+        <w:t>וּ⁠כְ⁠סָבְאָ֖⁠ם &amp; אֻ֨כְּל֔וּ</w:t>
+      </w:r>
+    </w:p>
+    <w:p>
+      <w:pPr/>
+      <w:r>
+        <w:rPr>
+          <w:lang w:val="en_US" w:bidi="en_US"/>
+        </w:rPr>
+      </w:r>
+      <w:r>
+        <w:rPr>
           <w:b/>
           <w:lang w:val="en_US" w:bidi="en_US"/>
         </w:rPr>
@@ -4132,6 +4608,20 @@
       </w:r>
       <w:r>
         <w:rPr>
+          <w:lang w:val="en_US" w:bidi="en_US"/>
+        </w:rPr>
+        <w:t>אֻ֨כְּל֔וּ</w:t>
+      </w:r>
+    </w:p>
+    <w:p>
+      <w:pPr/>
+      <w:r>
+        <w:rPr>
+          <w:lang w:val="en_US" w:bidi="en_US"/>
+        </w:rPr>
+      </w:r>
+      <w:r>
+        <w:rPr>
           <w:b/>
           <w:lang w:val="en_US" w:bidi="en_US"/>
         </w:rPr>
@@ -4215,6 +4705,20 @@
       </w:r>
       <w:r>
         <w:rPr>
+          <w:lang w:val="en_US" w:bidi="en_US"/>
+        </w:rPr>
+        <w:t>מִמֵּ֣⁠ךְ</w:t>
+      </w:r>
+    </w:p>
+    <w:p>
+      <w:pPr/>
+      <w:r>
+        <w:rPr>
+          <w:lang w:val="en_US" w:bidi="en_US"/>
+        </w:rPr>
+      </w:r>
+      <w:r>
+        <w:rPr>
           <w:b/>
           <w:lang w:val="en_US" w:bidi="en_US"/>
         </w:rPr>
@@ -4311,6 +4815,20 @@
       </w:r>
       <w:r>
         <w:rPr>
+          <w:lang w:val="en_US" w:bidi="en_US"/>
+        </w:rPr>
+        <w:t>מִמֵּ֣⁠ךְ</w:t>
+      </w:r>
+    </w:p>
+    <w:p>
+      <w:pPr/>
+      <w:r>
+        <w:rPr>
+          <w:lang w:val="en_US" w:bidi="en_US"/>
+        </w:rPr>
+      </w:r>
+      <w:r>
+        <w:rPr>
           <w:b/>
           <w:lang w:val="en_US" w:bidi="en_US"/>
         </w:rPr>
@@ -4407,6 +4925,20 @@
       </w:r>
       <w:r>
         <w:rPr>
+          <w:lang w:val="en_US" w:bidi="en_US"/>
+        </w:rPr>
+        <w:t>מִמֵּ֣⁠ךְ יָצָ֔א</w:t>
+      </w:r>
+    </w:p>
+    <w:p>
+      <w:pPr/>
+      <w:r>
+        <w:rPr>
+          <w:lang w:val="en_US" w:bidi="en_US"/>
+        </w:rPr>
+      </w:r>
+      <w:r>
+        <w:rPr>
           <w:b/>
           <w:lang w:val="en_US" w:bidi="en_US"/>
         </w:rPr>
@@ -4490,6 +5022,20 @@
       </w:r>
       <w:r>
         <w:rPr>
+          <w:lang w:val="en_US" w:bidi="en_US"/>
+        </w:rPr>
+        <w:t>חֹשֵׁ֥ב &amp; רָעָ֑ה יֹעֵ֖ץ בְּלִיָּֽעַל</w:t>
+      </w:r>
+    </w:p>
+    <w:p>
+      <w:pPr/>
+      <w:r>
+        <w:rPr>
+          <w:lang w:val="en_US" w:bidi="en_US"/>
+        </w:rPr>
+      </w:r>
+      <w:r>
+        <w:rPr>
           <w:b/>
           <w:lang w:val="en_US" w:bidi="en_US"/>
         </w:rPr>
@@ -4586,6 +5132,20 @@
       </w:r>
       <w:r>
         <w:rPr>
+          <w:lang w:val="en_US" w:bidi="en_US"/>
+        </w:rPr>
+        <w:t>חֹשֵׁ֥ב &amp; רָעָ֑ה יֹעֵ֖ץ בְּלִיָּֽעַל</w:t>
+      </w:r>
+    </w:p>
+    <w:p>
+      <w:pPr/>
+      <w:r>
+        <w:rPr>
+          <w:lang w:val="en_US" w:bidi="en_US"/>
+        </w:rPr>
+      </w:r>
+      <w:r>
+        <w:rPr>
           <w:b/>
           <w:lang w:val="en_US" w:bidi="en_US"/>
         </w:rPr>
@@ -4708,6 +5268,20 @@
       </w:r>
       <w:r>
         <w:rPr>
+          <w:lang w:val="en_US" w:bidi="en_US"/>
+        </w:rPr>
+        <w:t>שְׁלֵמִים֙</w:t>
+      </w:r>
+    </w:p>
+    <w:p>
+      <w:pPr/>
+      <w:r>
+        <w:rPr>
+          <w:lang w:val="en_US" w:bidi="en_US"/>
+        </w:rPr>
+      </w:r>
+      <w:r>
+        <w:rPr>
           <w:b/>
           <w:lang w:val="en_US" w:bidi="en_US"/>
         </w:rPr>
@@ -4804,6 +5378,20 @@
       </w:r>
       <w:r>
         <w:rPr>
+          <w:lang w:val="en_US" w:bidi="en_US"/>
+        </w:rPr>
+        <w:t>שְׁלֵמִים֙</w:t>
+      </w:r>
+    </w:p>
+    <w:p>
+      <w:pPr/>
+      <w:r>
+        <w:rPr>
+          <w:lang w:val="en_US" w:bidi="en_US"/>
+        </w:rPr>
+      </w:r>
+      <w:r>
+        <w:rPr>
           <w:b/>
           <w:lang w:val="en_US" w:bidi="en_US"/>
         </w:rPr>
@@ -4900,6 +5488,20 @@
       </w:r>
       <w:r>
         <w:rPr>
+          <w:lang w:val="en_US" w:bidi="en_US"/>
+        </w:rPr>
+        <w:t>נָגֹ֖זּוּ וְ⁠עָבָ֑ר</w:t>
+      </w:r>
+    </w:p>
+    <w:p>
+      <w:pPr/>
+      <w:r>
+        <w:rPr>
+          <w:lang w:val="en_US" w:bidi="en_US"/>
+        </w:rPr>
+      </w:r>
+      <w:r>
+        <w:rPr>
           <w:b/>
           <w:lang w:val="en_US" w:bidi="en_US"/>
         </w:rPr>
@@ -4983,6 +5585,20 @@
       </w:r>
       <w:r>
         <w:rPr>
+          <w:lang w:val="en_US" w:bidi="en_US"/>
+        </w:rPr>
+        <w:t>נָגֹ֖זּוּ</w:t>
+      </w:r>
+    </w:p>
+    <w:p>
+      <w:pPr/>
+      <w:r>
+        <w:rPr>
+          <w:lang w:val="en_US" w:bidi="en_US"/>
+        </w:rPr>
+      </w:r>
+      <w:r>
+        <w:rPr>
           <w:b/>
           <w:lang w:val="en_US" w:bidi="en_US"/>
         </w:rPr>
@@ -5079,6 +5695,20 @@
       </w:r>
       <w:r>
         <w:rPr>
+          <w:lang w:val="en_US" w:bidi="en_US"/>
+        </w:rPr>
+        <w:t>נָגֹ֖זּוּ</w:t>
+      </w:r>
+    </w:p>
+    <w:p>
+      <w:pPr/>
+      <w:r>
+        <w:rPr>
+          <w:lang w:val="en_US" w:bidi="en_US"/>
+        </w:rPr>
+      </w:r>
+      <w:r>
+        <w:rPr>
           <w:b/>
           <w:lang w:val="en_US" w:bidi="en_US"/>
         </w:rPr>
@@ -5162,6 +5792,20 @@
       </w:r>
       <w:r>
         <w:rPr>
+          <w:lang w:val="en_US" w:bidi="en_US"/>
+        </w:rPr>
+        <w:t>וְ⁠עָבָ֑ר</w:t>
+      </w:r>
+    </w:p>
+    <w:p>
+      <w:pPr/>
+      <w:r>
+        <w:rPr>
+          <w:lang w:val="en_US" w:bidi="en_US"/>
+        </w:rPr>
+      </w:r>
+      <w:r>
+        <w:rPr>
           <w:b/>
           <w:lang w:val="en_US" w:bidi="en_US"/>
         </w:rPr>
@@ -5271,6 +5915,20 @@
       </w:r>
       <w:r>
         <w:rPr>
+          <w:lang w:val="en_US" w:bidi="en_US"/>
+        </w:rPr>
+        <w:t>וְ⁠עִ֨נִּתִ֔⁠ךְ</w:t>
+      </w:r>
+    </w:p>
+    <w:p>
+      <w:pPr/>
+      <w:r>
+        <w:rPr>
+          <w:lang w:val="en_US" w:bidi="en_US"/>
+        </w:rPr>
+      </w:r>
+      <w:r>
+        <w:rPr>
           <w:b/>
           <w:lang w:val="en_US" w:bidi="en_US"/>
         </w:rPr>
@@ -5367,6 +6025,20 @@
       </w:r>
       <w:r>
         <w:rPr>
+          <w:lang w:val="en_US" w:bidi="en_US"/>
+        </w:rPr>
+        <w:t>מֹטֵ֖⁠הוּ</w:t>
+      </w:r>
+    </w:p>
+    <w:p>
+      <w:pPr/>
+      <w:r>
+        <w:rPr>
+          <w:lang w:val="en_US" w:bidi="en_US"/>
+        </w:rPr>
+      </w:r>
+      <w:r>
+        <w:rPr>
           <w:b/>
           <w:lang w:val="en_US" w:bidi="en_US"/>
         </w:rPr>
@@ -5476,6 +6148,20 @@
       </w:r>
       <w:r>
         <w:rPr>
+          <w:lang w:val="en_US" w:bidi="en_US"/>
+        </w:rPr>
+        <w:t>מֹטֵ֖⁠הוּ</w:t>
+      </w:r>
+    </w:p>
+    <w:p>
+      <w:pPr/>
+      <w:r>
+        <w:rPr>
+          <w:lang w:val="en_US" w:bidi="en_US"/>
+        </w:rPr>
+      </w:r>
+      <w:r>
+        <w:rPr>
           <w:b/>
           <w:lang w:val="en_US" w:bidi="en_US"/>
         </w:rPr>
@@ -5572,6 +6258,20 @@
       </w:r>
       <w:r>
         <w:rPr>
+          <w:lang w:val="en_US" w:bidi="en_US"/>
+        </w:rPr>
+        <w:t>מֵֽ⁠עָלָ֑יִ⁠ךְ וּ⁠מוֹסְרֹתַ֖יִ⁠ךְ</w:t>
+      </w:r>
+    </w:p>
+    <w:p>
+      <w:pPr/>
+      <w:r>
+        <w:rPr>
+          <w:lang w:val="en_US" w:bidi="en_US"/>
+        </w:rPr>
+      </w:r>
+      <w:r>
+        <w:rPr>
           <w:b/>
           <w:lang w:val="en_US" w:bidi="en_US"/>
         </w:rPr>
@@ -5681,6 +6381,20 @@
       </w:r>
       <w:r>
         <w:rPr>
+          <w:lang w:val="en_US" w:bidi="en_US"/>
+        </w:rPr>
+        <w:t>וּ⁠מוֹסְרֹתַ֖יִ⁠ךְ אֲנַתֵּֽק</w:t>
+      </w:r>
+    </w:p>
+    <w:p>
+      <w:pPr/>
+      <w:r>
+        <w:rPr>
+          <w:lang w:val="en_US" w:bidi="en_US"/>
+        </w:rPr>
+      </w:r>
+      <w:r>
+        <w:rPr>
           <w:b/>
           <w:lang w:val="en_US" w:bidi="en_US"/>
         </w:rPr>
@@ -5777,6 +6491,20 @@
       </w:r>
       <w:r>
         <w:rPr>
+          <w:lang w:val="en_US" w:bidi="en_US"/>
+        </w:rPr>
+        <w:t>עָלֶ֨י⁠ךָ֙</w:t>
+      </w:r>
+    </w:p>
+    <w:p>
+      <w:pPr/>
+      <w:r>
+        <w:rPr>
+          <w:lang w:val="en_US" w:bidi="en_US"/>
+        </w:rPr>
+      </w:r>
+      <w:r>
+        <w:rPr>
           <w:b/>
           <w:lang w:val="en_US" w:bidi="en_US"/>
         </w:rPr>
@@ -5873,6 +6601,20 @@
       </w:r>
       <w:r>
         <w:rPr>
+          <w:lang w:val="en_US" w:bidi="en_US"/>
+        </w:rPr>
+        <w:t>לֹֽא־יִזָּרַ֥ע מִ⁠שִּׁמְ⁠ךָ֖</w:t>
+      </w:r>
+    </w:p>
+    <w:p>
+      <w:pPr/>
+      <w:r>
+        <w:rPr>
+          <w:lang w:val="en_US" w:bidi="en_US"/>
+        </w:rPr>
+      </w:r>
+      <w:r>
+        <w:rPr>
           <w:b/>
           <w:lang w:val="en_US" w:bidi="en_US"/>
         </w:rPr>
@@ -5969,6 +6711,20 @@
       </w:r>
       <w:r>
         <w:rPr>
+          <w:lang w:val="en_US" w:bidi="en_US"/>
+        </w:rPr>
+        <w:t>אַכְרִ֨ית</w:t>
+      </w:r>
+    </w:p>
+    <w:p>
+      <w:pPr/>
+      <w:r>
+        <w:rPr>
+          <w:lang w:val="en_US" w:bidi="en_US"/>
+        </w:rPr>
+      </w:r>
+      <w:r>
+        <w:rPr>
           <w:b/>
           <w:lang w:val="en_US" w:bidi="en_US"/>
         </w:rPr>
@@ -6065,6 +6821,20 @@
       </w:r>
       <w:r>
         <w:rPr>
+          <w:lang w:val="en_US" w:bidi="en_US"/>
+        </w:rPr>
+        <w:t>הִנֵּ֨ה</w:t>
+      </w:r>
+    </w:p>
+    <w:p>
+      <w:pPr/>
+      <w:r>
+        <w:rPr>
+          <w:lang w:val="en_US" w:bidi="en_US"/>
+        </w:rPr>
+      </w:r>
+      <w:r>
+        <w:rPr>
           <w:b/>
           <w:lang w:val="en_US" w:bidi="en_US"/>
         </w:rPr>
@@ -6161,6 +6931,20 @@
       </w:r>
       <w:r>
         <w:rPr>
+          <w:lang w:val="en_US" w:bidi="en_US"/>
+        </w:rPr>
+        <w:t>רַגְלֵ֤י מְבַשֵּׂר֙</w:t>
+      </w:r>
+    </w:p>
+    <w:p>
+      <w:pPr/>
+      <w:r>
+        <w:rPr>
+          <w:lang w:val="en_US" w:bidi="en_US"/>
+        </w:rPr>
+      </w:r>
+      <w:r>
+        <w:rPr>
           <w:b/>
           <w:lang w:val="en_US" w:bidi="en_US"/>
         </w:rPr>
@@ -6257,6 +7041,20 @@
       </w:r>
       <w:r>
         <w:rPr>
+          <w:lang w:val="en_US" w:bidi="en_US"/>
+        </w:rPr>
+        <w:t>חָגִּ֧י &amp; חַגַּ֖יִ⁠ךְ</w:t>
+      </w:r>
+    </w:p>
+    <w:p>
+      <w:pPr/>
+      <w:r>
+        <w:rPr>
+          <w:lang w:val="en_US" w:bidi="en_US"/>
+        </w:rPr>
+      </w:r>
+      <w:r>
+        <w:rPr>
           <w:b/>
           <w:lang w:val="en_US" w:bidi="en_US"/>
         </w:rPr>
@@ -6353,6 +7151,20 @@
       </w:r>
       <w:r>
         <w:rPr>
+          <w:lang w:val="en_US" w:bidi="en_US"/>
+        </w:rPr>
+        <w:t>יְהוּדָ֛ה</w:t>
+      </w:r>
+    </w:p>
+    <w:p>
+      <w:pPr/>
+      <w:r>
+        <w:rPr>
+          <w:lang w:val="en_US" w:bidi="en_US"/>
+        </w:rPr>
+      </w:r>
+      <w:r>
+        <w:rPr>
           <w:b/>
           <w:lang w:val="en_US" w:bidi="en_US"/>
         </w:rPr>
@@ -6449,6 +7261,20 @@
       </w:r>
       <w:r>
         <w:rPr>
+          <w:lang w:val="en_US" w:bidi="en_US"/>
+        </w:rPr>
+        <w:t>בְּלִיַּ֖עַל</w:t>
+      </w:r>
+    </w:p>
+    <w:p>
+      <w:pPr/>
+      <w:r>
+        <w:rPr>
+          <w:lang w:val="en_US" w:bidi="en_US"/>
+        </w:rPr>
+      </w:r>
+      <w:r>
+        <w:rPr>
           <w:b/>
           <w:lang w:val="en_US" w:bidi="en_US"/>
         </w:rPr>
@@ -6545,6 +7371,20 @@
       </w:r>
       <w:r>
         <w:rPr>
+          <w:lang w:val="en_US" w:bidi="en_US"/>
+        </w:rPr>
+        <w:t>כֻּלֹּ֥⁠ה נִכְרָֽת</w:t>
+      </w:r>
+    </w:p>
+    <w:p>
+      <w:pPr/>
+      <w:r>
+        <w:rPr>
+          <w:lang w:val="en_US" w:bidi="en_US"/>
+        </w:rPr>
+      </w:r>
+      <w:r>
+        <w:rPr>
           <w:b/>
           <w:lang w:val="en_US" w:bidi="en_US"/>
         </w:rPr>
@@ -6641,6 +7481,20 @@
       </w:r>
       <w:r>
         <w:rPr>
+          <w:lang w:val="en_US" w:bidi="en_US"/>
+        </w:rPr>
+        <w:t>כֻּלֹּ֥⁠ה נִכְרָֽת</w:t>
+      </w:r>
+    </w:p>
+    <w:p>
+      <w:pPr/>
+      <w:r>
+        <w:rPr>
+          <w:lang w:val="en_US" w:bidi="en_US"/>
+        </w:rPr>
+      </w:r>
+      <w:r>
+        <w:rPr>
           <w:b/>
           <w:lang w:val="en_US" w:bidi="en_US"/>
         </w:rPr>
@@ -6713,6 +7567,20 @@
         <w:rPr>
           <w:lang w:val="en_US" w:bidi="en_US"/>
         </w:rPr>
+      </w:r>
+    </w:p>
+    <w:p>
+      <w:pPr/>
+      <w:r>
+        <w:rPr>
+          <w:lang w:val="en_US" w:bidi="en_US"/>
+        </w:rPr>
+      </w:r>
+      <w:r>
+        <w:rPr>
+          <w:lang w:val="en_US" w:bidi="en_US"/>
+        </w:rPr>
+        <w:t>כֻּלֹּ֥⁠ה נִכְרָֽת</w:t>
       </w:r>
     </w:p>
     <w:p>
@@ -7031,6 +7899,20 @@
       </w:r>
       <w:r>
         <w:rPr>
+          <w:lang w:val="en_US" w:bidi="en_US"/>
+        </w:rPr>
+        <w:t>עָלָ֥ה מֵפִ֛יץ עַל־פָּנַ֖יִ⁠ךְ</w:t>
+      </w:r>
+    </w:p>
+    <w:p>
+      <w:pPr/>
+      <w:r>
+        <w:rPr>
+          <w:lang w:val="en_US" w:bidi="en_US"/>
+        </w:rPr>
+      </w:r>
+      <w:r>
+        <w:rPr>
           <w:b/>
           <w:lang w:val="en_US" w:bidi="en_US"/>
         </w:rPr>
@@ -7114,6 +7996,20 @@
       </w:r>
       <w:r>
         <w:rPr>
+          <w:lang w:val="en_US" w:bidi="en_US"/>
+        </w:rPr>
+        <w:t>עָלָ֥ה</w:t>
+      </w:r>
+    </w:p>
+    <w:p>
+      <w:pPr/>
+      <w:r>
+        <w:rPr>
+          <w:lang w:val="en_US" w:bidi="en_US"/>
+        </w:rPr>
+      </w:r>
+      <w:r>
+        <w:rPr>
           <w:b/>
           <w:lang w:val="en_US" w:bidi="en_US"/>
         </w:rPr>
@@ -7197,6 +8093,20 @@
       </w:r>
       <w:r>
         <w:rPr>
+          <w:lang w:val="en_US" w:bidi="en_US"/>
+        </w:rPr>
+        <w:t>פָּנַ֖יִ⁠ךְ</w:t>
+      </w:r>
+    </w:p>
+    <w:p>
+      <w:pPr/>
+      <w:r>
+        <w:rPr>
+          <w:lang w:val="en_US" w:bidi="en_US"/>
+        </w:rPr>
+      </w:r>
+      <w:r>
+        <w:rPr>
           <w:b/>
           <w:lang w:val="en_US" w:bidi="en_US"/>
         </w:rPr>
@@ -7293,6 +8203,20 @@
       </w:r>
       <w:r>
         <w:rPr>
+          <w:lang w:val="en_US" w:bidi="en_US"/>
+        </w:rPr>
+        <w:t>פָּנַ֖יִ⁠ךְ</w:t>
+      </w:r>
+    </w:p>
+    <w:p>
+      <w:pPr/>
+      <w:r>
+        <w:rPr>
+          <w:lang w:val="en_US" w:bidi="en_US"/>
+        </w:rPr>
+      </w:r>
+      <w:r>
+        <w:rPr>
           <w:b/>
           <w:lang w:val="en_US" w:bidi="en_US"/>
         </w:rPr>
@@ -7389,6 +8313,20 @@
       </w:r>
       <w:r>
         <w:rPr>
+          <w:lang w:val="en_US" w:bidi="en_US"/>
+        </w:rPr>
+        <w:t>אַמֵּ֥ץ כֹּ֖חַ מְאֹֽד</w:t>
+      </w:r>
+    </w:p>
+    <w:p>
+      <w:pPr/>
+      <w:r>
+        <w:rPr>
+          <w:lang w:val="en_US" w:bidi="en_US"/>
+        </w:rPr>
+      </w:r>
+      <w:r>
+        <w:rPr>
           <w:b/>
           <w:lang w:val="en_US" w:bidi="en_US"/>
         </w:rPr>
@@ -7485,6 +8423,20 @@
       </w:r>
       <w:r>
         <w:rPr>
+          <w:lang w:val="en_US" w:bidi="en_US"/>
+        </w:rPr>
+        <w:t>חַזֵּ֣ק מָתְנַ֔יִם</w:t>
+      </w:r>
+    </w:p>
+    <w:p>
+      <w:pPr/>
+      <w:r>
+        <w:rPr>
+          <w:lang w:val="en_US" w:bidi="en_US"/>
+        </w:rPr>
+      </w:r>
+      <w:r>
+        <w:rPr>
           <w:b/>
           <w:lang w:val="en_US" w:bidi="en_US"/>
         </w:rPr>
@@ -7581,6 +8533,20 @@
       </w:r>
       <w:r>
         <w:rPr>
+          <w:lang w:val="en_US" w:bidi="en_US"/>
+        </w:rPr>
+        <w:t>שָׁ֤ב</w:t>
+      </w:r>
+    </w:p>
+    <w:p>
+      <w:pPr/>
+      <w:r>
+        <w:rPr>
+          <w:lang w:val="en_US" w:bidi="en_US"/>
+        </w:rPr>
+      </w:r>
+      <w:r>
+        <w:rPr>
           <w:b/>
           <w:lang w:val="en_US" w:bidi="en_US"/>
         </w:rPr>
@@ -7664,6 +8630,20 @@
       </w:r>
       <w:r>
         <w:rPr>
+          <w:lang w:val="en_US" w:bidi="en_US"/>
+        </w:rPr>
+        <w:t>שָׁ֤ב יְהוָה֙ אֶת־גְּא֣וֹן יַעֲקֹ֔ב כִּ⁠גְא֖וֹן יִשְׂרָאֵ֑ל</w:t>
+      </w:r>
+    </w:p>
+    <w:p>
+      <w:pPr/>
+      <w:r>
+        <w:rPr>
+          <w:lang w:val="en_US" w:bidi="en_US"/>
+        </w:rPr>
+      </w:r>
+      <w:r>
+        <w:rPr>
           <w:b/>
           <w:lang w:val="en_US" w:bidi="en_US"/>
         </w:rPr>
@@ -7760,6 +8740,20 @@
       </w:r>
       <w:r>
         <w:rPr>
+          <w:lang w:val="en_US" w:bidi="en_US"/>
+        </w:rPr>
+        <w:t>בְקָקוּ⁠ם֙ בֹּֽקְקִ֔ים</w:t>
+      </w:r>
+    </w:p>
+    <w:p>
+      <w:pPr/>
+      <w:r>
+        <w:rPr>
+          <w:lang w:val="en_US" w:bidi="en_US"/>
+        </w:rPr>
+      </w:r>
+      <w:r>
+        <w:rPr>
           <w:b/>
           <w:lang w:val="en_US" w:bidi="en_US"/>
         </w:rPr>
@@ -7856,6 +8850,20 @@
       </w:r>
       <w:r>
         <w:rPr>
+          <w:lang w:val="en_US" w:bidi="en_US"/>
+        </w:rPr>
+        <w:t>גִּבֹּרֵ֜י⁠הוּ</w:t>
+      </w:r>
+    </w:p>
+    <w:p>
+      <w:pPr/>
+      <w:r>
+        <w:rPr>
+          <w:lang w:val="en_US" w:bidi="en_US"/>
+        </w:rPr>
+      </w:r>
+      <w:r>
+        <w:rPr>
           <w:b/>
           <w:lang w:val="en_US" w:bidi="en_US"/>
         </w:rPr>
@@ -7952,6 +8960,20 @@
       </w:r>
       <w:r>
         <w:rPr>
+          <w:lang w:val="en_US" w:bidi="en_US"/>
+        </w:rPr>
+        <w:t>מְתֻלָּעִ֔ים</w:t>
+      </w:r>
+    </w:p>
+    <w:p>
+      <w:pPr/>
+      <w:r>
+        <w:rPr>
+          <w:lang w:val="en_US" w:bidi="en_US"/>
+        </w:rPr>
+      </w:r>
+      <w:r>
+        <w:rPr>
           <w:b/>
           <w:lang w:val="en_US" w:bidi="en_US"/>
         </w:rPr>
@@ -8035,6 +9057,20 @@
       </w:r>
       <w:r>
         <w:rPr>
+          <w:lang w:val="en_US" w:bidi="en_US"/>
+        </w:rPr>
+        <w:t>בְּ⁠אֵשׁ &amp; הָ⁠רֶ֖כֶב</w:t>
+      </w:r>
+    </w:p>
+    <w:p>
+      <w:pPr/>
+      <w:r>
+        <w:rPr>
+          <w:lang w:val="en_US" w:bidi="en_US"/>
+        </w:rPr>
+      </w:r>
+      <w:r>
+        <w:rPr>
           <w:b/>
           <w:lang w:val="en_US" w:bidi="en_US"/>
         </w:rPr>
@@ -8131,6 +9167,20 @@
       </w:r>
       <w:r>
         <w:rPr>
+          <w:lang w:val="en_US" w:bidi="en_US"/>
+        </w:rPr>
+        <w:t>בְּ⁠אֵשׁ־פְּלָד֥וֹת</w:t>
+      </w:r>
+    </w:p>
+    <w:p>
+      <w:pPr/>
+      <w:r>
+        <w:rPr>
+          <w:lang w:val="en_US" w:bidi="en_US"/>
+        </w:rPr>
+      </w:r>
+      <w:r>
+        <w:rPr>
           <w:b/>
           <w:lang w:val="en_US" w:bidi="en_US"/>
         </w:rPr>
@@ -8240,6 +9290,20 @@
       </w:r>
       <w:r>
         <w:rPr>
+          <w:lang w:val="en_US" w:bidi="en_US"/>
+        </w:rPr>
+        <w:t>וְ⁠הַ⁠בְּרֹשִׁ֖ים</w:t>
+      </w:r>
+    </w:p>
+    <w:p>
+      <w:pPr/>
+      <w:r>
+        <w:rPr>
+          <w:lang w:val="en_US" w:bidi="en_US"/>
+        </w:rPr>
+      </w:r>
+      <w:r>
+        <w:rPr>
           <w:b/>
           <w:lang w:val="en_US" w:bidi="en_US"/>
         </w:rPr>
@@ -8336,6 +9400,20 @@
       </w:r>
       <w:r>
         <w:rPr>
+          <w:lang w:val="en_US" w:bidi="en_US"/>
+        </w:rPr>
+        <w:t>יִתְהוֹלְל֣וּ</w:t>
+      </w:r>
+    </w:p>
+    <w:p>
+      <w:pPr/>
+      <w:r>
+        <w:rPr>
+          <w:lang w:val="en_US" w:bidi="en_US"/>
+        </w:rPr>
+      </w:r>
+      <w:r>
+        <w:rPr>
           <w:b/>
           <w:lang w:val="en_US" w:bidi="en_US"/>
         </w:rPr>
@@ -8419,6 +9497,20 @@
       </w:r>
       <w:r>
         <w:rPr>
+          <w:lang w:val="en_US" w:bidi="en_US"/>
+        </w:rPr>
+        <w:t>כַּ⁠לַּפִּידִ֔ם</w:t>
+      </w:r>
+    </w:p>
+    <w:p>
+      <w:pPr/>
+      <w:r>
+        <w:rPr>
+          <w:lang w:val="en_US" w:bidi="en_US"/>
+        </w:rPr>
+      </w:r>
+      <w:r>
+        <w:rPr>
           <w:b/>
           <w:lang w:val="en_US" w:bidi="en_US"/>
         </w:rPr>
@@ -8502,6 +9594,20 @@
       </w:r>
       <w:r>
         <w:rPr>
+          <w:lang w:val="en_US" w:bidi="en_US"/>
+        </w:rPr>
+        <w:t>כַּ⁠בְּרָקִ֖ים יְרוֹצֵֽצוּ</w:t>
+      </w:r>
+    </w:p>
+    <w:p>
+      <w:pPr/>
+      <w:r>
+        <w:rPr>
+          <w:lang w:val="en_US" w:bidi="en_US"/>
+        </w:rPr>
+      </w:r>
+      <w:r>
+        <w:rPr>
           <w:b/>
           <w:lang w:val="en_US" w:bidi="en_US"/>
         </w:rPr>
@@ -8585,6 +9691,20 @@
       </w:r>
       <w:r>
         <w:rPr>
+          <w:lang w:val="en_US" w:bidi="en_US"/>
+        </w:rPr>
+        <w:t>יִזְכֹּר֙</w:t>
+      </w:r>
+    </w:p>
+    <w:p>
+      <w:pPr/>
+      <w:r>
+        <w:rPr>
+          <w:lang w:val="en_US" w:bidi="en_US"/>
+        </w:rPr>
+      </w:r>
+      <w:r>
+        <w:rPr>
           <w:b/>
           <w:lang w:val="en_US" w:bidi="en_US"/>
         </w:rPr>
@@ -8681,6 +9801,20 @@
       </w:r>
       <w:r>
         <w:rPr>
+          <w:lang w:val="en_US" w:bidi="en_US"/>
+        </w:rPr>
+        <w:t>חֽוֹמָתָ֔⁠הּ</w:t>
+      </w:r>
+    </w:p>
+    <w:p>
+      <w:pPr/>
+      <w:r>
+        <w:rPr>
+          <w:lang w:val="en_US" w:bidi="en_US"/>
+        </w:rPr>
+      </w:r>
+      <w:r>
+        <w:rPr>
           <w:b/>
           <w:lang w:val="en_US" w:bidi="en_US"/>
         </w:rPr>
@@ -8777,6 +9911,20 @@
       </w:r>
       <w:r>
         <w:rPr>
+          <w:lang w:val="en_US" w:bidi="en_US"/>
+        </w:rPr>
+        <w:t>וְ⁠הֻכַ֖ן הַ⁠סֹּכֵֽךְ</w:t>
+      </w:r>
+    </w:p>
+    <w:p>
+      <w:pPr/>
+      <w:r>
+        <w:rPr>
+          <w:lang w:val="en_US" w:bidi="en_US"/>
+        </w:rPr>
+      </w:r>
+      <w:r>
+        <w:rPr>
           <w:b/>
           <w:lang w:val="en_US" w:bidi="en_US"/>
         </w:rPr>
@@ -8873,6 +10021,20 @@
       </w:r>
       <w:r>
         <w:rPr>
+          <w:lang w:val="en_US" w:bidi="en_US"/>
+        </w:rPr>
+        <w:t>שַׁעֲרֵ֥י הַ⁠נְּהָר֖וֹת נִפְתָּ֑חוּ וְ⁠הַֽ⁠הֵיכָ֖ל נָמֽוֹג</w:t>
+      </w:r>
+    </w:p>
+    <w:p>
+      <w:pPr/>
+      <w:r>
+        <w:rPr>
+          <w:lang w:val="en_US" w:bidi="en_US"/>
+        </w:rPr>
+      </w:r>
+      <w:r>
+        <w:rPr>
           <w:b/>
           <w:lang w:val="en_US" w:bidi="en_US"/>
         </w:rPr>
@@ -8956,6 +10118,20 @@
       </w:r>
       <w:r>
         <w:rPr>
+          <w:lang w:val="en_US" w:bidi="en_US"/>
+        </w:rPr>
+        <w:t>שַׁעֲרֵ֥י הַ⁠נְּהָר֖וֹת</w:t>
+      </w:r>
+    </w:p>
+    <w:p>
+      <w:pPr/>
+      <w:r>
+        <w:rPr>
+          <w:lang w:val="en_US" w:bidi="en_US"/>
+        </w:rPr>
+      </w:r>
+      <w:r>
+        <w:rPr>
           <w:b/>
           <w:lang w:val="en_US" w:bidi="en_US"/>
         </w:rPr>
@@ -9039,6 +10215,20 @@
       </w:r>
       <w:r>
         <w:rPr>
+          <w:lang w:val="en_US" w:bidi="en_US"/>
+        </w:rPr>
+        <w:t>נִפְתָּ֑חוּ</w:t>
+      </w:r>
+    </w:p>
+    <w:p>
+      <w:pPr/>
+      <w:r>
+        <w:rPr>
+          <w:lang w:val="en_US" w:bidi="en_US"/>
+        </w:rPr>
+      </w:r>
+      <w:r>
+        <w:rPr>
           <w:b/>
           <w:lang w:val="en_US" w:bidi="en_US"/>
         </w:rPr>
@@ -9135,6 +10325,20 @@
       </w:r>
       <w:r>
         <w:rPr>
+          <w:lang w:val="en_US" w:bidi="en_US"/>
+        </w:rPr>
+        <w:t>וְ⁠הַֽ⁠הֵיכָ֖ל נָמֽוֹג</w:t>
+      </w:r>
+    </w:p>
+    <w:p>
+      <w:pPr/>
+      <w:r>
+        <w:rPr>
+          <w:lang w:val="en_US" w:bidi="en_US"/>
+        </w:rPr>
+      </w:r>
+      <w:r>
+        <w:rPr>
           <w:b/>
           <w:lang w:val="en_US" w:bidi="en_US"/>
         </w:rPr>
@@ -9231,6 +10435,20 @@
       </w:r>
       <w:r>
         <w:rPr>
+          <w:lang w:val="en_US" w:bidi="en_US"/>
+        </w:rPr>
+        <w:t>וְ⁠הֻצַּ֖ב</w:t>
+      </w:r>
+    </w:p>
+    <w:p>
+      <w:pPr/>
+      <w:r>
+        <w:rPr>
+          <w:lang w:val="en_US" w:bidi="en_US"/>
+        </w:rPr>
+      </w:r>
+      <w:r>
+        <w:rPr>
           <w:b/>
           <w:lang w:val="en_US" w:bidi="en_US"/>
         </w:rPr>
@@ -9314,6 +10532,20 @@
       </w:r>
       <w:r>
         <w:rPr>
+          <w:lang w:val="en_US" w:bidi="en_US"/>
+        </w:rPr>
+        <w:t>גֻּלְּתָ֣ה</w:t>
+      </w:r>
+    </w:p>
+    <w:p>
+      <w:pPr/>
+      <w:r>
+        <w:rPr>
+          <w:lang w:val="en_US" w:bidi="en_US"/>
+        </w:rPr>
+      </w:r>
+      <w:r>
+        <w:rPr>
           <w:b/>
           <w:lang w:val="en_US" w:bidi="en_US"/>
         </w:rPr>
@@ -9410,6 +10642,20 @@
       </w:r>
       <w:r>
         <w:rPr>
+          <w:lang w:val="en_US" w:bidi="en_US"/>
+        </w:rPr>
+        <w:t>הֹֽעֲלָ֑תָה</w:t>
+      </w:r>
+    </w:p>
+    <w:p>
+      <w:pPr/>
+      <w:r>
+        <w:rPr>
+          <w:lang w:val="en_US" w:bidi="en_US"/>
+        </w:rPr>
+      </w:r>
+      <w:r>
+        <w:rPr>
           <w:b/>
           <w:lang w:val="en_US" w:bidi="en_US"/>
         </w:rPr>
@@ -9506,6 +10752,20 @@
       </w:r>
       <w:r>
         <w:rPr>
+          <w:lang w:val="en_US" w:bidi="en_US"/>
+        </w:rPr>
+        <w:t>גֻּלְּתָ֣ה הֹֽעֲלָ֑תָה וְ⁠אַמְהֹתֶ֗י⁠הָ</w:t>
+      </w:r>
+    </w:p>
+    <w:p>
+      <w:pPr/>
+      <w:r>
+        <w:rPr>
+          <w:lang w:val="en_US" w:bidi="en_US"/>
+        </w:rPr>
+      </w:r>
+      <w:r>
+        <w:rPr>
           <w:b/>
           <w:lang w:val="en_US" w:bidi="en_US"/>
         </w:rPr>
@@ -9615,6 +10875,20 @@
       </w:r>
       <w:r>
         <w:rPr>
+          <w:lang w:val="en_US" w:bidi="en_US"/>
+        </w:rPr>
+        <w:t>גֻּלְּתָ֣ה הֹֽעֲלָ֑תָה וְ⁠אַמְהֹתֶ֗י⁠הָ</w:t>
+      </w:r>
+    </w:p>
+    <w:p>
+      <w:pPr/>
+      <w:r>
+        <w:rPr>
+          <w:lang w:val="en_US" w:bidi="en_US"/>
+        </w:rPr>
+      </w:r>
+      <w:r>
+        <w:rPr>
           <w:b/>
           <w:lang w:val="en_US" w:bidi="en_US"/>
         </w:rPr>
@@ -9698,6 +10972,20 @@
       </w:r>
       <w:r>
         <w:rPr>
+          <w:lang w:val="en_US" w:bidi="en_US"/>
+        </w:rPr>
+        <w:t>לִבְבֵ⁠הֶֽן</w:t>
+      </w:r>
+    </w:p>
+    <w:p>
+      <w:pPr/>
+      <w:r>
+        <w:rPr>
+          <w:lang w:val="en_US" w:bidi="en_US"/>
+        </w:rPr>
+      </w:r>
+      <w:r>
+        <w:rPr>
           <w:b/>
           <w:lang w:val="en_US" w:bidi="en_US"/>
         </w:rPr>
@@ -9794,6 +11082,20 @@
       </w:r>
       <w:r>
         <w:rPr>
+          <w:lang w:val="en_US" w:bidi="en_US"/>
+        </w:rPr>
+        <w:t>מְתֹפְפֹ֖ת עַל־לִבְבֵ⁠הֶֽן</w:t>
+      </w:r>
+    </w:p>
+    <w:p>
+      <w:pPr/>
+      <w:r>
+        <w:rPr>
+          <w:lang w:val="en_US" w:bidi="en_US"/>
+        </w:rPr>
+      </w:r>
+      <w:r>
+        <w:rPr>
           <w:b/>
           <w:lang w:val="en_US" w:bidi="en_US"/>
         </w:rPr>
@@ -9877,6 +11179,20 @@
       </w:r>
       <w:r>
         <w:rPr>
+          <w:lang w:val="en_US" w:bidi="en_US"/>
+        </w:rPr>
+        <w:t>כִ⁠בְרֵֽכַת־מַ֖יִם</w:t>
+      </w:r>
+    </w:p>
+    <w:p>
+      <w:pPr/>
+      <w:r>
+        <w:rPr>
+          <w:lang w:val="en_US" w:bidi="en_US"/>
+        </w:rPr>
+      </w:r>
+      <w:r>
+        <w:rPr>
           <w:b/>
           <w:lang w:val="en_US" w:bidi="en_US"/>
         </w:rPr>
@@ -9960,6 +11276,20 @@
       </w:r>
       <w:r>
         <w:rPr>
+          <w:lang w:val="en_US" w:bidi="en_US"/>
+        </w:rPr>
+        <w:t>מִ֣⁠ימֵי הִ֑יא</w:t>
+      </w:r>
+    </w:p>
+    <w:p>
+      <w:pPr/>
+      <w:r>
+        <w:rPr>
+          <w:lang w:val="en_US" w:bidi="en_US"/>
+        </w:rPr>
+      </w:r>
+      <w:r>
+        <w:rPr>
           <w:b/>
           <w:lang w:val="en_US" w:bidi="en_US"/>
         </w:rPr>
@@ -10056,6 +11386,20 @@
       </w:r>
       <w:r>
         <w:rPr>
+          <w:lang w:val="en_US" w:bidi="en_US"/>
+        </w:rPr>
+        <w:t>וְ⁠הֵ֣מָּה</w:t>
+      </w:r>
+    </w:p>
+    <w:p>
+      <w:pPr/>
+      <w:r>
+        <w:rPr>
+          <w:lang w:val="en_US" w:bidi="en_US"/>
+        </w:rPr>
+      </w:r>
+      <w:r>
+        <w:rPr>
           <w:b/>
           <w:lang w:val="en_US" w:bidi="en_US"/>
         </w:rPr>
@@ -10152,6 +11496,20 @@
       </w:r>
       <w:r>
         <w:rPr>
+          <w:lang w:val="en_US" w:bidi="en_US"/>
+        </w:rPr>
+        <w:t>עִמְד֥וּ עֲמֹ֖דוּ</w:t>
+      </w:r>
+    </w:p>
+    <w:p>
+      <w:pPr/>
+      <w:r>
+        <w:rPr>
+          <w:lang w:val="en_US" w:bidi="en_US"/>
+        </w:rPr>
+      </w:r>
+      <w:r>
+        <w:rPr>
           <w:b/>
           <w:lang w:val="en_US" w:bidi="en_US"/>
         </w:rPr>
@@ -10235,6 +11593,20 @@
       </w:r>
       <w:r>
         <w:rPr>
+          <w:lang w:val="en_US" w:bidi="en_US"/>
+        </w:rPr>
+        <w:t>בֹּ֥זּוּ כֶ֖סֶף בֹּ֣זּוּ זָהָ֑ב וְ⁠אֵ֥ין קֵ֨צֶה֙ לַ⁠תְּכוּנָ֔ה כָּבֹ֕ד מִ⁠כֹּ֖ל כְּלִ֥י חֶמְדָּֽה</w:t>
+      </w:r>
+    </w:p>
+    <w:p>
+      <w:pPr/>
+      <w:r>
+        <w:rPr>
+          <w:lang w:val="en_US" w:bidi="en_US"/>
+        </w:rPr>
+      </w:r>
+      <w:r>
+        <w:rPr>
           <w:b/>
           <w:lang w:val="en_US" w:bidi="en_US"/>
         </w:rPr>
@@ -10318,6 +11690,20 @@
       </w:r>
       <w:r>
         <w:rPr>
+          <w:lang w:val="en_US" w:bidi="en_US"/>
+        </w:rPr>
+        <w:t>וְ⁠אֵ֥ין קֵ֨צֶה֙ לַ⁠תְּכוּנָ֔ה</w:t>
+      </w:r>
+    </w:p>
+    <w:p>
+      <w:pPr/>
+      <w:r>
+        <w:rPr>
+          <w:lang w:val="en_US" w:bidi="en_US"/>
+        </w:rPr>
+      </w:r>
+      <w:r>
+        <w:rPr>
           <w:b/>
           <w:lang w:val="en_US" w:bidi="en_US"/>
         </w:rPr>
@@ -10401,6 +11787,20 @@
       </w:r>
       <w:r>
         <w:rPr>
+          <w:lang w:val="en_US" w:bidi="en_US"/>
+        </w:rPr>
+        <w:t>כְּלִ֥י חֶמְדָּֽה</w:t>
+      </w:r>
+    </w:p>
+    <w:p>
+      <w:pPr/>
+      <w:r>
+        <w:rPr>
+          <w:lang w:val="en_US" w:bidi="en_US"/>
+        </w:rPr>
+      </w:r>
+      <w:r>
+        <w:rPr>
           <w:b/>
           <w:lang w:val="en_US" w:bidi="en_US"/>
         </w:rPr>
@@ -10510,6 +11910,20 @@
       </w:r>
       <w:r>
         <w:rPr>
+          <w:lang w:val="en_US" w:bidi="en_US"/>
+        </w:rPr>
+        <w:t>בּוּקָ֥ה וּ⁠מְבוּקָ֖ה וּ⁠מְבֻלָּקָ֑ה</w:t>
+      </w:r>
+    </w:p>
+    <w:p>
+      <w:pPr/>
+      <w:r>
+        <w:rPr>
+          <w:lang w:val="en_US" w:bidi="en_US"/>
+        </w:rPr>
+      </w:r>
+      <w:r>
+        <w:rPr>
           <w:b/>
           <w:lang w:val="en_US" w:bidi="en_US"/>
         </w:rPr>
@@ -10593,6 +12007,20 @@
       </w:r>
       <w:r>
         <w:rPr>
+          <w:lang w:val="en_US" w:bidi="en_US"/>
+        </w:rPr>
+        <w:t>וְ⁠לֵ֨ב</w:t>
+      </w:r>
+    </w:p>
+    <w:p>
+      <w:pPr/>
+      <w:r>
+        <w:rPr>
+          <w:lang w:val="en_US" w:bidi="en_US"/>
+        </w:rPr>
+      </w:r>
+      <w:r>
+        <w:rPr>
           <w:b/>
           <w:lang w:val="en_US" w:bidi="en_US"/>
         </w:rPr>
@@ -10689,6 +12117,20 @@
       </w:r>
       <w:r>
         <w:rPr>
+          <w:lang w:val="en_US" w:bidi="en_US"/>
+        </w:rPr>
+        <w:t>וְ⁠לֵ֨ב נָמֵ֜ס</w:t>
+      </w:r>
+    </w:p>
+    <w:p>
+      <w:pPr/>
+      <w:r>
+        <w:rPr>
+          <w:lang w:val="en_US" w:bidi="en_US"/>
+        </w:rPr>
+      </w:r>
+      <w:r>
+        <w:rPr>
           <w:b/>
           <w:lang w:val="en_US" w:bidi="en_US"/>
         </w:rPr>
@@ -10785,6 +12227,20 @@
       </w:r>
       <w:r>
         <w:rPr>
+          <w:lang w:val="en_US" w:bidi="en_US"/>
+        </w:rPr>
+        <w:t>וְ⁠חַלְחָלָה֙ בְּ⁠כָל־מָתְנַ֔יִם</w:t>
+      </w:r>
+    </w:p>
+    <w:p>
+      <w:pPr/>
+      <w:r>
+        <w:rPr>
+          <w:lang w:val="en_US" w:bidi="en_US"/>
+        </w:rPr>
+      </w:r>
+      <w:r>
+        <w:rPr>
           <w:b/>
           <w:lang w:val="en_US" w:bidi="en_US"/>
         </w:rPr>
@@ -10881,6 +12337,20 @@
       </w:r>
       <w:r>
         <w:rPr>
+          <w:lang w:val="en_US" w:bidi="en_US"/>
+        </w:rPr>
+        <w:t>קִבְּצ֥וּ פָארֽוּר</w:t>
+      </w:r>
+    </w:p>
+    <w:p>
+      <w:pPr/>
+      <w:r>
+        <w:rPr>
+          <w:lang w:val="en_US" w:bidi="en_US"/>
+        </w:rPr>
+      </w:r>
+      <w:r>
+        <w:rPr>
           <w:b/>
           <w:lang w:val="en_US" w:bidi="en_US"/>
         </w:rPr>
@@ -10977,6 +12447,20 @@
       </w:r>
       <w:r>
         <w:rPr>
+          <w:lang w:val="en_US" w:bidi="en_US"/>
+        </w:rPr>
+        <w:t>אַיֵּה֙ מְע֣וֹן אֲרָי֔וֹת וּ⁠מִרְעֶ֥ה ה֖וּא לַ⁠כְּפִרִ֑ים אֲשֶׁ֣ר הָלַךְ֩ אַרְיֵ֨ה לָבִ֥יא שָׁ֛ם גּ֥וּר אַרְיֵ֖ה וְ⁠אֵ֥ין מַחֲרִֽיד</w:t>
+      </w:r>
+    </w:p>
+    <w:p>
+      <w:pPr/>
+      <w:r>
+        <w:rPr>
+          <w:lang w:val="en_US" w:bidi="en_US"/>
+        </w:rPr>
+      </w:r>
+      <w:r>
+        <w:rPr>
           <w:b/>
           <w:lang w:val="en_US" w:bidi="en_US"/>
         </w:rPr>
@@ -11060,6 +12544,20 @@
       </w:r>
       <w:r>
         <w:rPr>
+          <w:lang w:val="en_US" w:bidi="en_US"/>
+        </w:rPr>
+        <w:t>מְע֣וֹן אֲרָי֔וֹת</w:t>
+      </w:r>
+    </w:p>
+    <w:p>
+      <w:pPr/>
+      <w:r>
+        <w:rPr>
+          <w:lang w:val="en_US" w:bidi="en_US"/>
+        </w:rPr>
+      </w:r>
+      <w:r>
+        <w:rPr>
           <w:b/>
           <w:lang w:val="en_US" w:bidi="en_US"/>
         </w:rPr>
@@ -11143,6 +12641,20 @@
       </w:r>
       <w:r>
         <w:rPr>
+          <w:lang w:val="en_US" w:bidi="en_US"/>
+        </w:rPr>
+        <w:t>לָבִ֥יא שָׁ֛ם</w:t>
+      </w:r>
+    </w:p>
+    <w:p>
+      <w:pPr/>
+      <w:r>
+        <w:rPr>
+          <w:lang w:val="en_US" w:bidi="en_US"/>
+        </w:rPr>
+      </w:r>
+      <w:r>
+        <w:rPr>
           <w:b/>
           <w:lang w:val="en_US" w:bidi="en_US"/>
         </w:rPr>
@@ -11226,6 +12738,20 @@
       </w:r>
       <w:r>
         <w:rPr>
+          <w:lang w:val="en_US" w:bidi="en_US"/>
+        </w:rPr>
+        <w:t>גּ֥וּר אַרְיֵ֖ה</w:t>
+      </w:r>
+    </w:p>
+    <w:p>
+      <w:pPr/>
+      <w:r>
+        <w:rPr>
+          <w:lang w:val="en_US" w:bidi="en_US"/>
+        </w:rPr>
+      </w:r>
+      <w:r>
+        <w:rPr>
           <w:b/>
           <w:lang w:val="en_US" w:bidi="en_US"/>
         </w:rPr>
@@ -11309,6 +12835,20 @@
       </w:r>
       <w:r>
         <w:rPr>
+          <w:lang w:val="en_US" w:bidi="en_US"/>
+        </w:rPr>
+        <w:t>טֹרֵף֙ בְּ⁠דֵ֣י</w:t>
+      </w:r>
+    </w:p>
+    <w:p>
+      <w:pPr/>
+      <w:r>
+        <w:rPr>
+          <w:lang w:val="en_US" w:bidi="en_US"/>
+        </w:rPr>
+      </w:r>
+      <w:r>
+        <w:rPr>
           <w:b/>
           <w:lang w:val="en_US" w:bidi="en_US"/>
         </w:rPr>
@@ -11392,6 +12932,20 @@
       </w:r>
       <w:r>
         <w:rPr>
+          <w:lang w:val="en_US" w:bidi="en_US"/>
+        </w:rPr>
+        <w:t>וּ⁠מְחַנֵּ֖ק</w:t>
+      </w:r>
+    </w:p>
+    <w:p>
+      <w:pPr/>
+      <w:r>
+        <w:rPr>
+          <w:lang w:val="en_US" w:bidi="en_US"/>
+        </w:rPr>
+      </w:r>
+      <w:r>
+        <w:rPr>
           <w:b/>
           <w:lang w:val="en_US" w:bidi="en_US"/>
         </w:rPr>
@@ -11475,6 +13029,20 @@
       </w:r>
       <w:r>
         <w:rPr>
+          <w:lang w:val="en_US" w:bidi="en_US"/>
+        </w:rPr>
+        <w:t>וַ⁠יְמַלֵּא־טֶ֣רֶף חֹרָ֔י⁠ו וּ⁠מְעֹֽנֹתָ֖י⁠ו טְרֵפָֽה</w:t>
+      </w:r>
+    </w:p>
+    <w:p>
+      <w:pPr/>
+      <w:r>
+        <w:rPr>
+          <w:lang w:val="en_US" w:bidi="en_US"/>
+        </w:rPr>
+      </w:r>
+      <w:r>
+        <w:rPr>
           <w:b/>
           <w:lang w:val="en_US" w:bidi="en_US"/>
         </w:rPr>
@@ -11558,6 +13126,20 @@
       </w:r>
       <w:r>
         <w:rPr>
+          <w:lang w:val="en_US" w:bidi="en_US"/>
+        </w:rPr>
+        <w:t>וּ⁠מְעֹֽנֹתָ֖י⁠ו</w:t>
+      </w:r>
+    </w:p>
+    <w:p>
+      <w:pPr/>
+      <w:r>
+        <w:rPr>
+          <w:lang w:val="en_US" w:bidi="en_US"/>
+        </w:rPr>
+      </w:r>
+      <w:r>
+        <w:rPr>
           <w:b/>
           <w:lang w:val="en_US" w:bidi="en_US"/>
         </w:rPr>
@@ -11641,6 +13223,20 @@
       </w:r>
       <w:r>
         <w:rPr>
+          <w:lang w:val="en_US" w:bidi="en_US"/>
+        </w:rPr>
+        <w:t>הִנְ⁠נִ֣י אֵלַ֗יִ⁠ךְ</w:t>
+      </w:r>
+    </w:p>
+    <w:p>
+      <w:pPr/>
+      <w:r>
+        <w:rPr>
+          <w:lang w:val="en_US" w:bidi="en_US"/>
+        </w:rPr>
+      </w:r>
+      <w:r>
+        <w:rPr>
           <w:b/>
           <w:lang w:val="en_US" w:bidi="en_US"/>
         </w:rPr>
@@ -11724,6 +13320,20 @@
       </w:r>
       <w:r>
         <w:rPr>
+          <w:lang w:val="en_US" w:bidi="en_US"/>
+        </w:rPr>
+        <w:t>הִנְ⁠נִ֣י אֵלַ֗יִ⁠ךְ</w:t>
+      </w:r>
+    </w:p>
+    <w:p>
+      <w:pPr/>
+      <w:r>
+        <w:rPr>
+          <w:lang w:val="en_US" w:bidi="en_US"/>
+        </w:rPr>
+      </w:r>
+      <w:r>
+        <w:rPr>
           <w:b/>
           <w:lang w:val="en_US" w:bidi="en_US"/>
         </w:rPr>
@@ -11820,6 +13430,20 @@
       </w:r>
       <w:r>
         <w:rPr>
+          <w:lang w:val="en_US" w:bidi="en_US"/>
+        </w:rPr>
+        <w:t>נְאֻם֙</w:t>
+      </w:r>
+    </w:p>
+    <w:p>
+      <w:pPr/>
+      <w:r>
+        <w:rPr>
+          <w:lang w:val="en_US" w:bidi="en_US"/>
+        </w:rPr>
+      </w:r>
+      <w:r>
+        <w:rPr>
           <w:b/>
           <w:lang w:val="en_US" w:bidi="en_US"/>
         </w:rPr>
@@ -11903,6 +13527,20 @@
       </w:r>
       <w:r>
         <w:rPr>
+          <w:lang w:val="en_US" w:bidi="en_US"/>
+        </w:rPr>
+        <w:t>רִכְבָּ֔⁠הּ</w:t>
+      </w:r>
+    </w:p>
+    <w:p>
+      <w:pPr/>
+      <w:r>
+        <w:rPr>
+          <w:lang w:val="en_US" w:bidi="en_US"/>
+        </w:rPr>
+      </w:r>
+      <w:r>
+        <w:rPr>
           <w:b/>
           <w:lang w:val="en_US" w:bidi="en_US"/>
         </w:rPr>
@@ -11999,6 +13637,20 @@
       </w:r>
       <w:r>
         <w:rPr>
+          <w:lang w:val="en_US" w:bidi="en_US"/>
+        </w:rPr>
+        <w:t>רִכְבָּ֔⁠הּ</w:t>
+      </w:r>
+    </w:p>
+    <w:p>
+      <w:pPr/>
+      <w:r>
+        <w:rPr>
+          <w:lang w:val="en_US" w:bidi="en_US"/>
+        </w:rPr>
+      </w:r>
+      <w:r>
+        <w:rPr>
           <w:b/>
           <w:lang w:val="en_US" w:bidi="en_US"/>
         </w:rPr>
@@ -12095,6 +13747,20 @@
       </w:r>
       <w:r>
         <w:rPr>
+          <w:lang w:val="en_US" w:bidi="en_US"/>
+        </w:rPr>
+        <w:t>תֹּ֣אכַל חָ֑רֶב</w:t>
+      </w:r>
+    </w:p>
+    <w:p>
+      <w:pPr/>
+      <w:r>
+        <w:rPr>
+          <w:lang w:val="en_US" w:bidi="en_US"/>
+        </w:rPr>
+      </w:r>
+      <w:r>
+        <w:rPr>
           <w:b/>
           <w:lang w:val="en_US" w:bidi="en_US"/>
         </w:rPr>
@@ -12193,6 +13859,20 @@
         <w:rPr>
           <w:lang w:val="en_US" w:bidi="en_US"/>
         </w:rPr>
+      </w:r>
+    </w:p>
+    <w:p>
+      <w:pPr/>
+      <w:r>
+        <w:rPr>
+          <w:lang w:val="en_US" w:bidi="en_US"/>
+        </w:rPr>
+      </w:r>
+      <w:r>
+        <w:rPr>
+          <w:lang w:val="en_US" w:bidi="en_US"/>
+        </w:rPr>
+        <w:t>וְ⁠הִכְרַתִּ֤י</w:t>
       </w:r>
     </w:p>
     <w:p>
@@ -12521,6 +14201,20 @@
       </w:r>
       <w:r>
         <w:rPr>
+          <w:lang w:val="en_US" w:bidi="en_US"/>
+        </w:rPr>
+        <w:t>עִ֣יר דָּמִ֑ים</w:t>
+      </w:r>
+    </w:p>
+    <w:p>
+      <w:pPr/>
+      <w:r>
+        <w:rPr>
+          <w:lang w:val="en_US" w:bidi="en_US"/>
+        </w:rPr>
+      </w:r>
+      <w:r>
+        <w:rPr>
           <w:b/>
           <w:lang w:val="en_US" w:bidi="en_US"/>
         </w:rPr>
@@ -12617,6 +14311,20 @@
       </w:r>
       <w:r>
         <w:rPr>
+          <w:lang w:val="en_US" w:bidi="en_US"/>
+        </w:rPr>
+        <w:t>כֻּלָּ֗⁠הּ כַּ֤חַשׁ</w:t>
+      </w:r>
+    </w:p>
+    <w:p>
+      <w:pPr/>
+      <w:r>
+        <w:rPr>
+          <w:lang w:val="en_US" w:bidi="en_US"/>
+        </w:rPr>
+      </w:r>
+      <w:r>
+        <w:rPr>
           <w:b/>
           <w:lang w:val="en_US" w:bidi="en_US"/>
         </w:rPr>
@@ -12713,6 +14421,20 @@
       </w:r>
       <w:r>
         <w:rPr>
+          <w:lang w:val="en_US" w:bidi="en_US"/>
+        </w:rPr>
+        <w:t>שׁ֔וֹט &amp; רַ֣עַשׁ אוֹפָ֑ן וְ⁠ס֣וּס דֹּהֵ֔ר וּ⁠מֶרְכָּבָ֖ה מְרַקֵּדָֽה</w:t>
+      </w:r>
+    </w:p>
+    <w:p>
+      <w:pPr/>
+      <w:r>
+        <w:rPr>
+          <w:lang w:val="en_US" w:bidi="en_US"/>
+        </w:rPr>
+      </w:r>
+      <w:r>
+        <w:rPr>
           <w:b/>
           <w:lang w:val="en_US" w:bidi="en_US"/>
         </w:rPr>
@@ -12861,6 +14583,20 @@
       </w:r>
       <w:r>
         <w:rPr>
+          <w:lang w:val="en_US" w:bidi="en_US"/>
+        </w:rPr>
+        <w:t>פָּרָ֣שׁ מַעֲלֶ֗ה וְ⁠לַ֤הַב חֶ֨רֶב֙ וּ⁠בְרַ֣ק חֲנִ֔ית</w:t>
+      </w:r>
+    </w:p>
+    <w:p>
+      <w:pPr/>
+      <w:r>
+        <w:rPr>
+          <w:lang w:val="en_US" w:bidi="en_US"/>
+        </w:rPr>
+      </w:r>
+      <w:r>
+        <w:rPr>
           <w:b/>
           <w:lang w:val="en_US" w:bidi="en_US"/>
         </w:rPr>
@@ -12983,6 +14719,20 @@
       </w:r>
       <w:r>
         <w:rPr>
+          <w:lang w:val="en_US" w:bidi="en_US"/>
+        </w:rPr>
+        <w:t>פָּרָ֣שׁ מַעֲלֶ֗ה וְ⁠לַ֤הַב חֶ֨רֶב֙ וּ⁠בְרַ֣ק חֲנִ֔ית</w:t>
+      </w:r>
+    </w:p>
+    <w:p>
+      <w:pPr/>
+      <w:r>
+        <w:rPr>
+          <w:lang w:val="en_US" w:bidi="en_US"/>
+        </w:rPr>
+      </w:r>
+      <w:r>
+        <w:rPr>
           <w:b/>
           <w:lang w:val="en_US" w:bidi="en_US"/>
         </w:rPr>
@@ -13066,6 +14816,20 @@
       </w:r>
       <w:r>
         <w:rPr>
+          <w:lang w:val="en_US" w:bidi="en_US"/>
+        </w:rPr>
+        <w:t>וְ⁠אֵ֥ין קֵ֨צֶה֙ לַ⁠גְּוִיָּ֔ה</w:t>
+      </w:r>
+    </w:p>
+    <w:p>
+      <w:pPr/>
+      <w:r>
+        <w:rPr>
+          <w:lang w:val="en_US" w:bidi="en_US"/>
+        </w:rPr>
+      </w:r>
+      <w:r>
+        <w:rPr>
           <w:b/>
           <w:lang w:val="en_US" w:bidi="en_US"/>
         </w:rPr>
@@ -13149,6 +14913,20 @@
       </w:r>
       <w:r>
         <w:rPr>
+          <w:lang w:val="en_US" w:bidi="en_US"/>
+        </w:rPr>
+        <w:t>וְכָשְׁל֖וּ</w:t>
+      </w:r>
+    </w:p>
+    <w:p>
+      <w:pPr/>
+      <w:r>
+        <w:rPr>
+          <w:lang w:val="en_US" w:bidi="en_US"/>
+        </w:rPr>
+      </w:r>
+      <w:r>
+        <w:rPr>
           <w:b/>
           <w:lang w:val="en_US" w:bidi="en_US"/>
         </w:rPr>
@@ -13245,6 +15023,20 @@
       </w:r>
       <w:r>
         <w:rPr>
+          <w:lang w:val="en_US" w:bidi="en_US"/>
+        </w:rPr>
+        <w:t>בִּ⁠גְוִיָּתָֽ⁠ם</w:t>
+      </w:r>
+    </w:p>
+    <w:p>
+      <w:pPr/>
+      <w:r>
+        <w:rPr>
+          <w:lang w:val="en_US" w:bidi="en_US"/>
+        </w:rPr>
+      </w:r>
+      <w:r>
+        <w:rPr>
           <w:b/>
           <w:lang w:val="en_US" w:bidi="en_US"/>
         </w:rPr>
@@ -13341,6 +15133,20 @@
       </w:r>
       <w:r>
         <w:rPr>
+          <w:lang w:val="en_US" w:bidi="en_US"/>
+        </w:rPr>
+        <w:t>זְנוּנֵ֣י זוֹנָ֔ה</w:t>
+      </w:r>
+    </w:p>
+    <w:p>
+      <w:pPr/>
+      <w:r>
+        <w:rPr>
+          <w:lang w:val="en_US" w:bidi="en_US"/>
+        </w:rPr>
+      </w:r>
+      <w:r>
+        <w:rPr>
           <w:b/>
           <w:lang w:val="en_US" w:bidi="en_US"/>
         </w:rPr>
@@ -13424,6 +15230,20 @@
       </w:r>
       <w:r>
         <w:rPr>
+          <w:lang w:val="en_US" w:bidi="en_US"/>
+        </w:rPr>
+        <w:t>מֵ⁠רֹב֙</w:t>
+      </w:r>
+    </w:p>
+    <w:p>
+      <w:pPr/>
+      <w:r>
+        <w:rPr>
+          <w:lang w:val="en_US" w:bidi="en_US"/>
+        </w:rPr>
+      </w:r>
+      <w:r>
+        <w:rPr>
           <w:b/>
           <w:lang w:val="en_US" w:bidi="en_US"/>
         </w:rPr>
@@ -13507,6 +15327,20 @@
       </w:r>
       <w:r>
         <w:rPr>
+          <w:lang w:val="en_US" w:bidi="en_US"/>
+        </w:rPr>
+        <w:t>וּ⁠מִשְׁפָּח֖וֹת</w:t>
+      </w:r>
+    </w:p>
+    <w:p>
+      <w:pPr/>
+      <w:r>
+        <w:rPr>
+          <w:lang w:val="en_US" w:bidi="en_US"/>
+        </w:rPr>
+      </w:r>
+      <w:r>
+        <w:rPr>
           <w:b/>
           <w:lang w:val="en_US" w:bidi="en_US"/>
         </w:rPr>
@@ -13579,6 +15413,20 @@
         <w:rPr>
           <w:lang w:val="en_US" w:bidi="en_US"/>
         </w:rPr>
+      </w:r>
+    </w:p>
+    <w:p>
+      <w:pPr/>
+      <w:r>
+        <w:rPr>
+          <w:lang w:val="en_US" w:bidi="en_US"/>
+        </w:rPr>
+      </w:r>
+      <w:r>
+        <w:rPr>
+          <w:lang w:val="en_US" w:bidi="en_US"/>
+        </w:rPr>
+        <w:t>הִנְ⁠נִ֣י אֵלַ֗יִ⁠ךְ</w:t>
       </w:r>
     </w:p>
     <w:p>
@@ -13704,6 +15552,20 @@
       </w:r>
       <w:r>
         <w:rPr>
+          <w:lang w:val="en_US" w:bidi="en_US"/>
+        </w:rPr>
+        <w:t>אֵלַ֗יִ⁠ךְ</w:t>
+      </w:r>
+    </w:p>
+    <w:p>
+      <w:pPr/>
+      <w:r>
+        <w:rPr>
+          <w:lang w:val="en_US" w:bidi="en_US"/>
+        </w:rPr>
+      </w:r>
+      <w:r>
+        <w:rPr>
           <w:b/>
           <w:lang w:val="en_US" w:bidi="en_US"/>
         </w:rPr>
@@ -13800,6 +15662,20 @@
       </w:r>
       <w:r>
         <w:rPr>
+          <w:lang w:val="en_US" w:bidi="en_US"/>
+        </w:rPr>
+        <w:t>נְאֻם֙</w:t>
+      </w:r>
+    </w:p>
+    <w:p>
+      <w:pPr/>
+      <w:r>
+        <w:rPr>
+          <w:lang w:val="en_US" w:bidi="en_US"/>
+        </w:rPr>
+      </w:r>
+      <w:r>
+        <w:rPr>
           <w:b/>
           <w:lang w:val="en_US" w:bidi="en_US"/>
         </w:rPr>
@@ -13883,6 +15759,20 @@
       </w:r>
       <w:r>
         <w:rPr>
+          <w:lang w:val="en_US" w:bidi="en_US"/>
+        </w:rPr>
+        <w:t>וּ⁠מַמְלָכ֖וֹת קְלוֹנֵֽ⁠ךְ</w:t>
+      </w:r>
+    </w:p>
+    <w:p>
+      <w:pPr/>
+      <w:r>
+        <w:rPr>
+          <w:lang w:val="en_US" w:bidi="en_US"/>
+        </w:rPr>
+      </w:r>
+      <w:r>
+        <w:rPr>
           <w:b/>
           <w:lang w:val="en_US" w:bidi="en_US"/>
         </w:rPr>
@@ -13966,6 +15856,20 @@
       </w:r>
       <w:r>
         <w:rPr>
+          <w:lang w:val="en_US" w:bidi="en_US"/>
+        </w:rPr>
+        <w:t>קְלוֹנֵֽ⁠ךְ</w:t>
+      </w:r>
+    </w:p>
+    <w:p>
+      <w:pPr/>
+      <w:r>
+        <w:rPr>
+          <w:lang w:val="en_US" w:bidi="en_US"/>
+        </w:rPr>
+      </w:r>
+      <w:r>
+        <w:rPr>
           <w:b/>
           <w:lang w:val="en_US" w:bidi="en_US"/>
         </w:rPr>
@@ -14051,6 +15955,20 @@
         <w:rPr>
           <w:lang w:val="en_US" w:bidi="en_US"/>
         </w:rPr>
+      </w:r>
+    </w:p>
+    <w:p>
+      <w:pPr/>
+      <w:r>
+        <w:rPr>
+          <w:lang w:val="en_US" w:bidi="en_US"/>
+        </w:rPr>
+      </w:r>
+      <w:r>
+        <w:rPr>
+          <w:lang w:val="en_US" w:bidi="en_US"/>
+        </w:rPr>
+        <w:t>עָלַ֛יִ⁠ךְ</w:t>
       </w:r>
     </w:p>
     <w:p>
@@ -14176,6 +16094,20 @@
       </w:r>
       <w:r>
         <w:rPr>
+          <w:lang w:val="en_US" w:bidi="en_US"/>
+        </w:rPr>
+        <w:t>וְ⁠הִשְׁלַכְתִּ֥י עָלַ֛יִ⁠ךְ שִׁקֻּצִ֖ים</w:t>
+      </w:r>
+    </w:p>
+    <w:p>
+      <w:pPr/>
+      <w:r>
+        <w:rPr>
+          <w:lang w:val="en_US" w:bidi="en_US"/>
+        </w:rPr>
+      </w:r>
+      <w:r>
+        <w:rPr>
           <w:b/>
           <w:lang w:val="en_US" w:bidi="en_US"/>
         </w:rPr>
@@ -14272,6 +16204,20 @@
       </w:r>
       <w:r>
         <w:rPr>
+          <w:lang w:val="en_US" w:bidi="en_US"/>
+        </w:rPr>
+        <w:t>שָׁדְּדָ֣ה נִֽינְוֵ֔ה</w:t>
+      </w:r>
+    </w:p>
+    <w:p>
+      <w:pPr/>
+      <w:r>
+        <w:rPr>
+          <w:lang w:val="en_US" w:bidi="en_US"/>
+        </w:rPr>
+      </w:r>
+      <w:r>
+        <w:rPr>
           <w:b/>
           <w:lang w:val="en_US" w:bidi="en_US"/>
         </w:rPr>
@@ -14368,6 +16314,20 @@
       </w:r>
       <w:r>
         <w:rPr>
+          <w:lang w:val="en_US" w:bidi="en_US"/>
+        </w:rPr>
+        <w:t>שָׁדְּדָ֣ה נִֽינְוֵ֔ה</w:t>
+      </w:r>
+    </w:p>
+    <w:p>
+      <w:pPr/>
+      <w:r>
+        <w:rPr>
+          <w:lang w:val="en_US" w:bidi="en_US"/>
+        </w:rPr>
+      </w:r>
+      <w:r>
+        <w:rPr>
           <w:b/>
           <w:lang w:val="en_US" w:bidi="en_US"/>
         </w:rPr>
@@ -14451,6 +16411,20 @@
       </w:r>
       <w:r>
         <w:rPr>
+          <w:lang w:val="en_US" w:bidi="en_US"/>
+        </w:rPr>
+        <w:t>מִ֖י יָנ֣וּד לָ֑⁠הּ</w:t>
+      </w:r>
+    </w:p>
+    <w:p>
+      <w:pPr/>
+      <w:r>
+        <w:rPr>
+          <w:lang w:val="en_US" w:bidi="en_US"/>
+        </w:rPr>
+      </w:r>
+      <w:r>
+        <w:rPr>
           <w:b/>
           <w:lang w:val="en_US" w:bidi="en_US"/>
         </w:rPr>
@@ -14534,6 +16508,20 @@
       </w:r>
       <w:r>
         <w:rPr>
+          <w:lang w:val="en_US" w:bidi="en_US"/>
+        </w:rPr>
+        <w:t>מֵ⁠אַ֛יִן אֲבַקֵּ֥שׁ מְנַחֲמִ֖ים לָֽ⁠ךְ</w:t>
+      </w:r>
+    </w:p>
+    <w:p>
+      <w:pPr/>
+      <w:r>
+        <w:rPr>
+          <w:lang w:val="en_US" w:bidi="en_US"/>
+        </w:rPr>
+      </w:r>
+      <w:r>
+        <w:rPr>
           <w:b/>
           <w:lang w:val="en_US" w:bidi="en_US"/>
         </w:rPr>
@@ -14617,6 +16605,20 @@
       </w:r>
       <w:r>
         <w:rPr>
+          <w:lang w:val="en_US" w:bidi="en_US"/>
+        </w:rPr>
+        <w:t>הֲ⁠תֵֽיטְבִי֙ מִ⁠נֹּ֣א אָמ֔וֹן הַ⁠יֹּֽשְׁבָה֙ בַּ⁠יְאֹרִ֔ים מַ֖יִם סָבִ֣יב לָ֑⁠הּ אֲשֶׁר־חֵ֣יל יָ֔ם מִ⁠יָּ֖ם חוֹמָתָֽ⁠הּ</w:t>
+      </w:r>
+    </w:p>
+    <w:p>
+      <w:pPr/>
+      <w:r>
+        <w:rPr>
+          <w:lang w:val="en_US" w:bidi="en_US"/>
+        </w:rPr>
+      </w:r>
+      <w:r>
+        <w:rPr>
           <w:b/>
           <w:lang w:val="en_US" w:bidi="en_US"/>
         </w:rPr>
@@ -14700,6 +16702,20 @@
       </w:r>
       <w:r>
         <w:rPr>
+          <w:lang w:val="en_US" w:bidi="en_US"/>
+        </w:rPr>
+        <w:t>מִ⁠נֹּ֣א אָמ֔וֹן</w:t>
+      </w:r>
+    </w:p>
+    <w:p>
+      <w:pPr/>
+      <w:r>
+        <w:rPr>
+          <w:lang w:val="en_US" w:bidi="en_US"/>
+        </w:rPr>
+      </w:r>
+      <w:r>
+        <w:rPr>
           <w:b/>
           <w:lang w:val="en_US" w:bidi="en_US"/>
         </w:rPr>
@@ -14790,6 +16806,20 @@
       </w:r>
       <w:r>
         <w:rPr>
+          <w:lang w:val="en_US" w:bidi="en_US"/>
+        </w:rPr>
+        <w:t>אֲשֶׁר־חֵ֣יל יָ֔ם מִ⁠יָּ֖ם חוֹמָתָֽ⁠הּ</w:t>
+      </w:r>
+    </w:p>
+    <w:p>
+      <w:pPr/>
+      <w:r>
+        <w:rPr>
+          <w:lang w:val="en_US" w:bidi="en_US"/>
+        </w:rPr>
+      </w:r>
+      <w:r>
+        <w:rPr>
           <w:b/>
           <w:lang w:val="en_US" w:bidi="en_US"/>
         </w:rPr>
@@ -14886,6 +16916,20 @@
       </w:r>
       <w:r>
         <w:rPr>
+          <w:lang w:val="en_US" w:bidi="en_US"/>
+        </w:rPr>
+        <w:t>מִ⁠יָּ֖ם חוֹמָתָֽ⁠הּ</w:t>
+      </w:r>
+    </w:p>
+    <w:p>
+      <w:pPr/>
+      <w:r>
+        <w:rPr>
+          <w:lang w:val="en_US" w:bidi="en_US"/>
+        </w:rPr>
+      </w:r>
+      <w:r>
+        <w:rPr>
           <w:b/>
           <w:lang w:val="en_US" w:bidi="en_US"/>
         </w:rPr>
@@ -14995,6 +17039,20 @@
       </w:r>
       <w:r>
         <w:rPr>
+          <w:lang w:val="en_US" w:bidi="en_US"/>
+        </w:rPr>
+        <w:t>מִ⁠יָּ֖ם חוֹמָתָֽ⁠הּ</w:t>
+      </w:r>
+    </w:p>
+    <w:p>
+      <w:pPr/>
+      <w:r>
+        <w:rPr>
+          <w:lang w:val="en_US" w:bidi="en_US"/>
+        </w:rPr>
+      </w:r>
+      <w:r>
+        <w:rPr>
           <w:b/>
           <w:lang w:val="en_US" w:bidi="en_US"/>
         </w:rPr>
@@ -15078,6 +17136,20 @@
       </w:r>
       <w:r>
         <w:rPr>
+          <w:lang w:val="en_US" w:bidi="en_US"/>
+        </w:rPr>
+        <w:t>עָצְמָ֛⁠ה</w:t>
+      </w:r>
+    </w:p>
+    <w:p>
+      <w:pPr/>
+      <w:r>
+        <w:rPr>
+          <w:lang w:val="en_US" w:bidi="en_US"/>
+        </w:rPr>
+      </w:r>
+      <w:r>
+        <w:rPr>
           <w:b/>
           <w:lang w:val="en_US" w:bidi="en_US"/>
         </w:rPr>
@@ -15174,6 +17246,20 @@
       </w:r>
       <w:r>
         <w:rPr>
+          <w:lang w:val="en_US" w:bidi="en_US"/>
+        </w:rPr>
+        <w:t>וְ⁠אֵ֣ין קֵ֑צֶה</w:t>
+      </w:r>
+    </w:p>
+    <w:p>
+      <w:pPr/>
+      <w:r>
+        <w:rPr>
+          <w:lang w:val="en_US" w:bidi="en_US"/>
+        </w:rPr>
+      </w:r>
+      <w:r>
+        <w:rPr>
           <w:b/>
           <w:lang w:val="en_US" w:bidi="en_US"/>
         </w:rPr>
@@ -15257,6 +17343,20 @@
       </w:r>
       <w:r>
         <w:rPr>
+          <w:lang w:val="en_US" w:bidi="en_US"/>
+        </w:rPr>
+        <w:t>וְ⁠אֵ֣ין קֵ֑צֶה</w:t>
+      </w:r>
+    </w:p>
+    <w:p>
+      <w:pPr/>
+      <w:r>
+        <w:rPr>
+          <w:lang w:val="en_US" w:bidi="en_US"/>
+        </w:rPr>
+      </w:r>
+      <w:r>
+        <w:rPr>
           <w:b/>
           <w:lang w:val="en_US" w:bidi="en_US"/>
         </w:rPr>
@@ -15340,6 +17440,20 @@
       </w:r>
       <w:r>
         <w:rPr>
+          <w:lang w:val="en_US" w:bidi="en_US"/>
+        </w:rPr>
+        <w:t>פּ֣וּט</w:t>
+      </w:r>
+    </w:p>
+    <w:p>
+      <w:pPr/>
+      <w:r>
+        <w:rPr>
+          <w:lang w:val="en_US" w:bidi="en_US"/>
+        </w:rPr>
+      </w:r>
+      <w:r>
+        <w:rPr>
           <w:b/>
           <w:lang w:val="en_US" w:bidi="en_US"/>
         </w:rPr>
@@ -15430,6 +17544,20 @@
       </w:r>
       <w:r>
         <w:rPr>
+          <w:lang w:val="en_US" w:bidi="en_US"/>
+        </w:rPr>
+        <w:t>וְ⁠לוּבִ֔ים</w:t>
+      </w:r>
+    </w:p>
+    <w:p>
+      <w:pPr/>
+      <w:r>
+        <w:rPr>
+          <w:lang w:val="en_US" w:bidi="en_US"/>
+        </w:rPr>
+      </w:r>
+      <w:r>
+        <w:rPr>
           <w:b/>
           <w:lang w:val="en_US" w:bidi="en_US"/>
         </w:rPr>
@@ -15520,6 +17648,20 @@
       </w:r>
       <w:r>
         <w:rPr>
+          <w:lang w:val="en_US" w:bidi="en_US"/>
+        </w:rPr>
+        <w:t>בְּ⁠עֶזְרָתֵֽ⁠ךְ</w:t>
+      </w:r>
+    </w:p>
+    <w:p>
+      <w:pPr/>
+      <w:r>
+        <w:rPr>
+          <w:lang w:val="en_US" w:bidi="en_US"/>
+        </w:rPr>
+      </w:r>
+      <w:r>
+        <w:rPr>
           <w:b/>
           <w:lang w:val="en_US" w:bidi="en_US"/>
         </w:rPr>
@@ -15616,6 +17758,20 @@
       </w:r>
       <w:r>
         <w:rPr>
+          <w:lang w:val="en_US" w:bidi="en_US"/>
+        </w:rPr>
+        <w:t>הִ֗יא לַ⁠גֹּלָה֙</w:t>
+      </w:r>
+    </w:p>
+    <w:p>
+      <w:pPr/>
+      <w:r>
+        <w:rPr>
+          <w:lang w:val="en_US" w:bidi="en_US"/>
+        </w:rPr>
+      </w:r>
+      <w:r>
+        <w:rPr>
           <w:b/>
           <w:lang w:val="en_US" w:bidi="en_US"/>
         </w:rPr>
@@ -15712,6 +17868,20 @@
       </w:r>
       <w:r>
         <w:rPr>
+          <w:lang w:val="en_US" w:bidi="en_US"/>
+        </w:rPr>
+        <w:t>גְּדוֹלֶ֖י⁠הָ</w:t>
+      </w:r>
+    </w:p>
+    <w:p>
+      <w:pPr/>
+      <w:r>
+        <w:rPr>
+          <w:lang w:val="en_US" w:bidi="en_US"/>
+        </w:rPr>
+      </w:r>
+      <w:r>
+        <w:rPr>
           <w:b/>
           <w:lang w:val="en_US" w:bidi="en_US"/>
         </w:rPr>
@@ -15808,6 +17978,20 @@
       </w:r>
       <w:r>
         <w:rPr>
+          <w:lang w:val="en_US" w:bidi="en_US"/>
+        </w:rPr>
+        <w:t>עֹלָלֶ֛י⁠הָ יְרֻטְּשׁ֖וּ</w:t>
+      </w:r>
+    </w:p>
+    <w:p>
+      <w:pPr/>
+      <w:r>
+        <w:rPr>
+          <w:lang w:val="en_US" w:bidi="en_US"/>
+        </w:rPr>
+      </w:r>
+      <w:r>
+        <w:rPr>
           <w:b/>
           <w:lang w:val="en_US" w:bidi="en_US"/>
         </w:rPr>
@@ -15904,6 +18088,20 @@
       </w:r>
       <w:r>
         <w:rPr>
+          <w:lang w:val="en_US" w:bidi="en_US"/>
+        </w:rPr>
+        <w:t>בְּ⁠רֹ֣אשׁ כָּל־חוּצ֑וֹת</w:t>
+      </w:r>
+    </w:p>
+    <w:p>
+      <w:pPr/>
+      <w:r>
+        <w:rPr>
+          <w:lang w:val="en_US" w:bidi="en_US"/>
+        </w:rPr>
+      </w:r>
+      <w:r>
+        <w:rPr>
           <w:b/>
           <w:lang w:val="en_US" w:bidi="en_US"/>
         </w:rPr>
@@ -16000,6 +18198,20 @@
       </w:r>
       <w:r>
         <w:rPr>
+          <w:lang w:val="en_US" w:bidi="en_US"/>
+        </w:rPr>
+        <w:t>יַדּ֣וּ</w:t>
+      </w:r>
+    </w:p>
+    <w:p>
+      <w:pPr/>
+      <w:r>
+        <w:rPr>
+          <w:lang w:val="en_US" w:bidi="en_US"/>
+        </w:rPr>
+      </w:r>
+      <w:r>
+        <w:rPr>
           <w:b/>
           <w:lang w:val="en_US" w:bidi="en_US"/>
         </w:rPr>
@@ -16096,6 +18308,20 @@
       </w:r>
       <w:r>
         <w:rPr>
+          <w:lang w:val="en_US" w:bidi="en_US"/>
+        </w:rPr>
+        <w:t>וְ⁠כָל־גְּדוֹלֶ֖י⁠הָ רֻתְּק֥וּ</w:t>
+      </w:r>
+    </w:p>
+    <w:p>
+      <w:pPr/>
+      <w:r>
+        <w:rPr>
+          <w:lang w:val="en_US" w:bidi="en_US"/>
+        </w:rPr>
+      </w:r>
+      <w:r>
+        <w:rPr>
           <w:b/>
           <w:lang w:val="en_US" w:bidi="en_US"/>
         </w:rPr>
@@ -16192,6 +18418,20 @@
       </w:r>
       <w:r>
         <w:rPr>
+          <w:lang w:val="en_US" w:bidi="en_US"/>
+        </w:rPr>
+        <w:t>אַ֣תְּ</w:t>
+      </w:r>
+    </w:p>
+    <w:p>
+      <w:pPr/>
+      <w:r>
+        <w:rPr>
+          <w:lang w:val="en_US" w:bidi="en_US"/>
+        </w:rPr>
+      </w:r>
+      <w:r>
+        <w:rPr>
           <w:b/>
           <w:lang w:val="en_US" w:bidi="en_US"/>
         </w:rPr>
@@ -16288,6 +18528,20 @@
       </w:r>
       <w:r>
         <w:rPr>
+          <w:lang w:val="en_US" w:bidi="en_US"/>
+        </w:rPr>
+        <w:t>תִּשְׁכְּרִ֔י</w:t>
+      </w:r>
+    </w:p>
+    <w:p>
+      <w:pPr/>
+      <w:r>
+        <w:rPr>
+          <w:lang w:val="en_US" w:bidi="en_US"/>
+        </w:rPr>
+      </w:r>
+      <w:r>
+        <w:rPr>
           <w:b/>
           <w:lang w:val="en_US" w:bidi="en_US"/>
         </w:rPr>
@@ -16384,6 +18638,20 @@
       </w:r>
       <w:r>
         <w:rPr>
+          <w:lang w:val="en_US" w:bidi="en_US"/>
+        </w:rPr>
+        <w:t>תְּהִ֖י נַֽעֲלָמָ֑ה</w:t>
+      </w:r>
+    </w:p>
+    <w:p>
+      <w:pPr/>
+      <w:r>
+        <w:rPr>
+          <w:lang w:val="en_US" w:bidi="en_US"/>
+        </w:rPr>
+      </w:r>
+      <w:r>
+        <w:rPr>
           <w:b/>
           <w:lang w:val="en_US" w:bidi="en_US"/>
         </w:rPr>
@@ -16480,6 +18748,20 @@
       </w:r>
       <w:r>
         <w:rPr>
+          <w:lang w:val="en_US" w:bidi="en_US"/>
+        </w:rPr>
+        <w:t>כָּ֨ל־מִבְצָרַ֔יִ⁠ךְ תְּאֵנִ֖ים עִם־בִּכּוּרִ֑ים</w:t>
+      </w:r>
+    </w:p>
+    <w:p>
+      <w:pPr/>
+      <w:r>
+        <w:rPr>
+          <w:lang w:val="en_US" w:bidi="en_US"/>
+        </w:rPr>
+      </w:r>
+      <w:r>
+        <w:rPr>
           <w:b/>
           <w:lang w:val="en_US" w:bidi="en_US"/>
         </w:rPr>
@@ -16589,6 +18871,20 @@
       </w:r>
       <w:r>
         <w:rPr>
+          <w:lang w:val="en_US" w:bidi="en_US"/>
+        </w:rPr>
+        <w:t>הִנֵּ֨ה</w:t>
+      </w:r>
+    </w:p>
+    <w:p>
+      <w:pPr/>
+      <w:r>
+        <w:rPr>
+          <w:lang w:val="en_US" w:bidi="en_US"/>
+        </w:rPr>
+      </w:r>
+      <w:r>
+        <w:rPr>
           <w:b/>
           <w:lang w:val="en_US" w:bidi="en_US"/>
         </w:rPr>
@@ -16685,6 +18981,20 @@
       </w:r>
       <w:r>
         <w:rPr>
+          <w:lang w:val="en_US" w:bidi="en_US"/>
+        </w:rPr>
+        <w:t>עַמֵּ֤⁠ךְ</w:t>
+      </w:r>
+    </w:p>
+    <w:p>
+      <w:pPr/>
+      <w:r>
+        <w:rPr>
+          <w:lang w:val="en_US" w:bidi="en_US"/>
+        </w:rPr>
+      </w:r>
+      <w:r>
+        <w:rPr>
           <w:b/>
           <w:lang w:val="en_US" w:bidi="en_US"/>
         </w:rPr>
@@ -16781,6 +19091,20 @@
       </w:r>
       <w:r>
         <w:rPr>
+          <w:lang w:val="en_US" w:bidi="en_US"/>
+        </w:rPr>
+        <w:t>נָשִׁים֙</w:t>
+      </w:r>
+    </w:p>
+    <w:p>
+      <w:pPr/>
+      <w:r>
+        <w:rPr>
+          <w:lang w:val="en_US" w:bidi="en_US"/>
+        </w:rPr>
+      </w:r>
+      <w:r>
+        <w:rPr>
           <w:b/>
           <w:lang w:val="en_US" w:bidi="en_US"/>
         </w:rPr>
@@ -16890,6 +19214,20 @@
       </w:r>
       <w:r>
         <w:rPr>
+          <w:lang w:val="en_US" w:bidi="en_US"/>
+        </w:rPr>
+        <w:t>פָּת֥וֹחַ נִפְתְּח֖וּ</w:t>
+      </w:r>
+    </w:p>
+    <w:p>
+      <w:pPr/>
+      <w:r>
+        <w:rPr>
+          <w:lang w:val="en_US" w:bidi="en_US"/>
+        </w:rPr>
+      </w:r>
+      <w:r>
+        <w:rPr>
           <w:b/>
           <w:lang w:val="en_US" w:bidi="en_US"/>
         </w:rPr>
@@ -16986,6 +19324,20 @@
       </w:r>
       <w:r>
         <w:rPr>
+          <w:lang w:val="en_US" w:bidi="en_US"/>
+        </w:rPr>
+        <w:t>נִפְתְּח֖וּ &amp; אָכְלָ֥ה</w:t>
+      </w:r>
+    </w:p>
+    <w:p>
+      <w:pPr/>
+      <w:r>
+        <w:rPr>
+          <w:lang w:val="en_US" w:bidi="en_US"/>
+        </w:rPr>
+      </w:r>
+      <w:r>
+        <w:rPr>
           <w:b/>
           <w:lang w:val="en_US" w:bidi="en_US"/>
         </w:rPr>
@@ -17082,6 +19434,20 @@
       </w:r>
       <w:r>
         <w:rPr>
+          <w:lang w:val="en_US" w:bidi="en_US"/>
+        </w:rPr>
+        <w:t>בְּרִיחָֽיִ⁠ך</w:t>
+      </w:r>
+    </w:p>
+    <w:p>
+      <w:pPr/>
+      <w:r>
+        <w:rPr>
+          <w:lang w:val="en_US" w:bidi="en_US"/>
+        </w:rPr>
+      </w:r>
+      <w:r>
+        <w:rPr>
           <w:b/>
           <w:lang w:val="en_US" w:bidi="en_US"/>
         </w:rPr>
@@ -17178,6 +19544,20 @@
       </w:r>
       <w:r>
         <w:rPr>
+          <w:lang w:val="en_US" w:bidi="en_US"/>
+        </w:rPr>
+        <w:t>מֵ֤י מָצוֹר֙ שַֽׁאֲבִי־לָ֔⁠ךְ</w:t>
+      </w:r>
+    </w:p>
+    <w:p>
+      <w:pPr/>
+      <w:r>
+        <w:rPr>
+          <w:lang w:val="en_US" w:bidi="en_US"/>
+        </w:rPr>
+      </w:r>
+      <w:r>
+        <w:rPr>
           <w:b/>
           <w:lang w:val="en_US" w:bidi="en_US"/>
         </w:rPr>
@@ -17274,6 +19654,20 @@
       </w:r>
       <w:r>
         <w:rPr>
+          <w:lang w:val="en_US" w:bidi="en_US"/>
+        </w:rPr>
+        <w:t>לָ֔⁠ךְ</w:t>
+      </w:r>
+    </w:p>
+    <w:p>
+      <w:pPr/>
+      <w:r>
+        <w:rPr>
+          <w:lang w:val="en_US" w:bidi="en_US"/>
+        </w:rPr>
+      </w:r>
+      <w:r>
+        <w:rPr>
           <w:b/>
           <w:lang w:val="en_US" w:bidi="en_US"/>
         </w:rPr>
@@ -17370,6 +19764,20 @@
       </w:r>
       <w:r>
         <w:rPr>
+          <w:lang w:val="en_US" w:bidi="en_US"/>
+        </w:rPr>
+        <w:t>מַלְבֵּֽן</w:t>
+      </w:r>
+    </w:p>
+    <w:p>
+      <w:pPr/>
+      <w:r>
+        <w:rPr>
+          <w:lang w:val="en_US" w:bidi="en_US"/>
+        </w:rPr>
+      </w:r>
+      <w:r>
+        <w:rPr>
           <w:b/>
           <w:lang w:val="en_US" w:bidi="en_US"/>
         </w:rPr>
@@ -17466,6 +19874,20 @@
       </w:r>
       <w:r>
         <w:rPr>
+          <w:lang w:val="en_US" w:bidi="en_US"/>
+        </w:rPr>
+        <w:t>שָׁ֚ם תֹּאכְלֵ֣⁠ךְ אֵ֔שׁ</w:t>
+      </w:r>
+    </w:p>
+    <w:p>
+      <w:pPr/>
+      <w:r>
+        <w:rPr>
+          <w:lang w:val="en_US" w:bidi="en_US"/>
+        </w:rPr>
+      </w:r>
+      <w:r>
+        <w:rPr>
           <w:b/>
           <w:lang w:val="en_US" w:bidi="en_US"/>
         </w:rPr>
@@ -17562,6 +19984,20 @@
       </w:r>
       <w:r>
         <w:rPr>
+          <w:lang w:val="en_US" w:bidi="en_US"/>
+        </w:rPr>
+        <w:t>תַּכְרִיתֵ֣⁠ךְ</w:t>
+      </w:r>
+    </w:p>
+    <w:p>
+      <w:pPr/>
+      <w:r>
+        <w:rPr>
+          <w:lang w:val="en_US" w:bidi="en_US"/>
+        </w:rPr>
+      </w:r>
+      <w:r>
+        <w:rPr>
           <w:b/>
           <w:lang w:val="en_US" w:bidi="en_US"/>
         </w:rPr>
@@ -17658,6 +20094,20 @@
       </w:r>
       <w:r>
         <w:rPr>
+          <w:lang w:val="en_US" w:bidi="en_US"/>
+        </w:rPr>
+        <w:t>כַּ⁠יָּ֑לֶק</w:t>
+      </w:r>
+    </w:p>
+    <w:p>
+      <w:pPr/>
+      <w:r>
+        <w:rPr>
+          <w:lang w:val="en_US" w:bidi="en_US"/>
+        </w:rPr>
+      </w:r>
+      <w:r>
+        <w:rPr>
           <w:b/>
           <w:lang w:val="en_US" w:bidi="en_US"/>
         </w:rPr>
@@ -17741,6 +20191,20 @@
       </w:r>
       <w:r>
         <w:rPr>
+          <w:lang w:val="en_US" w:bidi="en_US"/>
+        </w:rPr>
+        <w:t>כַּ⁠יֶּ֔לֶק</w:t>
+      </w:r>
+    </w:p>
+    <w:p>
+      <w:pPr/>
+      <w:r>
+        <w:rPr>
+          <w:lang w:val="en_US" w:bidi="en_US"/>
+        </w:rPr>
+      </w:r>
+      <w:r>
+        <w:rPr>
           <w:b/>
           <w:lang w:val="en_US" w:bidi="en_US"/>
         </w:rPr>
@@ -17824,6 +20288,20 @@
       </w:r>
       <w:r>
         <w:rPr>
+          <w:lang w:val="en_US" w:bidi="en_US"/>
+        </w:rPr>
+        <w:t>כָּ⁠אַרְבֶּֽה</w:t>
+      </w:r>
+    </w:p>
+    <w:p>
+      <w:pPr/>
+      <w:r>
+        <w:rPr>
+          <w:lang w:val="en_US" w:bidi="en_US"/>
+        </w:rPr>
+      </w:r>
+      <w:r>
+        <w:rPr>
           <w:b/>
           <w:lang w:val="en_US" w:bidi="en_US"/>
         </w:rPr>
@@ -17907,6 +20385,20 @@
       </w:r>
       <w:r>
         <w:rPr>
+          <w:lang w:val="en_US" w:bidi="en_US"/>
+        </w:rPr>
+        <w:t>הִרְבֵּית֙</w:t>
+      </w:r>
+    </w:p>
+    <w:p>
+      <w:pPr/>
+      <w:r>
+        <w:rPr>
+          <w:lang w:val="en_US" w:bidi="en_US"/>
+        </w:rPr>
+      </w:r>
+      <w:r>
+        <w:rPr>
           <w:b/>
           <w:lang w:val="en_US" w:bidi="en_US"/>
         </w:rPr>
@@ -18003,6 +20495,20 @@
       </w:r>
       <w:r>
         <w:rPr>
+          <w:lang w:val="en_US" w:bidi="en_US"/>
+        </w:rPr>
+        <w:t>מִ⁠כּוֹכְבֵ֖י הַ⁠שָּׁמָ֑יִם</w:t>
+      </w:r>
+    </w:p>
+    <w:p>
+      <w:pPr/>
+      <w:r>
+        <w:rPr>
+          <w:lang w:val="en_US" w:bidi="en_US"/>
+        </w:rPr>
+      </w:r>
+      <w:r>
+        <w:rPr>
           <w:b/>
           <w:lang w:val="en_US" w:bidi="en_US"/>
         </w:rPr>
@@ -18086,6 +20592,20 @@
       </w:r>
       <w:r>
         <w:rPr>
+          <w:lang w:val="en_US" w:bidi="en_US"/>
+        </w:rPr>
+        <w:t>יֶ֥לֶק פָּשַׁ֖ט וַ⁠יָּעֹֽף</w:t>
+      </w:r>
+    </w:p>
+    <w:p>
+      <w:pPr/>
+      <w:r>
+        <w:rPr>
+          <w:lang w:val="en_US" w:bidi="en_US"/>
+        </w:rPr>
+      </w:r>
+      <w:r>
+        <w:rPr>
           <w:b/>
           <w:lang w:val="en_US" w:bidi="en_US"/>
         </w:rPr>
@@ -18169,6 +20689,20 @@
       </w:r>
       <w:r>
         <w:rPr>
+          <w:lang w:val="en_US" w:bidi="en_US"/>
+        </w:rPr>
+        <w:t>פָּשַׁ֖ט</w:t>
+      </w:r>
+    </w:p>
+    <w:p>
+      <w:pPr/>
+      <w:r>
+        <w:rPr>
+          <w:lang w:val="en_US" w:bidi="en_US"/>
+        </w:rPr>
+      </w:r>
+      <w:r>
+        <w:rPr>
           <w:b/>
           <w:lang w:val="en_US" w:bidi="en_US"/>
         </w:rPr>
@@ -18265,6 +20799,20 @@
       </w:r>
       <w:r>
         <w:rPr>
+          <w:lang w:val="en_US" w:bidi="en_US"/>
+        </w:rPr>
+        <w:t>מִנְּזָרַ֨יִ⁠ךְ֙ כָּֽ⁠אַרְבֶּ֔ה וְ⁠טַפְסְרַ֖יִ⁠ךְ כְּ⁠ג֣וֹב גֹּבָ֑י</w:t>
+      </w:r>
+    </w:p>
+    <w:p>
+      <w:pPr/>
+      <w:r>
+        <w:rPr>
+          <w:lang w:val="en_US" w:bidi="en_US"/>
+        </w:rPr>
+      </w:r>
+      <w:r>
+        <w:rPr>
           <w:b/>
           <w:lang w:val="en_US" w:bidi="en_US"/>
         </w:rPr>
@@ -18348,6 +20896,20 @@
       </w:r>
       <w:r>
         <w:rPr>
+          <w:lang w:val="en_US" w:bidi="en_US"/>
+        </w:rPr>
+        <w:t>מִנְּזָרַ֨יִ⁠ךְ֙ כָּֽ⁠אַרְבֶּ֔ה וְ⁠טַפְסְרַ֖יִ⁠ךְ כְּ⁠ג֣וֹב גֹּבָ֑י</w:t>
+      </w:r>
+    </w:p>
+    <w:p>
+      <w:pPr/>
+      <w:r>
+        <w:rPr>
+          <w:lang w:val="en_US" w:bidi="en_US"/>
+        </w:rPr>
+      </w:r>
+      <w:r>
+        <w:rPr>
           <w:b/>
           <w:lang w:val="en_US" w:bidi="en_US"/>
         </w:rPr>
@@ -18444,6 +21006,20 @@
       </w:r>
       <w:r>
         <w:rPr>
+          <w:lang w:val="en_US" w:bidi="en_US"/>
+        </w:rPr>
+        <w:t>וְ⁠טַפְסְרַ֖יִ⁠ךְ כְּ⁠ג֣וֹב גֹּבָ֑י</w:t>
+      </w:r>
+    </w:p>
+    <w:p>
+      <w:pPr/>
+      <w:r>
+        <w:rPr>
+          <w:lang w:val="en_US" w:bidi="en_US"/>
+        </w:rPr>
+      </w:r>
+      <w:r>
+        <w:rPr>
           <w:b/>
           <w:lang w:val="en_US" w:bidi="en_US"/>
         </w:rPr>
@@ -18527,6 +21103,20 @@
       </w:r>
       <w:r>
         <w:rPr>
+          <w:lang w:val="en_US" w:bidi="en_US"/>
+        </w:rPr>
+        <w:t>וְ⁠נוֹדַ֔ד &amp; מְקוֹמ֖⁠וֹ</w:t>
+      </w:r>
+    </w:p>
+    <w:p>
+      <w:pPr/>
+      <w:r>
+        <w:rPr>
+          <w:lang w:val="en_US" w:bidi="en_US"/>
+        </w:rPr>
+      </w:r>
+      <w:r>
+        <w:rPr>
           <w:b/>
           <w:lang w:val="en_US" w:bidi="en_US"/>
         </w:rPr>
@@ -18649,6 +21239,20 @@
       </w:r>
       <w:r>
         <w:rPr>
+          <w:lang w:val="en_US" w:bidi="en_US"/>
+        </w:rPr>
+        <w:t>נָמ֤וּ רֹעֶ֨י⁠ךָ֙ מֶ֣לֶךְ אַשּׁ֔וּר</w:t>
+      </w:r>
+    </w:p>
+    <w:p>
+      <w:pPr/>
+      <w:r>
+        <w:rPr>
+          <w:lang w:val="en_US" w:bidi="en_US"/>
+        </w:rPr>
+      </w:r>
+      <w:r>
+        <w:rPr>
           <w:b/>
           <w:lang w:val="en_US" w:bidi="en_US"/>
         </w:rPr>
@@ -18732,6 +21336,20 @@
       </w:r>
       <w:r>
         <w:rPr>
+          <w:lang w:val="en_US" w:bidi="en_US"/>
+        </w:rPr>
+        <w:t>נָמ֤וּ רֹעֶ֨י⁠ךָ֙ &amp; יִשְׁכְּנ֖וּ אַדִּירֶ֑י⁠ךָ</w:t>
+      </w:r>
+    </w:p>
+    <w:p>
+      <w:pPr/>
+      <w:r>
+        <w:rPr>
+          <w:lang w:val="en_US" w:bidi="en_US"/>
+        </w:rPr>
+      </w:r>
+      <w:r>
+        <w:rPr>
           <w:b/>
           <w:lang w:val="en_US" w:bidi="en_US"/>
         </w:rPr>
@@ -18828,6 +21446,20 @@
       </w:r>
       <w:r>
         <w:rPr>
+          <w:lang w:val="en_US" w:bidi="en_US"/>
+        </w:rPr>
+        <w:t>רֹעֶ֨י⁠ךָ֙</w:t>
+      </w:r>
+    </w:p>
+    <w:p>
+      <w:pPr/>
+      <w:r>
+        <w:rPr>
+          <w:lang w:val="en_US" w:bidi="en_US"/>
+        </w:rPr>
+      </w:r>
+      <w:r>
+        <w:rPr>
           <w:b/>
           <w:lang w:val="en_US" w:bidi="en_US"/>
         </w:rPr>
@@ -18924,6 +21556,20 @@
       </w:r>
       <w:r>
         <w:rPr>
+          <w:lang w:val="en_US" w:bidi="en_US"/>
+        </w:rPr>
+        <w:t>נָמ֤וּ &amp; יִשְׁכְּנ֖וּ</w:t>
+      </w:r>
+    </w:p>
+    <w:p>
+      <w:pPr/>
+      <w:r>
+        <w:rPr>
+          <w:lang w:val="en_US" w:bidi="en_US"/>
+        </w:rPr>
+      </w:r>
+      <w:r>
+        <w:rPr>
           <w:b/>
           <w:lang w:val="en_US" w:bidi="en_US"/>
         </w:rPr>
@@ -19046,6 +21692,20 @@
       </w:r>
       <w:r>
         <w:rPr>
+          <w:lang w:val="en_US" w:bidi="en_US"/>
+        </w:rPr>
+        <w:t>נָפֹ֧שׁוּ עַמְּ⁠ךָ֛</w:t>
+      </w:r>
+    </w:p>
+    <w:p>
+      <w:pPr/>
+      <w:r>
+        <w:rPr>
+          <w:lang w:val="en_US" w:bidi="en_US"/>
+        </w:rPr>
+      </w:r>
+      <w:r>
+        <w:rPr>
           <w:b/>
           <w:lang w:val="en_US" w:bidi="en_US"/>
         </w:rPr>
@@ -19142,6 +21802,20 @@
       </w:r>
       <w:r>
         <w:rPr>
+          <w:lang w:val="en_US" w:bidi="en_US"/>
+        </w:rPr>
+        <w:t>אֵין־כֵּהָ֣ה לְ⁠שִׁבְרֶ֔⁠ךָ</w:t>
+      </w:r>
+    </w:p>
+    <w:p>
+      <w:pPr/>
+      <w:r>
+        <w:rPr>
+          <w:lang w:val="en_US" w:bidi="en_US"/>
+        </w:rPr>
+      </w:r>
+      <w:r>
+        <w:rPr>
           <w:b/>
           <w:lang w:val="en_US" w:bidi="en_US"/>
         </w:rPr>
@@ -19251,6 +21925,20 @@
       </w:r>
       <w:r>
         <w:rPr>
+          <w:lang w:val="en_US" w:bidi="en_US"/>
+        </w:rPr>
+        <w:t>נַחְלָ֖ה מַכָּתֶ֑⁠ךָ</w:t>
+      </w:r>
+    </w:p>
+    <w:p>
+      <w:pPr/>
+      <w:r>
+        <w:rPr>
+          <w:lang w:val="en_US" w:bidi="en_US"/>
+        </w:rPr>
+      </w:r>
+      <w:r>
+        <w:rPr>
           <w:b/>
           <w:lang w:val="en_US" w:bidi="en_US"/>
         </w:rPr>
@@ -19347,6 +22035,20 @@
       </w:r>
       <w:r>
         <w:rPr>
+          <w:lang w:val="en_US" w:bidi="en_US"/>
+        </w:rPr>
+        <w:t>שֹׁמְעֵ֣י שִׁמְעֲ⁠ךָ֗</w:t>
+      </w:r>
+    </w:p>
+    <w:p>
+      <w:pPr/>
+      <w:r>
+        <w:rPr>
+          <w:lang w:val="en_US" w:bidi="en_US"/>
+        </w:rPr>
+      </w:r>
+      <w:r>
+        <w:rPr>
           <w:b/>
           <w:lang w:val="en_US" w:bidi="en_US"/>
         </w:rPr>
@@ -19443,6 +22145,20 @@
       </w:r>
       <w:r>
         <w:rPr>
+          <w:lang w:val="en_US" w:bidi="en_US"/>
+        </w:rPr>
+        <w:t>תָּ֤קְעוּ כַף֙</w:t>
+      </w:r>
+    </w:p>
+    <w:p>
+      <w:pPr/>
+      <w:r>
+        <w:rPr>
+          <w:lang w:val="en_US" w:bidi="en_US"/>
+        </w:rPr>
+      </w:r>
+      <w:r>
+        <w:rPr>
           <w:b/>
           <w:lang w:val="en_US" w:bidi="en_US"/>
         </w:rPr>
@@ -19526,6 +22242,20 @@
       </w:r>
       <w:r>
         <w:rPr>
+          <w:lang w:val="en_US" w:bidi="en_US"/>
+        </w:rPr>
+        <w:t>כִּ֗י עַל־מִ֛י לֹֽא־עָבְרָ֥ה רָעָתְ⁠ךָ֖ תָּמִֽיד</w:t>
+      </w:r>
+    </w:p>
+    <w:p>
+      <w:pPr/>
+      <w:r>
+        <w:rPr>
+          <w:lang w:val="en_US" w:bidi="en_US"/>
+        </w:rPr>
+      </w:r>
+      <w:r>
+        <w:rPr>
           <w:b/>
           <w:lang w:val="en_US" w:bidi="en_US"/>
         </w:rPr>
@@ -19598,6 +22328,20 @@
         <w:rPr>
           <w:lang w:val="en_US" w:bidi="en_US"/>
         </w:rPr>
+      </w:r>
+    </w:p>
+    <w:p>
+      <w:pPr/>
+      <w:r>
+        <w:rPr>
+          <w:lang w:val="en_US" w:bidi="en_US"/>
+        </w:rPr>
+      </w:r>
+      <w:r>
+        <w:rPr>
+          <w:lang w:val="en_US" w:bidi="en_US"/>
+        </w:rPr>
+        <w:t>רָעָתְ⁠ךָ֖ תָּמִֽיד</w:t>
       </w:r>
     </w:p>
     <w:p>

--- a/eng/docx/34.content.docx
+++ b/eng/docx/34.content.docx
@@ -28,49 +28,15 @@
       </w:r>
     </w:p>
     <w:p>
-      <w:pPr>
-        <w:pStyle w:val="Heading2"/>
-      </w:pPr>
-      <w:r>
-        <w:rPr>
-          <w:lang w:val="en_US" w:bidi="en_US"/>
-        </w:rPr>
-        <w:t>License Information</w:t>
-      </w:r>
-      <w:r>
-        <w:rPr>
-          <w:lang w:val="en_US" w:bidi="en_US"/>
-        </w:rPr>
-      </w:r>
-    </w:p>
-    <w:p>
-      <w:pPr/>
-      <w:r>
-        <w:rPr>
-          <w:lang w:val="en_US" w:bidi="en_US"/>
-        </w:rPr>
-      </w:r>
-      <w:r>
-        <w:rPr>
-          <w:b/>
-          <w:lang w:val="en_US" w:bidi="en_US"/>
-        </w:rPr>
-        <w:t>Translation Notes (unfoldingWord)</w:t>
-      </w:r>
-      <w:r>
-        <w:rPr>
-          <w:lang w:val="en_US" w:bidi="en_US"/>
-        </w:rPr>
-        <w:t xml:space="preserve"> is based on</w:t>
-      </w:r>
-      <w:r>
-        <w:rPr>
-          <w:lang w:val="en_US" w:bidi="en_US"/>
-        </w:rPr>
-        <w:t xml:space="preserve">: </w:t>
-      </w:r>
-      <w:r>
-        <w:rPr>
+      <w:pPr/>
+      <w:r>
+        <w:rPr>
+          <w:lang w:val="en_US" w:bidi="en_US"/>
+        </w:rPr>
+      </w:r>
+      <w:r>
+        <w:rPr>
+          <w:b/>
           <w:lang w:val="en_US" w:bidi="en_US"/>
         </w:rPr>
         <w:t>unfoldingWord® Translation Notes</w:t>
@@ -79,62 +45,31 @@
         <w:rPr>
           <w:lang w:val="en_US" w:bidi="en_US"/>
         </w:rPr>
-        <w:t xml:space="preserve">, </w:t>
-      </w:r>
-      <w:hyperlink r:id="rId13">
-        <w:r>
-          <w:rPr>
-            <w:lang w:val="en_US" w:bidi="en_US"/>
-          </w:rPr>
-          <w:rPr>
-            <w:color w:val="0000EE"/>
-            <w:u w:val="single"/>
-          </w:rPr>
-          <w:t>unfoldingWord</w:t>
-        </w:r>
-      </w:hyperlink>
-      <w:r>
-        <w:rPr>
-          <w:lang w:val="en_US" w:bidi="en_US"/>
-        </w:rPr>
-        <w:t xml:space="preserve">, 2022, which is licensed under a </w:t>
-      </w:r>
-      <w:hyperlink r:id="rId14">
-        <w:r>
-          <w:rPr>
-            <w:lang w:val="en_US" w:bidi="en_US"/>
-          </w:rPr>
-          <w:rPr>
-            <w:color w:val="0000EE"/>
-            <w:u w:val="single"/>
-          </w:rPr>
-          <w:t>CC BY-SA 4.0 license</w:t>
-        </w:r>
-      </w:hyperlink>
-      <w:r>
-        <w:rPr>
-          <w:lang w:val="en_US" w:bidi="en_US"/>
-        </w:rPr>
-        <w:t>.</w:t>
-      </w:r>
-      <w:r>
-        <w:rPr>
-          <w:lang w:val="en_US" w:bidi="en_US"/>
-        </w:rPr>
-      </w:r>
-    </w:p>
-    <w:p>
-      <w:pPr/>
-      <w:r>
-        <w:rPr>
-          <w:lang w:val="en_US" w:bidi="en_US"/>
-        </w:rPr>
-      </w:r>
-      <w:r>
-        <w:rPr>
-          <w:lang w:val="en_US" w:bidi="en_US"/>
-        </w:rPr>
-        <w:t>This PDF version is provided under the same license.</w:t>
+        <w:t xml:space="preserve"> © 2022 unfoldingWord. Released under CC BY-SA 4.0 license. </w:t>
+      </w:r>
+      <w:r>
+        <w:rPr>
+          <w:lang w:val="en_US" w:bidi="en_US"/>
+        </w:rPr>
+        <w:t>unfoldingWord® Translation Notes</w:t>
+      </w:r>
+      <w:r>
+        <w:rPr>
+          <w:lang w:val="en_US" w:bidi="en_US"/>
+        </w:rPr>
+        <w:t xml:space="preserve"> has been adapted in the following languages: Tok Pisin, Arabic (عربي), French (Français), Hindi (हिंदी), Indonesian (Bahasa Indonesia), Portuguese (Português), Russian (Русский), Spanish (Español), Swahili (Kiswahili), and Simplified Chinese (简体中文) from </w:t>
+      </w:r>
+      <w:r>
+        <w:rPr>
+          <w:lang w:val="en_US" w:bidi="en_US"/>
+        </w:rPr>
+        <w:t>unfoldingWord® Translation Notes</w:t>
+      </w:r>
+      <w:r>
+        <w:rPr>
+          <w:lang w:val="en_US" w:bidi="en_US"/>
+        </w:rPr>
+        <w:t xml:space="preserve"> © 2022 unfoldingWord. Released under CC BY-SA 4.0 license by Mission Mutual</w:t>
       </w:r>
       <w:r>
         <w:rPr>
@@ -543,7 +478,7 @@
         </w:rPr>
         <w:t xml:space="preserve">In this prophecy, Yahweh often addresses the people of Judah and the people of Nineveh as simply “Judah” and “Nineveh,” using the names of the nation and city to represent the people. He also uses verbs in the singular that describe the nation or city doing things that people do, such as Judah wearing a yoke and shackles </w:t>
       </w:r>
-      <w:hyperlink r:id="rId15">
+      <w:hyperlink r:id="rId13">
         <w:r>
           <w:rPr>
             <w:lang w:val="en_US" w:bidi="en_US"/>
@@ -561,7 +496,7 @@
         </w:rPr>
         <w:t xml:space="preserve"> or celebrating festivals and fulfilling vows </w:t>
       </w:r>
-      <w:hyperlink r:id="rId16">
+      <w:hyperlink r:id="rId14">
         <w:r>
           <w:rPr>
             <w:lang w:val="en_US" w:bidi="en_US"/>
@@ -579,7 +514,7 @@
         </w:rPr>
         <w:t xml:space="preserve">. He describes Nineveh as a soldier who guards walls, watches a road, and strengthens his loins </w:t>
       </w:r>
-      <w:hyperlink r:id="rId17">
+      <w:hyperlink r:id="rId15">
         <w:r>
           <w:rPr>
             <w:lang w:val="en_US" w:bidi="en_US"/>
@@ -597,7 +532,7 @@
         </w:rPr>
         <w:t xml:space="preserve">, and also as a prostitute whom Yahweh will strip naked and cover with filth </w:t>
       </w:r>
-      <w:hyperlink r:id="rId18">
+      <w:hyperlink r:id="rId16">
         <w:r>
           <w:rPr>
             <w:lang w:val="en_US" w:bidi="en_US"/>
@@ -615,7 +550,7 @@
         </w:rPr>
         <w:t xml:space="preserve">, and as a drunkard who hides himself </w:t>
       </w:r>
-      <w:hyperlink r:id="rId19">
+      <w:hyperlink r:id="rId17">
         <w:r>
           <w:rPr>
             <w:lang w:val="en_US" w:bidi="en_US"/>
@@ -15535,7 +15470,7 @@
         </w:rPr>
         <w:t xml:space="preserve"> to focus attention on what he is about to say. Your language may have a comparable expression that you could use in your translation. See how you translated this in </w:t>
       </w:r>
-      <w:hyperlink r:id="rId20">
+      <w:hyperlink r:id="rId18">
         <w:r>
           <w:rPr>
             <w:lang w:val="en_US" w:bidi="en_US"/>
@@ -16077,7 +16012,7 @@
         </w:rPr>
         <w:t xml:space="preserve"> refers to Nineveh, which Yahweh described as a prostitute in </w:t>
       </w:r>
-      <w:hyperlink r:id="rId21">
+      <w:hyperlink r:id="rId19">
         <w:r>
           <w:rPr>
             <w:lang w:val="en_US" w:bidi="en_US"/>

--- a/eng/docx/34.content.docx
+++ b/eng/docx/34.content.docx
@@ -141,13 +141,6 @@
         <w:rPr>
           <w:lang w:val="en_US" w:bidi="en_US"/>
         </w:rPr>
-      </w:r>
-      <w:r>
-        <w:rPr>
-          <w:i/>
-          <w:lang w:val="en_US" w:bidi="en_US"/>
-        </w:rPr>
-        <w:t>Nahum - Introduction, Nahum - Chapter 1 Introduction, Nahum 1:1 (#1), Nahum 1:1 (#2), Nahum 1:2 (#1), Nahum 1:2 (#2), Nahum 1:2 (#3), Nahum 1:2 (#4), Nahum 1:2 (#5), Nahum 1:3 (#1), Nahum 1:3 (#2), Nahum 1:3 (#3), Nahum 1:4 (#1), Nahum 1:4 (#2), Nahum 1:4 (#3), Nahum 1:4 (#4), Nahum 1:5 (#1), Nahum 1:5 (#2), Nahum 1:6 (#1), Nahum 1:6 (#2), Nahum 1:6 (#3), Nahum 1:6 (#4), Nahum 1:6 (#5), Nahum 1:6 (#6), Nahum 1:7 (#1), Nahum 1:7 (#2), Nahum 1:7 (#3), Nahum 1:8 (#1), Nahum 1:8 (#2), Nahum 1:9 (#1), Nahum 1:9 (#2), Nahum 1:9 (#3), Nahum 1:9 (#4), Nahum 1:9 (#5), Nahum 1:10 (#1), Nahum 1:10 (#2), Nahum 1:10 (#3), Nahum 1:11 (#1), Nahum 1:11 (#2), Nahum 1:11 (#3), Nahum 1:11 (#4), Nahum 1:11 (#5), Nahum 1:12 (#1), Nahum 1:12 (#2), Nahum 1:12 (#3), Nahum 1:12 (#4), Nahum 1:12 (#5), Nahum 1:12 (#6), Nahum 1:12 (#7), Nahum 1:13 (#1), Nahum 1:13 (#2), Nahum 1:13 (#3), Nahum 1:13 (#4), Nahum 1:14 (#1), Nahum 1:14 (#2), Nahum 1:14 (#3), Nahum 1:15 (#1), Nahum 1:15 (#2), Nahum 1:15 (#3), Nahum 1:15 (#4), Nahum 1:15 (#5), Nahum 1:15 (#6), Nahum 1:15 (#7), Nahum 1:15 (#8), Nahum - Chapter 2 Introduction, Nahum 2:1 (#1), Nahum 2:1 (#2), Nahum 2:1 (#3), Nahum 2:1 (#4), Nahum 2:1 (#5), Nahum 2:1 (#6), Nahum 2:2 (#1), Nahum 2:2 (#2), Nahum 2:2 (#3), Nahum 2:3 (#1), Nahum 2:3 (#2), Nahum 2:3 (#3), Nahum 2:3 (#4), Nahum 2:3 (#5), Nahum 2:4 (#1), Nahum 2:4 (#2), Nahum 2:4 (#3), Nahum 2:5 (#1), Nahum 2:5 (#2), Nahum 2:5 (#3), Nahum 2:6 (#1), Nahum 2:6 (#2), Nahum 2:6 (#3), Nahum 2:6 (#4), Nahum 2:7 (#1), Nahum 2:7 (#2), Nahum 2:7 (#3), Nahum 2:7 (#4), Nahum 2:7 (#5), Nahum 2:7 (#6), Nahum 2:7 (#7), Nahum 2:8 (#1), Nahum 2:8 (#2), Nahum 2:8 (#3), Nahum 2:8 (#4), Nahum 2:9 (#1), Nahum 2:9 (#2), Nahum 2:9 (#3), Nahum 2:10 (#1), Nahum 2:10 (#2), Nahum 2:10 (#3), Nahum 2:10 (#4), Nahum 2:10 (#5), Nahum 2:11 (#1), Nahum 2:11 (#2), Nahum 2:11 (#3), Nahum 2:11 (#4), Nahum 2:12 (#1), Nahum 2:12 (#2), Nahum 2:12 (#3), Nahum 2:12 (#4), Nahum 2:13 (#1), Nahum 2:13 (#2), Nahum 2:13 (#3), Nahum 2:13 (#4), Nahum 2:13 (#5), Nahum 2:13 (#6), Nahum 2:13 (#7), Nahum - Chapter 3 Introduction, Nahum 3:1 (#1), Nahum 3:1 (#2), Nahum 3:2 (#1), Nahum 3:3 (#1), Nahum 3:3 (#2), Nahum 3:3 (#3), Nahum 3:3 (#4), Nahum 3:3 (#5), Nahum 3:4 (#1), Nahum 3:4 (#2), Nahum 3:4 (#3), Nahum 3:5 (#1), Nahum 3:5 (#2), Nahum 3:5 (#3), Nahum 3:5 (#4), Nahum 3:5 (#5), Nahum 3:6 (#1), Nahum 3:6 (#2), Nahum 3:7 (#1), Nahum 3:7 (#2), Nahum 3:7 (#3), Nahum 3:7 (#4), Nahum 3:8 (#1), Nahum 3:8 (#2), Nahum 3:8 (#3), Nahum 3:8 (#4), Nahum 3:8 (#5), Nahum 3:9 (#1), Nahum 3:9 (#2), Nahum 3:9 (#3), Nahum 3:9 (#4), Nahum 3:9 (#5), Nahum 3:9 (#6), Nahum 3:10 (#1), Nahum 3:10 (#2), Nahum 3:10 (#3), Nahum 3:10 (#4), Nahum 3:10 (#5), Nahum 3:10 (#6), Nahum 3:11 (#1), Nahum 3:11 (#2), Nahum 3:11 (#3), Nahum 3:12 (#1), Nahum 3:13 (#1), Nahum 3:13 (#2), Nahum 3:13 (#3), Nahum 3:13 (#4), Nahum 3:13 (#5), Nahum 3:13 (#6), Nahum 3:14 (#1), Nahum 3:14 (#2), Nahum 3:14 (#3), Nahum 3:15 (#1), Nahum 3:15 (#2), Nahum 3:15 (#3), Nahum 3:15 (#4), Nahum 3:15 (#5), Nahum 3:16 (#1), Nahum 3:16 (#2), Nahum 3:16 (#3), Nahum 3:16 (#4), Nahum 3:17 (#1), Nahum 3:17 (#2), Nahum 3:17 (#3), Nahum 3:17 (#4), Nahum 3:18 (#1), Nahum 3:18 (#2), Nahum 3:18 (#3), Nahum 3:18 (#4), Nahum 3:18 (#5), Nahum 3:19 (#1), Nahum 3:19 (#2), Nahum 3:19 (#3), Nahum 3:19 (#4), Nahum 3:19 (#5), Nahum 3:19 (#6)</w:t>
       </w:r>
       <w:r>
         <w:rPr>

--- a/eng/docx/34.content.docx
+++ b/eng/docx/34.content.docx
@@ -19,7 +19,7 @@
         <w:rPr>
           <w:lang w:val="en_US" w:bidi="en_US"/>
         </w:rPr>
-        <w:t>Resource: Translation Notes (unfoldingWord)</w:t>
+        <w:t>Resource: unfoldingWord® Translation Notes</w:t>
       </w:r>
       <w:r>
         <w:rPr>
@@ -90,7 +90,7 @@
         <w:rPr>
           <w:lang w:val="en_US" w:bidi="en_US"/>
         </w:rPr>
-        <w:t>Translation Notes (unfoldingWord)</w:t>
+        <w:t>unfoldingWord® Translation Notes</w:t>
       </w:r>
     </w:p>
     <w:p>

--- a/eng/docx/34.content.docx
+++ b/eng/docx/34.content.docx
@@ -631,7 +631,7 @@
         <w:rPr>
           <w:lang w:val="en_US" w:bidi="en_US"/>
         </w:rPr>
-        <w:t>מַשָּׂ֖א</w:t>
+        <w:t>מַשָּׂ֖א</w:t>
       </w:r>
     </w:p>
     <w:p>
@@ -741,7 +741,7 @@
         <w:rPr>
           <w:lang w:val="en_US" w:bidi="en_US"/>
         </w:rPr>
-        <w:t>הָ⁠אֶלְקֹשִֽׁי</w:t>
+        <w:t>הָ⁠אֶלְקֹשִֽׁי</w:t>
       </w:r>
     </w:p>
     <w:p>
@@ -1388,7 +1388,7 @@
         <w:rPr>
           <w:lang w:val="en_US" w:bidi="en_US"/>
         </w:rPr>
-        <w:t>אֶ֤רֶךְ אַפַּ֨יִם֙</w:t>
+        <w:t>אֶ֤רֶךְ אַפַּ֨יִם֙</w:t>
       </w:r>
     </w:p>
     <w:p>
@@ -1498,7 +1498,7 @@
         <w:rPr>
           <w:lang w:val="en_US" w:bidi="en_US"/>
         </w:rPr>
-        <w:t>ו⁠גדול־כֹּ֔חַ</w:t>
+        <w:t>ו⁠גדול־כֹּ֔חַ</w:t>
       </w:r>
     </w:p>
     <w:p>
@@ -1608,7 +1608,7 @@
         <w:rPr>
           <w:lang w:val="en_US" w:bidi="en_US"/>
         </w:rPr>
-        <w:t>וְ⁠נַקֵּ֖ה לֹ֣א יְנַקֶּ֑ה</w:t>
+        <w:t>וְ⁠נַקֵּ֖ה לֹ֣א יְנַקֶּ֑ה</w:t>
       </w:r>
     </w:p>
     <w:p>
@@ -1828,7 +1828,7 @@
         <w:rPr>
           <w:lang w:val="en_US" w:bidi="en_US"/>
         </w:rPr>
-        <w:t>אֻמְלַ֤ל בָּשָׁן֙</w:t>
+        <w:t>אֻמְלַ֤ל בָּשָׁן֙</w:t>
       </w:r>
     </w:p>
     <w:p>
@@ -2139,7 +2139,7 @@
         <w:rPr>
           <w:lang w:val="en_US" w:bidi="en_US"/>
         </w:rPr>
-        <w:t>וְ⁠הַ⁠גְּבָע֖וֹת הִתְמֹגָ֑גוּ</w:t>
+        <w:t>וְ⁠הַ⁠גְּבָע֖וֹת הִתְמֹגָ֑גוּ</w:t>
       </w:r>
     </w:p>
     <w:p>
@@ -2236,7 +2236,7 @@
         <w:rPr>
           <w:lang w:val="en_US" w:bidi="en_US"/>
         </w:rPr>
-        <w:t>יֹ֥שְׁבֵי בָֽ⁠הּ</w:t>
+        <w:t>יֹ֥שְׁבֵי בָֽ⁠הּ</w:t>
       </w:r>
     </w:p>
     <w:p>
@@ -2346,7 +2346,7 @@
         <w:rPr>
           <w:lang w:val="en_US" w:bidi="en_US"/>
         </w:rPr>
-        <w:t>לִ⁠פְנֵ֤י זַעְמ⁠וֹ֙ מִ֣י יַֽעֲמ֔וֹד וּ⁠מִ֥י יָק֖וּם בַּ⁠חֲר֣וֹן אַפּ֑⁠וֹ</w:t>
+        <w:t>לִ⁠פְנֵ֤י זַעְמ⁠וֹ֙ מִ֣י יַֽעֲמ֔וֹד וּ⁠מִ֥י יָק֖וּם בַּ⁠חֲר֣וֹן אַפּ֑⁠וֹ</w:t>
       </w:r>
     </w:p>
     <w:p>
@@ -2566,7 +2566,7 @@
         <w:rPr>
           <w:lang w:val="en_US" w:bidi="en_US"/>
         </w:rPr>
-        <w:t>בַּ⁠חֲר֣וֹן אַפּ֑⁠וֹ</w:t>
+        <w:t>בַּ⁠חֲר֣וֹן אַפּ֑⁠וֹ</w:t>
       </w:r>
     </w:p>
     <w:p>
@@ -2676,7 +2676,7 @@
         <w:rPr>
           <w:lang w:val="en_US" w:bidi="en_US"/>
         </w:rPr>
-        <w:t>לִ⁠פְנֵ֤י זַעְמ⁠וֹ֙ &amp; חֲמָת⁠וֹ֙ נִתְּכָ֣ה כָ⁠אֵ֔שׁ</w:t>
+        <w:t>לִ⁠פְנֵ֤י זַעְמ⁠וֹ֙ &amp; חֲמָת⁠וֹ֙ נִתְּכָ֣ה כָ⁠אֵ֔שׁ</w:t>
       </w:r>
     </w:p>
     <w:p>
@@ -2909,7 +2909,7 @@
         <w:rPr>
           <w:lang w:val="en_US" w:bidi="en_US"/>
         </w:rPr>
-        <w:t>וּ⁠מִ֥י יָק֖וּם בַּ⁠חֲר֣וֹן אַפּ֑⁠וֹ</w:t>
+        <w:t>וּ⁠מִ֥י יָק֖וּם בַּ⁠חֲר֣וֹן אַפּ֑⁠וֹ</w:t>
       </w:r>
     </w:p>
     <w:p>
@@ -3103,7 +3103,7 @@
         <w:rPr>
           <w:lang w:val="en_US" w:bidi="en_US"/>
         </w:rPr>
-        <w:t>בְּ⁠י֣וֹם צָרָ֑ה</w:t>
+        <w:t>בְּ⁠י֣וֹם צָרָ֑ה</w:t>
       </w:r>
     </w:p>
     <w:p>
@@ -3446,7 +3446,7 @@
         <w:rPr>
           <w:lang w:val="en_US" w:bidi="en_US"/>
         </w:rPr>
-        <w:t>וְ⁠אֹיְבָ֖י⁠ו יְרַדֶּף־חֹֽשֶׁךְ</w:t>
+        <w:t>וְ⁠אֹיְבָ֖י⁠ו יְרַדֶּף־חֹֽשֶׁךְ</w:t>
       </w:r>
     </w:p>
     <w:p>
@@ -3556,7 +3556,7 @@
         <w:rPr>
           <w:lang w:val="en_US" w:bidi="en_US"/>
         </w:rPr>
-        <w:t>מַה־תְּחַשְּׁבוּ⁠ן֙ אֶל־יְהוָ֔ה</w:t>
+        <w:t>מַה־תְּחַשְּׁבוּ⁠ן֙ אֶל־יְהוָ֔ה</w:t>
       </w:r>
     </w:p>
     <w:p>
@@ -3653,7 +3653,7 @@
         <w:rPr>
           <w:lang w:val="en_US" w:bidi="en_US"/>
         </w:rPr>
-        <w:t>תְּחַשְּׁבוּ⁠ן֙</w:t>
+        <w:t>תְּחַשְּׁבוּ⁠ן֙</w:t>
       </w:r>
     </w:p>
     <w:p>
@@ -3763,7 +3763,7 @@
         <w:rPr>
           <w:lang w:val="en_US" w:bidi="en_US"/>
         </w:rPr>
-        <w:t>תְּחַשְּׁבוּ⁠ן֙</w:t>
+        <w:t>תְּחַשְּׁבוּ⁠ן֙</w:t>
       </w:r>
     </w:p>
     <w:p>
@@ -4106,7 +4106,7 @@
         <w:rPr>
           <w:lang w:val="en_US" w:bidi="en_US"/>
         </w:rPr>
-        <w:t>עַד־סִירִ֣ים סְבֻכִ֔ים וּ⁠כְ⁠סָבְאָ֖⁠ם סְבוּאִ֑ים אֻ֨כְּל֔וּ</w:t>
+        <w:t>עַד־סִירִ֣ים סְבֻכִ֔ים וּ⁠כְ⁠סָבְאָ֖⁠ם סְבוּאִ֑ים אֻ֨כְּל֔וּ</w:t>
       </w:r>
     </w:p>
     <w:p>
@@ -4203,7 +4203,7 @@
         <w:rPr>
           <w:lang w:val="en_US" w:bidi="en_US"/>
         </w:rPr>
-        <w:t>וּ⁠כְ⁠סָבְאָ֖⁠ם &amp; אֻ֨כְּל֔וּ</w:t>
+        <w:t>וּ⁠כְ⁠סָבְאָ֖⁠ם &amp; אֻ֨כְּל֔וּ</w:t>
       </w:r>
     </w:p>
     <w:p>
@@ -4339,7 +4339,7 @@
         <w:rPr>
           <w:lang w:val="en_US" w:bidi="en_US"/>
         </w:rPr>
-        <w:t>אֻ֨כְּל֔וּ</w:t>
+        <w:t>אֻ֨כְּל֔וּ</w:t>
       </w:r>
     </w:p>
     <w:p>
@@ -4436,7 +4436,7 @@
         <w:rPr>
           <w:lang w:val="en_US" w:bidi="en_US"/>
         </w:rPr>
-        <w:t>מִמֵּ֣⁠ךְ</w:t>
+        <w:t>מִמֵּ֣⁠ךְ</w:t>
       </w:r>
     </w:p>
     <w:p>
@@ -4546,7 +4546,7 @@
         <w:rPr>
           <w:lang w:val="en_US" w:bidi="en_US"/>
         </w:rPr>
-        <w:t>מִמֵּ֣⁠ךְ</w:t>
+        <w:t>מִמֵּ֣⁠ךְ</w:t>
       </w:r>
     </w:p>
     <w:p>
@@ -4656,7 +4656,7 @@
         <w:rPr>
           <w:lang w:val="en_US" w:bidi="en_US"/>
         </w:rPr>
-        <w:t>מִמֵּ֣⁠ךְ יָצָ֔א</w:t>
+        <w:t>מִמֵּ֣⁠ךְ יָצָ֔א</w:t>
       </w:r>
     </w:p>
     <w:p>
@@ -4753,7 +4753,7 @@
         <w:rPr>
           <w:lang w:val="en_US" w:bidi="en_US"/>
         </w:rPr>
-        <w:t>חֹשֵׁ֥ב &amp; רָעָ֑ה יֹעֵ֖ץ בְּלִיָּֽעַל</w:t>
+        <w:t>חֹשֵׁ֥ב &amp; רָעָ֑ה יֹעֵ֖ץ בְּלִיָּֽעַל</w:t>
       </w:r>
     </w:p>
     <w:p>
@@ -4863,7 +4863,7 @@
         <w:rPr>
           <w:lang w:val="en_US" w:bidi="en_US"/>
         </w:rPr>
-        <w:t>חֹשֵׁ֥ב &amp; רָעָ֑ה יֹעֵ֖ץ בְּלִיָּֽעַל</w:t>
+        <w:t>חֹשֵׁ֥ב &amp; רָעָ֑ה יֹעֵ֖ץ בְּלִיָּֽעַל</w:t>
       </w:r>
     </w:p>
     <w:p>
@@ -4999,7 +4999,7 @@
         <w:rPr>
           <w:lang w:val="en_US" w:bidi="en_US"/>
         </w:rPr>
-        <w:t>שְׁלֵמִים֙</w:t>
+        <w:t>שְׁלֵמִים֙</w:t>
       </w:r>
     </w:p>
     <w:p>
@@ -5109,7 +5109,7 @@
         <w:rPr>
           <w:lang w:val="en_US" w:bidi="en_US"/>
         </w:rPr>
-        <w:t>שְׁלֵמִים֙</w:t>
+        <w:t>שְׁלֵמִים֙</w:t>
       </w:r>
     </w:p>
     <w:p>
@@ -5646,7 +5646,7 @@
         <w:rPr>
           <w:lang w:val="en_US" w:bidi="en_US"/>
         </w:rPr>
-        <w:t>וְ⁠עִ֨נִּתִ֔⁠ךְ</w:t>
+        <w:t>וְ⁠עִ֨נִּתִ֔⁠ךְ</w:t>
       </w:r>
     </w:p>
     <w:p>
@@ -6112,7 +6112,7 @@
         <w:rPr>
           <w:lang w:val="en_US" w:bidi="en_US"/>
         </w:rPr>
-        <w:t>וּ⁠מוֹסְרֹתַ֖יִ⁠ךְ אֲנַתֵּֽק</w:t>
+        <w:t>וּ⁠מוֹסְרֹתַ֖יִ⁠ךְ אֲנַתֵּֽק</w:t>
       </w:r>
     </w:p>
     <w:p>
@@ -6332,7 +6332,7 @@
         <w:rPr>
           <w:lang w:val="en_US" w:bidi="en_US"/>
         </w:rPr>
-        <w:t>לֹֽא־יִזָּרַ֥ע מִ⁠שִּׁמְ⁠ךָ֖</w:t>
+        <w:t>לֹֽא־יִזָּרַ֥ע מִ⁠שִּׁמְ⁠ךָ֖</w:t>
       </w:r>
     </w:p>
     <w:p>
@@ -6552,7 +6552,7 @@
         <w:rPr>
           <w:lang w:val="en_US" w:bidi="en_US"/>
         </w:rPr>
-        <w:t>הִנֵּ֨ה</w:t>
+        <w:t>הִנֵּ֨ה</w:t>
       </w:r>
     </w:p>
     <w:p>
@@ -6662,7 +6662,7 @@
         <w:rPr>
           <w:lang w:val="en_US" w:bidi="en_US"/>
         </w:rPr>
-        <w:t>רַגְלֵ֤י מְבַשֵּׂר֙</w:t>
+        <w:t>רַגְלֵ֤י מְבַשֵּׂר֙</w:t>
       </w:r>
     </w:p>
     <w:p>
@@ -6772,7 +6772,7 @@
         <w:rPr>
           <w:lang w:val="en_US" w:bidi="en_US"/>
         </w:rPr>
-        <w:t>חָגִּ֧י &amp; חַגַּ֖יִ⁠ךְ</w:t>
+        <w:t>חָגִּ֧י &amp; חַגַּ֖יִ⁠ךְ</w:t>
       </w:r>
     </w:p>
     <w:p>
@@ -6992,7 +6992,7 @@
         <w:rPr>
           <w:lang w:val="en_US" w:bidi="en_US"/>
         </w:rPr>
-        <w:t>בְּלִיַּ֖עַל</w:t>
+        <w:t>בְּלִיַּ֖עַל</w:t>
       </w:r>
     </w:p>
     <w:p>
@@ -7102,7 +7102,7 @@
         <w:rPr>
           <w:lang w:val="en_US" w:bidi="en_US"/>
         </w:rPr>
-        <w:t>כֻּלֹּ֥⁠ה נִכְרָֽת</w:t>
+        <w:t>כֻּלֹּ֥⁠ה נִכְרָֽת</w:t>
       </w:r>
     </w:p>
     <w:p>
@@ -7212,7 +7212,7 @@
         <w:rPr>
           <w:lang w:val="en_US" w:bidi="en_US"/>
         </w:rPr>
-        <w:t>כֻּלֹּ֥⁠ה נִכְרָֽת</w:t>
+        <w:t>כֻּלֹּ֥⁠ה נִכְרָֽת</w:t>
       </w:r>
     </w:p>
     <w:p>
@@ -7309,7 +7309,7 @@
         <w:rPr>
           <w:lang w:val="en_US" w:bidi="en_US"/>
         </w:rPr>
-        <w:t>כֻּלֹּ֥⁠ה נִכְרָֽת</w:t>
+        <w:t>כֻּלֹּ֥⁠ה נִכְרָֽת</w:t>
       </w:r>
     </w:p>
     <w:p>
@@ -7445,7 +7445,7 @@
         <w:rPr>
           <w:lang w:val="en_US" w:bidi="en_US"/>
         </w:rPr>
-        <w:t>עָלָ֥ה מֵפִ֛יץ עַל־פָּנַ֖יִ⁠ךְ</w:t>
+        <w:t>עָלָ֥ה מֵפִ֛יץ עַל־פָּנַ֖יִ⁠ךְ</w:t>
       </w:r>
     </w:p>
     <w:p>
@@ -7639,7 +7639,7 @@
         <w:rPr>
           <w:lang w:val="en_US" w:bidi="en_US"/>
         </w:rPr>
-        <w:t>פָּנַ֖יִ⁠ךְ</w:t>
+        <w:t>פָּנַ֖יִ⁠ךְ</w:t>
       </w:r>
     </w:p>
     <w:p>
@@ -7749,7 +7749,7 @@
         <w:rPr>
           <w:lang w:val="en_US" w:bidi="en_US"/>
         </w:rPr>
-        <w:t>פָּנַ֖יִ⁠ךְ</w:t>
+        <w:t>פָּנַ֖יִ⁠ךְ</w:t>
       </w:r>
     </w:p>
     <w:p>
@@ -7859,7 +7859,7 @@
         <w:rPr>
           <w:lang w:val="en_US" w:bidi="en_US"/>
         </w:rPr>
-        <w:t>אַמֵּ֥ץ כֹּ֖חַ מְאֹֽד</w:t>
+        <w:t>אַמֵּ֥ץ כֹּ֖חַ מְאֹֽד</w:t>
       </w:r>
     </w:p>
     <w:p>
@@ -7969,7 +7969,7 @@
         <w:rPr>
           <w:lang w:val="en_US" w:bidi="en_US"/>
         </w:rPr>
-        <w:t>חַזֵּ֣ק מָתְנַ֔יִם</w:t>
+        <w:t>חַזֵּ֣ק מָתְנַ֔יִם</w:t>
       </w:r>
     </w:p>
     <w:p>
@@ -8079,7 +8079,7 @@
         <w:rPr>
           <w:lang w:val="en_US" w:bidi="en_US"/>
         </w:rPr>
-        <w:t>שָׁ֤ב</w:t>
+        <w:t>שָׁ֤ב</w:t>
       </w:r>
     </w:p>
     <w:p>
@@ -8176,7 +8176,7 @@
         <w:rPr>
           <w:lang w:val="en_US" w:bidi="en_US"/>
         </w:rPr>
-        <w:t>שָׁ֤ב יְהוָה֙ אֶת־גְּא֣וֹן יַעֲקֹ֔ב כִּ⁠גְא֖וֹן יִשְׂרָאֵ֑ל</w:t>
+        <w:t>שָׁ֤ב יְהוָה֙ אֶת־גְּא֣וֹן יַעֲקֹ֔ב כִּ⁠גְא֖וֹן יִשְׂרָאֵ֑ל</w:t>
       </w:r>
     </w:p>
     <w:p>
@@ -8286,7 +8286,7 @@
         <w:rPr>
           <w:lang w:val="en_US" w:bidi="en_US"/>
         </w:rPr>
-        <w:t>בְקָקוּ⁠ם֙ בֹּֽקְקִ֔ים</w:t>
+        <w:t>בְקָקוּ⁠ם֙ בֹּֽקְקִ֔ים</w:t>
       </w:r>
     </w:p>
     <w:p>
@@ -8396,7 +8396,7 @@
         <w:rPr>
           <w:lang w:val="en_US" w:bidi="en_US"/>
         </w:rPr>
-        <w:t>גִּבֹּרֵ֜י⁠הוּ</w:t>
+        <w:t>גִּבֹּרֵ֜י⁠הוּ</w:t>
       </w:r>
     </w:p>
     <w:p>
@@ -8506,7 +8506,7 @@
         <w:rPr>
           <w:lang w:val="en_US" w:bidi="en_US"/>
         </w:rPr>
-        <w:t>מְתֻלָּעִ֔ים</w:t>
+        <w:t>מְתֻלָּעִ֔ים</w:t>
       </w:r>
     </w:p>
     <w:p>
@@ -8603,7 +8603,7 @@
         <w:rPr>
           <w:lang w:val="en_US" w:bidi="en_US"/>
         </w:rPr>
-        <w:t>בְּ⁠אֵשׁ &amp; הָ⁠רֶ֖כֶב</w:t>
+        <w:t>בְּ⁠אֵשׁ &amp; הָ⁠רֶ֖כֶב</w:t>
       </w:r>
     </w:p>
     <w:p>
@@ -8713,7 +8713,7 @@
         <w:rPr>
           <w:lang w:val="en_US" w:bidi="en_US"/>
         </w:rPr>
-        <w:t>בְּ⁠אֵשׁ־פְּלָד֥וֹת</w:t>
+        <w:t>בְּ⁠אֵשׁ־פְּלָד֥וֹת</w:t>
       </w:r>
     </w:p>
     <w:p>
@@ -8836,7 +8836,7 @@
         <w:rPr>
           <w:lang w:val="en_US" w:bidi="en_US"/>
         </w:rPr>
-        <w:t>וְ⁠הַ⁠בְּרֹשִׁ֖ים</w:t>
+        <w:t>וְ⁠הַ⁠בְּרֹשִׁ֖ים</w:t>
       </w:r>
     </w:p>
     <w:p>
@@ -9043,7 +9043,7 @@
         <w:rPr>
           <w:lang w:val="en_US" w:bidi="en_US"/>
         </w:rPr>
-        <w:t>כַּ⁠לַּפִּידִ֔ם</w:t>
+        <w:t>כַּ⁠לַּפִּידִ֔ם</w:t>
       </w:r>
     </w:p>
     <w:p>
@@ -9140,7 +9140,7 @@
         <w:rPr>
           <w:lang w:val="en_US" w:bidi="en_US"/>
         </w:rPr>
-        <w:t>כַּ⁠בְּרָקִ֖ים יְרוֹצֵֽצוּ</w:t>
+        <w:t>כַּ⁠בְּרָקִ֖ים יְרוֹצֵֽצוּ</w:t>
       </w:r>
     </w:p>
     <w:p>
@@ -9237,7 +9237,7 @@
         <w:rPr>
           <w:lang w:val="en_US" w:bidi="en_US"/>
         </w:rPr>
-        <w:t>יִזְכֹּר֙</w:t>
+        <w:t>יִזְכֹּר֙</w:t>
       </w:r>
     </w:p>
     <w:p>
@@ -9457,7 +9457,7 @@
         <w:rPr>
           <w:lang w:val="en_US" w:bidi="en_US"/>
         </w:rPr>
-        <w:t>וְ⁠הֻכַ֖ן הַ⁠סֹּכֵֽךְ</w:t>
+        <w:t>וְ⁠הֻכַ֖ן הַ⁠סֹּכֵֽךְ</w:t>
       </w:r>
     </w:p>
     <w:p>
@@ -9567,7 +9567,7 @@
         <w:rPr>
           <w:lang w:val="en_US" w:bidi="en_US"/>
         </w:rPr>
-        <w:t>שַׁעֲרֵ֥י הַ⁠נְּהָר֖וֹת נִפְתָּ֑חוּ וְ⁠הַֽ⁠הֵיכָ֖ל נָמֽוֹג</w:t>
+        <w:t>שַׁעֲרֵ֥י הַ⁠נְּהָר֖וֹת נִפְתָּ֑חוּ וְ⁠הַֽ⁠הֵיכָ֖ל נָמֽוֹג</w:t>
       </w:r>
     </w:p>
     <w:p>
@@ -9664,7 +9664,7 @@
         <w:rPr>
           <w:lang w:val="en_US" w:bidi="en_US"/>
         </w:rPr>
-        <w:t>שַׁעֲרֵ֥י הַ⁠נְּהָר֖וֹת</w:t>
+        <w:t>שַׁעֲרֵ֥י הַ⁠נְּהָר֖וֹת</w:t>
       </w:r>
     </w:p>
     <w:p>
@@ -9761,7 +9761,7 @@
         <w:rPr>
           <w:lang w:val="en_US" w:bidi="en_US"/>
         </w:rPr>
-        <w:t>נִפְתָּ֑חוּ</w:t>
+        <w:t>נִפְתָּ֑חוּ</w:t>
       </w:r>
     </w:p>
     <w:p>
@@ -9981,7 +9981,7 @@
         <w:rPr>
           <w:lang w:val="en_US" w:bidi="en_US"/>
         </w:rPr>
-        <w:t>וְ⁠הֻצַּ֖ב</w:t>
+        <w:t>וְ⁠הֻצַּ֖ב</w:t>
       </w:r>
     </w:p>
     <w:p>
@@ -10078,7 +10078,7 @@
         <w:rPr>
           <w:lang w:val="en_US" w:bidi="en_US"/>
         </w:rPr>
-        <w:t>גֻּלְּתָ֣ה</w:t>
+        <w:t>גֻּלְּתָ֣ה</w:t>
       </w:r>
     </w:p>
     <w:p>
@@ -10298,7 +10298,7 @@
         <w:rPr>
           <w:lang w:val="en_US" w:bidi="en_US"/>
         </w:rPr>
-        <w:t>גֻּלְּתָ֣ה הֹֽעֲלָ֑תָה וְ⁠אַמְהֹתֶ֗י⁠הָ</w:t>
+        <w:t>גֻּלְּתָ֣ה הֹֽעֲלָ֑תָה וְ⁠אַמְהֹתֶ֗י⁠הָ</w:t>
       </w:r>
     </w:p>
     <w:p>
@@ -10421,7 +10421,7 @@
         <w:rPr>
           <w:lang w:val="en_US" w:bidi="en_US"/>
         </w:rPr>
-        <w:t>גֻּלְּתָ֣ה הֹֽעֲלָ֑תָה וְ⁠אַמְהֹתֶ֗י⁠הָ</w:t>
+        <w:t>גֻּלְּתָ֣ה הֹֽעֲלָ֑תָה וְ⁠אַמְהֹתֶ֗י⁠הָ</w:t>
       </w:r>
     </w:p>
     <w:p>
@@ -10932,7 +10932,7 @@
         <w:rPr>
           <w:lang w:val="en_US" w:bidi="en_US"/>
         </w:rPr>
-        <w:t>וְ⁠הֵ֣מָּה</w:t>
+        <w:t>וְ⁠הֵ֣מָּה</w:t>
       </w:r>
     </w:p>
     <w:p>
@@ -11139,7 +11139,7 @@
         <w:rPr>
           <w:lang w:val="en_US" w:bidi="en_US"/>
         </w:rPr>
-        <w:t>בֹּ֥זּוּ כֶ֖סֶף בֹּ֣זּוּ זָהָ֑ב וְ⁠אֵ֥ין קֵ֨צֶה֙ לַ⁠תְּכוּנָ֔ה כָּבֹ֕ד מִ⁠כֹּ֖ל כְּלִ֥י חֶמְדָּֽה</w:t>
+        <w:t>בֹּ֥זּוּ כֶ֖סֶף בֹּ֣זּוּ זָהָ֑ב וְ⁠אֵ֥ין קֵ֨צֶה֙ לַ⁠תְּכוּנָ֔ה כָּבֹ֕ד מִ⁠כֹּ֖ל כְּלִ֥י חֶמְדָּֽה</w:t>
       </w:r>
     </w:p>
     <w:p>
@@ -11236,7 +11236,7 @@
         <w:rPr>
           <w:lang w:val="en_US" w:bidi="en_US"/>
         </w:rPr>
-        <w:t>וְ⁠אֵ֥ין קֵ֨צֶה֙ לַ⁠תְּכוּנָ֔ה</w:t>
+        <w:t>וְ⁠אֵ֥ין קֵ֨צֶה֙ לַ⁠תְּכוּנָ֔ה</w:t>
       </w:r>
     </w:p>
     <w:p>
@@ -11333,7 +11333,7 @@
         <w:rPr>
           <w:lang w:val="en_US" w:bidi="en_US"/>
         </w:rPr>
-        <w:t>כְּלִ֥י חֶמְדָּֽה</w:t>
+        <w:t>כְּלִ֥י חֶמְדָּֽה</w:t>
       </w:r>
     </w:p>
     <w:p>
@@ -11456,7 +11456,7 @@
         <w:rPr>
           <w:lang w:val="en_US" w:bidi="en_US"/>
         </w:rPr>
-        <w:t>בּוּקָ֥ה וּ⁠מְבוּקָ֖ה וּ⁠מְבֻלָּקָ֑ה</w:t>
+        <w:t>בּוּקָ֥ה וּ⁠מְבוּקָ֖ה וּ⁠מְבֻלָּקָ֑ה</w:t>
       </w:r>
     </w:p>
     <w:p>
@@ -11773,7 +11773,7 @@
         <w:rPr>
           <w:lang w:val="en_US" w:bidi="en_US"/>
         </w:rPr>
-        <w:t>וְ⁠חַלְחָלָה֙ בְּ⁠כָל־מָתְנַ֔יִם</w:t>
+        <w:t>וְ⁠חַלְחָלָה֙ בְּ⁠כָל־מָתְנַ֔יִם</w:t>
       </w:r>
     </w:p>
     <w:p>
@@ -11883,7 +11883,7 @@
         <w:rPr>
           <w:lang w:val="en_US" w:bidi="en_US"/>
         </w:rPr>
-        <w:t>קִבְּצ֥וּ פָארֽוּר</w:t>
+        <w:t>קִבְּצ֥וּ פָארֽוּר</w:t>
       </w:r>
     </w:p>
     <w:p>
@@ -11993,7 +11993,7 @@
         <w:rPr>
           <w:lang w:val="en_US" w:bidi="en_US"/>
         </w:rPr>
-        <w:t>אַיֵּה֙ מְע֣וֹן אֲרָי֔וֹת וּ⁠מִרְעֶ֥ה ה֖וּא לַ⁠כְּפִרִ֑ים אֲשֶׁ֣ר הָלַךְ֩ אַרְיֵ֨ה לָבִ֥יא שָׁ֛ם גּ֥וּר אַרְיֵ֖ה וְ⁠אֵ֥ין מַחֲרִֽיד</w:t>
+        <w:t>אַיֵּה֙ מְע֣וֹן אֲרָי֔וֹת וּ⁠מִרְעֶ֥ה ה֖וּא לַ⁠כְּפִרִ֑ים אֲשֶׁ֣ר הָלַךְ֩ אַרְיֵ֨ה לָבִ֥יא שָׁ֛ם גּ֥וּר אַרְיֵ֖ה וְ⁠אֵ֥ין מַחֲרִֽיד</w:t>
       </w:r>
     </w:p>
     <w:p>
@@ -12187,7 +12187,7 @@
         <w:rPr>
           <w:lang w:val="en_US" w:bidi="en_US"/>
         </w:rPr>
-        <w:t>לָבִ֥יא שָׁ֛ם</w:t>
+        <w:t>לָבִ֥יא שָׁ֛ם</w:t>
       </w:r>
     </w:p>
     <w:p>
@@ -12381,7 +12381,7 @@
         <w:rPr>
           <w:lang w:val="en_US" w:bidi="en_US"/>
         </w:rPr>
-        <w:t>טֹרֵף֙ בְּ⁠דֵ֣י</w:t>
+        <w:t>טֹרֵף֙ בְּ⁠דֵ֣י</w:t>
       </w:r>
     </w:p>
     <w:p>
@@ -12478,7 +12478,7 @@
         <w:rPr>
           <w:lang w:val="en_US" w:bidi="en_US"/>
         </w:rPr>
-        <w:t>וּ⁠מְחַנֵּ֖ק</w:t>
+        <w:t>וּ⁠מְחַנֵּ֖ק</w:t>
       </w:r>
     </w:p>
     <w:p>
@@ -12575,7 +12575,7 @@
         <w:rPr>
           <w:lang w:val="en_US" w:bidi="en_US"/>
         </w:rPr>
-        <w:t>וַ⁠יְמַלֵּא־טֶ֣רֶף חֹרָ֔י⁠ו וּ⁠מְעֹֽנֹתָ֖י⁠ו טְרֵפָֽה</w:t>
+        <w:t>וַ⁠יְמַלֵּא־טֶ֣רֶף חֹרָ֔י⁠ו וּ⁠מְעֹֽנֹתָ֖י⁠ו טְרֵפָֽה</w:t>
       </w:r>
     </w:p>
     <w:p>
@@ -13073,7 +13073,7 @@
         <w:rPr>
           <w:lang w:val="en_US" w:bidi="en_US"/>
         </w:rPr>
-        <w:t>רִכְבָּ֔⁠הּ</w:t>
+        <w:t>רִכְבָּ֔⁠הּ</w:t>
       </w:r>
     </w:p>
     <w:p>
@@ -13183,7 +13183,7 @@
         <w:rPr>
           <w:lang w:val="en_US" w:bidi="en_US"/>
         </w:rPr>
-        <w:t>רִכְבָּ֔⁠הּ</w:t>
+        <w:t>רִכְבָּ֔⁠הּ</w:t>
       </w:r>
     </w:p>
     <w:p>
@@ -13293,7 +13293,7 @@
         <w:rPr>
           <w:lang w:val="en_US" w:bidi="en_US"/>
         </w:rPr>
-        <w:t>תֹּ֣אכַל חָ֑רֶב</w:t>
+        <w:t>תֹּ֣אכַל חָ֑רֶב</w:t>
       </w:r>
     </w:p>
     <w:p>
@@ -13416,7 +13416,7 @@
         <w:rPr>
           <w:lang w:val="en_US" w:bidi="en_US"/>
         </w:rPr>
-        <w:t>וְ⁠הִכְרַתִּ֤י</w:t>
+        <w:t>וְ⁠הִכְרַתִּ֤י</w:t>
       </w:r>
     </w:p>
     <w:p>
@@ -13526,7 +13526,7 @@
         <w:rPr>
           <w:lang w:val="en_US" w:bidi="en_US"/>
         </w:rPr>
-        <w:t>עִ֣יר דָּמִ֑ים</w:t>
+        <w:t>עִ֣יר דָּמִ֑ים</w:t>
       </w:r>
     </w:p>
     <w:p>
@@ -13636,7 +13636,7 @@
         <w:rPr>
           <w:lang w:val="en_US" w:bidi="en_US"/>
         </w:rPr>
-        <w:t>כֻּלָּ֗⁠הּ כַּ֤חַשׁ</w:t>
+        <w:t>כֻּלָּ֗⁠הּ כַּ֤חַשׁ</w:t>
       </w:r>
     </w:p>
     <w:p>
@@ -13746,7 +13746,7 @@
         <w:rPr>
           <w:lang w:val="en_US" w:bidi="en_US"/>
         </w:rPr>
-        <w:t>שׁ֔וֹט &amp; רַ֣עַשׁ אוֹפָ֑ן וְ⁠ס֣וּס דֹּהֵ֔ר וּ⁠מֶרְכָּבָ֖ה מְרַקֵּדָֽה</w:t>
+        <w:t>שׁ֔וֹט &amp; רַ֣עַשׁ אוֹפָ֑ן וְ⁠ס֣וּס דֹּהֵ֔ר וּ⁠מֶרְכָּבָ֖ה מְרַקֵּדָֽה</w:t>
       </w:r>
     </w:p>
     <w:p>
@@ -13908,7 +13908,7 @@
         <w:rPr>
           <w:lang w:val="en_US" w:bidi="en_US"/>
         </w:rPr>
-        <w:t>פָּרָ֣שׁ מַעֲלֶ֗ה וְ⁠לַ֤הַב חֶ֨רֶב֙ וּ⁠בְרַ֣ק חֲנִ֔ית</w:t>
+        <w:t>פָּרָ֣שׁ מַעֲלֶ֗ה וְ⁠לַ֤הַב חֶ֨רֶב֙ וּ⁠בְרַ֣ק חֲנִ֔ית</w:t>
       </w:r>
     </w:p>
     <w:p>
@@ -14044,7 +14044,7 @@
         <w:rPr>
           <w:lang w:val="en_US" w:bidi="en_US"/>
         </w:rPr>
-        <w:t>פָּרָ֣שׁ מַעֲלֶ֗ה וְ⁠לַ֤הַב חֶ֨רֶב֙ וּ⁠בְרַ֣ק חֲנִ֔ית</w:t>
+        <w:t>פָּרָ֣שׁ מַעֲלֶ֗ה וְ⁠לַ֤הַב חֶ֨רֶב֙ וּ⁠בְרַ֣ק חֲנִ֔ית</w:t>
       </w:r>
     </w:p>
     <w:p>
@@ -14141,7 +14141,7 @@
         <w:rPr>
           <w:lang w:val="en_US" w:bidi="en_US"/>
         </w:rPr>
-        <w:t>וְ⁠אֵ֥ין קֵ֨צֶה֙ לַ⁠גְּוִיָּ֔ה</w:t>
+        <w:t>וְ⁠אֵ֥ין קֵ֨צֶה֙ לַ⁠גְּוִיָּ֔ה</w:t>
       </w:r>
     </w:p>
     <w:p>
@@ -14238,7 +14238,7 @@
         <w:rPr>
           <w:lang w:val="en_US" w:bidi="en_US"/>
         </w:rPr>
-        <w:t>וְכָשְׁל֖וּ</w:t>
+        <w:t>וְכָשְׁל֖וּ</w:t>
       </w:r>
     </w:p>
     <w:p>
@@ -14348,7 +14348,7 @@
         <w:rPr>
           <w:lang w:val="en_US" w:bidi="en_US"/>
         </w:rPr>
-        <w:t>בִּ⁠גְוִיָּתָֽ⁠ם</w:t>
+        <w:t>בִּ⁠גְוִיָּתָֽ⁠ם</w:t>
       </w:r>
     </w:p>
     <w:p>
@@ -14652,7 +14652,7 @@
         <w:rPr>
           <w:lang w:val="en_US" w:bidi="en_US"/>
         </w:rPr>
-        <w:t>וּ⁠מִשְׁפָּח֖וֹת</w:t>
+        <w:t>וּ⁠מִשְׁפָּח֖וֹת</w:t>
       </w:r>
     </w:p>
     <w:p>
@@ -15419,7 +15419,7 @@
         <w:rPr>
           <w:lang w:val="en_US" w:bidi="en_US"/>
         </w:rPr>
-        <w:t>וְ⁠הִשְׁלַכְתִּ֥י עָלַ֛יִ⁠ךְ שִׁקֻּצִ֖ים</w:t>
+        <w:t>וְ⁠הִשְׁלַכְתִּ֥י עָלַ֛יִ⁠ךְ שִׁקֻּצִ֖ים</w:t>
       </w:r>
     </w:p>
     <w:p>
@@ -15529,7 +15529,7 @@
         <w:rPr>
           <w:lang w:val="en_US" w:bidi="en_US"/>
         </w:rPr>
-        <w:t>שָׁדְּדָ֣ה נִֽינְוֵ֔ה</w:t>
+        <w:t>שָׁדְּדָ֣ה נִֽינְוֵ֔ה</w:t>
       </w:r>
     </w:p>
     <w:p>
@@ -15639,7 +15639,7 @@
         <w:rPr>
           <w:lang w:val="en_US" w:bidi="en_US"/>
         </w:rPr>
-        <w:t>שָׁדְּדָ֣ה נִֽינְוֵ֔ה</w:t>
+        <w:t>שָׁדְּדָ֣ה נִֽינְוֵ֔ה</w:t>
       </w:r>
     </w:p>
     <w:p>
@@ -15833,7 +15833,7 @@
         <w:rPr>
           <w:lang w:val="en_US" w:bidi="en_US"/>
         </w:rPr>
-        <w:t>מֵ⁠אַ֛יִן אֲבַקֵּ֥שׁ מְנַחֲמִ֖ים לָֽ⁠ךְ</w:t>
+        <w:t>מֵ⁠אַ֛יִן אֲבַקֵּ֥שׁ מְנַחֲמִ֖ים לָֽ⁠ךְ</w:t>
       </w:r>
     </w:p>
     <w:p>
@@ -15930,7 +15930,7 @@
         <w:rPr>
           <w:lang w:val="en_US" w:bidi="en_US"/>
         </w:rPr>
-        <w:t>הֲ⁠תֵֽיטְבִי֙ מִ⁠נֹּ֣א אָמ֔וֹן הַ⁠יֹּֽשְׁבָה֙ בַּ⁠יְאֹרִ֔ים מַ֖יִם סָבִ֣יב לָ֑⁠הּ אֲשֶׁר־חֵ֣יל יָ֔ם מִ⁠יָּ֖ם חוֹמָתָֽ⁠הּ</w:t>
+        <w:t>הֲ⁠תֵֽיטְבִי֙ מִ⁠נֹּ֣א אָמ֔וֹן הַ⁠יֹּֽשְׁבָה֙ בַּ⁠יְאֹרִ֔ים מַ֖יִם סָבִ֣יב לָ֑⁠הּ אֲשֶׁר־חֵ֣יל יָ֔ם מִ⁠יָּ֖ם חוֹמָתָֽ⁠הּ</w:t>
       </w:r>
     </w:p>
     <w:p>
@@ -16027,7 +16027,7 @@
         <w:rPr>
           <w:lang w:val="en_US" w:bidi="en_US"/>
         </w:rPr>
-        <w:t>מִ⁠נֹּ֣א אָמ֔וֹן</w:t>
+        <w:t>מִ⁠נֹּ֣א אָמ֔וֹן</w:t>
       </w:r>
     </w:p>
     <w:p>
@@ -16131,7 +16131,7 @@
         <w:rPr>
           <w:lang w:val="en_US" w:bidi="en_US"/>
         </w:rPr>
-        <w:t>אֲשֶׁר־חֵ֣יל יָ֔ם מִ⁠יָּ֖ם חוֹמָתָֽ⁠הּ</w:t>
+        <w:t>אֲשֶׁר־חֵ֣יל יָ֔ם מִ⁠יָּ֖ם חוֹמָתָֽ⁠הּ</w:t>
       </w:r>
     </w:p>
     <w:p>
@@ -16241,7 +16241,7 @@
         <w:rPr>
           <w:lang w:val="en_US" w:bidi="en_US"/>
         </w:rPr>
-        <w:t>מִ⁠יָּ֖ם חוֹמָתָֽ⁠הּ</w:t>
+        <w:t>מִ⁠יָּ֖ם חוֹמָתָֽ⁠הּ</w:t>
       </w:r>
     </w:p>
     <w:p>
@@ -16364,7 +16364,7 @@
         <w:rPr>
           <w:lang w:val="en_US" w:bidi="en_US"/>
         </w:rPr>
-        <w:t>מִ⁠יָּ֖ם חוֹמָתָֽ⁠הּ</w:t>
+        <w:t>מִ⁠יָּ֖ם חוֹמָתָֽ⁠הּ</w:t>
       </w:r>
     </w:p>
     <w:p>
@@ -16973,7 +16973,7 @@
         <w:rPr>
           <w:lang w:val="en_US" w:bidi="en_US"/>
         </w:rPr>
-        <w:t>בְּ⁠עֶזְרָתֵֽ⁠ךְ</w:t>
+        <w:t>בְּ⁠עֶזְרָתֵֽ⁠ךְ</w:t>
       </w:r>
     </w:p>
     <w:p>
@@ -17083,7 +17083,7 @@
         <w:rPr>
           <w:lang w:val="en_US" w:bidi="en_US"/>
         </w:rPr>
-        <w:t>הִ֗יא לַ⁠גֹּלָה֙</w:t>
+        <w:t>הִ֗יא לַ⁠גֹּלָה֙</w:t>
       </w:r>
     </w:p>
     <w:p>
@@ -17193,7 +17193,7 @@
         <w:rPr>
           <w:lang w:val="en_US" w:bidi="en_US"/>
         </w:rPr>
-        <w:t>גְּדוֹלֶ֖י⁠הָ</w:t>
+        <w:t>גְּדוֹלֶ֖י⁠הָ</w:t>
       </w:r>
     </w:p>
     <w:p>
@@ -17303,7 +17303,7 @@
         <w:rPr>
           <w:lang w:val="en_US" w:bidi="en_US"/>
         </w:rPr>
-        <w:t>עֹלָלֶ֛י⁠הָ יְרֻטְּשׁ֖וּ</w:t>
+        <w:t>עֹלָלֶ֛י⁠הָ יְרֻטְּשׁ֖וּ</w:t>
       </w:r>
     </w:p>
     <w:p>
@@ -17413,7 +17413,7 @@
         <w:rPr>
           <w:lang w:val="en_US" w:bidi="en_US"/>
         </w:rPr>
-        <w:t>בְּ⁠רֹ֣אשׁ כָּל־חוּצ֑וֹת</w:t>
+        <w:t>בְּ⁠רֹ֣אשׁ כָּל־חוּצ֑וֹת</w:t>
       </w:r>
     </w:p>
     <w:p>
@@ -17633,7 +17633,7 @@
         <w:rPr>
           <w:lang w:val="en_US" w:bidi="en_US"/>
         </w:rPr>
-        <w:t>וְ⁠כָל־גְּדוֹלֶ֖י⁠הָ רֻתְּק֥וּ</w:t>
+        <w:t>וְ⁠כָל־גְּדוֹלֶ֖י⁠הָ רֻתְּק֥וּ</w:t>
       </w:r>
     </w:p>
     <w:p>
@@ -17743,7 +17743,7 @@
         <w:rPr>
           <w:lang w:val="en_US" w:bidi="en_US"/>
         </w:rPr>
-        <w:t>אַ֣תְּ</w:t>
+        <w:t>אַ֣תְּ</w:t>
       </w:r>
     </w:p>
     <w:p>
@@ -17853,7 +17853,7 @@
         <w:rPr>
           <w:lang w:val="en_US" w:bidi="en_US"/>
         </w:rPr>
-        <w:t>תִּשְׁכְּרִ֔י</w:t>
+        <w:t>תִּשְׁכְּרִ֔י</w:t>
       </w:r>
     </w:p>
     <w:p>
@@ -17963,7 +17963,7 @@
         <w:rPr>
           <w:lang w:val="en_US" w:bidi="en_US"/>
         </w:rPr>
-        <w:t>תְּהִ֖י נַֽעֲלָמָ֑ה</w:t>
+        <w:t>תְּהִ֖י נַֽעֲלָמָ֑ה</w:t>
       </w:r>
     </w:p>
     <w:p>
@@ -18073,7 +18073,7 @@
         <w:rPr>
           <w:lang w:val="en_US" w:bidi="en_US"/>
         </w:rPr>
-        <w:t>כָּ֨ל־מִבְצָרַ֔יִ⁠ךְ תְּאֵנִ֖ים עִם־בִּכּוּרִ֑ים</w:t>
+        <w:t>כָּ֨ל־מִבְצָרַ֔יִ⁠ךְ תְּאֵנִ֖ים עִם־בִּכּוּרִ֑ים</w:t>
       </w:r>
     </w:p>
     <w:p>
@@ -18196,7 +18196,7 @@
         <w:rPr>
           <w:lang w:val="en_US" w:bidi="en_US"/>
         </w:rPr>
-        <w:t>הִנֵּ֨ה</w:t>
+        <w:t>הִנֵּ֨ה</w:t>
       </w:r>
     </w:p>
     <w:p>
@@ -18306,7 +18306,7 @@
         <w:rPr>
           <w:lang w:val="en_US" w:bidi="en_US"/>
         </w:rPr>
-        <w:t>עַמֵּ֤⁠ךְ</w:t>
+        <w:t>עַמֵּ֤⁠ךְ</w:t>
       </w:r>
     </w:p>
     <w:p>
@@ -18416,7 +18416,7 @@
         <w:rPr>
           <w:lang w:val="en_US" w:bidi="en_US"/>
         </w:rPr>
-        <w:t>נָשִׁים֙</w:t>
+        <w:t>נָשִׁים֙</w:t>
       </w:r>
     </w:p>
     <w:p>
@@ -18539,7 +18539,7 @@
         <w:rPr>
           <w:lang w:val="en_US" w:bidi="en_US"/>
         </w:rPr>
-        <w:t>פָּת֥וֹחַ נִפְתְּח֖וּ</w:t>
+        <w:t>פָּת֥וֹחַ נִפְתְּח֖וּ</w:t>
       </w:r>
     </w:p>
     <w:p>
@@ -18649,7 +18649,7 @@
         <w:rPr>
           <w:lang w:val="en_US" w:bidi="en_US"/>
         </w:rPr>
-        <w:t>נִפְתְּח֖וּ &amp; אָכְלָ֥ה</w:t>
+        <w:t>נִפְתְּח֖וּ &amp; אָכְלָ֥ה</w:t>
       </w:r>
     </w:p>
     <w:p>
@@ -18759,7 +18759,7 @@
         <w:rPr>
           <w:lang w:val="en_US" w:bidi="en_US"/>
         </w:rPr>
-        <w:t>בְּרִיחָֽיִ⁠ך</w:t>
+        <w:t>בְּרִיחָֽיִ⁠ך</w:t>
       </w:r>
     </w:p>
     <w:p>
@@ -18869,7 +18869,7 @@
         <w:rPr>
           <w:lang w:val="en_US" w:bidi="en_US"/>
         </w:rPr>
-        <w:t>מֵ֤י מָצוֹר֙ שַֽׁאֲבִי־לָ֔⁠ךְ</w:t>
+        <w:t>מֵ֤י מָצוֹר֙ שַֽׁאֲבִי־לָ֔⁠ךְ</w:t>
       </w:r>
     </w:p>
     <w:p>
@@ -19089,7 +19089,7 @@
         <w:rPr>
           <w:lang w:val="en_US" w:bidi="en_US"/>
         </w:rPr>
-        <w:t>מַלְבֵּֽן</w:t>
+        <w:t>מַלְבֵּֽן</w:t>
       </w:r>
     </w:p>
     <w:p>
@@ -19199,7 +19199,7 @@
         <w:rPr>
           <w:lang w:val="en_US" w:bidi="en_US"/>
         </w:rPr>
-        <w:t>שָׁ֚ם תֹּאכְלֵ֣⁠ךְ אֵ֔שׁ</w:t>
+        <w:t>שָׁ֚ם תֹּאכְלֵ֣⁠ךְ אֵ֔שׁ</w:t>
       </w:r>
     </w:p>
     <w:p>
@@ -19309,7 +19309,7 @@
         <w:rPr>
           <w:lang w:val="en_US" w:bidi="en_US"/>
         </w:rPr>
-        <w:t>תַּכְרִיתֵ֣⁠ךְ</w:t>
+        <w:t>תַּכְרִיתֵ֣⁠ךְ</w:t>
       </w:r>
     </w:p>
     <w:p>
@@ -19419,7 +19419,7 @@
         <w:rPr>
           <w:lang w:val="en_US" w:bidi="en_US"/>
         </w:rPr>
-        <w:t>כַּ⁠יָּ֑לֶק</w:t>
+        <w:t>כַּ⁠יָּ֑לֶק</w:t>
       </w:r>
     </w:p>
     <w:p>
@@ -19516,7 +19516,7 @@
         <w:rPr>
           <w:lang w:val="en_US" w:bidi="en_US"/>
         </w:rPr>
-        <w:t>כַּ⁠יֶּ֔לֶק</w:t>
+        <w:t>כַּ⁠יֶּ֔לֶק</w:t>
       </w:r>
     </w:p>
     <w:p>
@@ -19613,7 +19613,7 @@
         <w:rPr>
           <w:lang w:val="en_US" w:bidi="en_US"/>
         </w:rPr>
-        <w:t>כָּ⁠אַרְבֶּֽה</w:t>
+        <w:t>כָּ⁠אַרְבֶּֽה</w:t>
       </w:r>
     </w:p>
     <w:p>
@@ -19710,7 +19710,7 @@
         <w:rPr>
           <w:lang w:val="en_US" w:bidi="en_US"/>
         </w:rPr>
-        <w:t>הִרְבֵּית֙</w:t>
+        <w:t>הִרְבֵּית֙</w:t>
       </w:r>
     </w:p>
     <w:p>
@@ -19820,7 +19820,7 @@
         <w:rPr>
           <w:lang w:val="en_US" w:bidi="en_US"/>
         </w:rPr>
-        <w:t>מִ⁠כּוֹכְבֵ֖י הַ⁠שָּׁמָ֑יִם</w:t>
+        <w:t>מִ⁠כּוֹכְבֵ֖י הַ⁠שָּׁמָ֑יִם</w:t>
       </w:r>
     </w:p>
     <w:p>
@@ -19917,7 +19917,7 @@
         <w:rPr>
           <w:lang w:val="en_US" w:bidi="en_US"/>
         </w:rPr>
-        <w:t>יֶ֥לֶק פָּשַׁ֖ט וַ⁠יָּעֹֽף</w:t>
+        <w:t>יֶ֥לֶק פָּשַׁ֖ט וַ⁠יָּעֹֽף</w:t>
       </w:r>
     </w:p>
     <w:p>
@@ -20014,7 +20014,7 @@
         <w:rPr>
           <w:lang w:val="en_US" w:bidi="en_US"/>
         </w:rPr>
-        <w:t>פָּשַׁ֖ט</w:t>
+        <w:t>פָּשַׁ֖ט</w:t>
       </w:r>
     </w:p>
     <w:p>
@@ -20124,7 +20124,7 @@
         <w:rPr>
           <w:lang w:val="en_US" w:bidi="en_US"/>
         </w:rPr>
-        <w:t>מִנְּזָרַ֨יִ⁠ךְ֙ כָּֽ⁠אַרְבֶּ֔ה וְ⁠טַפְסְרַ֖יִ⁠ךְ כְּ⁠ג֣וֹב גֹּבָ֑י</w:t>
+        <w:t>מִנְּזָרַ֨יִ⁠ךְ֙ כָּֽ⁠אַרְבֶּ֔ה וְ⁠טַפְסְרַ֖יִ⁠ךְ כְּ⁠ג֣וֹב גֹּבָ֑י</w:t>
       </w:r>
     </w:p>
     <w:p>
@@ -20221,7 +20221,7 @@
         <w:rPr>
           <w:lang w:val="en_US" w:bidi="en_US"/>
         </w:rPr>
-        <w:t>מִנְּזָרַ֨יִ⁠ךְ֙ כָּֽ⁠אַרְבֶּ֔ה וְ⁠טַפְסְרַ֖יִ⁠ךְ כְּ⁠ג֣וֹב גֹּבָ֑י</w:t>
+        <w:t>מִנְּזָרַ֨יִ⁠ךְ֙ כָּֽ⁠אַרְבֶּ֔ה וְ⁠טַפְסְרַ֖יִ⁠ךְ כְּ⁠ג֣וֹב גֹּבָ֑י</w:t>
       </w:r>
     </w:p>
     <w:p>
@@ -20331,7 +20331,7 @@
         <w:rPr>
           <w:lang w:val="en_US" w:bidi="en_US"/>
         </w:rPr>
-        <w:t>וְ⁠טַפְסְרַ֖יִ⁠ךְ כְּ⁠ג֣וֹב גֹּבָ֑י</w:t>
+        <w:t>וְ⁠טַפְסְרַ֖יִ⁠ךְ כְּ⁠ג֣וֹב גֹּבָ֑י</w:t>
       </w:r>
     </w:p>
     <w:p>
@@ -20564,7 +20564,7 @@
         <w:rPr>
           <w:lang w:val="en_US" w:bidi="en_US"/>
         </w:rPr>
-        <w:t>נָמ֤וּ רֹעֶ֨י⁠ךָ֙ מֶ֣לֶךְ אַשּׁ֔וּר</w:t>
+        <w:t>נָמ֤וּ רֹעֶ֨י⁠ךָ֙ מֶ֣לֶךְ אַשּׁ֔וּר</w:t>
       </w:r>
     </w:p>
     <w:p>
@@ -20661,7 +20661,7 @@
         <w:rPr>
           <w:lang w:val="en_US" w:bidi="en_US"/>
         </w:rPr>
-        <w:t>נָמ֤וּ רֹעֶ֨י⁠ךָ֙ &amp; יִשְׁכְּנ֖וּ אַדִּירֶ֑י⁠ךָ</w:t>
+        <w:t>נָמ֤וּ רֹעֶ֨י⁠ךָ֙ &amp; יִשְׁכְּנ֖וּ אַדִּירֶ֑י⁠ךָ</w:t>
       </w:r>
     </w:p>
     <w:p>
@@ -20881,7 +20881,7 @@
         <w:rPr>
           <w:lang w:val="en_US" w:bidi="en_US"/>
         </w:rPr>
-        <w:t>נָמ֤וּ &amp; יִשְׁכְּנ֖וּ</w:t>
+        <w:t>נָמ֤וּ &amp; יִשְׁכְּנ֖וּ</w:t>
       </w:r>
     </w:p>
     <w:p>
@@ -21017,7 +21017,7 @@
         <w:rPr>
           <w:lang w:val="en_US" w:bidi="en_US"/>
         </w:rPr>
-        <w:t>נָפֹ֧שׁוּ עַמְּ⁠ךָ֛</w:t>
+        <w:t>נָפֹ֧שׁוּ עַמְּ⁠ךָ֛</w:t>
       </w:r>
     </w:p>
     <w:p>
@@ -21127,7 +21127,7 @@
         <w:rPr>
           <w:lang w:val="en_US" w:bidi="en_US"/>
         </w:rPr>
-        <w:t>אֵין־כֵּהָ֣ה לְ⁠שִׁבְרֶ֔⁠ךָ</w:t>
+        <w:t>אֵין־כֵּהָ֣ה לְ⁠שִׁבְרֶ֔⁠ךָ</w:t>
       </w:r>
     </w:p>
     <w:p>
@@ -21250,7 +21250,7 @@
         <w:rPr>
           <w:lang w:val="en_US" w:bidi="en_US"/>
         </w:rPr>
-        <w:t>נַחְלָ֖ה מַכָּתֶ֑⁠ךָ</w:t>
+        <w:t>נַחְלָ֖ה מַכָּתֶ֑⁠ךָ</w:t>
       </w:r>
     </w:p>
     <w:p>
@@ -21360,7 +21360,7 @@
         <w:rPr>
           <w:lang w:val="en_US" w:bidi="en_US"/>
         </w:rPr>
-        <w:t>שֹׁמְעֵ֣י שִׁמְעֲ⁠ךָ֗</w:t>
+        <w:t>שֹׁמְעֵ֣י שִׁמְעֲ⁠ךָ֗</w:t>
       </w:r>
     </w:p>
     <w:p>
@@ -21470,7 +21470,7 @@
         <w:rPr>
           <w:lang w:val="en_US" w:bidi="en_US"/>
         </w:rPr>
-        <w:t>תָּ֤קְעוּ כַף֙</w:t>
+        <w:t>תָּ֤קְעוּ כַף֙</w:t>
       </w:r>
     </w:p>
     <w:p>
@@ -21567,7 +21567,7 @@
         <w:rPr>
           <w:lang w:val="en_US" w:bidi="en_US"/>
         </w:rPr>
-        <w:t>כִּ֗י עַל־מִ֛י לֹֽא־עָבְרָ֥ה רָעָתְ⁠ךָ֖ תָּמִֽיד</w:t>
+        <w:t>כִּ֗י עַל־מִ֛י לֹֽא־עָבְרָ֥ה רָעָתְ⁠ךָ֖ תָּמִֽיד</w:t>
       </w:r>
     </w:p>
     <w:p>
@@ -21664,7 +21664,7 @@
         <w:rPr>
           <w:lang w:val="en_US" w:bidi="en_US"/>
         </w:rPr>
-        <w:t>רָעָתְ⁠ךָ֖ תָּמִֽיד</w:t>
+        <w:t>רָעָתְ⁠ךָ֖ תָּמִֽיד</w:t>
       </w:r>
     </w:p>
     <w:p>

--- a/eng/docx/34.content.docx
+++ b/eng/docx/34.content.docx
@@ -612,6 +612,257 @@
         <w:rPr>
           <w:lang w:val="en_US" w:bidi="en_US"/>
         </w:rPr>
+        <w:t>Nahum - Chapter 1 Introduction</w:t>
+      </w:r>
+      <w:r>
+        <w:rPr>
+          <w:lang w:val="en_US" w:bidi="en_US"/>
+        </w:rPr>
+      </w:r>
+    </w:p>
+    <w:p>
+      <w:pPr>
+        <w:pStyle w:val="Heading3"/>
+      </w:pPr>
+      <w:r>
+        <w:rPr>
+          <w:lang w:val="en_US" w:bidi="en_US"/>
+        </w:rPr>
+        <w:t>Structure and Formatting</w:t>
+      </w:r>
+    </w:p>
+    <w:p>
+      <w:pPr/>
+      <w:r>
+        <w:rPr>
+          <w:lang w:val="en_US" w:bidi="en_US"/>
+        </w:rPr>
+      </w:r>
+      <w:r>
+        <w:rPr>
+          <w:lang w:val="en_US" w:bidi="en_US"/>
+        </w:rPr>
+        <w:t xml:space="preserve">Some translations prefer to set apart extended quotations, prayers and songs. The ULT and many other English translations set the lines of the entire book (except for verse 1 of this chapter) farther to the right on the page than regular text to show that they are poetic prophecy. (See: </w:t>
+      </w:r>
+      <w:r>
+        <w:rPr>
+          <w:lang w:val="en_US" w:bidi="en_US"/>
+        </w:rPr>
+        <w:t>Prophet</w:t>
+      </w:r>
+      <w:r>
+        <w:rPr>
+          <w:lang w:val="en_US" w:bidi="en_US"/>
+        </w:rPr>
+        <w:t>)</w:t>
+      </w:r>
+    </w:p>
+    <w:p>
+      <w:pPr/>
+      <w:r>
+        <w:rPr>
+          <w:lang w:val="en_US" w:bidi="en_US"/>
+        </w:rPr>
+      </w:r>
+      <w:r>
+        <w:rPr>
+          <w:lang w:val="en_US" w:bidi="en_US"/>
+        </w:rPr>
+        <w:t>Despite being divided into three chapters, this book consists of one long prophecy.</w:t>
+      </w:r>
+    </w:p>
+    <w:p>
+      <w:pPr>
+        <w:pStyle w:val="Heading4"/>
+      </w:pPr>
+      <w:r>
+        <w:rPr>
+          <w:lang w:val="en_US" w:bidi="en_US"/>
+        </w:rPr>
+        <w:t>Outline of chapter 1</w:t>
+      </w:r>
+    </w:p>
+    <w:p>
+      <w:pPr>
+        <w:pStyle w:val="ListNumber"/>
+        <w:numPr>
+          <w:ilvl w:val="0"/>
+          <w:numId w:val="15"/>
+        </w:numPr>
+        <w:spacing w:line="240" w:lineRule="auto"/>
+        <w:ind w:left="720"/>
+      </w:pPr>
+      <w:r>
+        <w:rPr>
+          <w:lang w:val="en_US" w:bidi="en_US"/>
+        </w:rPr>
+      </w:r>
+      <w:r>
+        <w:rPr>
+          <w:lang w:val="en_US" w:bidi="en_US"/>
+        </w:rPr>
+        <w:t>Nahum introduces this book (1:1)</w:t>
+      </w:r>
+    </w:p>
+    <w:p>
+      <w:pPr>
+        <w:pStyle w:val="ListNumber"/>
+        <w:spacing w:line="240" w:lineRule="auto"/>
+        <w:ind w:left="720"/>
+      </w:pPr>
+      <w:r>
+        <w:rPr>
+          <w:lang w:val="en_US" w:bidi="en_US"/>
+        </w:rPr>
+      </w:r>
+      <w:r>
+        <w:rPr>
+          <w:lang w:val="en_US" w:bidi="en_US"/>
+        </w:rPr>
+        <w:t>Yahweh will destroy his enemies (1:2–6)</w:t>
+      </w:r>
+    </w:p>
+    <w:p>
+      <w:pPr>
+        <w:pStyle w:val="ListNumber"/>
+        <w:spacing w:line="240" w:lineRule="auto"/>
+        <w:ind w:left="720"/>
+      </w:pPr>
+      <w:r>
+        <w:rPr>
+          <w:lang w:val="en_US" w:bidi="en_US"/>
+        </w:rPr>
+      </w:r>
+      <w:r>
+        <w:rPr>
+          <w:lang w:val="en_US" w:bidi="en_US"/>
+        </w:rPr>
+        <w:t>Yahweh cares for his people and will destroy Nineveh (1:7–15)</w:t>
+      </w:r>
+    </w:p>
+    <w:p>
+      <w:pPr>
+        <w:pStyle w:val="Heading3"/>
+      </w:pPr>
+      <w:r>
+        <w:rPr>
+          <w:lang w:val="en_US" w:bidi="en_US"/>
+        </w:rPr>
+        <w:t>Religious and Cultural Concepts in This Chapter</w:t>
+      </w:r>
+    </w:p>
+    <w:p>
+      <w:pPr>
+        <w:pStyle w:val="Heading4"/>
+      </w:pPr>
+      <w:r>
+        <w:rPr>
+          <w:lang w:val="en_US" w:bidi="en_US"/>
+        </w:rPr>
+        <w:t>Yahweh’s anger against Nineveh</w:t>
+      </w:r>
+    </w:p>
+    <w:p>
+      <w:pPr/>
+      <w:r>
+        <w:rPr>
+          <w:lang w:val="en_US" w:bidi="en_US"/>
+        </w:rPr>
+      </w:r>
+      <w:r>
+        <w:rPr>
+          <w:lang w:val="en_US" w:bidi="en_US"/>
+        </w:rPr>
+        <w:t>This prophecy should be read in reference to the book of Jonah. That book described how the people of Nineveh, Assyria’s capital city, repented when Jonah warned them that Yahweh was angry with them. The book of Nahum, written a little over one hundred years later than the book of Jonah, indicates that the Ninevites had returned to their evil ways and would soon be punished by God. Reading the two books together shows God’s mercy and patience and also his anger and judgment for cruelty, evil, and sin.</w:t>
+      </w:r>
+    </w:p>
+    <w:p>
+      <w:pPr>
+        <w:pStyle w:val="Heading4"/>
+      </w:pPr>
+      <w:r>
+        <w:rPr>
+          <w:lang w:val="en_US" w:bidi="en_US"/>
+        </w:rPr>
+        <w:t>Complete destruction</w:t>
+      </w:r>
+    </w:p>
+    <w:p>
+      <w:pPr/>
+      <w:r>
+        <w:rPr>
+          <w:lang w:val="en_US" w:bidi="en_US"/>
+        </w:rPr>
+      </w:r>
+      <w:r>
+        <w:rPr>
+          <w:lang w:val="en_US" w:bidi="en_US"/>
+        </w:rPr>
+        <w:t>At the time of Nahum’s prophecy, Assyria controlled almost the entire Near East. The Assyrians were terribly violent and cruel to the peoples that they conquered, including Israel. Because of this, Nahum prophesied that the Assyrians would be completely destroyed as a nation and as a people (1:14). This prophecy came true very suddenly in 612 B.C.</w:t>
+      </w:r>
+    </w:p>
+    <w:p>
+      <w:pPr>
+        <w:pStyle w:val="Heading3"/>
+      </w:pPr>
+      <w:r>
+        <w:rPr>
+          <w:lang w:val="en_US" w:bidi="en_US"/>
+        </w:rPr>
+        <w:t>Translation Issues in This Chapter</w:t>
+      </w:r>
+    </w:p>
+    <w:p>
+      <w:pPr>
+        <w:pStyle w:val="Heading4"/>
+      </w:pPr>
+      <w:r>
+        <w:rPr>
+          <w:lang w:val="en_US" w:bidi="en_US"/>
+        </w:rPr>
+        <w:t>Direct Address</w:t>
+      </w:r>
+    </w:p>
+    <w:p>
+      <w:pPr/>
+      <w:r>
+        <w:rPr>
+          <w:lang w:val="en_US" w:bidi="en_US"/>
+        </w:rPr>
+      </w:r>
+      <w:r>
+        <w:rPr>
+          <w:lang w:val="en_US" w:bidi="en_US"/>
+        </w:rPr>
+        <w:t>The audience for this book is the people of Judah. They are in danger of attack by the cruel and powerful nation of Assyria, represented in this book by its capital, Nineveh. This chapter begins by describing Yahweh’s anger at his enemies and his love for his people. Then Yahweh begins to address Nineveh directly in verse 9 and continues to do so in various places throughout the book. The people of Nineveh are not part of the audience of this book, however. The address to Nineveh is intended to show the people of Judah Yahweh’s attitude toward the people of Nineveh and their evil actions. This direct address is also to let the people of Judah know that Yahweh will destroy Nineveh. Yahweh also addresses Judah directly in verses 12, 13, and 15.</w:t>
+      </w:r>
+      <w:r>
+        <w:rPr>
+          <w:lang w:val="en_US" w:bidi="en_US"/>
+        </w:rPr>
+      </w:r>
+      <w:r>
+        <w:rPr>
+          <w:lang w:val="en_US" w:bidi="en_US"/>
+        </w:rPr>
+      </w:r>
+    </w:p>
+    <w:p>
+      <w:pPr/>
+      <w:r>
+        <w:rPr>
+          <w:lang w:val="en_US" w:bidi="en_US"/>
+        </w:rPr>
+      </w:r>
+    </w:p>
+    <w:p>
+      <w:pPr>
+        <w:pStyle w:val="Heading2"/>
+      </w:pPr>
+      <w:r>
+        <w:rPr>
+          <w:lang w:val="en_US" w:bidi="en_US"/>
+        </w:rPr>
         <w:t>Nahum 1:1 (#1)</w:t>
       </w:r>
       <w:r>
@@ -7426,6 +7677,191 @@
         <w:rPr>
           <w:lang w:val="en_US" w:bidi="en_US"/>
         </w:rPr>
+        <w:t>Nahum - Chapter 2 Introduction</w:t>
+      </w:r>
+      <w:r>
+        <w:rPr>
+          <w:lang w:val="en_US" w:bidi="en_US"/>
+        </w:rPr>
+      </w:r>
+    </w:p>
+    <w:p>
+      <w:pPr>
+        <w:pStyle w:val="Heading3"/>
+      </w:pPr>
+      <w:r>
+        <w:rPr>
+          <w:lang w:val="en_US" w:bidi="en_US"/>
+        </w:rPr>
+        <w:t>Structure and Formatting</w:t>
+      </w:r>
+    </w:p>
+    <w:p>
+      <w:pPr/>
+      <w:r>
+        <w:rPr>
+          <w:lang w:val="en_US" w:bidi="en_US"/>
+        </w:rPr>
+      </w:r>
+      <w:r>
+        <w:rPr>
+          <w:lang w:val="en_US" w:bidi="en_US"/>
+        </w:rPr>
+        <w:t>If you have decided to set the text of this book into short lines of poetry, you will want to continue to do so in this chapter.</w:t>
+      </w:r>
+    </w:p>
+    <w:p>
+      <w:pPr/>
+      <w:r>
+        <w:rPr>
+          <w:lang w:val="en_US" w:bidi="en_US"/>
+        </w:rPr>
+      </w:r>
+      <w:r>
+        <w:rPr>
+          <w:lang w:val="en_US" w:bidi="en_US"/>
+        </w:rPr>
+        <w:t>Despite being divided into three chapters, this book contains one long prophecy.</w:t>
+      </w:r>
+    </w:p>
+    <w:p>
+      <w:pPr>
+        <w:pStyle w:val="Heading4"/>
+      </w:pPr>
+      <w:r>
+        <w:rPr>
+          <w:lang w:val="en_US" w:bidi="en_US"/>
+        </w:rPr>
+        <w:t>Outline of chapter 2</w:t>
+      </w:r>
+    </w:p>
+    <w:p>
+      <w:pPr>
+        <w:pStyle w:val="ListNumber"/>
+        <w:numPr>
+          <w:ilvl w:val="0"/>
+          <w:numId w:val="16"/>
+        </w:numPr>
+        <w:spacing w:line="240" w:lineRule="auto"/>
+        <w:ind w:left="720"/>
+      </w:pPr>
+      <w:r>
+        <w:rPr>
+          <w:lang w:val="en_US" w:bidi="en_US"/>
+        </w:rPr>
+      </w:r>
+      <w:r>
+        <w:rPr>
+          <w:lang w:val="en_US" w:bidi="en_US"/>
+        </w:rPr>
+        <w:t>Description of the battle that destroys Nineveh (2:1–10)</w:t>
+      </w:r>
+    </w:p>
+    <w:p>
+      <w:pPr>
+        <w:pStyle w:val="ListNumber"/>
+        <w:spacing w:line="240" w:lineRule="auto"/>
+        <w:ind w:left="720"/>
+      </w:pPr>
+      <w:r>
+        <w:rPr>
+          <w:lang w:val="en_US" w:bidi="en_US"/>
+        </w:rPr>
+      </w:r>
+      <w:r>
+        <w:rPr>
+          <w:lang w:val="en_US" w:bidi="en_US"/>
+        </w:rPr>
+        <w:t>Comparison of Nineveh to a lion’s den (2:11–13)</w:t>
+      </w:r>
+    </w:p>
+    <w:p>
+      <w:pPr>
+        <w:pStyle w:val="Heading3"/>
+      </w:pPr>
+      <w:r>
+        <w:rPr>
+          <w:lang w:val="en_US" w:bidi="en_US"/>
+        </w:rPr>
+        <w:t>Translation Issues</w:t>
+      </w:r>
+    </w:p>
+    <w:p>
+      <w:pPr>
+        <w:pStyle w:val="Heading4"/>
+      </w:pPr>
+      <w:r>
+        <w:rPr>
+          <w:lang w:val="en_US" w:bidi="en_US"/>
+        </w:rPr>
+        <w:t>Past and present for future</w:t>
+      </w:r>
+    </w:p>
+    <w:p>
+      <w:pPr/>
+      <w:r>
+        <w:rPr>
+          <w:lang w:val="en_US" w:bidi="en_US"/>
+        </w:rPr>
+      </w:r>
+      <w:r>
+        <w:rPr>
+          <w:lang w:val="en_US" w:bidi="en_US"/>
+        </w:rPr>
+        <w:t>In this chapter, Nahum describes a battle for Nineveh in which the city is destroyed. He describes the battle and the resulting devastation of the city as though he is watching it happen, probably because God showed it to him in a vision (1:1). However, the actual battle and destruction did not happen until many years after Nahum spoke this prophecy. If it would be helpful in your translation, you could explain this in a footnote, or you could change the verbs to future so that your readers will know that Nahum was predicting something that would happen later; it was not happening at that time.</w:t>
+      </w:r>
+    </w:p>
+    <w:p>
+      <w:pPr>
+        <w:pStyle w:val="Heading4"/>
+      </w:pPr>
+      <w:r>
+        <w:rPr>
+          <w:lang w:val="en_US" w:bidi="en_US"/>
+        </w:rPr>
+        <w:t>Extended metaphor</w:t>
+      </w:r>
+    </w:p>
+    <w:p>
+      <w:pPr/>
+      <w:r>
+        <w:rPr>
+          <w:lang w:val="en_US" w:bidi="en_US"/>
+        </w:rPr>
+      </w:r>
+      <w:r>
+        <w:rPr>
+          <w:lang w:val="en_US" w:bidi="en_US"/>
+        </w:rPr>
+        <w:t>There is an extended metaphor in 2:11–13. In this metaphor, Yahweh compares Nineveh to a lion’s den and its inhabitants to lions who kill and devour their enemies. If this is unclear for your readers, you may want to provide an explanation in a footnote. (See: extended metaphor).</w:t>
+      </w:r>
+      <w:r>
+        <w:rPr>
+          <w:lang w:val="en_US" w:bidi="en_US"/>
+        </w:rPr>
+      </w:r>
+      <w:r>
+        <w:rPr>
+          <w:lang w:val="en_US" w:bidi="en_US"/>
+        </w:rPr>
+      </w:r>
+    </w:p>
+    <w:p>
+      <w:pPr/>
+      <w:r>
+        <w:rPr>
+          <w:lang w:val="en_US" w:bidi="en_US"/>
+        </w:rPr>
+      </w:r>
+    </w:p>
+    <w:p>
+      <w:pPr>
+        <w:pStyle w:val="Heading2"/>
+      </w:pPr>
+      <w:r>
+        <w:rPr>
+          <w:lang w:val="en_US" w:bidi="en_US"/>
+        </w:rPr>
         <w:t>Nahum 2:1 (#1)</w:t>
       </w:r>
       <w:r>
@@ -13479,6 +13915,227 @@
           <w:lang w:val="en_US" w:bidi="en_US"/>
         </w:rPr>
         <w:t>Idiom</w:t>
+      </w:r>
+      <w:r>
+        <w:rPr>
+          <w:lang w:val="en_US" w:bidi="en_US"/>
+        </w:rPr>
+      </w:r>
+      <w:r>
+        <w:rPr>
+          <w:lang w:val="en_US" w:bidi="en_US"/>
+        </w:rPr>
+      </w:r>
+    </w:p>
+    <w:p>
+      <w:pPr/>
+      <w:r>
+        <w:rPr>
+          <w:lang w:val="en_US" w:bidi="en_US"/>
+        </w:rPr>
+      </w:r>
+    </w:p>
+    <w:p>
+      <w:pPr>
+        <w:pStyle w:val="Heading2"/>
+      </w:pPr>
+      <w:r>
+        <w:rPr>
+          <w:lang w:val="en_US" w:bidi="en_US"/>
+        </w:rPr>
+        <w:t>Nahum - Chapter 3 Introduction</w:t>
+      </w:r>
+      <w:r>
+        <w:rPr>
+          <w:lang w:val="en_US" w:bidi="en_US"/>
+        </w:rPr>
+      </w:r>
+    </w:p>
+    <w:p>
+      <w:pPr>
+        <w:pStyle w:val="Heading3"/>
+      </w:pPr>
+      <w:r>
+        <w:rPr>
+          <w:lang w:val="en_US" w:bidi="en_US"/>
+        </w:rPr>
+        <w:t>Structure and Formatting</w:t>
+      </w:r>
+    </w:p>
+    <w:p>
+      <w:pPr/>
+      <w:r>
+        <w:rPr>
+          <w:lang w:val="en_US" w:bidi="en_US"/>
+        </w:rPr>
+      </w:r>
+      <w:r>
+        <w:rPr>
+          <w:lang w:val="en_US" w:bidi="en_US"/>
+        </w:rPr>
+        <w:t>If you have decided to set the text of this book into short lines of poetry, you will want to continue to do so in this chapter.</w:t>
+      </w:r>
+    </w:p>
+    <w:p>
+      <w:pPr/>
+      <w:r>
+        <w:rPr>
+          <w:lang w:val="en_US" w:bidi="en_US"/>
+        </w:rPr>
+      </w:r>
+      <w:r>
+        <w:rPr>
+          <w:lang w:val="en_US" w:bidi="en_US"/>
+        </w:rPr>
+        <w:t>Despite being divided into three chapters, the book contains one long prophecy.</w:t>
+      </w:r>
+    </w:p>
+    <w:p>
+      <w:pPr>
+        <w:pStyle w:val="Heading4"/>
+      </w:pPr>
+      <w:r>
+        <w:rPr>
+          <w:lang w:val="en_US" w:bidi="en_US"/>
+        </w:rPr>
+        <w:t>Outline of chapter 3</w:t>
+      </w:r>
+    </w:p>
+    <w:p>
+      <w:pPr>
+        <w:pStyle w:val="ListNumber"/>
+        <w:numPr>
+          <w:ilvl w:val="0"/>
+          <w:numId w:val="17"/>
+        </w:numPr>
+        <w:spacing w:line="240" w:lineRule="auto"/>
+        <w:ind w:left="720"/>
+      </w:pPr>
+      <w:r>
+        <w:rPr>
+          <w:lang w:val="en_US" w:bidi="en_US"/>
+        </w:rPr>
+      </w:r>
+      <w:r>
+        <w:rPr>
+          <w:lang w:val="en_US" w:bidi="en_US"/>
+        </w:rPr>
+        <w:t>Woe to Nineveh (3:1–3)</w:t>
+      </w:r>
+    </w:p>
+    <w:p>
+      <w:pPr>
+        <w:pStyle w:val="ListNumber"/>
+        <w:spacing w:line="240" w:lineRule="auto"/>
+        <w:ind w:left="720"/>
+      </w:pPr>
+      <w:r>
+        <w:rPr>
+          <w:lang w:val="en_US" w:bidi="en_US"/>
+        </w:rPr>
+      </w:r>
+      <w:r>
+        <w:rPr>
+          <w:lang w:val="en_US" w:bidi="en_US"/>
+        </w:rPr>
+        <w:t>Nineveh the prostitute (3:4–7)</w:t>
+      </w:r>
+    </w:p>
+    <w:p>
+      <w:pPr>
+        <w:pStyle w:val="ListNumber"/>
+        <w:spacing w:line="240" w:lineRule="auto"/>
+        <w:ind w:left="720"/>
+      </w:pPr>
+      <w:r>
+        <w:rPr>
+          <w:lang w:val="en_US" w:bidi="en_US"/>
+        </w:rPr>
+      </w:r>
+      <w:r>
+        <w:rPr>
+          <w:lang w:val="en_US" w:bidi="en_US"/>
+        </w:rPr>
+        <w:t>The example of Thebes (3:8–11)</w:t>
+      </w:r>
+    </w:p>
+    <w:p>
+      <w:pPr>
+        <w:pStyle w:val="ListNumber"/>
+        <w:spacing w:line="240" w:lineRule="auto"/>
+        <w:ind w:left="720"/>
+      </w:pPr>
+      <w:r>
+        <w:rPr>
+          <w:lang w:val="en_US" w:bidi="en_US"/>
+        </w:rPr>
+      </w:r>
+      <w:r>
+        <w:rPr>
+          <w:lang w:val="en_US" w:bidi="en_US"/>
+        </w:rPr>
+        <w:t>The destruction of Nineveh is sure (3:12–19)</w:t>
+      </w:r>
+    </w:p>
+    <w:p>
+      <w:pPr>
+        <w:pStyle w:val="Heading3"/>
+      </w:pPr>
+      <w:r>
+        <w:rPr>
+          <w:lang w:val="en_US" w:bidi="en_US"/>
+        </w:rPr>
+        <w:t>Religious and Cultural Concepts in This Chapter</w:t>
+      </w:r>
+    </w:p>
+    <w:p>
+      <w:pPr>
+        <w:pStyle w:val="Heading4"/>
+      </w:pPr>
+      <w:r>
+        <w:rPr>
+          <w:lang w:val="en_US" w:bidi="en_US"/>
+        </w:rPr>
+        <w:t>The Locusts in 3:15–17</w:t>
+      </w:r>
+    </w:p>
+    <w:p>
+      <w:pPr/>
+      <w:r>
+        <w:rPr>
+          <w:lang w:val="en_US" w:bidi="en_US"/>
+        </w:rPr>
+      </w:r>
+      <w:r>
+        <w:rPr>
+          <w:lang w:val="en_US" w:bidi="en_US"/>
+        </w:rPr>
+        <w:t>Locust attacks occurred often in the ancient Near East. A locust is a kind of grasshopper that would come in countless numbers. There would be so many that they would darken the sky like a black cloud that blocked the sunlight. They often came after a long period of no rain. They came down on whatever crops were surviving in the fields and stripped them bare. The locusts could not be stopped, and they caused terrible damage. For this reason, locust invasions served as a powerful image of overwhelming military attacks in the Old Testament.</w:t>
+      </w:r>
+    </w:p>
+    <w:p>
+      <w:pPr>
+        <w:pStyle w:val="Heading3"/>
+      </w:pPr>
+      <w:r>
+        <w:rPr>
+          <w:lang w:val="en_US" w:bidi="en_US"/>
+        </w:rPr>
+        <w:t>Translation Issue</w:t>
+      </w:r>
+    </w:p>
+    <w:p>
+      <w:pPr/>
+      <w:r>
+        <w:rPr>
+          <w:lang w:val="en_US" w:bidi="en_US"/>
+        </w:rPr>
+      </w:r>
+      <w:r>
+        <w:rPr>
+          <w:lang w:val="en_US" w:bidi="en_US"/>
+        </w:rPr>
+        <w:t>There is an extended metaphor in 3:4–7. In this metaphor, Yahweh compares Nineveh to a prostitute who brings men under her control by charm and witchcraft. Both prostitution and witchcraft were associated with idol worship, and in the Bible, prostitution is used as a metaphor for idol worship. Just as a prostitute is not faithful to a husband, people who worship idols are not faithful to the only true God, the one who deserves worship. Nineveh was a very powerful and prosperous city, and thus,it was attractive to others to adopt Nineveh’s ways and to worship Nineveh’s gods. If this is unclear for your readers, you may want to provide an explanation in a footnote. (See: extended metaphor).</w:t>
       </w:r>
       <w:r>
         <w:rPr>
@@ -21714,663 +22371,6 @@
           <w:lang w:val="en_US" w:bidi="en_US"/>
         </w:rPr>
         <w:t>Hyperbole</w:t>
-      </w:r>
-      <w:r>
-        <w:rPr>
-          <w:lang w:val="en_US" w:bidi="en_US"/>
-        </w:rPr>
-      </w:r>
-      <w:r>
-        <w:rPr>
-          <w:lang w:val="en_US" w:bidi="en_US"/>
-        </w:rPr>
-      </w:r>
-    </w:p>
-    <w:p>
-      <w:pPr/>
-      <w:r>
-        <w:rPr>
-          <w:lang w:val="en_US" w:bidi="en_US"/>
-        </w:rPr>
-      </w:r>
-    </w:p>
-    <w:p>
-      <w:pPr>
-        <w:pStyle w:val="Heading2"/>
-      </w:pPr>
-      <w:r>
-        <w:rPr>
-          <w:lang w:val="en_US" w:bidi="en_US"/>
-        </w:rPr>
-        <w:t>Nahum - Chapter 1 Introduction</w:t>
-      </w:r>
-      <w:r>
-        <w:rPr>
-          <w:lang w:val="en_US" w:bidi="en_US"/>
-        </w:rPr>
-      </w:r>
-    </w:p>
-    <w:p>
-      <w:pPr>
-        <w:pStyle w:val="Heading3"/>
-      </w:pPr>
-      <w:r>
-        <w:rPr>
-          <w:lang w:val="en_US" w:bidi="en_US"/>
-        </w:rPr>
-        <w:t>Structure and Formatting</w:t>
-      </w:r>
-    </w:p>
-    <w:p>
-      <w:pPr/>
-      <w:r>
-        <w:rPr>
-          <w:lang w:val="en_US" w:bidi="en_US"/>
-        </w:rPr>
-      </w:r>
-      <w:r>
-        <w:rPr>
-          <w:lang w:val="en_US" w:bidi="en_US"/>
-        </w:rPr>
-        <w:t xml:space="preserve">Some translations prefer to set apart extended quotations, prayers and songs. The ULT and many other English translations set the lines of the entire book (except for verse 1 of this chapter) farther to the right on the page than regular text to show that they are poetic prophecy. (See: </w:t>
-      </w:r>
-      <w:r>
-        <w:rPr>
-          <w:lang w:val="en_US" w:bidi="en_US"/>
-        </w:rPr>
-        <w:t>Prophet</w:t>
-      </w:r>
-      <w:r>
-        <w:rPr>
-          <w:lang w:val="en_US" w:bidi="en_US"/>
-        </w:rPr>
-        <w:t>)</w:t>
-      </w:r>
-    </w:p>
-    <w:p>
-      <w:pPr/>
-      <w:r>
-        <w:rPr>
-          <w:lang w:val="en_US" w:bidi="en_US"/>
-        </w:rPr>
-      </w:r>
-      <w:r>
-        <w:rPr>
-          <w:lang w:val="en_US" w:bidi="en_US"/>
-        </w:rPr>
-        <w:t>Despite being divided into three chapters, this book consists of one long prophecy.</w:t>
-      </w:r>
-    </w:p>
-    <w:p>
-      <w:pPr>
-        <w:pStyle w:val="Heading4"/>
-      </w:pPr>
-      <w:r>
-        <w:rPr>
-          <w:lang w:val="en_US" w:bidi="en_US"/>
-        </w:rPr>
-        <w:t>Outline of chapter 1</w:t>
-      </w:r>
-    </w:p>
-    <w:p>
-      <w:pPr>
-        <w:pStyle w:val="ListNumber"/>
-        <w:numPr>
-          <w:ilvl w:val="0"/>
-          <w:numId w:val="15"/>
-        </w:numPr>
-        <w:spacing w:line="240" w:lineRule="auto"/>
-        <w:ind w:left="720"/>
-      </w:pPr>
-      <w:r>
-        <w:rPr>
-          <w:lang w:val="en_US" w:bidi="en_US"/>
-        </w:rPr>
-      </w:r>
-      <w:r>
-        <w:rPr>
-          <w:lang w:val="en_US" w:bidi="en_US"/>
-        </w:rPr>
-        <w:t>Nahum introduces this book (1:1)</w:t>
-      </w:r>
-    </w:p>
-    <w:p>
-      <w:pPr>
-        <w:pStyle w:val="ListNumber"/>
-        <w:spacing w:line="240" w:lineRule="auto"/>
-        <w:ind w:left="720"/>
-      </w:pPr>
-      <w:r>
-        <w:rPr>
-          <w:lang w:val="en_US" w:bidi="en_US"/>
-        </w:rPr>
-      </w:r>
-      <w:r>
-        <w:rPr>
-          <w:lang w:val="en_US" w:bidi="en_US"/>
-        </w:rPr>
-        <w:t>Yahweh will destroy his enemies (1:2–6)</w:t>
-      </w:r>
-    </w:p>
-    <w:p>
-      <w:pPr>
-        <w:pStyle w:val="ListNumber"/>
-        <w:spacing w:line="240" w:lineRule="auto"/>
-        <w:ind w:left="720"/>
-      </w:pPr>
-      <w:r>
-        <w:rPr>
-          <w:lang w:val="en_US" w:bidi="en_US"/>
-        </w:rPr>
-      </w:r>
-      <w:r>
-        <w:rPr>
-          <w:lang w:val="en_US" w:bidi="en_US"/>
-        </w:rPr>
-        <w:t>Yahweh cares for his people and will destroy Nineveh (1:7–15)</w:t>
-      </w:r>
-    </w:p>
-    <w:p>
-      <w:pPr>
-        <w:pStyle w:val="Heading3"/>
-      </w:pPr>
-      <w:r>
-        <w:rPr>
-          <w:lang w:val="en_US" w:bidi="en_US"/>
-        </w:rPr>
-        <w:t>Religious and Cultural Concepts in This Chapter</w:t>
-      </w:r>
-    </w:p>
-    <w:p>
-      <w:pPr>
-        <w:pStyle w:val="Heading4"/>
-      </w:pPr>
-      <w:r>
-        <w:rPr>
-          <w:lang w:val="en_US" w:bidi="en_US"/>
-        </w:rPr>
-        <w:t>Yahweh’s anger against Nineveh</w:t>
-      </w:r>
-    </w:p>
-    <w:p>
-      <w:pPr/>
-      <w:r>
-        <w:rPr>
-          <w:lang w:val="en_US" w:bidi="en_US"/>
-        </w:rPr>
-      </w:r>
-      <w:r>
-        <w:rPr>
-          <w:lang w:val="en_US" w:bidi="en_US"/>
-        </w:rPr>
-        <w:t>This prophecy should be read in reference to the book of Jonah. That book described how the people of Nineveh, Assyria’s capital city, repented when Jonah warned them that Yahweh was angry with them. The book of Nahum, written a little over one hundred years later than the book of Jonah, indicates that the Ninevites had returned to their evil ways and would soon be punished by God. Reading the two books together shows God’s mercy and patience and also his anger and judgment for cruelty, evil, and sin.</w:t>
-      </w:r>
-    </w:p>
-    <w:p>
-      <w:pPr>
-        <w:pStyle w:val="Heading4"/>
-      </w:pPr>
-      <w:r>
-        <w:rPr>
-          <w:lang w:val="en_US" w:bidi="en_US"/>
-        </w:rPr>
-        <w:t>Complete destruction</w:t>
-      </w:r>
-    </w:p>
-    <w:p>
-      <w:pPr/>
-      <w:r>
-        <w:rPr>
-          <w:lang w:val="en_US" w:bidi="en_US"/>
-        </w:rPr>
-      </w:r>
-      <w:r>
-        <w:rPr>
-          <w:lang w:val="en_US" w:bidi="en_US"/>
-        </w:rPr>
-        <w:t>At the time of Nahum’s prophecy, Assyria controlled almost the entire Near East. The Assyrians were terribly violent and cruel to the peoples that they conquered, including Israel. Because of this, Nahum prophesied that the Assyrians would be completely destroyed as a nation and as a people (1:14). This prophecy came true very suddenly in 612 B.C.</w:t>
-      </w:r>
-    </w:p>
-    <w:p>
-      <w:pPr>
-        <w:pStyle w:val="Heading3"/>
-      </w:pPr>
-      <w:r>
-        <w:rPr>
-          <w:lang w:val="en_US" w:bidi="en_US"/>
-        </w:rPr>
-        <w:t>Translation Issues in This Chapter</w:t>
-      </w:r>
-    </w:p>
-    <w:p>
-      <w:pPr>
-        <w:pStyle w:val="Heading4"/>
-      </w:pPr>
-      <w:r>
-        <w:rPr>
-          <w:lang w:val="en_US" w:bidi="en_US"/>
-        </w:rPr>
-        <w:t>Direct Address</w:t>
-      </w:r>
-    </w:p>
-    <w:p>
-      <w:pPr/>
-      <w:r>
-        <w:rPr>
-          <w:lang w:val="en_US" w:bidi="en_US"/>
-        </w:rPr>
-      </w:r>
-      <w:r>
-        <w:rPr>
-          <w:lang w:val="en_US" w:bidi="en_US"/>
-        </w:rPr>
-        <w:t>The audience for this book is the people of Judah. They are in danger of attack by the cruel and powerful nation of Assyria, represented in this book by its capital, Nineveh. This chapter begins by describing Yahweh’s anger at his enemies and his love for his people. Then Yahweh begins to address Nineveh directly in verse 9 and continues to do so in various places throughout the book. The people of Nineveh are not part of the audience of this book, however. The address to Nineveh is intended to show the people of Judah Yahweh’s attitude toward the people of Nineveh and their evil actions. This direct address is also to let the people of Judah know that Yahweh will destroy Nineveh. Yahweh also addresses Judah directly in verses 12, 13, and 15.</w:t>
-      </w:r>
-      <w:r>
-        <w:rPr>
-          <w:lang w:val="en_US" w:bidi="en_US"/>
-        </w:rPr>
-      </w:r>
-      <w:r>
-        <w:rPr>
-          <w:lang w:val="en_US" w:bidi="en_US"/>
-        </w:rPr>
-      </w:r>
-    </w:p>
-    <w:p>
-      <w:pPr/>
-      <w:r>
-        <w:rPr>
-          <w:lang w:val="en_US" w:bidi="en_US"/>
-        </w:rPr>
-      </w:r>
-    </w:p>
-    <w:p>
-      <w:pPr>
-        <w:pStyle w:val="Heading2"/>
-      </w:pPr>
-      <w:r>
-        <w:rPr>
-          <w:lang w:val="en_US" w:bidi="en_US"/>
-        </w:rPr>
-        <w:t>Nahum - Chapter 2 Introduction</w:t>
-      </w:r>
-      <w:r>
-        <w:rPr>
-          <w:lang w:val="en_US" w:bidi="en_US"/>
-        </w:rPr>
-      </w:r>
-    </w:p>
-    <w:p>
-      <w:pPr>
-        <w:pStyle w:val="Heading3"/>
-      </w:pPr>
-      <w:r>
-        <w:rPr>
-          <w:lang w:val="en_US" w:bidi="en_US"/>
-        </w:rPr>
-        <w:t>Structure and Formatting</w:t>
-      </w:r>
-    </w:p>
-    <w:p>
-      <w:pPr/>
-      <w:r>
-        <w:rPr>
-          <w:lang w:val="en_US" w:bidi="en_US"/>
-        </w:rPr>
-      </w:r>
-      <w:r>
-        <w:rPr>
-          <w:lang w:val="en_US" w:bidi="en_US"/>
-        </w:rPr>
-        <w:t>If you have decided to set the text of this book into short lines of poetry, you will want to continue to do so in this chapter.</w:t>
-      </w:r>
-    </w:p>
-    <w:p>
-      <w:pPr/>
-      <w:r>
-        <w:rPr>
-          <w:lang w:val="en_US" w:bidi="en_US"/>
-        </w:rPr>
-      </w:r>
-      <w:r>
-        <w:rPr>
-          <w:lang w:val="en_US" w:bidi="en_US"/>
-        </w:rPr>
-        <w:t>Despite being divided into three chapters, this book contains one long prophecy.</w:t>
-      </w:r>
-    </w:p>
-    <w:p>
-      <w:pPr>
-        <w:pStyle w:val="Heading4"/>
-      </w:pPr>
-      <w:r>
-        <w:rPr>
-          <w:lang w:val="en_US" w:bidi="en_US"/>
-        </w:rPr>
-        <w:t>Outline of chapter 2</w:t>
-      </w:r>
-    </w:p>
-    <w:p>
-      <w:pPr>
-        <w:pStyle w:val="ListNumber"/>
-        <w:numPr>
-          <w:ilvl w:val="0"/>
-          <w:numId w:val="16"/>
-        </w:numPr>
-        <w:spacing w:line="240" w:lineRule="auto"/>
-        <w:ind w:left="720"/>
-      </w:pPr>
-      <w:r>
-        <w:rPr>
-          <w:lang w:val="en_US" w:bidi="en_US"/>
-        </w:rPr>
-      </w:r>
-      <w:r>
-        <w:rPr>
-          <w:lang w:val="en_US" w:bidi="en_US"/>
-        </w:rPr>
-        <w:t>Description of the battle that destroys Nineveh (2:1–10)</w:t>
-      </w:r>
-    </w:p>
-    <w:p>
-      <w:pPr>
-        <w:pStyle w:val="ListNumber"/>
-        <w:spacing w:line="240" w:lineRule="auto"/>
-        <w:ind w:left="720"/>
-      </w:pPr>
-      <w:r>
-        <w:rPr>
-          <w:lang w:val="en_US" w:bidi="en_US"/>
-        </w:rPr>
-      </w:r>
-      <w:r>
-        <w:rPr>
-          <w:lang w:val="en_US" w:bidi="en_US"/>
-        </w:rPr>
-        <w:t>Comparison of Nineveh to a lion’s den (2:11–13)</w:t>
-      </w:r>
-    </w:p>
-    <w:p>
-      <w:pPr>
-        <w:pStyle w:val="Heading3"/>
-      </w:pPr>
-      <w:r>
-        <w:rPr>
-          <w:lang w:val="en_US" w:bidi="en_US"/>
-        </w:rPr>
-        <w:t>Translation Issues</w:t>
-      </w:r>
-    </w:p>
-    <w:p>
-      <w:pPr>
-        <w:pStyle w:val="Heading4"/>
-      </w:pPr>
-      <w:r>
-        <w:rPr>
-          <w:lang w:val="en_US" w:bidi="en_US"/>
-        </w:rPr>
-        <w:t>Past and present for future</w:t>
-      </w:r>
-    </w:p>
-    <w:p>
-      <w:pPr/>
-      <w:r>
-        <w:rPr>
-          <w:lang w:val="en_US" w:bidi="en_US"/>
-        </w:rPr>
-      </w:r>
-      <w:r>
-        <w:rPr>
-          <w:lang w:val="en_US" w:bidi="en_US"/>
-        </w:rPr>
-        <w:t>In this chapter, Nahum describes a battle for Nineveh in which the city is destroyed. He describes the battle and the resulting devastation of the city as though he is watching it happen, probably because God showed it to him in a vision (1:1). However, the actual battle and destruction did not happen until many years after Nahum spoke this prophecy. If it would be helpful in your translation, you could explain this in a footnote, or you could change the verbs to future so that your readers will know that Nahum was predicting something that would happen later; it was not happening at that time.</w:t>
-      </w:r>
-    </w:p>
-    <w:p>
-      <w:pPr>
-        <w:pStyle w:val="Heading4"/>
-      </w:pPr>
-      <w:r>
-        <w:rPr>
-          <w:lang w:val="en_US" w:bidi="en_US"/>
-        </w:rPr>
-        <w:t>Extended metaphor</w:t>
-      </w:r>
-    </w:p>
-    <w:p>
-      <w:pPr/>
-      <w:r>
-        <w:rPr>
-          <w:lang w:val="en_US" w:bidi="en_US"/>
-        </w:rPr>
-      </w:r>
-      <w:r>
-        <w:rPr>
-          <w:lang w:val="en_US" w:bidi="en_US"/>
-        </w:rPr>
-        <w:t>There is an extended metaphor in 2:11–13. In this metaphor, Yahweh compares Nineveh to a lion’s den and its inhabitants to lions who kill and devour their enemies. If this is unclear for your readers, you may want to provide an explanation in a footnote. (See: extended metaphor).</w:t>
-      </w:r>
-      <w:r>
-        <w:rPr>
-          <w:lang w:val="en_US" w:bidi="en_US"/>
-        </w:rPr>
-      </w:r>
-      <w:r>
-        <w:rPr>
-          <w:lang w:val="en_US" w:bidi="en_US"/>
-        </w:rPr>
-      </w:r>
-    </w:p>
-    <w:p>
-      <w:pPr/>
-      <w:r>
-        <w:rPr>
-          <w:lang w:val="en_US" w:bidi="en_US"/>
-        </w:rPr>
-      </w:r>
-    </w:p>
-    <w:p>
-      <w:pPr>
-        <w:pStyle w:val="Heading2"/>
-      </w:pPr>
-      <w:r>
-        <w:rPr>
-          <w:lang w:val="en_US" w:bidi="en_US"/>
-        </w:rPr>
-        <w:t>Nahum - Chapter 3 Introduction</w:t>
-      </w:r>
-      <w:r>
-        <w:rPr>
-          <w:lang w:val="en_US" w:bidi="en_US"/>
-        </w:rPr>
-      </w:r>
-    </w:p>
-    <w:p>
-      <w:pPr>
-        <w:pStyle w:val="Heading3"/>
-      </w:pPr>
-      <w:r>
-        <w:rPr>
-          <w:lang w:val="en_US" w:bidi="en_US"/>
-        </w:rPr>
-        <w:t>Structure and Formatting</w:t>
-      </w:r>
-    </w:p>
-    <w:p>
-      <w:pPr/>
-      <w:r>
-        <w:rPr>
-          <w:lang w:val="en_US" w:bidi="en_US"/>
-        </w:rPr>
-      </w:r>
-      <w:r>
-        <w:rPr>
-          <w:lang w:val="en_US" w:bidi="en_US"/>
-        </w:rPr>
-        <w:t>If you have decided to set the text of this book into short lines of poetry, you will want to continue to do so in this chapter.</w:t>
-      </w:r>
-    </w:p>
-    <w:p>
-      <w:pPr/>
-      <w:r>
-        <w:rPr>
-          <w:lang w:val="en_US" w:bidi="en_US"/>
-        </w:rPr>
-      </w:r>
-      <w:r>
-        <w:rPr>
-          <w:lang w:val="en_US" w:bidi="en_US"/>
-        </w:rPr>
-        <w:t>Despite being divided into three chapters, the book contains one long prophecy.</w:t>
-      </w:r>
-    </w:p>
-    <w:p>
-      <w:pPr>
-        <w:pStyle w:val="Heading4"/>
-      </w:pPr>
-      <w:r>
-        <w:rPr>
-          <w:lang w:val="en_US" w:bidi="en_US"/>
-        </w:rPr>
-        <w:t>Outline of chapter 3</w:t>
-      </w:r>
-    </w:p>
-    <w:p>
-      <w:pPr>
-        <w:pStyle w:val="ListNumber"/>
-        <w:numPr>
-          <w:ilvl w:val="0"/>
-          <w:numId w:val="17"/>
-        </w:numPr>
-        <w:spacing w:line="240" w:lineRule="auto"/>
-        <w:ind w:left="720"/>
-      </w:pPr>
-      <w:r>
-        <w:rPr>
-          <w:lang w:val="en_US" w:bidi="en_US"/>
-        </w:rPr>
-      </w:r>
-      <w:r>
-        <w:rPr>
-          <w:lang w:val="en_US" w:bidi="en_US"/>
-        </w:rPr>
-        <w:t>Woe to Nineveh (3:1–3)</w:t>
-      </w:r>
-    </w:p>
-    <w:p>
-      <w:pPr>
-        <w:pStyle w:val="ListNumber"/>
-        <w:spacing w:line="240" w:lineRule="auto"/>
-        <w:ind w:left="720"/>
-      </w:pPr>
-      <w:r>
-        <w:rPr>
-          <w:lang w:val="en_US" w:bidi="en_US"/>
-        </w:rPr>
-      </w:r>
-      <w:r>
-        <w:rPr>
-          <w:lang w:val="en_US" w:bidi="en_US"/>
-        </w:rPr>
-        <w:t>Nineveh the prostitute (3:4–7)</w:t>
-      </w:r>
-    </w:p>
-    <w:p>
-      <w:pPr>
-        <w:pStyle w:val="ListNumber"/>
-        <w:spacing w:line="240" w:lineRule="auto"/>
-        <w:ind w:left="720"/>
-      </w:pPr>
-      <w:r>
-        <w:rPr>
-          <w:lang w:val="en_US" w:bidi="en_US"/>
-        </w:rPr>
-      </w:r>
-      <w:r>
-        <w:rPr>
-          <w:lang w:val="en_US" w:bidi="en_US"/>
-        </w:rPr>
-        <w:t>The example of Thebes (3:8–11)</w:t>
-      </w:r>
-    </w:p>
-    <w:p>
-      <w:pPr>
-        <w:pStyle w:val="ListNumber"/>
-        <w:spacing w:line="240" w:lineRule="auto"/>
-        <w:ind w:left="720"/>
-      </w:pPr>
-      <w:r>
-        <w:rPr>
-          <w:lang w:val="en_US" w:bidi="en_US"/>
-        </w:rPr>
-      </w:r>
-      <w:r>
-        <w:rPr>
-          <w:lang w:val="en_US" w:bidi="en_US"/>
-        </w:rPr>
-        <w:t>The destruction of Nineveh is sure (3:12–19)</w:t>
-      </w:r>
-    </w:p>
-    <w:p>
-      <w:pPr>
-        <w:pStyle w:val="Heading3"/>
-      </w:pPr>
-      <w:r>
-        <w:rPr>
-          <w:lang w:val="en_US" w:bidi="en_US"/>
-        </w:rPr>
-        <w:t>Religious and Cultural Concepts in This Chapter</w:t>
-      </w:r>
-    </w:p>
-    <w:p>
-      <w:pPr>
-        <w:pStyle w:val="Heading4"/>
-      </w:pPr>
-      <w:r>
-        <w:rPr>
-          <w:lang w:val="en_US" w:bidi="en_US"/>
-        </w:rPr>
-        <w:t>The Locusts in 3:15–17</w:t>
-      </w:r>
-    </w:p>
-    <w:p>
-      <w:pPr/>
-      <w:r>
-        <w:rPr>
-          <w:lang w:val="en_US" w:bidi="en_US"/>
-        </w:rPr>
-      </w:r>
-      <w:r>
-        <w:rPr>
-          <w:lang w:val="en_US" w:bidi="en_US"/>
-        </w:rPr>
-        <w:t>Locust attacks occurred often in the ancient Near East. A locust is a kind of grasshopper that would come in countless numbers. There would be so many that they would darken the sky like a black cloud that blocked the sunlight. They often came after a long period of no rain. They came down on whatever crops were surviving in the fields and stripped them bare. The locusts could not be stopped, and they caused terrible damage. For this reason, locust invasions served as a powerful image of overwhelming military attacks in the Old Testament.</w:t>
-      </w:r>
-    </w:p>
-    <w:p>
-      <w:pPr>
-        <w:pStyle w:val="Heading3"/>
-      </w:pPr>
-      <w:r>
-        <w:rPr>
-          <w:lang w:val="en_US" w:bidi="en_US"/>
-        </w:rPr>
-        <w:t>Translation Issue</w:t>
-      </w:r>
-    </w:p>
-    <w:p>
-      <w:pPr/>
-      <w:r>
-        <w:rPr>
-          <w:lang w:val="en_US" w:bidi="en_US"/>
-        </w:rPr>
-      </w:r>
-      <w:r>
-        <w:rPr>
-          <w:lang w:val="en_US" w:bidi="en_US"/>
-        </w:rPr>
-        <w:t>There is an extended metaphor in 3:4–7. In this metaphor, Yahweh compares Nineveh to a prostitute who brings men under her control by charm and witchcraft. Both prostitution and witchcraft were associated with idol worship, and in the Bible, prostitution is used as a metaphor for idol worship. Just as a prostitute is not faithful to a husband, people who worship idols are not faithful to the only true God, the one who deserves worship. Nineveh was a very powerful and prosperous city, and thus,it was attractive to others to adopt Nineveh’s ways and to worship Nineveh’s gods. If this is unclear for your readers, you may want to provide an explanation in a footnote. (See: extended metaphor).</w:t>
       </w:r>
       <w:r>
         <w:rPr>

--- a/eng/docx/34.content.docx
+++ b/eng/docx/34.content.docx
@@ -7459,6 +7459,116 @@
         <w:rPr>
           <w:lang w:val="en_US" w:bidi="en_US"/>
         </w:rPr>
+        <w:t>Nahum 1:15 (#1)</w:t>
+      </w:r>
+      <w:r>
+        <w:rPr>
+          <w:lang w:val="en_US" w:bidi="en_US"/>
+        </w:rPr>
+      </w:r>
+    </w:p>
+    <w:p>
+      <w:pPr/>
+      <w:r>
+        <w:rPr>
+          <w:lang w:val="en_US" w:bidi="en_US"/>
+        </w:rPr>
+      </w:r>
+      <w:r>
+        <w:rPr>
+          <w:lang w:val="en_US" w:bidi="en_US"/>
+        </w:rPr>
+        <w:t>הִנֵּ֨ה</w:t>
+      </w:r>
+    </w:p>
+    <w:p>
+      <w:pPr/>
+      <w:r>
+        <w:rPr>
+          <w:lang w:val="en_US" w:bidi="en_US"/>
+        </w:rPr>
+      </w:r>
+      <w:r>
+        <w:rPr>
+          <w:b/>
+          <w:lang w:val="en_US" w:bidi="en_US"/>
+        </w:rPr>
+        <w:t>"Behold"</w:t>
+      </w:r>
+    </w:p>
+    <w:p>
+      <w:pPr/>
+      <w:r>
+        <w:rPr>
+          <w:lang w:val="en_US" w:bidi="en_US"/>
+        </w:rPr>
+      </w:r>
+      <w:r>
+        <w:rPr>
+          <w:lang w:val="en_US" w:bidi="en_US"/>
+        </w:rPr>
+        <w:t xml:space="preserve">The author is using the term </w:t>
+      </w:r>
+      <w:r>
+        <w:rPr>
+          <w:b/>
+          <w:lang w:val="en_US" w:bidi="en_US"/>
+        </w:rPr>
+        <w:t>Behold</w:t>
+      </w:r>
+      <w:r>
+        <w:rPr>
+          <w:lang w:val="en_US" w:bidi="en_US"/>
+        </w:rPr>
+        <w:t xml:space="preserve"> to: (1) tell his readers to actually look toward the mountains, from which a messenger will come. (2) focus his readers’ attention on what he is about to say. Your language may have a comparable expression that you could use in your translation. Alternate translation: [Listen] or [See]</w:t>
+      </w:r>
+    </w:p>
+    <w:p>
+      <w:pPr/>
+      <w:r>
+        <w:rPr>
+          <w:lang w:val="en_US" w:bidi="en_US"/>
+        </w:rPr>
+      </w:r>
+      <w:r>
+        <w:rPr>
+          <w:lang w:val="en_US" w:bidi="en_US"/>
+        </w:rPr>
+        <w:t xml:space="preserve">See: </w:t>
+      </w:r>
+      <w:r>
+        <w:rPr>
+          <w:lang w:val="en_US" w:bidi="en_US"/>
+        </w:rPr>
+        <w:t>Metaphor</w:t>
+      </w:r>
+      <w:r>
+        <w:rPr>
+          <w:lang w:val="en_US" w:bidi="en_US"/>
+        </w:rPr>
+      </w:r>
+      <w:r>
+        <w:rPr>
+          <w:lang w:val="en_US" w:bidi="en_US"/>
+        </w:rPr>
+      </w:r>
+    </w:p>
+    <w:p>
+      <w:pPr/>
+      <w:r>
+        <w:rPr>
+          <w:lang w:val="en_US" w:bidi="en_US"/>
+        </w:rPr>
+      </w:r>
+    </w:p>
+    <w:p>
+      <w:pPr>
+        <w:pStyle w:val="Heading2"/>
+      </w:pPr>
+      <w:r>
+        <w:rPr>
+          <w:lang w:val="en_US" w:bidi="en_US"/>
+        </w:rPr>
         <w:t>Nahum 1:15 (#5)</w:t>
       </w:r>
       <w:r>
@@ -7541,116 +7651,6 @@
           <w:lang w:val="en_US" w:bidi="en_US"/>
         </w:rPr>
         <w:t>Generic Noun Phrases</w:t>
-      </w:r>
-      <w:r>
-        <w:rPr>
-          <w:lang w:val="en_US" w:bidi="en_US"/>
-        </w:rPr>
-      </w:r>
-      <w:r>
-        <w:rPr>
-          <w:lang w:val="en_US" w:bidi="en_US"/>
-        </w:rPr>
-      </w:r>
-    </w:p>
-    <w:p>
-      <w:pPr/>
-      <w:r>
-        <w:rPr>
-          <w:lang w:val="en_US" w:bidi="en_US"/>
-        </w:rPr>
-      </w:r>
-    </w:p>
-    <w:p>
-      <w:pPr>
-        <w:pStyle w:val="Heading2"/>
-      </w:pPr>
-      <w:r>
-        <w:rPr>
-          <w:lang w:val="en_US" w:bidi="en_US"/>
-        </w:rPr>
-        <w:t>Nahum 1:15 (#1)</w:t>
-      </w:r>
-      <w:r>
-        <w:rPr>
-          <w:lang w:val="en_US" w:bidi="en_US"/>
-        </w:rPr>
-      </w:r>
-    </w:p>
-    <w:p>
-      <w:pPr/>
-      <w:r>
-        <w:rPr>
-          <w:lang w:val="en_US" w:bidi="en_US"/>
-        </w:rPr>
-      </w:r>
-      <w:r>
-        <w:rPr>
-          <w:lang w:val="en_US" w:bidi="en_US"/>
-        </w:rPr>
-        <w:t>הִנֵּ֨ה</w:t>
-      </w:r>
-    </w:p>
-    <w:p>
-      <w:pPr/>
-      <w:r>
-        <w:rPr>
-          <w:lang w:val="en_US" w:bidi="en_US"/>
-        </w:rPr>
-      </w:r>
-      <w:r>
-        <w:rPr>
-          <w:b/>
-          <w:lang w:val="en_US" w:bidi="en_US"/>
-        </w:rPr>
-        <w:t>"Behold"</w:t>
-      </w:r>
-    </w:p>
-    <w:p>
-      <w:pPr/>
-      <w:r>
-        <w:rPr>
-          <w:lang w:val="en_US" w:bidi="en_US"/>
-        </w:rPr>
-      </w:r>
-      <w:r>
-        <w:rPr>
-          <w:lang w:val="en_US" w:bidi="en_US"/>
-        </w:rPr>
-        <w:t xml:space="preserve">The author is using the term </w:t>
-      </w:r>
-      <w:r>
-        <w:rPr>
-          <w:b/>
-          <w:lang w:val="en_US" w:bidi="en_US"/>
-        </w:rPr>
-        <w:t>Behold</w:t>
-      </w:r>
-      <w:r>
-        <w:rPr>
-          <w:lang w:val="en_US" w:bidi="en_US"/>
-        </w:rPr>
-        <w:t xml:space="preserve"> to: (1) tell his readers to actually look toward the mountains, from which a messenger will come. (2) focus his readers’ attention on what he is about to say. Your language may have a comparable expression that you could use in your translation. Alternate translation: [Listen] or [See]</w:t>
-      </w:r>
-    </w:p>
-    <w:p>
-      <w:pPr/>
-      <w:r>
-        <w:rPr>
-          <w:lang w:val="en_US" w:bidi="en_US"/>
-        </w:rPr>
-      </w:r>
-      <w:r>
-        <w:rPr>
-          <w:lang w:val="en_US" w:bidi="en_US"/>
-        </w:rPr>
-        <w:t xml:space="preserve">See: </w:t>
-      </w:r>
-      <w:r>
-        <w:rPr>
-          <w:lang w:val="en_US" w:bidi="en_US"/>
-        </w:rPr>
-        <w:t>Metaphor</w:t>
       </w:r>
       <w:r>
         <w:rPr>
@@ -9826,6 +9826,116 @@
         <w:rPr>
           <w:lang w:val="en_US" w:bidi="en_US"/>
         </w:rPr>
+        <w:t>Nahum 2:5 (#1)</w:t>
+      </w:r>
+      <w:r>
+        <w:rPr>
+          <w:lang w:val="en_US" w:bidi="en_US"/>
+        </w:rPr>
+      </w:r>
+    </w:p>
+    <w:p>
+      <w:pPr/>
+      <w:r>
+        <w:rPr>
+          <w:lang w:val="en_US" w:bidi="en_US"/>
+        </w:rPr>
+      </w:r>
+      <w:r>
+        <w:rPr>
+          <w:lang w:val="en_US" w:bidi="en_US"/>
+        </w:rPr>
+        <w:t>יִזְכֹּר֙</w:t>
+      </w:r>
+    </w:p>
+    <w:p>
+      <w:pPr/>
+      <w:r>
+        <w:rPr>
+          <w:lang w:val="en_US" w:bidi="en_US"/>
+        </w:rPr>
+      </w:r>
+      <w:r>
+        <w:rPr>
+          <w:b/>
+          <w:lang w:val="en_US" w:bidi="en_US"/>
+        </w:rPr>
+        <w:t>"He calls"</w:t>
+      </w:r>
+    </w:p>
+    <w:p>
+      <w:pPr/>
+      <w:r>
+        <w:rPr>
+          <w:lang w:val="en_US" w:bidi="en_US"/>
+        </w:rPr>
+      </w:r>
+      <w:r>
+        <w:rPr>
+          <w:lang w:val="en_US" w:bidi="en_US"/>
+        </w:rPr>
+        <w:t xml:space="preserve">The pronoun </w:t>
+      </w:r>
+      <w:r>
+        <w:rPr>
+          <w:b/>
+          <w:lang w:val="en_US" w:bidi="en_US"/>
+        </w:rPr>
+        <w:t>He</w:t>
+      </w:r>
+      <w:r>
+        <w:rPr>
+          <w:lang w:val="en_US" w:bidi="en_US"/>
+        </w:rPr>
+        <w:t xml:space="preserve"> could refer to: (1) Yahweh or Yahweh’s chosen commander, the “scatterer” from verse 1. Alternate translation: [The attacker calls]; (2) The commander of Nineveh’s army. Alternate translation: [Nineveh’s commander calls]</w:t>
+      </w:r>
+    </w:p>
+    <w:p>
+      <w:pPr/>
+      <w:r>
+        <w:rPr>
+          <w:lang w:val="en_US" w:bidi="en_US"/>
+        </w:rPr>
+      </w:r>
+      <w:r>
+        <w:rPr>
+          <w:lang w:val="en_US" w:bidi="en_US"/>
+        </w:rPr>
+        <w:t xml:space="preserve">See: </w:t>
+      </w:r>
+      <w:r>
+        <w:rPr>
+          <w:lang w:val="en_US" w:bidi="en_US"/>
+        </w:rPr>
+        <w:t>Pronouns — When to Use Them</w:t>
+      </w:r>
+      <w:r>
+        <w:rPr>
+          <w:lang w:val="en_US" w:bidi="en_US"/>
+        </w:rPr>
+      </w:r>
+      <w:r>
+        <w:rPr>
+          <w:lang w:val="en_US" w:bidi="en_US"/>
+        </w:rPr>
+      </w:r>
+    </w:p>
+    <w:p>
+      <w:pPr/>
+      <w:r>
+        <w:rPr>
+          <w:lang w:val="en_US" w:bidi="en_US"/>
+        </w:rPr>
+      </w:r>
+    </w:p>
+    <w:p>
+      <w:pPr>
+        <w:pStyle w:val="Heading2"/>
+      </w:pPr>
+      <w:r>
+        <w:rPr>
+          <w:lang w:val="en_US" w:bidi="en_US"/>
+        </w:rPr>
         <w:t>Nahum 2:5 (#2)</w:t>
       </w:r>
       <w:r>
@@ -9888,116 +9998,6 @@
           <w:lang w:val="en_US" w:bidi="en_US"/>
         </w:rPr>
         <w:t xml:space="preserve"> refers to Nineveh. If this is not clear for your readers, you could use the name. Alternate translation: [to Nineveh’s wall]</w:t>
-      </w:r>
-    </w:p>
-    <w:p>
-      <w:pPr/>
-      <w:r>
-        <w:rPr>
-          <w:lang w:val="en_US" w:bidi="en_US"/>
-        </w:rPr>
-      </w:r>
-      <w:r>
-        <w:rPr>
-          <w:lang w:val="en_US" w:bidi="en_US"/>
-        </w:rPr>
-        <w:t xml:space="preserve">See: </w:t>
-      </w:r>
-      <w:r>
-        <w:rPr>
-          <w:lang w:val="en_US" w:bidi="en_US"/>
-        </w:rPr>
-        <w:t>Pronouns — When to Use Them</w:t>
-      </w:r>
-      <w:r>
-        <w:rPr>
-          <w:lang w:val="en_US" w:bidi="en_US"/>
-        </w:rPr>
-      </w:r>
-      <w:r>
-        <w:rPr>
-          <w:lang w:val="en_US" w:bidi="en_US"/>
-        </w:rPr>
-      </w:r>
-    </w:p>
-    <w:p>
-      <w:pPr/>
-      <w:r>
-        <w:rPr>
-          <w:lang w:val="en_US" w:bidi="en_US"/>
-        </w:rPr>
-      </w:r>
-    </w:p>
-    <w:p>
-      <w:pPr>
-        <w:pStyle w:val="Heading2"/>
-      </w:pPr>
-      <w:r>
-        <w:rPr>
-          <w:lang w:val="en_US" w:bidi="en_US"/>
-        </w:rPr>
-        <w:t>Nahum 2:5 (#1)</w:t>
-      </w:r>
-      <w:r>
-        <w:rPr>
-          <w:lang w:val="en_US" w:bidi="en_US"/>
-        </w:rPr>
-      </w:r>
-    </w:p>
-    <w:p>
-      <w:pPr/>
-      <w:r>
-        <w:rPr>
-          <w:lang w:val="en_US" w:bidi="en_US"/>
-        </w:rPr>
-      </w:r>
-      <w:r>
-        <w:rPr>
-          <w:lang w:val="en_US" w:bidi="en_US"/>
-        </w:rPr>
-        <w:t>יִזְכֹּר֙</w:t>
-      </w:r>
-    </w:p>
-    <w:p>
-      <w:pPr/>
-      <w:r>
-        <w:rPr>
-          <w:lang w:val="en_US" w:bidi="en_US"/>
-        </w:rPr>
-      </w:r>
-      <w:r>
-        <w:rPr>
-          <w:b/>
-          <w:lang w:val="en_US" w:bidi="en_US"/>
-        </w:rPr>
-        <w:t>"He calls"</w:t>
-      </w:r>
-    </w:p>
-    <w:p>
-      <w:pPr/>
-      <w:r>
-        <w:rPr>
-          <w:lang w:val="en_US" w:bidi="en_US"/>
-        </w:rPr>
-      </w:r>
-      <w:r>
-        <w:rPr>
-          <w:lang w:val="en_US" w:bidi="en_US"/>
-        </w:rPr>
-        <w:t xml:space="preserve">The pronoun </w:t>
-      </w:r>
-      <w:r>
-        <w:rPr>
-          <w:b/>
-          <w:lang w:val="en_US" w:bidi="en_US"/>
-        </w:rPr>
-        <w:t>He</w:t>
-      </w:r>
-      <w:r>
-        <w:rPr>
-          <w:lang w:val="en_US" w:bidi="en_US"/>
-        </w:rPr>
-        <w:t xml:space="preserve"> could refer to: (1) Yahweh or Yahweh’s chosen commander, the “scatterer” from verse 1. Alternate translation: [The attacker calls]; (2) The commander of Nineveh’s army. Alternate translation: [Nineveh’s commander calls]</w:t>
       </w:r>
     </w:p>
     <w:p>
@@ -15124,7 +15124,7 @@
         <w:rPr>
           <w:lang w:val="en_US" w:bidi="en_US"/>
         </w:rPr>
-        <w:t>וְכָשְׁל֖וּ</w:t>
+        <w:t>יכשלו</w:t>
       </w:r>
     </w:p>
     <w:p>
@@ -17286,6 +17286,116 @@
         <w:rPr>
           <w:lang w:val="en_US" w:bidi="en_US"/>
         </w:rPr>
+        <w:t>Nahum 3:9 (#6)</w:t>
+      </w:r>
+      <w:r>
+        <w:rPr>
+          <w:lang w:val="en_US" w:bidi="en_US"/>
+        </w:rPr>
+      </w:r>
+    </w:p>
+    <w:p>
+      <w:pPr/>
+      <w:r>
+        <w:rPr>
+          <w:lang w:val="en_US" w:bidi="en_US"/>
+        </w:rPr>
+      </w:r>
+      <w:r>
+        <w:rPr>
+          <w:lang w:val="en_US" w:bidi="en_US"/>
+        </w:rPr>
+        <w:t>בְּ⁠עֶזְרָתֵֽ⁠ךְ</w:t>
+      </w:r>
+    </w:p>
+    <w:p>
+      <w:pPr/>
+      <w:r>
+        <w:rPr>
+          <w:lang w:val="en_US" w:bidi="en_US"/>
+        </w:rPr>
+      </w:r>
+      <w:r>
+        <w:rPr>
+          <w:b/>
+          <w:lang w:val="en_US" w:bidi="en_US"/>
+        </w:rPr>
+        <w:t>"among your allies"</w:t>
+      </w:r>
+    </w:p>
+    <w:p>
+      <w:pPr/>
+      <w:r>
+        <w:rPr>
+          <w:lang w:val="en_US" w:bidi="en_US"/>
+        </w:rPr>
+      </w:r>
+      <w:r>
+        <w:rPr>
+          <w:lang w:val="en_US" w:bidi="en_US"/>
+        </w:rPr>
+        <w:t xml:space="preserve">The pronoun </w:t>
+      </w:r>
+      <w:r>
+        <w:rPr>
+          <w:b/>
+          <w:lang w:val="en_US" w:bidi="en_US"/>
+        </w:rPr>
+        <w:t>your</w:t>
+      </w:r>
+      <w:r>
+        <w:rPr>
+          <w:lang w:val="en_US" w:bidi="en_US"/>
+        </w:rPr>
+        <w:t xml:space="preserve"> refers to Thebes. If this is not clear for your readers, you could use the name or continue with a third-person pronoun. Alternate translation: [among Thebes’ allies] or [among her allies]</w:t>
+      </w:r>
+    </w:p>
+    <w:p>
+      <w:pPr/>
+      <w:r>
+        <w:rPr>
+          <w:lang w:val="en_US" w:bidi="en_US"/>
+        </w:rPr>
+      </w:r>
+      <w:r>
+        <w:rPr>
+          <w:lang w:val="en_US" w:bidi="en_US"/>
+        </w:rPr>
+        <w:t xml:space="preserve">See: </w:t>
+      </w:r>
+      <w:r>
+        <w:rPr>
+          <w:lang w:val="en_US" w:bidi="en_US"/>
+        </w:rPr>
+        <w:t>Pronouns — When to Use Them</w:t>
+      </w:r>
+      <w:r>
+        <w:rPr>
+          <w:lang w:val="en_US" w:bidi="en_US"/>
+        </w:rPr>
+      </w:r>
+      <w:r>
+        <w:rPr>
+          <w:lang w:val="en_US" w:bidi="en_US"/>
+        </w:rPr>
+      </w:r>
+    </w:p>
+    <w:p>
+      <w:pPr/>
+      <w:r>
+        <w:rPr>
+          <w:lang w:val="en_US" w:bidi="en_US"/>
+        </w:rPr>
+      </w:r>
+    </w:p>
+    <w:p>
+      <w:pPr>
+        <w:pStyle w:val="Heading2"/>
+      </w:pPr>
+      <w:r>
+        <w:rPr>
+          <w:lang w:val="en_US" w:bidi="en_US"/>
+        </w:rPr>
         <w:t>Nahum 3:9 (#1)</w:t>
       </w:r>
       <w:r>
@@ -17666,116 +17776,6 @@
           <w:lang w:val="en_US" w:bidi="en_US"/>
         </w:rPr>
         <w:t>Translate Unknowns</w:t>
-      </w:r>
-      <w:r>
-        <w:rPr>
-          <w:lang w:val="en_US" w:bidi="en_US"/>
-        </w:rPr>
-      </w:r>
-      <w:r>
-        <w:rPr>
-          <w:lang w:val="en_US" w:bidi="en_US"/>
-        </w:rPr>
-      </w:r>
-    </w:p>
-    <w:p>
-      <w:pPr/>
-      <w:r>
-        <w:rPr>
-          <w:lang w:val="en_US" w:bidi="en_US"/>
-        </w:rPr>
-      </w:r>
-    </w:p>
-    <w:p>
-      <w:pPr>
-        <w:pStyle w:val="Heading2"/>
-      </w:pPr>
-      <w:r>
-        <w:rPr>
-          <w:lang w:val="en_US" w:bidi="en_US"/>
-        </w:rPr>
-        <w:t>Nahum 3:9 (#6)</w:t>
-      </w:r>
-      <w:r>
-        <w:rPr>
-          <w:lang w:val="en_US" w:bidi="en_US"/>
-        </w:rPr>
-      </w:r>
-    </w:p>
-    <w:p>
-      <w:pPr/>
-      <w:r>
-        <w:rPr>
-          <w:lang w:val="en_US" w:bidi="en_US"/>
-        </w:rPr>
-      </w:r>
-      <w:r>
-        <w:rPr>
-          <w:lang w:val="en_US" w:bidi="en_US"/>
-        </w:rPr>
-        <w:t>בְּ⁠עֶזְרָתֵֽ⁠ךְ</w:t>
-      </w:r>
-    </w:p>
-    <w:p>
-      <w:pPr/>
-      <w:r>
-        <w:rPr>
-          <w:lang w:val="en_US" w:bidi="en_US"/>
-        </w:rPr>
-      </w:r>
-      <w:r>
-        <w:rPr>
-          <w:b/>
-          <w:lang w:val="en_US" w:bidi="en_US"/>
-        </w:rPr>
-        <w:t>"among your allies"</w:t>
-      </w:r>
-    </w:p>
-    <w:p>
-      <w:pPr/>
-      <w:r>
-        <w:rPr>
-          <w:lang w:val="en_US" w:bidi="en_US"/>
-        </w:rPr>
-      </w:r>
-      <w:r>
-        <w:rPr>
-          <w:lang w:val="en_US" w:bidi="en_US"/>
-        </w:rPr>
-        <w:t xml:space="preserve">The pronoun </w:t>
-      </w:r>
-      <w:r>
-        <w:rPr>
-          <w:b/>
-          <w:lang w:val="en_US" w:bidi="en_US"/>
-        </w:rPr>
-        <w:t>your</w:t>
-      </w:r>
-      <w:r>
-        <w:rPr>
-          <w:lang w:val="en_US" w:bidi="en_US"/>
-        </w:rPr>
-        <w:t xml:space="preserve"> refers to Thebes. If this is not clear for your readers, you could use the name or continue with a third-person pronoun. Alternate translation: [among Thebes’ allies] or [among her allies]</w:t>
-      </w:r>
-    </w:p>
-    <w:p>
-      <w:pPr/>
-      <w:r>
-        <w:rPr>
-          <w:lang w:val="en_US" w:bidi="en_US"/>
-        </w:rPr>
-      </w:r>
-      <w:r>
-        <w:rPr>
-          <w:lang w:val="en_US" w:bidi="en_US"/>
-        </w:rPr>
-        <w:t xml:space="preserve">See: </w:t>
-      </w:r>
-      <w:r>
-        <w:rPr>
-          <w:lang w:val="en_US" w:bidi="en_US"/>
-        </w:rPr>
-        <w:t>Pronouns — When to Use Them</w:t>
       </w:r>
       <w:r>
         <w:rPr>
